--- a/Rapport de stage  Augustin.docx
+++ b/Rapport de stage  Augustin.docx
@@ -865,7 +865,7 @@
           </mc:Choice>
           <mc:Fallback>
             <w:pict>
-              <v:group w14:anchorId="0F5E9CD3" id="Group 1" o:spid="_x0000_s1026" style="position:absolute;margin-left:52.5pt;margin-top:69pt;width:528.45pt;height:728.6pt;z-index:-251611648;mso-wrap-distance-left:0;mso-wrap-distance-right:0;mso-position-horizontal-relative:page;mso-position-vertical-relative:page" coordsize="67116,92537" o:gfxdata="UEsDBBQABgAIAAAAIQDQ4HPPFAEAAEcCAAATAAAAW0NvbnRlbnRfVHlwZXNdLnhtbJSSQU7DMBBF&#10;90jcwfIWJQ5dIISSdEHKEhAqB7DsSWKIx5bHhPb2OGkrQdVWYumZef/Pt10uN3ZgIwQyDit+mxec&#10;ASqnDXYVf18/ZfecUZSo5eAQKr4F4sv6+qpcbz0QSzRSxfsY/YMQpHqwknLnAVOndcHKmI6hE16q&#10;T9mBWBTFnVAOI2DM4qTB67KBVn4Nka02qbzb5MNDx9njbnDyqrixk8DcECcZj6eRqX6aCDDQkYv0&#10;fjBKxnQfYkR9lCXb58gTOc9QbzzdpLBnHKbO3xi/DfbcS3qAYDSwVxnis7QprNCBBCxc41R+WWNa&#10;0lLm2tYoyJtAq5k67HROW7tvDDD+V7xJ2BuMB3Uxf4P6BwAA//8DAFBLAwQUAAYACAAAACEAOP0h&#10;/9YAAACUAQAACwAAAF9yZWxzLy5yZWxzpJDBasMwDIbvg72D0X1xmsMYo04vo9Br6R7A2IpjGltG&#10;Mtn69jODwTJ621G/0PeJf3/4TItakSVSNrDrelCYHfmYg4H3y/HpBZRUm71dKKOBGwocxseH/RkX&#10;W9uRzLGIapQsBuZay6vW4mZMVjoqmNtmIk62tpGDLtZdbUA99P2z5t8MGDdMdfIG+OQHUJdbaeY/&#10;7BQdk9BUO0dJ0zRFd4+qPX3kM66NYjlgNeBZvkPGtWvPgb7v3f3TG9iWOboj24Rv5LZ+HKhlP3q9&#10;6XL8AgAA//8DAFBLAwQUAAYACAAAACEADzSrLNMKAACkPAAADgAAAGRycy9lMm9Eb2MueG1s7Ftt&#10;b9tGEv5+wP0HQd8bc5fvQpwiF1+CAEUvuOZwn2mKsoRKIo+k3/59n9nZEVeyRVKpndrXCohJRaPl&#10;7OwzM8/Mrt7+eLdZT26KulmV2/OpeuNNJ8U2L+er7dX59D9fP/6QTCdNm23n2brcFufT+6KZ/vju&#10;7397e1vNCl0uy/W8qCcYZNvMbqvz6bJtq9nZWZMvi03WvCmrYosPF2W9yVq8ra/O5nV2i9E36zPt&#10;edHZbVnPq7rMi6bB/17wh9N3ZvzFosjbfy0WTdFO1udT6Naav7X5e0l/z969zWZXdVYtV7lVI/sG&#10;LTbZaouH7oa6yNpscl2vHgy1WeV12ZSL9k1ebs7KxWKVF2YOmI3yDmbzqS6vKzOXq9ntVbUzE0x7&#10;YKdvHjb/+eZTXf1SfalZe9z+VOa/NrDL2W11NXM/p/dXnfDdot7QlzCJyZ2x6P3OosVdO8nxn1Gs&#10;lK/C6STHZ6kOfa2tzfMlFubB9/LlP51vRmnUfTPWAa3WWTbjBxv1dupUq3yGf9ZEuHtgomEo4Vvt&#10;dV1M7SCbUWNssvrX6+oHrGaVtavL1XrV3htkYt1Iqe3Nl1VO1qU3sOaXerKan0/1dLLNNnCIz5vs&#10;qphomppIkDzN9MHXL9er6uNqvSar071VFHA+gMMjc2WoXZT59abYtuw7dbGGzuW2Wa6qZjqpZ8Xm&#10;soBy9ee5guHhty00rOrVtmVHadq6aPMlPX8BPf4N9+Il2X1glO70pCk0FlwHeFF+rLC8wEVCjhyH&#10;/IgdcqIk0JHP66+80PeClCR265/NqrppPxXlZkI30BrawOjZLLv5qbF6iYi1JqtidIRmbHHcvBrU&#10;wBwuanwyCJmYcPUSUANUPzNqEMOBGD8K4+gAL4g0u3gBRIUaYeep8XJbIUs14nd498DzTgrEvyyz&#10;qgBkadguNASyyJ9sWjJxz8pQpMas6N0xv/K08mJjJuUn8KIDO4WRjrWNyImHd8GhnfJr9ivXl5DZ&#10;5uxV8K+l3OV3W7kl76MkuzZJtkU0gUdOJ0iyl6wAwiN9jwal28ktsoPoskQQsKrQ55vypvhaGsmW&#10;UgTJ+QHsIgkGQaCTWW9dWQaISTKQks/kWpnxWAZPDJNIkopIyJUl3SefKn+oQ74um4IRSQYwoWxn&#10;FOjqmr0p16u5hPqmvrr8sK4nNxns+9G8LLIdMaRDgQTdXZbze6SaW0DofNr87zqjvLb+vAViiQbJ&#10;TS03l3JTt+sPpSFLxv6IrF/v/pvVlQ2yLeLzz6UA90GsZVn65rZ8f92Wi5UJxJ1GmDW9gRMxiJ/d&#10;m4B0DpniTQbtpAM87k/pTY+h/5g3PSX+9z3r9/rpKd603lK08VPEOkMQHLfJZnvelXx8//7iw0Pv&#10;YrJxkTVL9kIzghVbby2oOSB3WH/Z3ke84TVxH3BFl/uY9P+SuA9R1WdmzGmaBgkKaqRBFRKcFadW&#10;4cw69iLCuKm2lOdHPldbT8qZbfi2nBnvnoMDgb/sR+2YZjo6agdx7CmQURgqUHGQpubr2UwMFYI/&#10;Ej9kQ6H8UKFka6lS3GwsBcWzkKCdLiBByqryGAkiOc+uvih7LGxD1ks81HDElZUKjLMcpUNh5INQ&#10;cy1GT0l2gY2J1X7gDiMv0QQyjB37sTZFyPGxQyxFzHQ08TxPajgZU65Mt1iCRh6WhSdE7AtJpNEo&#10;YGYl48mVxwV79Hl+8IogMG5zVOVIi4/hJu6fHmcxFQFB/TOzglhg5fdLdo9XodLJ6ImpGM2W/qXr&#10;TKZUitqgf27dYggs+0ys8LIYGjO4AuLEzCM0R7iLfURYIAOPGTSLXRAWHza5K+4FiBz9KxQ6mFZj&#10;5B2PAf78JOg3vOuPylNRlPYvq+vtaap01I8ZN5CkkYfV6vUdV1wHnjdgnA4144Q1h+kRLpT4KkLI&#10;JggEePVPMlWxeLyPWwmYEhbkyuEBixgENq9qtCv7zc3ewIpQvO6vIF3zmW+OFz9U+gHl7SppeopJ&#10;aCckkT1tjmWS0yarfJTU4w0ZJOjqsSFHLFIYJWj6jFx/16WHo7MbXlL0kfqx5cQuDUgOeKcTGLXv&#10;xwO+f5L7uNga4W2u+N7iizc8BcCCFCSUISD4PYat0JEdzvdu1D1NGkELMOtLXiHSixdbwjhCWitw&#10;SgNFP0qifjoRgorFCecunehkINqGiLCKmZvClAcyhWNBsfZTLqaT6GT4o4sJXVPfevOw4sCiH7HB&#10;xxgl1BECPvn+GIOftpgdQR0DlE5aLHLU4GCYp/f3jnUg/urvSdPRVoF2Iw2hZr9SNMl7dKUIpHqW&#10;ggReGqTIXggUTqUIF8BmAleKKKdB92wk+f6FoqiCHG81eaxOJBAzTYK2Hjr9HPiO+S3ojpXWQQAC&#10;3xcmuYihZw/UMFxzGnfFNl84EMRMyUnCKONAlXtV4IrTCGPDhzeBjlZyJyXTGJGcQwyq2yFLRIlO&#10;OdYhWMc7TEgokCvTyxAg44yoPXDY/gkeWT4ZsS9Fj8MHlEGuY31gICV4PgYQztK7Cn4nLxrJ1c7V&#10;ZCS7/TRMvMIQ0R8MmhbUkrA+AMKSviQCy8L6xTHT1CZTrk8HxB+1jMzwCWzvWGfY7qCW6PCRadAT&#10;6PfMMAi8ANTCOAaaHQOUJAATtftp1BMY8E+00DzURDS2Cxgxi1wFANpDxW2kU1QDQ2PrJAbJMeuP&#10;vhJYVe8KoXcj0wRNT+KheSK6W5bxKOE9VD3GiQNbYowZPQn90JavY3RP/dT2zcYYhnj0aK874tMy&#10;P7lKPOrcYsTyOz5HfbQBkzsOPQK13STFHUTVB872TWwq9pPkHzK0s+3zCtnUa9uvQTBy92uMY7+k&#10;/RoknWfer9njlmBB7DoOtyTig1NNdhciCajFyeFPyKWcX/r2I07EhJ99kx2k4ICFM00YTcODRBHl&#10;ojQAGu4FfHZn31TOhg32NiLxajHVH7Rhw6o8RsSZLe/1ZY5xrF3PX2OHZyBlOnsZiR+E/eHY6fhH&#10;ke/1k4iOLo/oxrrNmxPFR5CIEG3ykGnhmAylcThwNPkJgzCFKxLWhjOUSaychgVwkqHkapOq0+Qf&#10;HtbZcRuRU53dvBHWQFSRfcIRlnakx+1ldDuLOGam9EAJtr+XkUZQrZ/hOWYEY/dBsfrlnQVS4HhD&#10;u2tuX/hEcer177aJZfHlyiAwJYytN7CRMLQtaUoYS351GMW63zamkyyjg9kMNAcdd9ZuwBSV5cqq&#10;M7AMD9fDYzNoWXpYceMPLDxsFLtTOsLajwRYmdMp7JFPB6UKnXkK4w5LPDgchHYKXhaOe2KUpp3D&#10;QffNRdnuYPvX6SD+eceznqenlrlLN/EeTOol8U3qIT7v+aAwjVJEZ2ZRqNlxfp6M0LEoHJBWOPBq&#10;+GaSIlhZjAqF+v1s87UVKXRIaA82L+6HGCDFzwybAL+sQQeT4nOgwb25m3mAGmQp+gkPUpoKpUfz&#10;dLD5PkUK5rC/VaCMA4wuUiLsK1niGICeeurgVBnIEMxIZkqQb3eNUjHT9ylQsDlgn368JpEcdqwc&#10;YTDsTYITq+3B9B5d36XTobO2f6Z0+n0AjtB+AHCz7T0a4BptZmI4FAoMRrogoHWqAXmGt07D9A+C&#10;N85x71QB1K0mj0GdxDz6AaFMBuDtB7y4hZBIuTJBZrPggRE2zPqa1O6DTxQ/1OAUGrtHSPcOtf8f&#10;/WQEfVvzU1gTgezPdum3tu57w7e7Hxe/+w0AAP//AwBQSwMECgAAAAAAAAAhAKn4hn5oEwAAaBMA&#10;ABQAAABkcnMvbWVkaWEvaW1hZ2UxLnBuZ4lQTkcNChoKAAAADUlIRFIAAAW2AAAA5ggGAAAACSnT&#10;sQAAAAZiS0dEAP8A/wD/oL2nkwAAAAlwSFlzAAAOxAAADsQBlSsOGwAAEwhJREFUeJzt3b+LZed5&#10;wPHnfc+5d2ZHu6sf1q5sOVix4tgGmTROsJuAMYZAwOWk0B8gF25SugkIUqRNoyKQOoW3CinUpAg4&#10;4CZpjBcUAsGybMuSHEmWVrs7c885T4o7v/fcmV1Za/KuPh8x6N57zp090355eZ6SmfFgygPeDwAA&#10;AAAA53mwTt3f322lHP/yPH77MJ4IAAAAAIBPlzw8UX3Yns8/kV3OP7FdyqmQnRFRjo9sH77Y3d3t&#10;v/nNb3bTdK0+99z22ep9674fHgAAAACAR9bNm8evX3jh2sGrd+JmxOU4uHb5j76cv37rJzHV7emr&#10;l58fvve9rw+Zpw9QbwjbByX7OFEfv9rdLbEbcSMibr5yo+z85T9eimf/7I+76L6SpVzL0u2UcupI&#10;99/9Dn8nAAAAAACPuNL3Pzh+t4pxf9ortb6zGsfXu63tn/xg9/kP8sR0kJmwfeKU9okT2jd+uFtu&#10;vnKjRER898WXSkTE/8Tuzs+uPPPtrl766pTTVmTUM1E7IuJvHsLfCQAAAADAo+NvT74pmTmVOkUO&#10;wxj5xptvvfXPf//X33r/5PWzv6AcHNheB+of7paXX7lRvvviS+XrERFPvlde/dGH5dZT31i88aXv&#10;fi37x74d0V16qH8SAAAAAACfSllyb1rlj/9j6yc/+uHu7n7EPcsjy+EE7aOoHa/cKC+/+FJ59ac/&#10;r//21J2y9dr1cv1rXyi1Xl1Gt/xSibq0HRIAAAAAgIdiimXXx5e/897zP46Is2H7YPZIlnXWPoja&#10;N76/W6/d3KtP/OGVsjM9Xbd2lrW7+1H59ee2luOqv15rlJzO31AJAAAAAAAfV05x9YNL/3s0BvtE&#10;2M44GkFyKmq/Xa88+5X62Ptd98wXr9W6KvVX735Y+1t3F912tzVNcXamNgAAAAAAfGLW9fqZODig&#10;nXX98cHCx4Nz1y+/cqPEiy+Vazd36pVnv1Lvvj9028sr3a/futW/ffejfmu765/ol/38PwEAAAAA&#10;AJ+wt946enkcp0+c1n75lRvx6k9/Xp/or5TtF27Xz9x+trvTD93Wdtf3udXVvFtL7i+ijlGiO3cM&#10;Sa0P668AAAAAAOBRME0X3JCHx7LX/+uP36z3RmZExIsvlUu/2is7l8d6KT7f3elvdctuu+tL7a5c&#10;rf3eRzt1URd9jYjxnH9rZ6vG009sRxG3AQAAAACYkVPEux/cjVt3Lqjbzxy+KOX4xPbB3siXX7lR&#10;Xvj+bvmD16L0L0TpV6WOO7X2y7G7stX3e3eHbtUtuktl6DJL2TRhu9aIp5/Yjr/40+ux7JVtAAAA&#10;AADutT9M8e8/fTf++41bMZxzdPu57WVZj9iO6COO4nSJ3d3y8ts34tUffViWX/tCWb65VT/ceadc&#10;isdqF8tu76Ooq27R1TJ243Lszj2uHRGlRiz7GsulsA0AAAAAwIz64COtT9++G/GfL75UIiL6D26X&#10;pz+3U/rp8dpNtT62VeqlZak1o9ap1C62uk/swQEAAAAA4Bw3b75z9Lo/eeFGRDwfEZeeeqZEjPH6&#10;L++Wx65OpeR2ubs/lGFa1K4vtZSoqzt3S9nKzKOh3afliU+rDZIAAAAAAMxajx/JPN2VT8qMfOGF&#10;o3enT2zvRsTXIyLiZ9E/d7VEvB8REaUfSln1pXRjKcNYonal1LphujYAAAAAADwEB+H7KGyfrNTf&#10;ioh34p146vrnSt1bzgbsxWLxEJ8OAAAAAADmbZwRci0iHo+IiI/WH3RDKUO3Pq09TCVi9ft4PgAA&#10;AAAAOOWesH3jX98rP756/dQp7dItSkTEcvn7eiwAAAAAAJh331sd9yJif/8hPgkAAAAAANyHfr1n&#10;shyd0H7+O0/mh7/ay4jbRzfluMqo9zbwUiPLML+nsmREyRKZGeM4PoxnBwAAAACgcZkZ5cTPxptO&#10;vLvvE9sAAAAAAPD/gbANAAAAAEBT+o/zpexr9lOXWSKzxOzZcGfBAQAAAAC4X1nXg7Nnr5XImxGx&#10;e/BefgYAAAAAoCnCNgAAAAAATRG2AQAAAABoirANAAAAAEBT7nt5ZI5D5rJmDCUjuvWH0xQl6uw4&#10;75IRWT6ZhwQAAAAA4NGVZd2UNybljFMd2oltAAAAAACaImwDAAAAANAUYRsAAAAAgKYI2wAAAAAA&#10;NEXYBgAAAACgKf1FN+xsLXLYcC0zMyNz/to5GywBAAAAAOCEdW2ezc1RzlxwYhsAAAAAgKYI2wAA&#10;AAAANOXcUSTvvf1mbl29eu+FaczFpS7zbs2MOj+KpEbE/KlxAAAAAAA4UiIiakTmprPYRpEAAAAA&#10;ANAwYRsAAAAAgKYI2wAAAAAANEXYBgAAAACgKRuXRw6vb+Xh1Rz6jG4/lmOXQ1+yxBgREWW9I3J2&#10;RWTNiLQ9EgAAAACAC2RmlNx8Eruc6dBObAMAAAAA0BRhGwAAAACApgjbAAAAAAA0RdgGAAAAAKAp&#10;wjYAAAAAAE3p7/fGrUWfMZ3+LDMzz2yjPL4WUUpI5wAAAAAAXKBGZo3Maf5yqRk3I2L38G4AAAAA&#10;AGiIsA0AAAAAQFPuexTJSYuxy1t7Y9YSmV3OjiIpJ153XfexHg4AAAAAgEfcMEXfR5Rao9Rx9paS&#10;p0diO7ENAAAAAEBThG0AAAAAAJoibAMAAAAA0BRhGwAAAACApjzY8shpyGUpuf7aKjIjc4zZ5ZFZ&#10;Iw7XSo7j/MBvAAAAAAAYx1jH5mnDDSXy8uW7Ry3aiW0AAAAAAJoibAMAAAAA0BRhGwAAAACApgjb&#10;AAAAAAA05cLlkTnsZe50GdGd/nzqskRmyfnlkSUjyvwlAAAAAAA4knnQlDcl5TNbJZ3YBgAAAACg&#10;KcI2AAAAAABNEbYBAAAAAGjKhTO2D20v+1wN48G3xoxcRZaaGTk79SRrRBTdHAAAAACAi2XNyPnc&#10;HHGmQyvPAAAAAAA0RdgGAAAAAKApwjYAAAAAAE0RtgEAAAAAaMq5yyMf//xn88577536LKcuS0wR&#10;EVGyZil1dpp3yYhNY74BAAAAAOBQiYyaEWXTWew8vVbSiW0AAAAAAJoibAMAAAAA0BRhGwAAAACA&#10;pgjbAAAAAAA05dzlkWdtLfrcH9avs+8yh8jM+R2RmesFkgAAAAAAcK6ybsq5qSmf6dBObAMAAAAA&#10;0BRhGwAAAACApgjbAAAAAAA05YFmbB/KqcvoIrJk5oapJymZAwAAAABwHzIism6qzRFRIsuJt/Iz&#10;AAAAAABNEbYBAAAAAGiKsA0AAAAAQFOEbQAAAAAAmnLh8sjcX2Q+2eftW6u8vLWM6Mc8/FrJyLKe&#10;632PmhGZOX8RAAAAAADiYHFkrn/KxqB8eq2kE9sAAAAAADRF2AYAAAAAoCnCNgAAAAAATRG2AQAA&#10;AABoyuzyyDvvvpVPXn763s/HVXbdQQufxsyMzDK/HzJTNQcAAAAA4GI1MkrGfGyOiMjIcup+AAAA&#10;AABoiLANAAAAAEBThG0AAAAAAJoyO2M7ImK4urNxnElMQ0YXUet6zPbcLaXG6aEnAAAAAAAwIzMi&#10;a0bdVKX70yHaiW0AAAAAAJoibAMAAAAA0BRhGwAAAACApgjbAAAAAAA0ZePyyLNyWGX0y8ixy1LG&#10;6Kcu82Cm9+z9my4AAAAAAMBJ9aApb4jKOWSW07cDAAAAAEA7hG0AAAAAAJoibAMAAAAA0BRhGwAA&#10;AACAptz38siIiBj7jC4i+y6j67KsapZSZ8d5l4yoNkgCAAAAAHCOmhElapSsUTbcUzJP7ZV0YhsA&#10;AAAAgKYI2wAAAAAANEXYBgAAAACgKefO2P7Nm7/InfpETL/dn52UXReRwzg/RTur8doAAAAAANyH&#10;PGjKm6JyOZ2bndgGAAAAAKApwjYAAAAAAE0RtgEAAAAAaIqwDQAAAABAU85dHhkRMW3fzYjHTnww&#10;ZEQfOU05TZllwzjvkhGZujkAAAAAAOfLiCiZUTYtj4yaV67eObqqPAMAAAAA0BRhGwAAAACApgjb&#10;AAAAAAA0RdgGAAAAAKApp5dH/tWNjH94afbGXPYZh6O5pzFjjJjqFFnq7DjvTNUcAAAAAICLZWZk&#10;rrvynGkaT73XngEAAAAAaIqwDQAAAABAU4RtAAAAAACa0l98y7FcDBlDOX5fMrPG/IztGpFl7goA&#10;AAAAAByr9aApb5ixnXG6QzuxDQAAAABAU4RtAAAAAACaImwDAAAAANAUYRsAAAAAgKbcszzyX/7p&#10;v/Ibf3Lp1Ge5tciYpoiI2Fr0uR9jZN9lKev9kXO/uJ6d5g0AAAAAADMyImrmxuWRNS2PBAAAAACg&#10;YcI2AAAAAABNEbYBAAAAAGiKsA0AAAAAQFOEbQAAAAAAmiJsAwAAAADQlP7jfCnHLqOPyMzMjJy9&#10;JyNqzl4CAAAAAIBjuW7Km5JyORObndgGAAAAAKApwjYAAAAAAE0RtgEAAAAAaIqwDQAAAABAU+57&#10;eWQO+7m9czljdfxZqTVrXcyO8+4jokYX0UV0Xfc7PygAAAAAAI+eaZqiRkRfF5EbjmKXabQ8EgAA&#10;AACAdgnbAAAAAAA0RdgGAAAAAKAp587YHu9u5dWnr+VvxuPB2nfGVdZYRI5jZh85DePsjO2hixjK&#10;GDlmjHX8hB8bAAAAAIBHwThmZMkYcoxpQ0ouJc3YBgAAAACgXcI2AAAAAABNEbYBAAAAAGiKsA0A&#10;AAAAQFM2Lo/cv/VePhZX5i8uhoxhP+oQGZmzyyNLRtSYvQQAAAAAAEcyIkpm1A1JuURYHgkAAAAA&#10;QLuEbQAAAAAAmiJsAwAAAADQFGEbAAAAAICmbFweedK02r9nZHdOXeaiZub8hsisEfNrJQEAAAAA&#10;4FjmBU25pOWRAAAAAAC0S9gGAAAAAKApwjYAAAAAAE25rxnbERE5LvL2rVV2ZZGxGCMiYsrMKeen&#10;npQ0YxsAAAAAgIvVyMjMmDY05RJhxjYAAAAAAO0StgEAAAAAaIqwDQAAAABAU4RtAAAAAACaMrs8&#10;8tafX8kn3tj8pa2pz/2IqBnr/2aUjKiyOQAAAAAAF8lu3ZQ3Lo9MyyMBAAAAAGiXsA0AAAAAQFOE&#10;bQAAAAAAmiJsAwAAAADQlNnlkfdj0Y+ZNTPr/PLIjDjaK9l13cf9ZwAAAAAAeIStVmNkjaOfWVNY&#10;HgkAAAAAQLuEbQAAAAAAmiJsAwAAAADQlJMztjMiytkb3nv7zZx2PpMRU+SizyxDRiwiIqJkZBly&#10;dsZ27SJyPWg7xnF8GM8OAAAAAEDjMtf7Gmtm5IaUXErma689edSindgGAAAAAKApwjYAAAAAAE0R&#10;tgEAAAAAaIqwDQAAAABAU/qLb1nLJ/cz9pYREXFnXOV+F5FZM7ObXR6ZGVFTNwcAAAAA4Hw1IzK7&#10;yNnaHBFnrijPAAAAAAA0RdgGAAAAAKApwjYAAAAAAE0RtgEAAAAAaMq5yyPHL36Y8cud2WuLqc+y&#10;iCw5P8671Ai7IwEAAAAAuEhGRKkZZdPyyBzj6tVrR1elZwAAAAAAmiJsAwAAAADQFGEbAAAAAICm&#10;nDtj+6wcV7m9s8y9jyL3+4jMzMyYnXqSuZ6LsmkkCgAAAAAARBz05IOfOV1dZsTPjt47sQ0AAAAA&#10;QFOEbQAAAAAAmiJsAwAAAADQFGEbAAAAAICmPNDyyJMWfZc1IyPnx3mXjKiZ0X38ZwMAAAAA4FOg&#10;1oySGXXD8shpNZy64sQ2AAAAAABNEbYBAAAAAGiKsA0AAAAAQFOEbQAAAAAAmrJxeeTeB29nxPWI&#10;iJi293L6bZ/d4vj6/v5+1J0uh2HD8sgaMX8FAAAAAABOyxoxbW7KlkcCAAAAANAuYRsAAAAAgKYI&#10;2wAAAAAANGXjjO1Dj3/+s3nnzq2j97dvrbIuSy5Kl9NqyIw6O/Ukcz0TBQAAAAAAzpMZkZkb9zZm&#10;mrENAAAAAEDDhG0AAAAAAJoibAMAAAAA0BRhGwAAAACAply4PPKkHPqMOq5fL/rMVWaNmB3nXVI1&#10;BwAAAADgYpm5bsqWRwIAAAAA8CgStgEAAAAAaIqwDQAAAABAU4RtAAAAAACa8kDLI+dMdX6cd6nr&#10;gd8AAAAAAHCeGhFZa0ybk7LlkQAAAAAAtEvYBgAAAACgKcI2AAAAAABNOXfG9vD6VsZz69e52s9Y&#10;bkUOfW5fLhkRUTOyZsxOPakZYcQ2AAAAAADn6iKynt+UM83YBgAAAACgYcI2AAAAAABNEbYBAAAA&#10;AGiKsA0AAAAAQFPOXR556PL+MvfjTuTWKuPOMiIichxzysxau/nlkTWiW3bRdesfAAAAAAA4q4uI&#10;rltGrd3G5ZHDOFgeCQAAAABAu4RtAAAAAACaImwDAAAAANAUYRsAAAAAgKZcuDzyN2/+Ird3rs9e&#10;qzVymIbZcd6lRuQwxDAMUeuGid8AAAAAAHyqDeMYwzDElENM0/w9tYblkQAAAAAAtEvYBgAAAACg&#10;KcI2AAAAAABNuXDG9qFpa5EREblc5e1bJePSXmRmZsTsAO2cItJobQAAAAAALlDz/KacNc3YBgAA&#10;AACgXcI2AAAAAABN+T//lEJA8fzBcAAAAABJRU5ErkJgglBLAwQKAAAAAAAAACEAEWILExNIAAAT&#10;SAAAFAAAAGRycy9tZWRpYS9pbWFnZTIucG5niVBORw0KGgoAAAANSUhEUgAABbwAAAcDCAYAAACd&#10;JffHAAAABmJLR0QA/wD/AP+gvaeTAAAACXBIWXMAAA7EAAAOxAGVKw4bAAAgAElEQVR4nOzdP49c&#10;13nH8eece2d3RSpyKDu0rPyBQUBIAFWBKiOFXLhJkZIu8hb8JvYNpGSTF5BCLF2kcWEXcdKosBMh&#10;DgQYRhxLDhOLEGVKuztzz0mxS1l/SFmO8wf66fMBdmdnMXMwc8svHjy3zTkLAAAAAAA+6/r/9wcA&#10;AAAAAID/CYI3AAAAAAAR1t/+iNZ++zMAAAAAAOC328H93wjeHwzc8/Knid4AAAAAAPwWLm84edWa&#10;2/v//E2OaJ/+ppWPovYHAvejt9693apuf+jVp3fuiOAAAAAAAHzM6be+9ZEwfffy4fbd+YHWffWa&#10;Vp82fH/K4N3a+6F7VtXd2+30zr12+vWqev6PW730Ut398Xda1UezNwAAAAAAPN5V5q7bt74x69VX&#10;q974l3n63asgfvubH4jfj8avPzlof4rg3Vq1q2Nfud3qtXutnv/jVjfut79985325299udVXq376&#10;1rPt3tMPW1XVS/+97wYAAAAAwOfIq1V185fX57/Vv9XXHlybrz/7zHzhKz+fdesbs779N7Ne/ED4&#10;nnP+umnvX7PD+yp2z6rTr7/cT+/faPVitXrtvL9aN/qf3vijVl95r73+5tKfvXmoW8e3WlXVTx6+&#10;aZ0JAAAAAACf6Nb1r8xx7WfzS/Vc/egLJ3N75uGs+zdG/eP3x98++9T881v3R52+POuVm/NyEcmc&#10;VxtJHhu9P2HC+yOx+6/+sr3+d//UH5ycLyc31v7c+dK/eOj9p9d7X/att91xa2cXraqqrUeCNwAA&#10;AAAAn2geLmZV1VjmmIej+fQXvzDGu238+4NfjD/Z3t7qjfNRL7476rV7o168Oeubd+fVbu/Hhu0n&#10;THhf7eyu9n7s/u63v798/fnj/vrZ8Xrz2vPLw/1/LP9+fLw8dTgsbbTea/SzftLacmizRp3Uyf/W&#10;NQAAAAAA4DPsrM6qquq4n8w6Osx3t3WOOcf5u7/Yxtkc158Zh/t1q79x41+3Bz99d/vaizerXrs3&#10;atZ8/16Tj5nyfsKE99V09yuvtLr/nf762XF/4eR8+cW14/VsXN+tu7aua1v7RVv3S61t13ob1dtW&#10;vZbtarr7qNphM+kNAAAAAMCHzHWZVRdV2zLn2Obsc8x9jaPd8eFhHbbdcr4/7Mfh4mI7PLy+P7z4&#10;8OHh7vV3x2t37o3T731vPGmf92OC9/vT3a1OX+714s3+6v0b6zPXjtdr4/pu99Rht6vlaL+tuz7G&#10;ri+1tlqWQ43l+vFJ2x+2Vn20wyZ2AwAAAADwceuyzP2+qsY21+PdqG0/ZvVtbHUYow5b3+/XOS4u&#10;5nZxcbEd3v7PdX/t6OLwwsn5qBv3x+Vqk5ofDd6PX2nSWqtXbrf6i2+0+vb3+8mLa7957fnl7MGD&#10;dVfLUa+To3Vux313tGvL2G1brWu15fz8vFfvbRujrW33f3FdAAAAAAD4jJmjaulj1rqbc4w5226b&#10;NbblqO/7tu1b7fph29du283Zx7x29HCcHNZRN34+T+/ca6dV83FrvB+30qRVa+305Zf76bdu9rp/&#10;Y71/49bu7J23j7aj7fho3R2vs5304+V4bOO49b5rrda2jaV69Wq9bbP6o8OesCQcAAAAAIDPmcMH&#10;/l7nmIfZ59Jq1HYY+6UOfev7ZennZ/uLi97m2brMs4tDP//y+bvnP1/W/Tv3Lw4vvPXDrU6/Ny6n&#10;uz+81uTxPXpWnZ5Wvf7mc+3iK1v/g2uzL7Vf2rasfbfutovtqLZx3Fs/brOOWtW6VV9bVa9ttN56&#10;q+XyqPG/d20AAAAAAPgMeX9SeqsavWafNVursdU6+qxD79XHPLSlWvV12fpT1w/Lg7cOP+tPLe9c&#10;bNufPPOg1Z/9Zau7N1t9s9XlWpNf+XjwfrTO5Pkb7YU3HrQfXb/Zfvne2/1413q1dVnGthvrsms1&#10;jlrVUas6GmPs2tKXNqpv1fvSq7ZttuX/4AIBAAAAAPAZ09usrVf1OXtbxqixVVUfVdV7n32t7TC3&#10;w/bO2/ulHS39MPrvHZ+1n957tv3Dj7/Tbtftqrr7sWM/Erzbr240+dJL9fe//E770vFZ6xdP9/Oj&#10;o+WotqVVX1qba6u+jjl2bandGH1XYy5Lr76O1mq21no1090AAAAAAHzMVlV9zppt1hijtdlraVVj&#10;zDZqa63Wp9eT5b3tYrmo/dKf6v2d896/+vTD9odVdXrnztUe7w97wort23X3x3fbradvtC8d/347&#10;n//Rri1r2/a9t5OTpR32S6u+zKWWqlqWmkurtmxjLq1VqzFaW/rjjwYAAAAA4HNuVK82q9qsR7+2&#10;mtX6qKWWbRyW9/ZnS1t7P5lru6jzduOZ59oP/vk/2xtn/9pOv15V36v6aPN+4j0lb189/uThm+2p&#10;42vtfBt9t6teh63VrF5L9Tart5rLqLZUzaVd3qyyVa9Ws6rGbE86HwAAAACAz6neZ/U5x6xZc7ZZ&#10;s3pvo1r1cRhLVfVqS6utt/b0SWv3Z6trVV/+ctW1+y9U1Q8fM9/9hOB9eudOO/3Wzfefv7fu2+9u&#10;12sctnZY931pu7bNy49UvbWq2drlOpTLGN5b1Rit5G4AAAAAAD6qVY1ZreaYNWrU0trYqreqXq23&#10;tar13tt7+4t+eOfQzpZ9O3vzXnvwhfN2VE++e+QTJ7wf+WpV3auqs+XQjlqrde5qbqO1fjXJfbWz&#10;u2pePu/tarK7V1u75A0AAAAAwIfMw7jc4V29qs1WY7beW81WVXO0dhjtMKsd7ar2c2vXDlXvXb33&#10;Z289aC884dxPXLT9gwe/097+vedaVdVJVV1sWzu00WqtWq4i+pitXW7y7h84TuwGAAAAAOATjMvQ&#10;XVW1VK8xZlvbVVde16o2WtXRr17/hV9/5K+d8H6k7bd2tFyu5j6M0Za2tjar9V7V6vLmmTWrVZut&#10;rUurqr/+Tb4bAAAAAACfD23tNQ9VtcyrDdmz+qN56tGvZqvXqm2r435c+3r3+U9z7idOeAMAAAAA&#10;wGeF4A0AAAAAQATBGwAAAACACII3AAAAAAARBG8AAAAAACII3gAAAAAARBC8AQAAAACIIHgDAAAA&#10;ABBB8AYAAAAAIILgDQAAAABABMEbAAAAAIAIgjcAAAAAABEEbwAAAAAAIgjeAAAAAABEELwBAAAA&#10;AIggeAMAAAAAEEHwBgAAAAAgguANAAAAAEAEwRsAAAAAgAiCNwAAAAAAEQRvAAAAAAAiCN4AAAAA&#10;AEQQvAEAAAAAiCB4AwAAAAAQQfAGAAAAACCC4A0AAAAAQATBGwAAAACACII3AAAAAAARBG8AAAAA&#10;ACII3gAAAAAARBC8AQAAAACIIHgDAAAAABBB8AYAAAAAIILgDQAAAABABMEbAAAAAIAIgjcAAAAA&#10;ABEEbwAAAAAAIgjeAAAAAABEELwBAAAAAIggeAMAAAAAEEHwBgAAAAAgguANAAAAAEAEwRsAAAAA&#10;gAiCNwAAAAAAEQRvAAAAAAAiCN4AAAAAAEQQvAEAAAAAiCB4AwAAAAAQQfAGAAAAACCC4A0AAAAA&#10;QATBGwAAAACACII3AAAAAAARBG8AAAAAACII3gAAAAAARBC8AQAAAACIIHgDAAAAABBB8AYAAAAA&#10;IILgDQAAAABABMEbAAAAAIAIgjcAAAAAABEEbwAAAAAAIgjeAAAAAABEELwBAAAAAIggeAMAAAAA&#10;EEHwBgAAAAAgguANAAAAAEAEwRsAAAAAgAiCNwAAAAAAEQRvAAAAAAAiCN4AAAAAAEQQvAEAAAAA&#10;iCB4AwAAAAAQQfAGAAAAACCC4A0AAAAAQATBGwAAAACACII3AAAAAAARBG8AAAAAACII3gAAAAAA&#10;RBC8AQAAAACIIHgDAAAAABBB8AYAAAAAIILgDQAAAABABMEbAAAAAIAIgjcAAAAAABEEbwAAAAAA&#10;IgjeAAAAAABEELwBAAAAAIggeAMAAAAAEEHwBgAAAAAgguANAAAAAEAEwRsAAAAAgAiCNwAAAAAA&#10;EQRvAAAAAAAiCN4AAAAAAEQQvAEAAAAAiCB4AwAAAAAQQfAGAAAAACCC4A0AAAAAQATBGwAAAACA&#10;CII3AAAAAAARBG8AAAAAACII3gAAAAAARBC8AQAAAACIIHgDAAAAABBB8AYAAAAAIILgDQAAAABA&#10;BMEbAAAAAIAIgjcAAAAAABEEbwAAAAAAIgjeAAAAAABEELwBAAAAAIggeAMAAAAAEEHwBgAAAAAg&#10;guANAAAAAEAEwRsAAAAAgAiCNwAAAAAAEQRvAAAAAAAiCN4AAAAAAEQQvAEAAAAAiCB4AwAAAAAQ&#10;QfAGAAAAACCC4A0AAAAAQATBGwAAAACACII3AAAAAAARBG8AAAAAACII3gAAAAAARBC8AQAAAACI&#10;IHgDAAAAABBB8AYAAAAAIILgDQAAAABABMEbAAAAAIAIgjcAAAAAABEEbwAAAAAAIgjeAAAAAABE&#10;ELwBAAAAAIggeAMAAAAAEEHwBgAAAAAgguANAAAAAEAEwRsAAAAAgAiCNwAAAAAAEQRvAAAAAAAi&#10;CN4AAAAAAEQQvAEAAAAAiCB4AwAAAAAQQfAGAAAAACCC4A0AAAAAQATBGwAAAACACII3AAAAAAAR&#10;BG8AAAAAACII3gAAAAAARBC8AQAAAACIIHgDAAAAABBB8AYAAAAAIILgDQAAAABABMEbAAAAAIAI&#10;gjcAAAAAABEEbwAAAAAAIgjeAAAAAABEELwBAAAAAIggeAMAAAAAEEHwBgAAAAAgguANAAAAAEAE&#10;wRsAAAAAgAiCNwAAAAAAEQRvAAAAAAAiCN4AAAAAAEQQvAEAAAAAiCB4AwAAAAAQQfAGAAAAACCC&#10;4A0AAAAAQATBGwAAAACACII3AAAAAAARBG8AAAAAACII3gAAAAAARBC8AQAAAACIIHgDAAAAABBB&#10;8AYAAAAAIILgDQAAAABABMEbAAAAAIAIgjcAAAAAABEEbwAAAAAAIgjeAAAAAABEELwBAAAAAIgg&#10;eAMAAAAAEEHwBgAAAAAgguANAAAAAEAEwRsAAAAAgAiCNwAAAAAAEQRvAAAAAAAiCN4AAAAAAEQQ&#10;vAEAAAAAiCB4AwAAAAAQQfAGAAAAACCC4A0AAAAAQATBGwAAAACACII3AAAAAAARBG8AAAAAACII&#10;3gAAAAAARBC8AQAAAACIIHgDAAAAABBB8AYAAAAAIILgDQAAAABABMEbAAAAAIAIgjcAAAAAABEE&#10;bwAAAAAAIgjeAAAAAABEELwBAAAAAIggeAMAAAAAEEHwBgAAAAAgguANAAAAAEAEwRsAAAAAgAiC&#10;NwAAAAAAEQRvAAAAAAAiCN4AAAAAAEQQvAEAAAAAiCB4AwAAAAAQQfAGAAAAACCC4A0AAAAAQATB&#10;GwAAAACACII3AAAAAAARBG8AAAAAACII3gAAAAAARBC8AQAAAACIIHgDAAAAABBB8AYAAAAAIILg&#10;DQAAAABABMEbAAAAAIAIgjcAAAAAABEEbwAAAAAAIgjeAAAAAABEELwBAAAAAIggeAMAAAAAEEHw&#10;BgAAAAAgguANAAAAAEAEwRsAAAAAgAiCNwAAAAAAEQRvAAAAAAAiCN4AAAAAAEQQvAEAAAAAiCB4&#10;AwAAAAAQQfAGAAAAACCC4A0AAAAAQATBGwAAAACACII3AAAAAAARBG8AAAAAACII3gAAAAAARBC8&#10;AQAAAACIIHgDAAAAABBB8AYAAAAAIILgDQAAAABABMEbAAAAAIAIgjcAAAAAABEEbwAAAAAAIgje&#10;AAAAAABEELwBAAAAAIggeAMAAAAAEEHwBgAAAAAgguANAAAAAEAEwRsAAAAAgAiCNwAAAAAAEQRv&#10;AAAAAAAiCN4AAAAAAEQQvAEAAAAAiCB4AwAAAAAQQfAGAAAAACCC4A0AAAAAQATBGwAAAACACII3&#10;AAAAAAARBG8AAAAAACII3gAAAAAARBC8AQAAAACIIHgDAAAAABBB8AYAAAAAIILgDQAAAABABMEb&#10;AAAAAIAIgjcAAAAAABEEbwAAAAAAIgjeAAAAAABEELwBAAAAAIggeAMAAAAAEEHwBgAAAAAgguAN&#10;AAAAAEAEwRsAAAAAgAiCNwAAAAAAEQRvAAAAAAAiCN4AAAAAAEQQvAEAAAAAiCB4AwAAAAAQQfAG&#10;AAAAACCC4A0AAAAAQATBGwAAAACACII3AAAAAAARBG8AAAAAACII3gAAAAAARBC8AQAAAACIIHgD&#10;AAAAABBB8AYAAAAAIILgDQAAAABABMEbAAAAAIAIgjcAAAAAABEEbwAAAAAAIgjeAAAAAABEELwB&#10;AAAAAIggeAMAAAAAEEHwBgAAAAAgguANAAAAAEAEwRsAAAAAgAiCNwAAAAAAEQRvAAAAAAAiCN4A&#10;AAAAAEQQvAEAAAAAiCB4AwAAAAAQQfAGAAAAACCC4A0AAAAAQATBGwAAAACACII3AAAAAAARBG8A&#10;AAAAACII3gAAAAAARBC8AQAAAACIIHgDAAAAABBB8AYAAAAAIILgDQAAAABABMEbAAAAAIAIgjcA&#10;AAAAABEEbwAAAAAAIgjeAAAAAABEELwBAAAAAIggeAMAAAAAEEHwBgAAAAAgguANAAAAAEAEwRsA&#10;AAAAgAiCNwAAAAAAEQRvAAAAAAAiCN4AAAAAAEQQvAEAAAAAiCB4AwAAAAAQQfAGAAAAACCC4A0A&#10;AAAAQATBGwAAAACACII3AAAAAAARBG8AAAAAACII3gAAAAAARBC8AQAAAACIIHgDAAAAABBB8AYA&#10;AAAAIILgDQAAAABABMEbAAAAAIAIgjcAAAAAABEEbwAAAAAAIgjeAAAAAABEELwBAAAAAIggeAMA&#10;AAAAEEHwBgAAAAAgguANAAAAAEAEwRsAAAAAgAiCNwAAAAAAEQRvAAAAAAAiCN4AAAAAAEQQvAEA&#10;AAAAiCB4AwAAAAAQQfAGAAAAACCC4A0AAAAAQATBGwAAAACACII3AAAAAAARBG8AAAAAACII3gAA&#10;AAAARBC8AQAAAACIIHgDAAAAABBB8AYAAAAAIILgDQAAAABABMEbAAAAAIAIgjcAAAAAABEEbwAA&#10;AAAAIgjeAAAAAABEELwBAAAAAIggeAMAAAAAEEHwBgAAAAAgguANAAAAAEAEwRsAAAAAgAiCNwAA&#10;AAAAEQRvAAAAAAAiCN4AAAAAAEQQvAEAAAAAiCB4AwAAAAAQQfAGAAAAACCC4A0AAAAAQATBGwAA&#10;AACACII3AAAAAAARBG8AAAAAACII3gAAAAAARBC8AQAAAACIIHgDAAAAABBB8AYAAAAAIILgDQAA&#10;AABABMEbAAAAAIAIgjcAAAAAABEEbwAAAAAAIgjeAAAAAABEELwBAAAAAIggeAMAAAAAEEHwBgAA&#10;AAAgguANAAAAAEAEwRsAAAAAgAiCNwAAAAAAEQRvAAAAAAAiCN4AAAAAAEQQvAEAAAAAiCB4AwAA&#10;AAAQQfAGAAAAACCC4A0AAAAAQATBGwAAAACACII3AAAAAAARBG8AAAAAACII3gAAAAAARBC8AQAA&#10;AACIIHgDAAAAABBB8AYAAAAAIILgDQAAAABABMEbAAAAAIAIgjcAAAAAABEEbwAAAAAAIgjeAAAA&#10;AABEELwBAAAAAIggeAMAAAAAEEHwBgAAAAAgguANAAAAAEAEwRsAAAAAgAiCNwAAAAAAEQRvAAAA&#10;AAAiCN4AAAAAAEQQvAEAAAAAiCB4AwAAAAAQQfAGAAAAACCC4A0AAAAAQATBGwAAAACACII3AAAA&#10;AAARBG8AAAAAACII3gAAAAAARBC8AQAAAACIIHgDAAAAABBB8AYAAAAAIILgDQAAAABABMEbAAAA&#10;AIAIgjcAAAAAABEEbwAAAAAAIgjeAAAAAABEELwBAAAAAIggeAMAAAAAEEHwBgAAAAAgguANAAAA&#10;AEAEwRsAAAAAgAiCNwAAAAAAEQRvAAAAAAAiCN4AAAAAAEQQvAEAAAAAiCB4AwAAAAAQQfAGAAAA&#10;ACCC4A0AAAAAQATBGwAAAACACII3AAAAAAARBG8AAAAAACII3gAAAAAARBC8AQAAAACIIHgDAAAA&#10;ABBB8AYAAAAAIILgDQAAAABABMEbAAAAAIAIgjcAAAAAABEEbwAAAAAAIgjeAAAAAABEELwBAAAA&#10;AIggeAMAAAAAEEHwBgAAAAAgguANAAAAAEAEwRsAAAAAgAiCNwAAAAAAEQRvAAAAAAAiCN4AAAAA&#10;AEQQvAEAAAAAiCB4AwAAAAAQQfAGAAAAACCC4A0AAAAAQATBGwAAAACACII3AAAAAAARBG8AAAAA&#10;ACII3gAAAAAARBC8AQAAAACIIHgDAAAAABBB8AYAAAAAIILgDQAAAABABMEbAAAAAIAIgjcAAAAA&#10;ABEEbwAAAAAAIgjeAAAAAABEELwBAAAAAIggeAMAAAAAEEHwBgAAAAAgguANAAAAAEAEwRsAAAAA&#10;gAiCNwAAAAAAEQRvAAAAAAAiCN4AAAAAAEQQvAEAAAAAiCB4AwAAAAAQQfAGAAAAACCC4A0AAAAA&#10;QATBGwAAAACACII3AAAAAAARBG8AAAAAACII3gAAAAAARBC8AQAAAACIIHgDAAAAABBB8AYAAAAA&#10;IILgDQAAAABABMEbAAAAAIAIgjcAAAAAABEEbwAAAAAAIgjeAAAAAABEELwBAAAAAIggeAMAAAAA&#10;EEHwBgAAAAAgguANAAAAAEAEwRsAAAAAgAiCNwAAAAAAEQRvAAAAAAAiCN4AAAAAAEQQvAEAAAAA&#10;iCB4AwAAAAAQQfAGAAAAACCC4A0AAAAAQATBGwAAAACACII3AAAAAAARBG8AAAAAACII3gAAAAAA&#10;RBC8AQAAAACIIHgDAAAAABBB8AYAAAAAIILgDQAAAABABMEbAAAAAIAIgjcAAAAAABEEbwAAAAAA&#10;IgjeAAAAAABEELwBAAAAAIggeAMAAAAAEEHwBgAAAAAgguANAAAAAEAEwRsAAAAAgAiCNwAAAAAA&#10;EQRvAAAAAAAiCN4AAAAAAEQQvAEAAAAAiCB4AwAAAAAQQfAGAAAAACCC4A0AAAAAQATBGwAAAACA&#10;CII3AAAAAAARBG8AAAAAACII3gAAAAAARBC8AQAAAACIIHgDAAAAABBB8AYAAAAAIILgDQAAAABA&#10;BMEbAAAAAIAIgjcAAAAAABEEbwAAAAAAIgjeAAAAAABEELwBAAAAAIggeAMAAAAAEEHwBgAAAAAg&#10;guANAAAAAEAEwRsAAAAAgAiCNwAAAAAAEQRvAAAAAAAiCN4AAAAAAEQQvAEAAAAAiCB4AwAAAAAQ&#10;QfAGAAAAACCC4A0AAAAAQATBGwAAAACACII3AAAAAAARBG8AAAAAACII3gAAAAAARBC8AQAAAACI&#10;IHgDAAAAABBB8AYAAAAAIILgDQAAAABABMEbAAAAAIAIgjcAAAAAABEEbwAAAAAAIgjeAAAAAABE&#10;ELwBAAAAAIggeAMAAAAAEEHwBgAAAAAgguANAAAAAEAEwRsAAAAAgAiCNwAAAAAAEQRvAAAAAAAi&#10;CN7wX+zYgQwAAADAIH/re3yFEQAAAACwILwBAAAAAFgQ3gAAAAAALAhvAAAAAAAWhDcAAAAAAAvC&#10;GwAAAACABeENAAAAAMCC8AYAAAAAYEF4AwAAAACwILwBAAAAAFgQ3gAAAAAALAhvAAAAAAAWhDcA&#10;AAAAAAvCGwAAAACABeENAAAAAMCC8AYAAAAAYEF4AwAAAACwILwBAAAAAFgQ3gAAAAAALAhvAAAA&#10;AAAWhDcAAAAAAAvCGwAAAACABeENAAAAAMCC8AYAAAAAYEF4AwAAAACwILwBAAAAAFgQ3gAAAAAA&#10;LAhvAAAAAAAWhDcAAAAAAAvCGwAAAACABeENAAAAAMCC8AYAAAAAYEF4AwAAAACwILwBAAAAAFgQ&#10;3gAAAAAALAhvAAAAAAAWhDcAAAAAAAvCGwAAAACABeENAAAAAMCC8AYAAAAAYEF4AwAAAACwILwB&#10;AAAAAFgQ3gAAAAAALAhvAAAAAAAWhDcAAAAAAAvCGwAAAACABeENAAAAAMCC8AYAAAAAYEF4AwAA&#10;AACwILwBAAAAAFgQ3gAAAAAALAhvAAAAAAAWhDcAAAAAAAvCGwAAAACABeENAAAAAMCC8AYAAAAA&#10;YEF4AwAAAACwILwBAAAAAFgQ3gAAAAAALAhvAAAAAAAWhDcAAAAAAAvCGwAAAACABeENAAAAAMCC&#10;8AYAAAAAYEF4AwAAAACwILwBAAAAAFgQ3gAAAAAALAhvAAAAAAAWhDcAAAAAAAvCGwAAAACABeEN&#10;AAAAAMCC8AYAAAAAYEF4AwAAAACwILwBAAAAAFgQ3gAAAAAALAhvAAAAAAAWhDcAAAAAAAvCGwAA&#10;AACABeENAAAAAMCC8AYAAAAAYEF4AwAAAACwILwBAAAAAFgQ3gAAAAAALAhvAAAAAAAWhDcAAAAA&#10;AAvCGwAAAACABeENAAAAAMCC8AYAAAAAYEF4AwAAAACwILwBAAAAAFgQ3gAAAAAALAhvAAAAAAAW&#10;hDcAAAAAAAvCGwAAAACABeENAAAAAMCC8AYAAAAAYEF4AwAAAACwILwBAAAAAFgQ3gAAAAAALAhv&#10;AAAAAAAWhDcAAAAAAAvCGwAAAACABeENAAAAAMCC8AYAAAAAYEF4AwAAAACwILwBAAAAAFgQ3gAA&#10;AAAALAhvAAAAAAAWhDcAAAAAAAvCGwAAAACABeENAAAAAMCC8AYAAAAAYEF4AwAAAACwILwBAAAA&#10;AFgQ3gAAAAAALAhvAAAAAAAWhDcAAAAAAAvCGwAAAACABeENAAAAAMCC8AYAAAAAYEF4AwAAAACw&#10;ILwBAAAAAFgQ3gAAAAAALAhvAAAAAAAWhDcAAAAAAAvCGwAAAACABeENAAAAAMCC8AYAAAAAYEF4&#10;AwAAAACwILwBAAAAAFgQ3gAAAAAALAhvAAAAAAAWhDcAAAAAAAvCGwAAAACABeENAAAAAMCC8AYA&#10;AAAAYEF4AwAAAACwILwBAAAAAFgQ3gAAAAAALAhvAAAAAPkon7sAACAASURBVAAWhDcAAAAAAAvC&#10;GwAAAACABeENAAAAAMCC8AYAAAAAYEF4AwAAAACwILwBAAAAAFgQ3gAAAAAALAhvAAAAAAAWhDcA&#10;AAAAAAvCGwAAAACABeENAAAAAMCC8AYAAAAAYEF4AwAAAACwILwBAAAAAFgQ3gAAAAAALAhvAAAA&#10;AAAWhDcAAAAAAAvCGwAAAACABeENAAAAAMCC8AYAAAAAYEF4AwAAAACwILwBAAAAAFgQ3gAAAAAA&#10;LAhvAAAAAAAWhDcAAAAAAAvCGwAAAACABeENAAAAAMCC8AYAAAAAYEF4AwAAAACwILwBAAAAAFgQ&#10;3gAAAAAALAhvAAAAAAAWhDcAAAAAAAvCGwAAAACABeENAAAAAMCC8AYAAAAAYEF4AwAAAACwILwB&#10;AAAAAFgQ3gAAAAAALAhvAAAAAAAWhDcAAAAAAAvCGwAAAACABeENAAAAAMCC8AYAAAAAYEF4AwAA&#10;AACwILwBAAAAAFgQ3gAAAAAALAhvAAAAAAAWhDcAAAAAAAvCGwAAAACABeENAAAAAMCC8AYAAAAA&#10;YEF4AwAAAACwILwBAAAAAFgQ3gAAAAAALAhvAAAAAAAWhDcAAAAAAAvCGwAAAACABeENAAAAAMCC&#10;8AYAAAAAYEF4AwAAAACwILwBAAAAAFgQ3gAAAAAALAhvAAAAAAAWhDcAAAAAAAvCGwAAAACABeEN&#10;AAAAAMCC8AYAAAAAYEF4AwAAAACwILwBAAAAAFgQ3gAAAAAALAhvAAAAAAAWhDcAAAAAAAvCGwAA&#10;AACABeENAAAAAMCC8AYAAAAAYEF4AwAAAACwILwBAAAAAFgQ3gAAAAAALAhvAAAAAAAWhDcAAAAA&#10;AAvCGwAAAACABeENAAAAAMCC8AYAAAAAYEF4AwAAAACwILwBAAAAAFgQ3gAAAAAALAhvAAAAAAAW&#10;hDcAAAAAAAvCGwAAAACABeENAAAAAMCC8AYAAAAAYEF4AwAAAACwILwBAAAAAFgQ3gAAAAAALAhv&#10;AAAAAAAWhDcAAAAAAAvCGwAAAACABeENAAAAAMCC8AYAAAAAYEF4AwAAAACwILwBAAAAAFgQ3gAA&#10;AAAALAhvAAAAAAAWhDcAAAAAAAvCGwAAAACABeENAAAAAMCC8AYAAAAAYEF4AwAAAACwILwBAAAA&#10;AFgQ3gAAAAAALAhvAAAAAAAWhDcAAAAAAAvCGwAAAACABeENAAAAAMCC8AYAAAAAYEF4AwAAAACw&#10;ILwBAAAAAFgQ3gAAAAAALAhvAAAAAAAWhDcAAAAAAAvCGwAAAACABeENAAAAAMCC8AYAAAAAYEF4&#10;AwAAAACwILwBAAAAAFgQ3gAAAAAALAhvAAAAAAAWhDcAAAAAAAvCGwAAAACABeENAAAAAMCC8AYA&#10;AAAAYEF4AwAAAACwILwBAAAAAFgQ3gAAAAAALAhvAAAAAAAWhDcAAAAAAAvCGwAAAACABeENAAAA&#10;AMCC8AYAAAAAYEF4AwAAAACwILwBAAAAAFgQ3gAAAAAALAhvAAAAAAAWhDcAAAAAAAvCGwAAAACA&#10;BeENAAAAAMCC8AYAAAAAYEF4AwAAAACwILwBAAAAAFgQ3gAAAAAALAhvAAAAAAAWhDcAAAAAAAvC&#10;GwAAAACABeENAAAAAMCC8AYAAAAAYEF4AwAAAACwILwBAAAAAFgQ3gAAAAAALAhvAAAAAAAWhDcA&#10;AAAAAAvCGwAAAACABeENAAAAAMCC8AYAAAAAYEF4AwAAAACwILwBAAAAAFgQ3gAAAAAALAhvAAAA&#10;AAAWhDcAAAAAAAvCGwAAAACABeENAAAAAMCC8AYAAAAAYEF4AwAAAACwILwBAAAAAFgQ3gAAAAAA&#10;LAhvAAAAAAAWhDcAAAAAAAvCGwAAAACABeENAAAAAMCC8AYAAAAAYEF4AwAAAACwILwBAAAAAFgQ&#10;3gAAAAAALAhvAAAAAAAWhDcAAAAAAAvCGwAAAACABeENAAAAAMCC8AYAAAAAYEF4AwAAAACwILwB&#10;AAAAAFgQ3gAAAAAALAhvAAAAAAAWhDcAAAAAAAvCGwAAAACABeENAAAAAMCC8AYAAAAAYEF4AwAA&#10;AACwILwBAAAAAFgQ3gAAAAAALAhvAAAAAAAWhDcAAAAAAAvCGwAAAACABeENAAAAAMCC8AYAAAAA&#10;YEF4AwAAAACwILwBAAAAAFgQ3gAAAAAALAhvAAAAAAAWhDcAAAAAAAvCGwAAAACABeENAAAAAMCC&#10;8AYAAAAAYEF4AwAAAACwILwBAAAAAFgQ3gAAAAAALAhvAAAAAAAWhDcAAAAAAAvCGwAAAACABeEN&#10;AAAAAMCC8AYAAAAAYEF4AwAAAACwILwBAAAAAFgQ3gAAAAAALAhvAAAAAAAWhDcAAAAAAAvCGwAA&#10;AACABeENAAAAAMCC8AYAAAAAYEF4AwAAAACwILwBAAAAAFgQ3gAAAAAALAhvAAAAAAAWhDcAAAAA&#10;AAvCGwAAAACABeENAAAAAMCC8AYAAAAAYEF4AwAAAACwILwBAAAAAFgQ3gAAAAAALAhvAAAAAAAW&#10;hDcAAAAAAAvCGwAAAACABeENAAAAAMCC8AYAAAAAYEF4AwAAAACwILwBAAAAAFgQ3gAAAAAALAhv&#10;AAAAAAAWhDcAAAAAAAvCGwAAAACABeENAAAAAMCC8AYAAAAAYEF4AwAAAACwILwBAAAAAFgQ3gAA&#10;AAAALAhvAAAAAAAWhDcAAAAAAAvCGwAAAACABeENAAAAAMCC8AYAAAAAYEF4AwAAAACwILwBAAAA&#10;AFgQ3gAAAAAALAhvAAAAAAAWhDcAAAAAAAvCGwAAAACABeENAAAAAMCC8AYAAAAAYEF4AwAAAACw&#10;ILwBAAAAAFgQ3gAAAAAALAhvAAAAAAAWhDcAAAAAAAvCGwAAAACABeENAAAAAMCC8AYAAAAAYEF4&#10;AwAAAACwILwBAAAAAFgQ3gAAAAAALAhvAAAAAAAWhDcAAAAAAAvCGwAAAACABeENAAAAAMCC8AYA&#10;AAAAYEF4AwAAAACwILwBAAAAAFgQ3gAAAAAALAhvAAAAAAAWhDcAAAAAAAvCGwAAAACABeENAAAA&#10;AMCC8AYAAAAAYEF4AwAAAACwILwBAAAAAFgQ3gAAAAAALAhvAAAAAAAWhDcAAAAAAAvCGwAAAACA&#10;BeENAAAAAMCC8AYAAAAAYEF4AwAAAACwILwBAAAAAFgQ3gAAAAAALAhvAAAAAAAWhDcAAAAAAAvC&#10;GwAAAACABeENAAAAAMCC8AYAAAAAYEF4AwAAAACwILwBAAAAAFgQ3gAAAAAALAhvAAAAAAAWhDcA&#10;AAAAAAvCGwAAAACABeENAAAAAMCC8AYAAAAAYEF4AwAAAACwILwBAAAAAFgQ3gAAAAAALAhvAAAA&#10;AAAWhDcAAAAAAAvCGwAAAACABeENAAAAAMCC8AYAAAAAYEF4AwAAAACwILwBAAAAAFgQ3gAAAAAA&#10;LAhvAAAAAAAWhDcAAAAAAAvCGwAAAACABeENAAAAAMCC8AYAAAAAYEF4AwAAAACwILwBAAAAAFgQ&#10;3gAAAAAALAhvAAAAAAAWhDcAAAAAAAvCGwAAAACABeENAAAAAMCC8AYAAAAAYEF4AwAAAACwILwB&#10;AAAAAFgQ3gAAAAAALAhvAAAAAAAWhDcAAAAAAAvCGwAAAACABeENAAAAAMCC8AYAAAAAYEF4AwAA&#10;AACwILwBAAAAAFgQ3gAAAAAALAhvAAAAAAAWhDcAAAAAAAvCGwAAAACABeENAAAAAMCC8AYAAAAA&#10;YEF4AwAAAACwILwBAAAAAFgQ3gAAAAAALAhvAAAAAAAWhDcAAAAAAAvCGwAAAACABeENAAAAAMCC&#10;8AYAAAAAYEF4AwAAAACwILwBAAAAAFgQ3gAAAAAALAhvAAAAAAAWhDcAAAAAAAvCGwAAAACABeEN&#10;AAAAAMCC8AYAAAAAYEF4AwAAAACwILwBAAAAAFgQ3gAAAAAALAhvAAAAAAAWhDcAAAAAAAvCGwAA&#10;AACABeENAAAAAMCC8AYAAAAAYEF4AwAAAACwILwBAAAAAFgQ3gAAAAAALAhvAAAAAAAWhDcAAAAA&#10;AAvCGwAAAACABeENAAAAAMCC8AYAAAAAYEF4AwAAAACwILwBAAAAAFgQ3gAAAAAALAhvAAAAAAAW&#10;hDcAAAAAAAvCGwAAAACABeENAAAAAMCC8AYAAAAAYEF4AwAAAACwILwBAAAAAFgQ3gAAAAAALAhv&#10;AAAAAAAWhDcAAAAAAAvCGwAAAACABeENAAAAAMCC8AYAAAAAYEF4AwAAAACwILwBAAAAAFgQ3gAA&#10;AAAALAhvAAAAAAAWhDcAAAAAAAvCGwAAAACABeENAAAAAMCC8AYAAAAAYEF4AwAAAACwILwBAAAA&#10;AFgQ3gAAAAAALAhvAAAAAAAWhDcAAAAAAAvCGwAAAACABeENAAAAAMCC8AYAAAAAYEF4AwAAAACw&#10;ILwBAAAAAFgQ3gAAAAAALAhvAAAAAAAWhDcAAAAAAAvCGwAAAACABeENAAAAAMCC8AYAAAAAYEF4&#10;AwAAAACwILwBAAAAAFgQ3gAAAAAALAhvAAAAAAAWhDcAAAAAAAvCGwAAAACABeENAAAAAMCC8AYA&#10;AAAAYEF4AwAAAACwILwBAAAAAFgQ3gAAAAAALAhvAAAAAAAWhDcAAAAAAAvCGwAAAACABeENAAAA&#10;AMCC8AYAAAAAYEF4AwAAAACwILwBAAAAAFgQ3gAAAAAALAhvAAAAAAAWhDcAAAAAAAvCGwAAAACA&#10;BeENAAAAAMCC8AYAAAAAYEF4AwAAAACwILwBAAAAAFgQ3gAAAAAALAhvAAAAAAAWhDcAAAAAAAvC&#10;GwAAAACABeENAAAAAMCC8AYAAAAAYEF4AwAAAACwILwBAAAAAFgQ3gAAAAAALAhvAAAAAAAWhDcA&#10;AAAAAAvCGwAAAACABeENAAAAAMCC8AYAAAAAYEF4AwAAAACwILwBAAAAAFgQ3gAAAAAALAhvAAAA&#10;AAAWhDcAAAAAAAvCGwAAAACABeENAAAAAMCC8AYAAAAAYEF4AwAAAACwILwBAAAAAFgQ3gAAAAAA&#10;LAhvAAAAAAAWhDcAAAAAAAvCGwAAAACABeENAAAAAMCC8AYAAAAAYEF4AwAAAACwILwBAAAAAFgQ&#10;3gAAAAAALAhvAAAAAAAWhDcAAAAAAAvCGwAAAACABeENAAAAAMCC8AYAAAAAYEF4AwAAAACwILwB&#10;AAAAAFgQ3gAAAAAALAhvAAAAAAAWhDcAAAAAAAvCGwAAAACABeENAAAAAMCC8AYAAAAAYEF4AwAA&#10;AACwILwBAAAAAFgQ3gAAAAAALAhvAAAAAAAWhDcAAAAAAAvCGwAAAACABeENAAAAAMCC8AYAAAAA&#10;YEF4AwAAAACwILwBAAAAAFgQ3gAAAAAALAhvAAAAAAAWhDcAAAAAAAvCGwAAAACABeENAAAAAMCC&#10;8AYAAAAAYEF4AwAAAACwILwBAAAAAFgQ3gAAAAAALAhvAAAAAAAWhDcAAAAAAAvCGwAAAACABeEN&#10;AAAAAMCC8AYAAAAAYEF4AwAAAACwILwBAAAAAFgQ3gAAAAAALAhvAAAAAAAWhDcAAAAAAAvCGwAA&#10;AACABeENAAAAAMCC8AYAAAAAYEF4AwAAAACwILwBAAAAAFgQ3gAAAAAALAhvAAAAAAAWhDcAAAAA&#10;AAvCGwAAAACABeENAAAAAMCC8AYAAAAAYEF4AwAAAACwILwBAAAAAFgQ3gAAAAAALAhvAAAAAAAW&#10;hDcAAAAAAAvCGwAAAACABeENAAAAAMCC8AYAAAAAYEF4AwAAAACwILwBAAAAAFgQ3gAAAAAALAhv&#10;AAAAAAAWhDcAAAAAAAvCGwAAAACABeENAAAAAMCC8AYAAAAAYEF4AwAAAACwILwBAAAAAFgQ3gAA&#10;AAAALAhvAAAAAAAWhDcAAAAAAAvCGwAAAACABeENAAAAAMCC8AYAAAAAYEF4AwAAAACwILwBAAAA&#10;AFgQ3gAAAAAALAhvAAAAAAAWhDcAAAAAAAvCGwAAAACABeENAAAAAMCC8AYAAAAAYEF4AwBQe3fP&#10;I9d133H8d+6d2V2RFhXKCmPKUGIYERyAAVK4SZDCLty4SEkXeQFpWOYFZN+E34ILEUjrxoVYuQoS&#10;FwRiOBCcELJkyRChBz7Mzr3npJiVJYrUU2wh9l+fz2IxMzv3nr0z5Rd/nAsAAFCC4A0AAAAAQAmC&#10;NwAAAAAAJQjeAAAAAACUIHgDAAAAAFCC4A0AAAAAQAmCNwAAAAAAJQjeAAAAAACUIHgDAAAAAFCC&#10;4A0AAAAAQAmCNwAAAAAAJQjeAAAAAACUIHgDAAAAAFCC4A0AAAAAQAmCNwAAAAAAJQjeAAAAAACU&#10;IHgDAAAAAFCC4A0AAAAAQAmCNwAAAAAAJQjeAAAAAACUIHgDAAAAAFCC4A0AAAAAQAmCNwAAAAAA&#10;JQjeAAAAAACUIHgDAAAAAFCC4A0AAAAAQAmCNwAAAAAAJQjeAAAAAACUIHgDAAAAAFCC4A0AAAAA&#10;QAmCNwAAAAAAJQjeAAAAAACUIHgDAAAAAFCC4A0AAAAAQAmCNwAAAAAAJQjeAAAAAACUIHgDAAAA&#10;AFCC4A0AAAAAQAmCNwAAAAAAJQjeAAAAAACUIHgDAAAAAFCC4A0AAAAAQAmCNwAAAAAAJQjeAAAA&#10;AACUIHgDAAAAAFCC4A0AAAAAQAmCNwAAAAAAJQjeAAAAAACUIHgDAAAAAFCC4A0AAAAAQAmCNwAA&#10;AAAAJQjeAAAAAACUIHgDAAAAAFCC4A0AAAAAQAmCNwAAAAAAJQjeAAAAAACUIHgDAAAAAFCC4A0A&#10;AAAAQAmCNwAAAAAAJQjeAAAAAACUIHgDAAAAAFCC4A0AAAAAQAmCNwAAAAAAJQjeAAAAAACUIHgD&#10;AAAAAFCC4A0AAAAAQAmCNwAAAAAAJQjeAAAAAACUIHgDAAAAAFCC4A0AAAAAQAmCNwAAAAAAJQje&#10;AAAAAACUIHgDAAAAAFCC4A0AAAAAQAmCNwAAAAAAJQjeAAAAAACUIHgDAAAAAFCC4A0AAAAAQAmC&#10;NwAAAAAAJQjeAAAAAACUIHgDAAAAAFCC4A0AAAAAQAmCNwAAAAAAJQjeAAAAAACUIHgDAAAAAFCC&#10;4A0AAAAAQAmCNwAAAAAAJQjeAAAAAACUIHgDAAAAAFCC4A0AAAAAQAmCNwAAAAAAJQjeAAAAAACU&#10;IHgDAAAAAFCC4A0AAAAAQAmCNwAAAAAAJQjeAAAAAACUIHgDAAAAAFCC4A0AAAAAQAmCNwAAAAAA&#10;JQjeAAAAAACUIHgDAAAAAFCC4A0AAAAAQAmCNwAAAAAAJQjeAAAAAACUIHgDAAAAAFCC4A0AAAAA&#10;QAmCNwAAAAAAJQjeAAAAAACUIHgDAAAAAFCC4A0AAAAAQAmCNwAAAAAAJQjeAAAAAACUIHgDAAAA&#10;AFCC4A0AAAAAQAmCNwAAAAAAJQjeAAAAAACUIHgDAAAAAFCC4A0AAAAAQAmCNwAAAAAAJQjeAAAA&#10;AACUIHgDAAAAAFCC4A0AAAAAQAmCNwAAAAAAJQjeAAAAAACUIHgDAAAAAFCC4A0AAAAAQAmCNwAA&#10;AAAAJQjeAAAAAACUIHgDAAAAAFCC4A0AAAAAQAmCNwAAAAAAJQjeAAAAAACUIHgDAAAAAFCC4A0A&#10;AAAAQAmCNwAAAAAAJQjeAAAAAACUIHgDAAAAAFCC4A0AAAAAQAmCNwAAAAAAJQjeAAAAAACUIHgD&#10;AAAAAFCC4A0AAAAAQAmCNwAAAAAAJQjeAAAAAACUIHgDAAAAAFCC4A0AAAAAQAmCNwAAAAAAJQje&#10;AAAAAACUIHgDAAAAAFCC4A0AAAAAQAmCNwAAAAAAJQjeAAAAAACUIHgDAAAAAFCC4A0AAAAAQAmC&#10;NwAAAAAAJQjeAAAAAACUIHgDAAAAAFCC4A0AAAAAQAmCNwAAAAAAJQjeAAAAAACUIHgDAAAAAFCC&#10;4A0AAAAAQAmCNwAAAAAAJQjeAAAAAACUIHgDAAAAAFCC4A0AAAAAQAmCNwAAAAAAJQjeAAAAAACU&#10;IHgDAAAAAFCC4A0AAAAAQAmCNwAAAAAAJQjeAAAAAACUIHgDAAAAAFCC4A0AAAAAQAmCNwAAAAAA&#10;JQjeAAAAAACUIHgDAAAAAFCC4A0AAAAAQAmCNwAAAAAAJQjeAAAAAACUIHgDAAAAAFCC4A0AAAAA&#10;QAmCNwAAAAAAJQjeAAAAAACUIHgDAAAAAFCC4A0AAAAAQAmCNwAAAAAAJQjeAAAAAACUIHgDAAAA&#10;AFCC4A0AAAAAQAmCNwAAAAAAJQjeAAAAAACUIHgDAAAAAFCC4A0AAAAAQAmCNwAAAAAAJQjeAAAA&#10;AACUIHgDAAAAAFCC4A0AAAAAQAmCNwAAAAAAJQjeAAAAAACUIHgDAAAAAFCC4A0AAAAAQAmCNwAA&#10;AAAAJQjeAAAAAACUIHgDAAAAAFCC4A0AAAAAQAmCNwAAAAAAJQjeAAAAAACUIHgDAAAAAFCC4A0A&#10;AAAAQAmCNwAAAAAAJQjeAAAAAACUIHgDAAAAAFCC4A0AAAAAQAmCNwAAAAAAJQjeAAAAAACUIHgD&#10;AAAAAFCC4A0AAAAAQAmCNwAAAAAAJQjeAAAAAACUIHgDAAAAAFCC4A0AAAAAQAmCNwAAAAAAJQje&#10;AAAAAACUIHgDAAAAAFCC4A0AAAAAQAmCNwAAAAAAJQjeAAAAAACUIHgDAAAAAFCC4A0AAAAAQAmC&#10;NwAAAAAAJQjeAAAAAACUIHgDAAAAAFCC4A0AAAAAQAmCNwAAAAAAJQjeAAAAAACUIHgDAAAAAFCC&#10;4A0AAAAAQAmCNwAAAAAAJQjeAAAAAACUIHgDAAAAAFCC4A0AAAAAQAmCNwAAAAAAJQjeAAAAAACU&#10;IHgDAAAAAFCC4A0AAAAAQAmCNwAAAAAAJQjeAAAAAACUIHgDAAAAAFCC4A0AAAAAQAmCNwAAAAAA&#10;JQjeAAAAAACUIHgDAAAAAFCC4A0AAAAAQAmCNwAAAAAAJQjeAAAAAACUIHgDAAAAAFCC4A0AAAAA&#10;QAmCNwAAAAAAJQjeAAAAAACUIHgDAAAAAFCC4A0AAAAAQAmCNwAAAAAAJQjeAAAAAACUIHgDAAAA&#10;AFCC4A0AAAAAQAmCNwAAAAAAJQjeAAAAAACUIHgDAAAAAFCC4A0AAAAAQAmCNwAAAAAAJQjeAAAA&#10;AACUIHgDAAAAAFCC4A0AAAAAQAmCNwAAAAAAJQjeAAAAAACUIHgDAAAAAFCC4A0AAAAAQAmCNwAA&#10;AAAAJQjeAAAAAACUIHgDAAAAAFCC4A0AAAAAQAmCNwAAAAAAJQjeAAAAAACUIHgDAAAAAFCC4A0A&#10;AAAAQAmCNwAAAAAAJQjeAAAAAACUIHgDAAAAAFCC4A0AAAAAQAmCNwAAAAAAJQjeAAAAAACUIHgD&#10;AAAAAFCC4A0AAAAAQAmCNwAAAAAAJQjeAAAAAACUIHgDAAAAAFCC4A0AAAAAQAmCNwAAAAAAJQje&#10;AAAAAACUIHgDAAAAAFCC4A0AAAAAQAmCNwAAAAAAJQjeAAAAAACUIHgDAAAAAFCC4A0AAAAAQAmC&#10;NwAAAAAAJQjeAAAAAACUIHgDAAAAAFCC4A0AAAAAQAmCNwAAAAAAJQjeAAAAAACUIHgDAAAAAFCC&#10;4A0AAAAAQAmCNwAAAAAAJQjeAAAAAACUIHgDAAAAAFCC4A0AAAAAQAmCNwAAAAAAJQjeAAAAAACU&#10;IHgDAAAAAFCC4A0AAAAAQAmCNwAAAAAAJQjeAAAAAACUIHgDAAAAAFCC4A0AAAAAQAmCNwAAAAAA&#10;JQjeAAAAAACUIHgDAAAAAFCC4A0AAAAAQAmCNwAAAAAAJQjeAAAAAACUIHgDAAAAAFCC4A0AAAAA&#10;QAmCNwAAAAAAJQjeAAAAAACUIHgDAAAAAFCC4A0AAAAAQAmCNwAAAAAAJQjeAAAAAACUIHgDAAAA&#10;AFCC4A0AAAAAQAmCNwAAAAAAJQjeAAAAAACUIHgDAAAAAFCC4A0AAAAAQAmCNwAAAAAAJQjeAAAA&#10;AACUIHgDAAAAAFCC4A0AAAAAQAmCNwAAAAAAJQjeAAAAAACUIHgDAAAAAFCC4A0AAAAAQAmCNwAA&#10;AAAAJQjeAAAAAACUIHgDAAAAAFCC4A0AAAAAQAmCNwAAAAAAJQjeAAAAAACUIHgDAAAAAFCC4A0A&#10;AAAAQAmCNwAAAAAAJQjeAAAAAACUIHgDAAAAAFCC4A0AAAAAQAmCNwAAAAAAJQjeAAAAAACUIHgD&#10;AAAAAFCC4A0AAAAAQAmCNwAAAAAAJQjeAAAAAACUIHgDAAAAAFCC4A0AAAAAQAmCNwAAAAAAJQje&#10;AAAAAACUIHgDAAAAAFCC4A0AAAAAQAmCNwAAAAAAJQjeAAAAAACUIHgDAAAAAFCC4A0AAAAAQAmC&#10;NwAAAAAAJQjeAAAAAACUIHgDAAAAAFCC4A0AAAAAQAmCNwAAAAAAJQjeAAAAAACUIHgDAAAAAFCC&#10;4A0AAAAAQAmCNwAAAAAAJQjeAAAAAACUIHgDAAAAAFCC4A0AAAAAQAmCNwAAAAAAJQjeAAAAAACU&#10;IHgDAAAAAFCC4A0AAAAAQAmCNwAAAAAAJQjeAAAAAACUIHgDAAAAAFCC4A0AAAAAQAmCNwAAAAAA&#10;JQjeAAAAAACUIHgDAAAAAFCC4A0AAAAAQAmCNwAAAAAAJQjeAAAAAACUIHgDAAAAAFCC4A0AAAAA&#10;QAmCNwAAAAAAJQjeAAAAAACUIHgDAAAAAFCC4A0AAAAAQAmCNwAAAAAAJQjeAAAAAACUIHgDAAAA&#10;AFCC4A0AAAAAQAmCNwAAAAAAJQjeAAAAAACUIHgDAAAAAFCC4A0AAAAAQAmCNwAAAAAAJQjeAAAA&#10;AACUIHgDAAAAAFCC4A0AAAAAQAmCNwAAAAAAJQjeAAAAAACUIHgDAAAAAFCC4A0AAAAAQAmCNwAA&#10;AAAAJQjeAAAAAACUIHgDAAAAAFCC4A0AAAAAQAmCOBVI2AAAB5tJREFUNwAAAAAAJQjeAAAAAACU&#10;IHgDAAAAAFCC4A0AAAAAQAmCNwAAAAAAJXzm4D228zg7f76ZpjFPfWTqo/cv6MoAAAAAAPjymd6P&#10;zksyz5/v1E874Jk3Xx+P/XFJ1vWDl2uSTG28/zuW/vg5AAAAAACQZCw9SU/WpK/JNFr6+uRjd9kd&#10;nrz96etuPunNv7n07kieyv3Dv87RPI8xppE5Y24ZfcoYY4zNmEYyRs9I0pL0jOVzfDoAAAAAAL5E&#10;ejK1ZLRkjGQamUbLMnrmMaWnJ2NK2lnyMI+U7K8/e2nkrSev+sTgfXrjxkhuJkl+meSpZTtGW8aY&#10;T8Zm7qOvGUnG4ec8drcko41kHC5yNuQNAAAAAMATrB/E7qkddhSZ2iE7r5nSpiljn7RpTrYjY5lG&#10;8ulT1p844Z0kz1y8OnYP3xzH08noWcd+6WOe2limzZhGxtzSR0sfPb1NSdrU0kab2u/hQwMAAAAA&#10;UM5hgPo8do+RtHbYPKTlsI/IvidzMtY1x31kd7yMS5evjO1bvxn/ntt5MYdj85G5648N3jeT/O17&#10;F8eFC6+OcfKVkSxjZNtHTx+baR29ryNZ07L2Pk0tY50ynY93t9Zt4w0AAAAAwBNMaVnTs/aWtHbY&#10;TKS1TGlp6embKZuRLFMyxnHuZ8mVN18fz5w9GN+/+vQ4/dcHOX3Cuh8TvG/m+je/N3565yd57q2v&#10;5eJzu3Gvb/rxlL452i59yTpv+tJHliTTlLQ2ZSyjT3Nay9TbYY8TAAAAAAB41JgON6xMDlt4H23m&#10;LL1n7T1TP9wt8ixr2pqM7cOcPBz97sWr45WzV/LtR1Z6dMz7I8F7jMN7LTl9Y+zyjfHitbXfeXvT&#10;T04261GWdd1nHenL6Nv91Po0JVmTkTbmKZlGa23T5na4zSUAAAAAADxq7S1HmynL0tNasl+XZCRT&#10;kr7ZZO7Jfllysj3KsnuQPo/+m9deHWfL3XHz8vl9KG/demzdJ094tyT/kjx49tfjZ/99bTzz3NLX&#10;sVv7drOs67LfbNrcx2Gyu0/TmHrWdUybNjIlve2TNk8fvnjxGwAAAADgy26eDuG4JdkvPfP5vt1L&#10;nzJPhzHquSW7Zc2mzRlr0rPJen/fz66ufXf7wrh+93jk8s0nrv+E4H2+Fcm1G+O93BzP3un94Tu9&#10;b/9ku767rMvR5mjfzvo0z2tb08aUrG1dNlOmOXOmlqkt6+H+lUsTugEAAAAAOOi9ZzOm9CSbaUof&#10;PUvvmTOl957epixnI9NmzrouebA8yHw85yvHf7a+cPeVnmv3e27/cuSfbo2MMfKR21Z+7E0rk5u5&#10;fvfy+MVm6ffPjtZtfzAdby7stxlt3k5ZkjH1aV3369K2m7mlz9tpaktfpm3bZFl72mb6+OUBAAAA&#10;APjSWdfD2PV6vv126yPTNhn7kWleknaI3ZskY55zcuFSnrn/P2uOdj3f/N5ILo+0W8l4dP/uJGmH&#10;CP6Yltba6Xe+M127cWW6fu/ClIsXN7m33bw+b442m2kz96Ptvq/b6WQzt6xz60dTm8+mrHPbT70d&#10;Jf/xwXLbL+zLAQAAAADgj8U+SXKWZNunZJ6TsWa0pLc5Y7dm3Y5sd/ss85yzew/z8P6Sd052F759&#10;+e6S22/0nN7qh1tdthweP/AxE96HbU1Ob1wZuf1Gz7UruXPn2fWFF3Z5eC85mud+drTrT+dombKf&#10;23oytadPpt1bu+n4ZE7bp+2Pk+yX8/V2X8x3AwAAAADAH5ftJi3Jsk/GtEvWOUdz0nZL+tgnu03O&#10;jucsbx9i94snu/zi4fGau5dHrl3/8HT3Y9PcHzfhnZxPeeel6y2332i5dmX66Z3Ml1740/lru3na&#10;XH5+vvfqm/P0VJumkza13VFr8749ONu2CxeSB7vl1S/yOwEAAAAA4I/TU8eHWeyx7HM/yclmZCzb&#10;9AfJ0h9m3fR84+I+/3Z3yaWHx3nx7/96e/rPPxqnt271w97dnzt4t3bYQKW1vPRSy+0ftly7MuX2&#10;hSnPH0+3L2+mo9fm6bmrX2+X773W7izTlGeS6cFxe2ylh2eP/Q0AAAAAgC+XcXL0SJDuT+1G3k4u&#10;Xb0y7r75+nh60/tXj9eeu0vP0a7/+J1fj++f/Hk//dHPx+nLt/qhc2c8KXYnnzzhnUej9/mk9z/8&#10;Y8srP2kv374wHV+63/7uK5fbz955um3+4kFLkmvnZ/7nOxdFbgAAAAAAnuivLt0bt8+ff/XhU+Nr&#10;D94dd967OF54563x42d/Pd67+vS4fvuNnms3Rn7wg0PI/oTYnXxq8E4eid4jyc3zae/nv9VuXr7b&#10;rif58Wvvtr/Mi3n1rXdaknz3d/+sAAAAAAAU9vL549efvTT+K7/I968+PW4muX738sivfj5y7cbI&#10;9R+M891LPnYbkw/7DME7OUTv5LfhO0leut6S6zn94Q/b6XefcMrz3zLhDQAAAADA437188fC9OnL&#10;yemNGyO5mVy/eQjdyWeO3clnDt6/Pfzx8P2+z7MMAAAAAAC876Pj07+N3IcXn3mZzxe8Hzn1Q5eg&#10;dgMAAAAA8Lt4vHp/7hX+78EbAAAAAAD+cEz/3xcAAAAAAAC/D4I3AAAAAAAl/C+iIK4rRw0YKgAA&#10;AABJRU5ErkJgglBLAwQKAAAAAAAAACEAVbObACMQAAAjEAAAFQAAAGRycy9tZWRpYS9pbWFnZTMu&#10;anBlZ//Y/+AAEEpGSUYAAQEBAGUAQQAA/9sAQwADAgIDAgIDAwMDBAMDBAUIBQUEBAUKBwcGCAwK&#10;DAwLCgsLDQ4SEA0OEQ4LCxAWEBETFBUVFQwPFxgWFBgSFBUU/9sAQwEDBAQFBAUJBQUJFA0LDRQU&#10;FBQUFBQUFBQUFBQUFBQUFBQUFBQUFBQUFBQUFBQUFBQUFBQUFBQUFBQUFBQUFBQU/8AAEQgAWgCX&#10;AwEiAAIRAQMRAf/EAB8AAAEFAQEBAQEBAAAAAAAAAAABAgMEBQYHCAkKC//EALUQAAIBAwMCBAMF&#10;BQQEAAABfQECAwAEEQUSITFBBhNRYQcicRQygZGhCCNCscEVUtHwJDNicoIJChYXGBkaJSYnKCkq&#10;NDU2Nzg5OkNERUZHSElKU1RVVldYWVpjZGVmZ2hpanN0dXZ3eHl6g4SFhoeIiYqSk5SVlpeYmZqi&#10;o6Slpqeoqaqys7S1tre4ubrCw8TFxsfIycrS09TV1tfY2drh4uPk5ebn6Onq8fLz9PX29/j5+v/E&#10;AB8BAAMBAQEBAQEBAQEAAAAAAAABAgMEBQYHCAkKC//EALURAAIBAgQEAwQHBQQEAAECdwABAgMR&#10;BAUhMQYSQVEHYXETIjKBCBRCkaGxwQkjM1LwFWJy0QoWJDThJfEXGBkaJicoKSo1Njc4OTpDREVG&#10;R0hJSlNUVVZXWFlaY2RlZmdoaWpzdHV2d3h5eoKDhIWGh4iJipKTlJWWl5iZmqKjpKWmp6ipqrKz&#10;tLW2t7i5usLDxMXGx8jJytLT1NXW19jZ2uLj5OXm5+jp6vLz9PX29/j5+v/aAAwDAQACEQMRAD8A&#10;/VOiiigAooooAQjIqpc3kFns8+QJvbau6rO+obmFJ4njkXerfwVnLm5fdAmVsilxg1zSTS6E+ydv&#10;NsvurM/3ov8AZf8A2f8AarpPvJWVOpzFNEMVyszOqfwNtapyeMVjaP8A8fuq/wDX1/7SSp9S1GPT&#10;kXcd7v8AKqJ952ohWXs+aQcvvE9xfQWUPmzPsWrUb7qw7WzkubhLu92+an3IV+ZIv/sq3M7aKcpS&#10;96Q5D6KKSukgWiiigAooooAKKKKACiiigBMcYpOlOrOvL+LTk3S7vmbb8qs9ZylGHvSAbfaat+ys&#10;8k0LJ91oZdtUzaarbr+6uI7hcfduF2v/AN9LQddynyWN7N/2w2f+hUv9sXL/AHdIu/8AgbRL/wCz&#10;150qlGUuaP8A5Lc194RL+V2WK50+RN/y71bzUq3YWCWETrGzeVu+Vd33ais7q+ml2T2i20X/AF33&#10;tTtWeeLTrhrZA90sTtGn+1VXioOr8XKJavlMrSvEVjea/qmnRnZdwPub/a+RfmrUazjimlvtrPLt&#10;25+9tX/ZrwX4bJczeOLVl817hWZrl3/8e3V9FYyoHG3FfMcM5vVz3CzrVocnLKR6WZYOGCqRpwlz&#10;e6ZH2jUZv9RaR26/3riT/wBlWgaZc3XN3ezsv9y3/dL/APFUv9paiifPpDP/ANe86t/6HspTrkyJ&#10;+80u/T/gKN/6C1fR81P/AJec34nne99k1IY/KiVF/h/2qnK1jf8ACQw/xQXaf78D1ro+5d1d1OpT&#10;l8JDjKO5JRRRXSSFFFFABRRRQAUUUUAFQum6pqKAIdlP2UVxvxI8c2vw08B694rurO7v7TRrOW9n&#10;trHZ5rovzPt3Oq7v+BVnypAdlWZqc89tYXE1tBLeSxKzLbxMqvK3935vlr5cb/gol4Cj+Ab/ABbj&#10;8P8AiF/D63yWjaeiWv2tFZ3iWXb5u3ZviZfvV7t8PvivofxH0q0a1P2PWJ9Kg1efQ7iWJru1t593&#10;lebsZ1Xfsf8Aiq7AeQfsyftzeDv2oLvXW8PaBreg2OjxxNc6hrZtYotzttVPlldq+n0r8Yv+CX9h&#10;bap4a8ZWN9BHc2svinwzvhmTcjf6U7J/4+iV+zVQoJbIB+yjatfLPiH/AIKSfATwr4s1Lw7qviye&#10;z1PTrl7W6R9KuNiyo+1/m2V774D+Ivhz4o+GrXxF4V1e21vRbrd5V3atuR9rbXrQDptlPSijctLY&#10;B9FJmlpgFFFFABRRRQAUUUUAFFFMegDk/iB440r4b+EdX8S63OLfS9LtnuJ3H91c/Kv+1X5NfGD9&#10;oX4j+LfCfiq91jxXrlrBrcc//Eisp/3MSMnywKn+wn3/APcdq+j/ANv/AOL58T+LbP4X6VLvsNK8&#10;rVNddH/1s/3re3/4B8srf9sq8z+C3wmn8W/Dj4u+PJIvMtND8N6ppekJt/1l49v/AKRKv+6vyf8A&#10;bV6+ZxWJliMbHB4eXw+9I/WcmyzDZVw/XzzMacZSq+7TjL/0r+ux8/W23/h21re3/nppf/p31Kv0&#10;b/Zw+GXhjxzDrV9r2kQarPFp2gxL5zNs2/2LaN937v8AHX52RWc0P/BMrUb90ZLW4vLG1ik/gaVN&#10;SvXdP97a6NX6ffsmI0Ol+JYmXZMtroisn91v7FtK+mPyd6n52f8ABMPR7HxF4a8a6fqMEd5ZT+JP&#10;DiS20ybkkX7Q/wB6v1S/4Ud4ZjmVY11S203/AJa6PDqtwtjL/vRb9v8AwH7tfkx/wTZ+JXhPwNp3&#10;ipPE3ijSPDztrmiX6f2ncrF5sUErtLs/3Vr9cPh78dPh/wDFaK/l8I+MNH8Qw2LKty9jcq/kb/u7&#10;v96gR+M/h74l/D/4P/Gj432Pifwfea9pkviF/Lt9LsbaVEgie7R7d3l/1UTtLF86fN+6r6u/ZY8L&#10;+CPBXwG0rxB4m+zar4eg/tHxpfRaS0t3b6bayv8AZ0t4mT77ReVvl2f6rZ8/303cL+yJoNp4q/az&#10;+Mmkagslzpt145VLm3SdoknVV1eXY+z7674k+T7rbPmrA8ITWGj6B+1P4T8PTt/whujarcJoaQ/N&#10;Enn2t6l1En+xsiR9v/TJaAPsnxN8QvhB4b+EEvje08VeMPD+j3FnFcedY6tfy3FlFPvS3na1aV9q&#10;syfL8lfKtz8aPi/4J1eJLn4lalqmq6c8V09ol8ksMrffWK4TZ8u9Nm9P4d9dV8VH/wCNbniX1fRP&#10;DSf99RW9J8efhR/ZXgHw18StOth5F1eXWka15X9/7bL9kuP/AEKL/gaV42bxrrDe1oS96J+gcE1s&#10;F/accHmNOMqdf3feivdl9k/QD4R/EbS/iz8PdF8W6Pt+xapBv8v+KJ1+WWJv9pHV1/4DXdjqcivz&#10;u/YU+LbeCviDdeA9RnP9keJW+0aZuKhYL9U3On/bVP8Ax+Jv71foaqZVju6iuvA4qONoRrI8DiHJ&#10;6uRZjVwVRfD8PnHoWKKQdKWu4+eCiiigAoopD0oAYSTjIya81+OnxZ074KfDPW/F98PP+xRYtrT+&#10;O6nf5Yol/wB5q9GA2kHd07etfmh+2z8Xh8Uvi+vhTT5BN4Z8FSbpnX7txqjLtZv+2Kvs/wB53/u1&#10;w47FRwVCVZn0PD2U1M9zKlgqa0k/e8o9TwzTrLxH4q1Xa0h1fxp4j1H5pX+7Pfzv/wCOr/6CqV+s&#10;/wALPhppnws+HWi+D7FVe106DyZGdf8Aj4dv9a7f77s7f8Cr84/2d/iL4U+FHxGl8WeKtP1PU5bK&#10;28nSLfTIFf8Aey/flbc6/wAPyL/vPX0Rqf8AwUZsin/Er+H+qTD+9qF7FF/6Bur5XKMThsLCWIxN&#10;WPtKh+t8bZXmuaYulluV4aX1ahFRj9mPN8/u+8r6x/wTn8Hw+Pm1PQPDthFoy3f9owaTqOtXT6fF&#10;eY/1v2BU2t/u+b92vqnwD4Ki8FaJLCbmfUdRv7hr3UNRuBte5lf+I/3VVVRUT+FERa+NNS/4KH+N&#10;Z2/0HwjoVmn8P2i8ll/9lSsST9vf4oyN/wAePhhP9n7NM3/tWvYln2Xx/wCXp8ZT8OeJJf8ALj/y&#10;aP8AmaOpf8E1Pg7ZX1xaW3wp8b6rbRt8l9beIrUQyr/sh7hX/wDHa774N/sp6N8Lr+10jwf4C1/w&#10;v4fvtYtdU1qXxBqdrdJKtnve3RFildt3n+U//AK4TQP+ChfjexuUbWPCeiapafxf2fPLBL/wHfvW&#10;vZH/AG9/h2fh4fEqte/2l9q+wf8ACNNEn9p+fs37Nm7bt2/N5u/ZXZh8zweK5nTn8J4OYcLZ1lU4&#10;wxOHl73ux+1+VzyTWP8Agn3c2/xE8b6r4c1rxjYQ+Jbx7q8uLTxDBZW9xud32NtiaVdnmute2fB/&#10;9jzwV8JPBV/4YbSoX0zULaewlskZnTZOuyZ2lb55ZWT5N/y/Ku1UX+LwPXP+Cg/j+9ndNJ8NaBol&#10;p/D9rnluptv/AI4tZcf7efxXRuYPDD/7LWUy/wDtWuOWfYCH/L096l4c8SVYc/sP/Jl/mdJd/sSf&#10;E+SO0+H9741bxH8INOlglttOuIoLKa6WL5ore6nRGldE+7X1Wfg1p+pfB/UPAeuE31rqkd0l5NCn&#10;lfvZ3eVnT+7tZ/l/3Vr5NtP+Chvjq3/4/PCegXn/AFxupYv/AIuuq03/AIKNWpIXVfh3qSf3m0++&#10;il/9C2VUc6y+to6phW4F4lwrVRYaWn8tn+p8ga9oOr+BvEepaLfStbeI/Dt9s+0J9+KeJkeK4T/y&#10;FKn+/X6g/s8/F62+NXwq0nxKiCC+ZWt9Rtx1t7qM7ZV/9mX/AGXWvgP9pL4m+E/i/wCMtI8U+GdN&#10;1XTdUng+y6pFqESorov+ql3IzfN95P8AgSf3K2P2P/jH/wAKl+L0OmahP5XhnxUyWk+/5Ugv/u28&#10;v+zv/wBU3+/F/dr57LsVTwWPnhoz5qcvhP0nibKsTn/DtLNK9KUcTQ+L+9Hr/n95+n1FMjp9ffn8&#10;6BRRRQAUh6UtFAHP+IbHUL/QtQttMvE07UJbd0gvWh83yZf4W2fxba+GbP8A4Jg6tZxGCD4x3oRp&#10;WlZn0CB3dmbe7O+/5m3V9/THinRfdNZ1KFOrC1WPMd+ExuLy+XtsHVdOX912Pgb/AIdla9/0WW7/&#10;APCeg/xp3/DsXXP+i0X3/hPQf/F199UDrXF/ZuE/59R+5Hq/6055/wBBlT/wJnwD/wAOxdc/6LRf&#10;f+E9B/8AF1J/w7F1v/otV7/4T0H/AMXX3oWOTyaQMc9TR/ZeE/59R/8AAUbf6y57/wBBs/8AwKX+&#10;Z8Gf8Ox9d/6LTf8A/hPQf/F1U/4da6t/aC3/APwuK6+0+X5Xm/8ACPQbtv8Ad+/X6C0Gqhl+FhtT&#10;j/4CjmlxJnVX4sXU/wDAmfAn/DsbXf8AotN5/wCE9B/8XTP+HYuuf9Fovv8AwnoP/i6+9yxz1NAY&#10;56ml/ZeE/wCfUf8AwFHT/rLnv/QbU/8AApf5nwb/AMOyde/6LTf/APhPQf8AxdH/AA7E1v8A6LTf&#10;/wDhPQf/ABdffNB6VP8AZmE/59R/8BRl/rVnn/QZU/8AAmfAY/4Jh63/ANFnvP8AwnoP/i6juf8A&#10;gmFrlyjxS/Gi72N/c0CDd/6HX3+tOWmsuwsHeNKP/gKIlxLnVSnySxdS3+JnOeCNH1DQfCuk6brW&#10;pf21q1rbJFc6gYvK+0uv8Wyuloor0T53cKKKKAP/2VBLAwQKAAAAAAAAACEAl3f8nJwiAACcIgAA&#10;FAAAAGRycy9tZWRpYS9pbWFnZTQucG5niVBORw0KGgoAAAANSUhEUgAABNYAAAEZCAYAAABb86h5&#10;AAAABmJLR0QA/wD/AP+gvaeTAAAACXBIWXMAAA7EAAAOxAGVKw4bAAAgAElEQVR4nO3d349k533n&#10;989zTvWP4Y8ZDimPTdILLmghdjJrrBUt5CSOY0KBVxdrSYtgW0i8QLJBAN4I2Bv/Aeb+Eb4Ir/Zq&#10;F2DLxiZcIBFiGFwEQRDBDIMkBKJAIaQoIu2RxRkOOdNdVec8Ty5Odc+vHnLmiJyZpl6vQU1Vna7q&#10;OtWXb3yf85TWWgAAAACA+7N42CcAAAAAAJ+Vsv/757K188WM3W769ksZMyZtTFeG1HItLVeyPrjc&#10;/rP/4d37/t0m1gAAAAD4PCn//KXdnD37W2m5mK6cS6tDkiGlW6e2dUpdp3brdJv7Ng5Jv0rKX+Xa&#10;B++2f/LGlXv6HGENAAAAgM+D8spLi1x84t9N3/9OWttKV4bjqFbbOulWSVYpbbqvdZ3STaGtZUgr&#10;Q7a2xhweXkl/5d229z8ffOznCWsAAAAAnHblX3z9CzlT/tPUPJmWmpIhKcM0ndbW6bLMmFX6LDO2&#10;VXJ0W6xSxnVaGVLLkNbG9GNNt6i5dvh++8///Gd3/UxhDQAAAIDTrOx/44vpu3+Y1O20diOqHU+p&#10;jau0LJMssyiHaeXWuFbGaWJtLEOyCWtj1zJ0LXX3IP/Fv3q/nRDRhDUAAAAATq3yp1//jZSyl9Jq&#10;aqlJxpS2TiubSbWyTMsyXT1MLYdp4zKlHGaxvcx6uUrqKmMZ0g/rpI5ZbtX065rFMzV5L1n3LasM&#10;+S//zQe3x7XuIX1nAAAAAPi5lP1/8Csp5T9JKy2ttJRMYe3oVrr1dB21Nk2stTJFta47zPLaMt36&#10;MGOW6VeHGeoyWa2yc3aZ5bhMskqeXaUerPL4hZb/+g/O3PH5JtYAAAAAOG2mnT+ffDkp59JaTdeN&#10;qRnT6pAuq9S2miLa1mHq+jBpB0k9SL9zmOHgMK0ts1qv07ZX2Tk7JD8ek7815upPas4+3/Kj77ec&#10;3boRzq6uS85urdrLf7k+OrR4KN8cAAAAAH4eTz71e2njU0mpKWmZpsdqumwCW9lcZ229Ttoqw9H1&#10;1NbLrMZVtrJK216nO1zn2uGQsRtz+fs1L/x6zdvfa3l6q+UwyQ+SfDHJdpLtdV9KGY6WhAprAAAA&#10;AJwqZf8f/EoWi9+eloAmOfq/tJpWalLHdJsdQce2TtoU19KvMg7TlNpynKLaKkMevzAkGfPj701x&#10;7rmvteTN5N03W55O8n6S575c8ptfTv74+32SIRHWAAAAADhtuq3fmy6jVpLUTVRLTetq0qbrq7Uy&#10;JBlSyhTWdrbWWR+us16ss30wJKsh1/obUe29t2q+/rWa119tubjXkheT8y/e/Kkt71xO8m9KKaW0&#10;1pqwBgAAAMCpUfZfeiLdud9ITUtKSzmeWZsm1sZWU3IjrrUMqcM6GdcZy5Buvc6QIWfPDbl6eXrd&#10;e2/V7J6r+aNXW7691/Kt/btvSvDaXvLH+yWJsAYAAADAafLUF5OWlM0y0JqkbKJaupq+jandmNLG&#10;tIzp6pBShqzrmNYPKesxH45jxp+OuXxYc+2tmt/56q1RbfrNJyv7yWt7JbEUFAAAAIDTpMuvp6st&#10;rSRd2jS51qbptdSW0tW0emNqbWhj+jZmkSGrNqbUMc8/Meb6hZoXUpO0vH6PUS2ZZuPKfkpKEdYA&#10;AAAAOE1+9cbDmnTdtCNoKy1dqRlqS1pNTU0pY7YWY+p6zHqsaWXM4pma66n50fdbtq/X7H51uqba&#10;vUS1I5vXdZ/J1wMAAACAT1l55aVF0p44PlCT1Jq00lJqS6stpdSUrqbU6TbWmrGv6RY1/VBz8H7N&#10;8kctZ7emiPbuq/cW0+44GUtBAQAAADgtfuupJzK2bBZwJl052rggSWnp+pZx3dJvdgitpaaMNV2r&#10;yViz7FvOnG25etBy/oXpve//YPbpmFgDAAAA4LR46vhRKTdNmrXpcastXZmWhbbSUmvLYqdl7Kbb&#10;zmHLY9dbzj7fcu17d06qlZTj+5P+3UZYAwAAAOB0WI/1jmNHR1paxjHHUa3Vlr60LIeWOrSMfcvQ&#10;TzHt8kHND+/yGScEtLuxFBQAAACA02Gr71Lb1bQ8eXysHG04UDdLQ2tLbdPjWlr6YZpiy6rlgyTj&#10;OCY//eTPun2ereT26NaENQAAAABOkfJhsglrNUfBqyWbpaFjkr60rHPyWs3l9smbFby2V7K3P/1s&#10;f69k/7aft/12+yybsAYAAADAadIfPyq3zZW10pJ2I66VsaV2mwNJdvqW1cf85v29uy8D3d8ryf4t&#10;n+caawAAAACcHq39SrryozuOH11rrbtpU4Nhcz92m2m2x1bpP+gzV7v1sbAGAAAAwOnRpSV5Ln35&#10;YHpepmWg3U3ZqyvtlsCWJEOGPL7cOvF3/sn+yZNqdzt+fCoAAAAAcFrUJLX0qdlJy4+n5Z8b3dGO&#10;oKVlHKbloH1pyfZBFjslh+M97/iZvc39zXFtf++WxafCGgAAAACnw7huaW2z82fdTpfnU+pfpbVL&#10;aa2l1XYc2rquJf1Hacvr2bq2m3F9o4Od3zp5A4N7tXm3sAYAAADA6VFKTUpNKTWt1NRyIaU8Mx3v&#10;rqQbL6eUq2mlpctjaYszWSYZupbdg5ZfvfDzRbUjr6TYFRQAAACA06F2LV2rKanT5FpqujJmbDVp&#10;Nd34ZLrtRcbhIKVeS800wbbVtSw3v+Py5eTHSZ7eannxfMvbSb69d2ds2z/h89/eb8nRzqH7zcQa&#10;AAAAAKfDVt+SMqRlSMqQkjFpY5LNrR9T1zVpY7quputqSq15bKtmZ9Wy7luWV1ue3tmEtDdP+JDb&#10;itrN0e3i3i3XaDOxBgAAAMDpUJctZWt9fC211o3pM6ZkndKGtDqklSFp0xTbYmsKa9dXLVe7lq3S&#10;sl609El+kGQ3yRtJLiYnjqidNMl2E2ENAAAAgNNh7Fv6tkq6lpSWo0m1UofUbp0+6wzjkPRDkiHr&#10;1ZiMNauh5uwXavLjlnWXXD3T8rtfanl7vx3Hs2/dtN/na7mn3UMtBQUAAADgdOiHmlaWKe0wpR2m&#10;ZTndyjJ9lklW6ftV6jikH6bJtbQx/VbN4ZWaazs1Z6+0PPv/TtdXO/Kt/Vsn076137K3P4W3j2Fi&#10;DQAAAIDTYblds2gH6buamqS0mtbGtDKkjUPSrzK21XSfdcYM6duY1sb065rdrZbLZ2rePUguJ7n4&#10;8Us9b7+m2u1MrAEAAABwOrQ2psv11OEgGa8nuZ60g6QdpHaHaeMytSyTtkoZ1+mHdcYyJHXM1oWa&#10;q9drzr/YcjHJu69uloB+zFTa3mZy7fZjGybWAAAAADgl2pjaXUtXpmustbQk9XjJZ+nW6cZ1hn6d&#10;xbjKcnudNg7pxulabNsf1Vz7XsvqCy1vJHllE8laa7n5smol5ZarrLXN68pNz99OSmsfP/F2kvIv&#10;f/+5LHZfSMoTWeSx1K6kjOfTMqS0dZJpB4ajXRiSaSeGrtaUrk5jemVz4qVNf4xh+uXDfZ9O0pf7&#10;/xIAAAAAnE6t24SuWtN1Nd2iThsVtDFjGdIP66wW63SrdRaH66zPDTm4POTs80Pee6tm91zN+Rfr&#10;8bRaywltqSWlfOxS0HsOa+VffuOXszP+vaR7IclOUobjkFbbOulW6eo6tVun1PWNsLYe020NqW3a&#10;3nTsaurYcmanZTm09EPLOsmiE8cAAAAAuLu+TB0pSfqupQ0ttWvpxs3U2tkxuTLFtaEM2Tk75LHr&#10;Q/7q8pBxOebdv6n5+tfGvP5qyyupKbkzqk3Hjh7/fGGt7L/0RBZnX0ptfyfppu1LU4aUsglqbZVk&#10;ldJWqd30vGwCWz8MqZuptbHWZGtMHVpKX7PVtSxXydZm2mwU1gAAAAD4GFubfrRcTo/HruXJvuX6&#10;qmW1VaddQ+uY1DFtHJMnxvzNT8esDsd84fyYxy/UvL1fc3Gv5Vv77Tiq3Z7P7qVSlU8Ia+U737iY&#10;Ln+QUkpqq1NQa+tpSq2s0462Mc1y2nEhqym0tVW6bp06TFNtaWPW4zSW1z9ZM15tGfvpg7dXN05A&#10;XAMAAADgbra7lus3Pd9ZtQzd1Jl2DlsOt2v6Vc3WhZpkzNWf1IzLMdt/U/P4V25EtWkDgpOj2pFP&#10;qlQfF9bKn33jqynl35+CWqbrpJW2TivrHAW0VpbpyrTjQsu048K6rbLVVhm6dbbKkGWmLU3P1DHj&#10;qmW5VbNztiWXkqFvGfr7j2m7TwlwAAAAAL+o1pdutKFh0XLm6ZbHrrf89KOWxy+0XP1JzfZHNbu/&#10;XvP291oufqXm8jst51+s2dtvx0tAS9JOiGPl5mur3a1C3S2sle9845sp5TenTQZaTcm0/LO2dbrN&#10;dFrpDpNxmVIOU8th6rBMv4lrQ3djO9Oj8bvFMzXrS236stdaHnum5YMkq4/uP5L96oWWy/f9LgAA&#10;AAA+D5YfbnrS+8n7SR5ftJx9vuXwSsvB+y3nX2x5+3stT2+1/M5Xa15/tR1Pqn1CVLtZud/NC8qf&#10;fuN3UvLVlFJvTKu1IbVM10/ryjKlHqaVw9R6mEV3kLEepmWZMcv0wzqpqwwZkjpmXYY8s1vz049a&#10;Fgc1y8X0gWefv/HBh99vyS8n+eu7nObmZ3+dO192dsv0GgAAAMAvovMv3uhC1y61/PCHydNbLc9+&#10;qeXF8y2vv9ryRpJvb66plhxvVtByjzt63kUppdwS1sqffv03knwr6WrKJqrVNi0BTTdFtWFcZtEd&#10;pNbDpB2k9AcZx8OMWebJssyH63X65TrrDDn3xJjLPx2z80LN4fdbDrbaHV84SX74w/s786c/Iab9&#10;YHP/u18S3QAAAAB+Ebx4vuXNJHkzeffNaUItyS1TakfuYVrtk9wS1sorLy3yd5/8p2nl8Tum1VJW&#10;6ftV6vowtTtMaQdJO8hQD5L+IN0whbXtLLNcrbMuQ848PSQZc/mdesv43bMfE7tePN/yzuWTR+xe&#10;PH/r+948/m/y7psiGgAAAMAvoqOIduQopiWfelA7/lW3hLXv/MOX0o//UVppaa0m3ZhSh7RufbxR&#10;QalTVBvbQbpcvxHW1lNYa8Mqi2fWWX44pI1jLvdDdn9akyRfztTBzr9Zj8/g7bvuu/Dx3tjcf3vv&#10;5D/E3r7IBgAAAPCL4KS61G7bcmDzmk8rqiVTWFskSdl/6Yl0534nNUlKS0lLWkvpatKmW6tjWjck&#10;GVLKOjXrdFknwzrdYp3lOKSWIYvLY3Y+WueJp2ou/yD58rnk9Tdb/kU2IezFm05hv+bi3v3HtYub&#10;+5vr481u/+MBAAAA8Pn0Mbt2JpuY9hmVosX0Qed+I136aVotR2GqJbWlpqbLmLQxfYaMGVLqOmMd&#10;0rd1hjIkh0N2nhly7dKYXFgl55OP0rJ7ruWP3mz59l7Lxdw6Sba/V/JKkpwwXXYUy17bRLfbJ9Bu&#10;j2kn/XnmzcIBAAAAcArdMY32AMauSmst5c+++Y9T6q+llXa8aUHLkNKtU9sqpR2mlsMk19NyPXW4&#10;ntquZ9GuZ9UfZvvaMrmwyuGVZXafqnnvrZrdr9acvzwt+/zWZ7w08zNaKwsAAAAAJymllEV55aVF&#10;fvPc3z6e8KpJSmlTrKotJTWlbDYy2Nz6MqTLkNQxrY7JOB0/eL/l//m/W77+tZo/erXljdy560KS&#10;lLvMk7W0u/7sbm6LagAAAADwIHT5rad+NckiNZkm1soUqrrSktLSLVpqq2m1ptSatGlZ6HDT44Od&#10;mssH65x/seXiV2pef3Va/nlSVEuSkybKjl7XNv/u1c0hzpwaAAAAAA9Ilzo8ccuRmk3cqi1pNXWo&#10;KV09XiJaWs1Ya7bbmNVWTb+ueWa35vyZlmuXWl483/JGpuui3TWQlU8OaTYgAAAAAOAR1iXdE0nN&#10;8aRauSVotWlDgzrtENpKy1hrur5m3ddsr1qGvuWnH7XsHpRc/UnLm2/meFrtk3xSPLvf6TUAAAAA&#10;eEC6tO5cuqN4VTeH27QMNJmWhx7HtTZFtTq01HXLclGz+1TL4kzNe+8lz36p5d0379zB8+h2P+Ze&#10;L61NF4+b+W4AAAAAuCeLtLp7/KxLS605rlqttCm6lZZxc821OrTUrmUrLXmyZX2p5YPUXHjxRlA7&#10;WgZ6e946et5OOPZx5mxqAAAAAACfoe6WZzU5nlQrpaVrLa1N02rdZnKt71oWpWXsWvKzZFi0XLjp&#10;d7yRW2JZ27jlc+4yxXbH6wAAAADgEdWdeLSkpY43vWoT1bpxuq9Dy5N9y9DdGsJePD/tBrpxcyj7&#10;pGh29POfO64VgQ4AAACAz97ixKNHq0HH3DRVNmyerKenHyQ52Nw+TPL4pZac/9gPE7wAAAAA+Lw4&#10;Oawl01LQkpaaljE3ulqXpG4m1Xb6lrNnWw6vtIyrB3G+AAAAAPBIOHkp6O22Fy19mW5HUW1r9ZlM&#10;nx3v6HnrBgc2LgAAAADgkXJvYe0BOTGq3dcvsNwUAAAAgAfj7ktBH7DjqHbLwXuYVGubDGemDQAA&#10;AIAH6JEJa0nuf/lnmz3bBgAAAAA/l4ce1k6cVJvJMlAAAAAAHpSHGtZ+rmuq3TytZhkoAAAAAA/Y&#10;Qwlrt0ypnRTV7mcX0M0rTasBAAAA8CA93KWgt6ewew1qrq0GAAAAwEPWPbRP/jSimiWgAAAAADwk&#10;D3xibfZmBbdPqVkCCgAAAMBD9EAn1j61qHZ0WFQDAAAA4CH59MPa2/ufbuw6KZ4VUQ0AAACAh+vT&#10;CWu7T92YRLu4N38q7aR/N19IrcR11QAAAAB4JDzQpaCf1pSZaTUAAAAAHrYHvnlBa62VUqY9QO8l&#10;j900oSaoAQAAAPCoeKATa3f4pGWdohoAAAAAj6gHPrGW3Ihkx5Nrn/A6AAAAAHjUPJSwduTmcFZK&#10;KUIaAAAAAKfFw10KehNRDQAAAIDT5JEJawAAAABwmghrAAAAADCDsAYAAAAAMwhrAAAAADCDsAYA&#10;AAAAMwhrAAAAADCDsAYAAAAAMwhrAAAAADCDsAYAAAAAMwhrAAAAADCDsAYAAAAAMwhrAAAAADCD&#10;sAYAAAAAMwhrAAAAADCDsAYAAAAAMwhrAAAAADCDsAYAAAAAMwhrAAAAADCDsAYAAAAAMwhrAAAA&#10;ADCDsAYAAAAAMwhrAAAAADCDsAYAAAAAMwhrAAAAADCDsAYAAAAAMwhrAAAAADCDsAYAAAAAMwhr&#10;AAAAADCDsAYAAAAAMwhrAAAAADCDsAYAAAAAMwhrAAAAADCDsAYAAAAAMwhrAAAAADCDsAYAAAAA&#10;MwhrAAAAADCDsAYAAAAAMwhrAAAAADCDsAYAAAAAMwhrAAAAADCDsAYAAAAAMwhrAAAAADCDsAYA&#10;AAAAMwhrAAAAADCDsAYAAAAAMwhrAAAAADCDsAYAAAAAMwhrAAAAADCDsAYAAAAAMwhrAAAAADCD&#10;sAYAAAAAMwhrAAAAADCDsAYAAAAAMwhrAAAAADCDsAYAAAAAMwhrAAAAADCDsAYAAAAAMwhrAAAA&#10;ADCDsAYAAAAAMwhrAAAAADCDsAYAAAAAMwhrAAAAADCDsAYAAAAAMwhrAAAAADCDsAYAAAAAMwhr&#10;AAAAADCDsAYAAAAAMwhrAAAAADCDsAYAAAAAMwhrAAAAADCDsAYAAAAAMwhrAAAAADCDsAYAAAAA&#10;MwhrAAAAADCDsAYAAAAAMwhrAAAAADCDsAYAAAAAMwhrAAAAADCDsAYAAAAAMwhrAAAAADCDsAYA&#10;AAAAMwhrAAAAADCDsAYAAAAAMwhrAAAAADCDsAYAAAAAMwhrAAAAADCDsAYAAAAAMwhrAAAAADCD&#10;sAYAAAAAMwhrAAAAADCDsAYAAAAAMwhrAAAAADCDsAYAAAAAMwhrAAAAADCDsAYAAAAAMwhrAAAA&#10;ADCDsAYAAAAAMwhrAAAAADCDsAYAAAAAMwhrAAAAADCDsAYAAAAAMwhrAAAAADCDsAYAAAAAMwhr&#10;AAAAADCDsAYAAAAAMwhrAAAAADCDsAYAAAAAMwhrAAAAADCDsAYAAAAAMwhrAAAAADCDsAYAAAAA&#10;MwhrAAAAADCDsAYAAAAAMwhrAAAAADCDsAYAAAAAMwhrAAAAADCDsAYAAAAAMwhrAAAAADCDsAYA&#10;AAAAMwhrAAAAADCDsAYAAAAAMwhrAAAAADCDsAYAAAAAMwhrAAAAADCDsAYAAAAAMwhrAAAAADCD&#10;sAYAAAAAMwhrAAAAADCDsAYAAAAAMwhrAAAAADCDsAYAAAAAMwhrAAAAADCDsAYAAAAAMwhrAAAA&#10;ADCDsAYAAAAAMwhrAAAAADCDsAYAAAAAMwhrAAAAADCDsAYAAAAAMwhrAAAAADCDsAYAAAAAMwhr&#10;AAAAADCDsAYAAAAAMwhrAAAAADCDsAYAAAAAMwhrAAAAADCDsAYAAAAAMwhrAAAAADCDsAYAAAAA&#10;MwhrAAAAADCDsAYAAAAA96sJawAAAAAwy+JhnwAAAAAAnCallJKYWAMAAACA+9OmOxNrAAAAAHAP&#10;SiklLUlJSdKENQAAAAC4i6Nln2mbW0lJS1ra6Q9rx1/uJO0BnggAAAAAnz9HfWmaUkte2ysp+y3t&#10;FC4FvaUS3nx/1zfk7uENAAAAAD5JyxTUkuTt/ZKkJqcorN0R1JJbo9nNx/f3bhx/7TM+MQAAAAA+&#10;317ZL8l+8vWXS97+vdbaGy05JWHt+MJwyY2YdnMpTDZf8Mj+jYfPfdnEGgAAAAD34cs37t65XHJx&#10;L3nvrZLXv1vyz360zCvTjx/5sHZHVGuZJtKOSuFzL5fpu24i23tv3RrSDj94kKcLAAAAwGn2/rok&#10;350eb//t5PELU2vaPVdy8cWhtR8er5t8pMNayS1bmE4Taq/slzz3TsnFvZL/8a2Sp/8i+T+eL3n8&#10;Qsnld0p2z01vvrqe3vPLD+nkAQAAADh9zv9ysvvUjcGtqz8puTaU7D47tL3XVje/9JENayWba6rd&#10;PKX29n7J118u+Z/+osu1SyV/51yXq+spql39ScljfcnOC9P7ti9N9+PD+gYAAAAAnCrbT0w96bHr&#10;0/PrPys5+7eSs5fHfOtfH+TlW1/+SIa1G8s/p3G146h2ca/L69/tcvErJYdXuvQ7XV54sctj17vk&#10;+ZL1pS55ryTPJv329IdYjtP94w/t6wAAAABwKhxMd9c3PWl5rqS7fph//OdXW2vt9lc/kmHtxjXV&#10;SslrN0W1t7/X5bkvdLn6kz4vPN/l8od91pe6XO37jEOXnb7L8kzJ4oOS3bZZ/9olq+0ybYIKAAAA&#10;AJ9g3IS1bvFB+8N/fTl/ePLLHrmwdjytVnJbVLs0RbV+p8+Z84tcutSnPNZnK4uk61PS5bEzXbLu&#10;Mo5dsrixFrYMdgYFAAAA4GQ7SbI9PV7Xkux+lMMrP23/5I3Dj3vbIxfWjrUk+5l2/XzvL0qeO3cj&#10;qm19sMjy8UV2xq3kfJ/u+iJjW+Rg6DJ0fbqUpC8ptWRsJf12svWwvxAAAAAAj6zatbR2JdcWf9P+&#10;q3/14b285dENa0lL9kve/b2Wp7+YnH+yJZdarn3UMnyhZutqTc6M6a6VpIzZKklan92+ZtzqMtaS&#10;bqdkJ8lQLQUFAAAA4FalrZJ6kG75UftHf/6z+337IxfWbrkQ3F7G7CVJhod1PgAAAABwku5hnwAA&#10;AAAAnEbCGgAAAADMIKwBAAAAwAzCGgAAAADMIKwBAAAAwAzCGgAAAADMIKwBAAAAwAzCGgAAAADM&#10;IKwBAAAAwAzCGgAAAADMIKwBAAAAwAyLe3rVaigZW0lJSVdLVq2kbZdk+IxPDwAAAAAeTXcPa62V&#10;tLKJaZtjJUlNsp1kTNKPJX/9fsn1g5ILW5/92QIAAADAI+LkpaBHR/ubDx41uK0k28m5zdOzSZ5J&#10;8viF8hmcHwAAAAA8ku4Ma12SlpKun57UVlJbSWkltZ/uu1ry4ViyqLfGtHcui2sAAAAA/ELo7nhW&#10;yxTH2iao9V1SuhtxbawlQyvpa0meSRZDybXhRlD7k31xDQAAAIDPvS7pPjp+VnNrFCutpOZGVCut&#10;pFtME2vrWrL8sGTrQsmzL5Rcfmd670tJ9vZKkpRSRDYAAAAAPpcW6eq11JSUtKN1oEkpySaqlTY9&#10;TlfS0qWOXbpFSWslW+suh1dKxlXJmadL3nur5Lkvl1xMS0nZ/LJ7chThWmv3/B4AAAAAeFi6pH6U&#10;dNPSzySbIDYpZTOp1pW02qXVLn3XpXZdtsYuq+2S3VWXX3qiZPepkrPPl+TLN377/SSyJqoBAAAA&#10;cHp06RYf3XG0ZIppJSXdYgpqXZlurXTJ0GdV+pTSZ9jq8rPDLu/9qMvjF0rOXy55e78cRbV7WQ5q&#10;ySgAAAAAp02X/+3K/5dkSJfpmmpHk2t1swS0DiVdmabUWtclpU/SJ6XP1rrLuOhyZtnl33mh5PD7&#10;3bQc9OWS/b1ytMC0bJx0AqWUKcKViGsAAAAAnBpde+WNISk/uHGky/FGBaUraaXLWDcxLX36o6iW&#10;PussUro+6ftcTp/VE12e/VKX//Mvury9X/LajbiWlpTjxFZKmdaZ3ohqf/yQ/gIAAAAAMEOXJKn5&#10;/tHDaRfQMgW1VruUzRLQpE9pi9S2SNcWGbNIv7VIXxdJv4luW9P9736py8W9G3Fts7j05sh205Hp&#10;Nf/svq7IBgAAAAAP1SJJcu3K/5Unn/qPk/p4Uo529JziWmlTVEv6tDLFtSwW6etWWlsnbZFud5GD&#10;qzXdoiZp+dGVli+sWi7uJZffaXkpLa/tTeFsPyV7+20T3JI/2S95e9/GBQAAAACcKuWoZ5U/+8a/&#10;l9L+flppaa0m3ZhSh7RunbRVklXSDlLaQcZ2kNSD9IvrGcfDZDxI6ipDXWZdhpx5esjhlSG7T9W8&#10;91bNs19quXy+5d1Xb41nz718tNnB0F5p9SF8fwAAAACYZXH86H+/+pf5u0/+B0keT7pp44JWbkyr&#10;9X2ful6kdlvp2pCUIW3cTt+PGduYsWsptWVrSA7eT848nVz9Sc3uuTFJy7vfbXn6i7eGtXe/W3L4&#10;bzdRDQAAAIDTpjt60F55Y8hQ/tvjXUGPr4lWp51Ax0R2M4AAAAIwSURBVLFP67bS1a0k29OtbGfM&#10;Tkp2km476bZTFts58/RW1pe28ivnF3nslxa5+pNFLn5lkdVji+ye67N7rs/qsUV+7d/q8/5/v35I&#10;3x0AAAAAZiu3X9qsfOebv52u/f2UUlNbTTImbUgp05LQVpYp5TDjuEzfHaTWw4zjYWqWWWSZ1FVW&#10;i3W61TqpY9o4ZutCzbVLNY9fuPXDLr9zvb38l8IaAAAAAKdOd/uB9o/+m/8lGf/X1M3EWkqXkmlJ&#10;aM0irW4l43a6sp26mVbr+93sbO2ktt3Urd30bSdtZzeLbidb/U6S7Qyb+7w33XYP1qIaAAAAAKfV&#10;HRNrxz/4zjd/OyW/n7QxyeZWh6RbpbZ1uizTyjLJMm1cTs+zTNoqY7dON64zlmF6fxvTjzVj19Jv&#10;1Vwul9vLr19/kF8UAAAAAD5Ndw1rSVL2v/nr6dofZLqm2jhtWFA3y0KzurE0tK2mqLY5No7r7Oyu&#10;s1wPSca0TVjL9irvrd9t//S/Wz6YrwcAAAAAn42PDWtJUv75S7t58tx/mL7+VsaupNTNjqAZkqxS&#10;6xTZSlsl/SqlrlPrOqVbp5UhfYaM/TpDfS9/+Pql9kkfCAAAAACnwCeGteMX7v/+uZTdv5dSfi2l&#10;PZ6aMaWsU9o6dXPfdZuoVqeo1uVylsOl9D9+t+29vfqMvwsAAAAAPDD3HNZuedP+155Otr6Y0kr6&#10;/peSJGMbk/ZR2uJKxuX1XF285zpqAAAAAHxe/f972NtbapTz0QAAAABJRU5ErkJgglBLAwQKAAAA&#10;AAAAACEACfhCpusDAADrAwAAFAAAAGRycy9tZWRpYS9pbWFnZTUucG5niVBORw0KGgoAAAANSUhE&#10;UgAAACQAAAASCAYAAAAzI3woAAAABmJLR0QA/wD/AP+gvaeTAAAACXBIWXMAAA7EAAAOxAGVKw4b&#10;AAADi0lEQVRIib1VT0gjZxT/zUySaZPUDei2Uls72G1xXYgwQbJQF5WAUCvC9mAXJIUgLMSDF1kP&#10;xZv10EAPPbigmC1ahfSSg7WBiCk2RWLtRhqIikbqbFBKiMWYP3YmY+b10GZZ2mVrYu0H7/K+937f&#10;7/39UCwW9fF4/BYRoVpZXV3tkCTprctgxOPxW6qq6rC0tPTB7u7uu9UCnZ2dvQyAAFC1GJlM5hrL&#10;sqXm5uYd5i8lo6qq3mAwFFHlISKGYRiq1j+Xy72STCYbOavV+mFnZ+f32Wy2xuFwhCoFWlxc7PP5&#10;fPcYhiFBEJ5UQ+bw8PANo9H4e0NDwxFisZiV47jz0dHRzypN9dHR0es8z8u4ZMl6enq+5TjuPBqN&#10;iiAi7O/vv01EUBTFIMsyfxEQTdMYIoLf778LgPr7+7+ulpDT6Zyrr6//tVAoGJ8qE4nEDZvN9ri1&#10;tfXnVCr16osAIpHIbVEUo1tbWy2XmaznBciW66jX61W9Xq9aLJZMXV3d8dra2ns+n+9eKpV6jYiY&#10;nZ2dm4FAoAcAQqGQY3NzU5yenr4PAF6vd9Dr9Q5W2jtExLhcri8XFhYGng7EsyzPz8+54+PjWiKC&#10;y+V6BID8fv/dUqnE1tTUnPI8LxeLRb2iKIb5+fmBUqnEEhHMZnPObDbnKs3K+vq6HQA1NjY+yefz&#10;JiKC7lnGHMeVamtrfwOAvr6+RZ7nlba2tp9YltWcTudXmqaxhULBZLFYMgMDAwtlv7GxsU8rzQ4A&#10;2O32H5eXl7uNRuOZyWQq/CND/5coimJwuVyPtre3b/797j95wO12P3S73Q8vaj85OTkEgDo6Olav&#10;hNBFeygWi1mTyeSbqqrqxsfHx/b29t65EkLBYLA7GAx2v8gmEAi8r9Pp1N7e3m/KI/48udJe0TSN&#10;CYfDd4rFoj6fz5taWlq2PB7Pg/J0Xhkhu92+brfb109OTiyzs7Mf+3y+j4gIHo/nAQCamJj4hIig&#10;qqru37AgyzIvCMJBe3v7D0SEjY2NNkEQDoaGhiaJCDMzM4OCIBxMTU3dJyIMDw9/IQjCQSQSuU1E&#10;6Orq+o5l2ZLZbM4lEokbAMhmsz0mIqysrDhEUYzOzc05LxqcDgAkSRLKu0FRFF6SJCGdTl8HgGw2&#10;WyNJknB6enoNANLp9HVJkgRZll8C/vypNU1jw+Hwnaampl9GRkY+F0VxEwAcDkcoGo3aKtlNfwCI&#10;vJ51Mk+B9wAAAABJRU5ErkJgglBLAwQKAAAAAAAAACEAMCkvs6UEAAClBAAAFAAAAGRycy9tZWRp&#10;YS9pbWFnZTYucG5niVBORw0KGgoAAAANSUhEUgAAACQAAAAbCAYAAAAULC3gAAAABmJLR0QA/wD/&#10;AP+gvaeTAAAACXBIWXMAAA7EAAAOxAGVKw4bAAAERUlEQVRIib2WbUhbZxTHT3Jje5sMJyLO1WRd&#10;idnVuqwojrpFgpFAcCBsnXY6lMCUCWFE3Je5L8L84PwiRkUQqVAXjO8KDmdFcDpfUC5zcc4YrYua&#10;GDWIb5DEaG7u2YeSoqVGk6V94P/pPv9zf+c853kBRITXpenp6U/VavWT9vb2rxEROjs7vyoqKvpl&#10;YmJCfpmHC2EeLMtyTSbTPQAAu90e39bWph4eHs4GABgZGVHp9foim80mAgBYXl5O8vl8xIUA4ayI&#10;3W6/LZfLJyIjI4+tVqvI4XDEdnR05K+vr7+PiLCxsXGnq6vr0fb29rt2u/12VFTUoUwmm7JarSJ/&#10;jLACuVwuvlarrZdIJKvz8/MpgeYuLCx8RFGUWaPRNDmdTkHYgWiaTmMYhkBE8Hq9vOt4/PMYhiFo&#10;mk4LG5DFYrlLkuRJRkbG5NnZWUQwXoZhCIVCMXbjxo3T1dVVCS8cjWy1Wt9LTEw0JyUlLUdERHiD&#10;8RIE4UtOTl46ODiI3tzcvMNBxHAwAQAAInI4HM7/ChiWCun1+iKxWPxvenr6bChALMty5+bmHqys&#10;rFBhqRCfz3czDMPzeDwkl8tlg/Wfnp7eJEnSIxAIXERWVpa8paXlW6FQaI+JidkPBchms4lSUlL+&#10;ysnJ+TUUv8vlegsROVKpdBG0Wm09AGBzc3NpOM+kUMXLzc3tFYlENrlc/kco2QEA1NXVlQMAlJeX&#10;14Xib2ho0B4cHESXlJQ8DktWJEmekCR5EqpfKpX+DQBoNpspHgBARUVFzfj4eObY2FgWn893B5th&#10;VVVVZSiV8Y/6+voymqY/lkgkzwARITMz83cej+ddWlq696Z7xmKx3PVfOS+ujv7+/i+uugwDSaPR&#10;NGk0mqZgfYeHh1FCodAmk8mmjo6O3n4B5BdN02mVlZU/vakeMpvNFEVR5uzs7N9YluVcAHK73bdi&#10;Y2MdAICjo6PKYAL39fU97OvrexiMx+1230J8/mTZ29uLubBkfnV3d+dVV1f/eN3nQ6ja3d19Jz4+&#10;fqumpuYHf2VeCXSevra29vvz5IGkUqmeqlSqp9cF6urqekQQBJOfn9/x8rdXGpRK5SgAYGFhoT6c&#10;PdTT05M7OTmZgfi8X/f396OvBeRwOGLVavWTra2teESExsbG7xwOR+xlPzIajfeNRuP9QDBDQ0Of&#10;AQCKxeI1j8dz87J5V2Y/ODiYAwBIUZSZYRji5TUPJKfTKTAYDAXHx8eRPp+Pm5eX193b2/tlIM+V&#10;Qff29mIKCgoMBoOhABGhuLj4cXJy8j8zMzOfICKYTKakuLi4nYSEhGc7OztxOp2urLW19RtEBJ1O&#10;VwYAWFpa2nzdJILeITKZbAoAcGVl5QNEBKFQaAMABABcXFz8EAAwNTX1T0SE2dnZBwqFYmxgYODz&#10;1wbEsixnbW1N7PP5uCcnJ6RSqRyVSCSrTqdT4PV6eRUVFT8Heyad1394+u78dC6g+QAAAABJRU5E&#10;rkJgglBLAwQUAAYACAAAACEAWQPwo+AAAAANAQAADwAAAGRycy9kb3ducmV2LnhtbEyPQWvCQBCF&#10;74X+h2UKvdVNlIjGbESk7UkK1ULxNmbHJJjdDdk1if++46nevsc83ryXrUfTiJ46XzurIJ5EIMgW&#10;Tte2VPBz+HhbgPABrcbGWVJwIw/r/Pkpw1S7wX5Tvw+l4BDrU1RQhdCmUvqiIoN+4lqyfDu7zmBg&#10;2ZVSdzhwuGnkNIrm0mBt+UOFLW0rKi77q1HwOeCwmcXv/e5y3t6Oh+TrdxeTUq8v42YFItAY/s1w&#10;r8/VIedOJ3e12ouGdZTwlsAwWzDcHfE8XoI4MSXLZAoyz+TjivwPAAD//wMAUEsDBBQABgAIAAAA&#10;IQBfsyx94wAAALYDAAAZAAAAZHJzL19yZWxzL2Uyb0RvYy54bWwucmVsc7zTwUrEMBAG4LvgO4S5&#10;27Td3SKy6V5E2KusDxCSaRptJiGJ4r69ARFcWOstx8ww//9dsj98uoV9YEzWk4CuaYEhKa8tGQEv&#10;p6e7e2ApS9Jy8YQCzpjgMN7e7J9xkbkcpdmGxEoKJQFzzuGB86RmdDI1PiCVzeSjk7k8o+FBqjdp&#10;kPdtO/D4OwPGi0x21ALiUW+Anc6hNP+f7afJKnz06t0h5SsV3LrSXQJlNJgFONRWfg83zWtAA/w6&#10;oq+D6JtAfxq6OoZuzTDUMQxrhl0dw27NsK1j2P4Y+MVvG78AAAD//wMAUEsBAi0AFAAGAAgAAAAh&#10;ANDgc88UAQAARwIAABMAAAAAAAAAAAAAAAAAAAAAAFtDb250ZW50X1R5cGVzXS54bWxQSwECLQAU&#10;AAYACAAAACEAOP0h/9YAAACUAQAACwAAAAAAAAAAAAAAAABFAQAAX3JlbHMvLnJlbHNQSwECLQAU&#10;AAYACAAAACEADzSrLNMKAACkPAAADgAAAAAAAAAAAAAAAABEAgAAZHJzL2Uyb0RvYy54bWxQSwEC&#10;LQAKAAAAAAAAACEAqfiGfmgTAABoEwAAFAAAAAAAAAAAAAAAAABDDQAAZHJzL21lZGlhL2ltYWdl&#10;MS5wbmdQSwECLQAKAAAAAAAAACEAEWILExNIAAATSAAAFAAAAAAAAAAAAAAAAADdIAAAZHJzL21l&#10;ZGlhL2ltYWdlMi5wbmdQSwECLQAKAAAAAAAAACEAVbObACMQAAAjEAAAFQAAAAAAAAAAAAAAAAAi&#10;aQAAZHJzL21lZGlhL2ltYWdlMy5qcGVnUEsBAi0ACgAAAAAAAAAhAJd3/JycIgAAnCIAABQAAAAA&#10;AAAAAAAAAAAAeHkAAGRycy9tZWRpYS9pbWFnZTQucG5nUEsBAi0ACgAAAAAAAAAhAAn4QqbrAwAA&#10;6wMAABQAAAAAAAAAAAAAAAAARpwAAGRycy9tZWRpYS9pbWFnZTUucG5nUEsBAi0ACgAAAAAAAAAh&#10;ADApL7OlBAAApQQAABQAAAAAAAAAAAAAAAAAY6AAAGRycy9tZWRpYS9pbWFnZTYucG5nUEsBAi0A&#10;FAAGAAgAAAAhAFkD8KPgAAAADQEAAA8AAAAAAAAAAAAAAAAAOqUAAGRycy9kb3ducmV2LnhtbFBL&#10;AQItABQABgAIAAAAIQBfsyx94wAAALYDAAAZAAAAAAAAAAAAAAAAAEemAABkcnMvX3JlbHMvZTJv&#10;RG9jLnhtbC5yZWxzUEsFBgAAAAALAAsAxwIAAGGnAAAAAA==&#10;">
+              <v:group w14:anchorId="1C5F5E8A" id="Group 1" o:spid="_x0000_s1026" style="position:absolute;margin-left:52.5pt;margin-top:69pt;width:528.45pt;height:728.6pt;z-index:-251611648;mso-wrap-distance-left:0;mso-wrap-distance-right:0;mso-position-horizontal-relative:page;mso-position-vertical-relative:page" coordsize="67116,92537" o:gfxdata="UEsDBBQABgAIAAAAIQDQ4HPPFAEAAEcCAAATAAAAW0NvbnRlbnRfVHlwZXNdLnhtbJSSQU7DMBBF&#10;90jcwfIWJQ5dIISSdEHKEhAqB7DsSWKIx5bHhPb2OGkrQdVWYumZef/Pt10uN3ZgIwQyDit+mxec&#10;ASqnDXYVf18/ZfecUZSo5eAQKr4F4sv6+qpcbz0QSzRSxfsY/YMQpHqwknLnAVOndcHKmI6hE16q&#10;T9mBWBTFnVAOI2DM4qTB67KBVn4Nka02qbzb5MNDx9njbnDyqrixk8DcECcZj6eRqX6aCDDQkYv0&#10;fjBKxnQfYkR9lCXb58gTOc9QbzzdpLBnHKbO3xi/DfbcS3qAYDSwVxnis7QprNCBBCxc41R+WWNa&#10;0lLm2tYoyJtAq5k67HROW7tvDDD+V7xJ2BuMB3Uxf4P6BwAA//8DAFBLAwQUAAYACAAAACEAOP0h&#10;/9YAAACUAQAACwAAAF9yZWxzLy5yZWxzpJDBasMwDIbvg72D0X1xmsMYo04vo9Br6R7A2IpjGltG&#10;Mtn69jODwTJ621G/0PeJf3/4TItakSVSNrDrelCYHfmYg4H3y/HpBZRUm71dKKOBGwocxseH/RkX&#10;W9uRzLGIapQsBuZay6vW4mZMVjoqmNtmIk62tpGDLtZdbUA99P2z5t8MGDdMdfIG+OQHUJdbaeY/&#10;7BQdk9BUO0dJ0zRFd4+qPX3kM66NYjlgNeBZvkPGtWvPgb7v3f3TG9iWOboj24Rv5LZ+HKhlP3q9&#10;6XL8AgAA//8DAFBLAwQUAAYACAAAACEADzSrLNMKAACkPAAADgAAAGRycy9lMm9Eb2MueG1s7Ftt&#10;b9tGEv5+wP0HQd8bc5fvQpwiF1+CAEUvuOZwn2mKsoRKIo+k3/59n9nZEVeyRVKpndrXCohJRaPl&#10;7OwzM8/Mrt7+eLdZT26KulmV2/OpeuNNJ8U2L+er7dX59D9fP/6QTCdNm23n2brcFufT+6KZ/vju&#10;7397e1vNCl0uy/W8qCcYZNvMbqvz6bJtq9nZWZMvi03WvCmrYosPF2W9yVq8ra/O5nV2i9E36zPt&#10;edHZbVnPq7rMi6bB/17wh9N3ZvzFosjbfy0WTdFO1udT6Naav7X5e0l/z969zWZXdVYtV7lVI/sG&#10;LTbZaouH7oa6yNpscl2vHgy1WeV12ZSL9k1ebs7KxWKVF2YOmI3yDmbzqS6vKzOXq9ntVbUzE0x7&#10;YKdvHjb/+eZTXf1SfalZe9z+VOa/NrDL2W11NXM/p/dXnfDdot7QlzCJyZ2x6P3OosVdO8nxn1Gs&#10;lK/C6STHZ6kOfa2tzfMlFubB9/LlP51vRmnUfTPWAa3WWTbjBxv1dupUq3yGf9ZEuHtgomEo4Vvt&#10;dV1M7SCbUWNssvrX6+oHrGaVtavL1XrV3htkYt1Iqe3Nl1VO1qU3sOaXerKan0/1dLLNNnCIz5vs&#10;qphomppIkDzN9MHXL9er6uNqvSar071VFHA+gMMjc2WoXZT59abYtuw7dbGGzuW2Wa6qZjqpZ8Xm&#10;soBy9ee5guHhty00rOrVtmVHadq6aPMlPX8BPf4N9+Il2X1glO70pCk0FlwHeFF+rLC8wEVCjhyH&#10;/IgdcqIk0JHP66+80PeClCR265/NqrppPxXlZkI30BrawOjZLLv5qbF6iYi1JqtidIRmbHHcvBrU&#10;wBwuanwyCJmYcPUSUANUPzNqEMOBGD8K4+gAL4g0u3gBRIUaYeep8XJbIUs14nd498DzTgrEvyyz&#10;qgBkadguNASyyJ9sWjJxz8pQpMas6N0xv/K08mJjJuUn8KIDO4WRjrWNyImHd8GhnfJr9ivXl5DZ&#10;5uxV8K+l3OV3W7kl76MkuzZJtkU0gUdOJ0iyl6wAwiN9jwal28ktsoPoskQQsKrQ55vypvhaGsmW&#10;UgTJ+QHsIgkGQaCTWW9dWQaISTKQks/kWpnxWAZPDJNIkopIyJUl3SefKn+oQ74um4IRSQYwoWxn&#10;FOjqmr0p16u5hPqmvrr8sK4nNxns+9G8LLIdMaRDgQTdXZbze6SaW0DofNr87zqjvLb+vAViiQbJ&#10;TS03l3JTt+sPpSFLxv6IrF/v/pvVlQ2yLeLzz6UA90GsZVn65rZ8f92Wi5UJxJ1GmDW9gRMxiJ/d&#10;m4B0DpniTQbtpAM87k/pTY+h/5g3PSX+9z3r9/rpKd603lK08VPEOkMQHLfJZnvelXx8//7iw0Pv&#10;YrJxkTVL9kIzghVbby2oOSB3WH/Z3ke84TVxH3BFl/uY9P+SuA9R1WdmzGmaBgkKaqRBFRKcFadW&#10;4cw69iLCuKm2lOdHPldbT8qZbfi2nBnvnoMDgb/sR+2YZjo6agdx7CmQURgqUHGQpubr2UwMFYI/&#10;Ej9kQ6H8UKFka6lS3GwsBcWzkKCdLiBByqryGAkiOc+uvih7LGxD1ks81HDElZUKjLMcpUNh5INQ&#10;cy1GT0l2gY2J1X7gDiMv0QQyjB37sTZFyPGxQyxFzHQ08TxPajgZU65Mt1iCRh6WhSdE7AtJpNEo&#10;YGYl48mVxwV79Hl+8IogMG5zVOVIi4/hJu6fHmcxFQFB/TOzglhg5fdLdo9XodLJ6ImpGM2W/qXr&#10;TKZUitqgf27dYggs+0ys8LIYGjO4AuLEzCM0R7iLfURYIAOPGTSLXRAWHza5K+4FiBz9KxQ6mFZj&#10;5B2PAf78JOg3vOuPylNRlPYvq+vtaap01I8ZN5CkkYfV6vUdV1wHnjdgnA4144Q1h+kRLpT4KkLI&#10;JggEePVPMlWxeLyPWwmYEhbkyuEBixgENq9qtCv7zc3ewIpQvO6vIF3zmW+OFz9U+gHl7SppeopJ&#10;aCckkT1tjmWS0yarfJTU4w0ZJOjqsSFHLFIYJWj6jFx/16WHo7MbXlL0kfqx5cQuDUgOeKcTGLXv&#10;xwO+f5L7uNga4W2u+N7iizc8BcCCFCSUISD4PYat0JEdzvdu1D1NGkELMOtLXiHSixdbwjhCWitw&#10;SgNFP0qifjoRgorFCecunehkINqGiLCKmZvClAcyhWNBsfZTLqaT6GT4o4sJXVPfevOw4sCiH7HB&#10;xxgl1BECPvn+GIOftpgdQR0DlE5aLHLU4GCYp/f3jnUg/urvSdPRVoF2Iw2hZr9SNMl7dKUIpHqW&#10;ggReGqTIXggUTqUIF8BmAleKKKdB92wk+f6FoqiCHG81eaxOJBAzTYK2Hjr9HPiO+S3ojpXWQQAC&#10;3xcmuYihZw/UMFxzGnfFNl84EMRMyUnCKONAlXtV4IrTCGPDhzeBjlZyJyXTGJGcQwyq2yFLRIlO&#10;OdYhWMc7TEgokCvTyxAg44yoPXDY/gkeWT4ZsS9Fj8MHlEGuY31gICV4PgYQztK7Cn4nLxrJ1c7V&#10;ZCS7/TRMvMIQ0R8MmhbUkrA+AMKSviQCy8L6xTHT1CZTrk8HxB+1jMzwCWzvWGfY7qCW6PCRadAT&#10;6PfMMAi8ANTCOAaaHQOUJAATtftp1BMY8E+00DzURDS2Cxgxi1wFANpDxW2kU1QDQ2PrJAbJMeuP&#10;vhJYVe8KoXcj0wRNT+KheSK6W5bxKOE9VD3GiQNbYowZPQn90JavY3RP/dT2zcYYhnj0aK874tMy&#10;P7lKPOrcYsTyOz5HfbQBkzsOPQK13STFHUTVB872TWwq9pPkHzK0s+3zCtnUa9uvQTBy92uMY7+k&#10;/RoknWfer9njlmBB7DoOtyTig1NNdhciCajFyeFPyKWcX/r2I07EhJ99kx2k4ICFM00YTcODRBHl&#10;ojQAGu4FfHZn31TOhg32NiLxajHVH7Rhw6o8RsSZLe/1ZY5xrF3PX2OHZyBlOnsZiR+E/eHY6fhH&#10;ke/1k4iOLo/oxrrNmxPFR5CIEG3ykGnhmAylcThwNPkJgzCFKxLWhjOUSaychgVwkqHkapOq0+Qf&#10;HtbZcRuRU53dvBHWQFSRfcIRlnakx+1ldDuLOGam9EAJtr+XkUZQrZ/hOWYEY/dBsfrlnQVS4HhD&#10;u2tuX/hEcer177aJZfHlyiAwJYytN7CRMLQtaUoYS351GMW63zamkyyjg9kMNAcdd9ZuwBSV5cqq&#10;M7AMD9fDYzNoWXpYceMPLDxsFLtTOsLajwRYmdMp7JFPB6UKnXkK4w5LPDgchHYKXhaOe2KUpp3D&#10;QffNRdnuYPvX6SD+eceznqenlrlLN/EeTOol8U3qIT7v+aAwjVJEZ2ZRqNlxfp6M0LEoHJBWOPBq&#10;+GaSIlhZjAqF+v1s87UVKXRIaA82L+6HGCDFzwybAL+sQQeT4nOgwb25m3mAGmQp+gkPUpoKpUfz&#10;dLD5PkUK5rC/VaCMA4wuUiLsK1niGICeeurgVBnIEMxIZkqQb3eNUjHT9ylQsDlgn368JpEcdqwc&#10;YTDsTYITq+3B9B5d36XTobO2f6Z0+n0AjtB+AHCz7T0a4BptZmI4FAoMRrogoHWqAXmGt07D9A+C&#10;N85x71QB1K0mj0GdxDz6AaFMBuDtB7y4hZBIuTJBZrPggRE2zPqa1O6DTxQ/1OAUGrtHSPcOtf8f&#10;/WQEfVvzU1gTgezPdum3tu57w7e7Hxe/+w0AAP//AwBQSwMECgAAAAAAAAAhAKn4hn5oEwAAaBMA&#10;ABQAAABkcnMvbWVkaWEvaW1hZ2UxLnBuZ4lQTkcNChoKAAAADUlIRFIAAAW2AAAA5ggGAAAACSnT&#10;sQAAAAZiS0dEAP8A/wD/oL2nkwAAAAlwSFlzAAAOxAAADsQBlSsOGwAAEwhJREFUeJzt3b+LZed5&#10;wPHnfc+5d2ZHu6sf1q5sOVix4tgGmTROsJuAMYZAwOWk0B8gF25SugkIUqRNoyKQOoW3CinUpAg4&#10;4CZpjBcUAsGybMuSHEmWVrs7c885T4o7v/fcmV1Za/KuPh8x6N57zp090355eZ6SmfFgygPeDwAA&#10;AAAA53mwTt3f322lHP/yPH77MJ4IAAAAAIBPlzw8UX3Yns8/kV3OP7FdyqmQnRFRjo9sH77Y3d3t&#10;v/nNb3bTdK0+99z22ep9674fHgAAAACAR9bNm8evX3jh2sGrd+JmxOU4uHb5j76cv37rJzHV7emr&#10;l58fvve9rw+Zpw9QbwjbByX7OFEfv9rdLbEbcSMibr5yo+z85T9eimf/7I+76L6SpVzL0u2UcupI&#10;99/9Dn8nAAAAAACPuNL3Pzh+t4pxf9ortb6zGsfXu63tn/xg9/kP8sR0kJmwfeKU9okT2jd+uFtu&#10;vnKjRER898WXSkTE/8Tuzs+uPPPtrl766pTTVmTUM1E7IuJvHsLfCQAAAADAo+NvT74pmTmVOkUO&#10;wxj5xptvvfXPf//X33r/5PWzv6AcHNheB+of7paXX7lRvvviS+XrERFPvlde/dGH5dZT31i88aXv&#10;fi37x74d0V16qH8SAAAAAACfSllyb1rlj/9j6yc/+uHu7n7EPcsjy+EE7aOoHa/cKC+/+FJ59ac/&#10;r//21J2y9dr1cv1rXyi1Xl1Gt/xSibq0HRIAAAAAgIdiimXXx5e/897zP46Is2H7YPZIlnXWPoja&#10;N76/W6/d3KtP/OGVsjM9Xbd2lrW7+1H59ee2luOqv15rlJzO31AJAAAAAAAfV05x9YNL/3s0BvtE&#10;2M44GkFyKmq/Xa88+5X62Ptd98wXr9W6KvVX735Y+1t3F912tzVNcXamNgAAAAAAfGLW9fqZODig&#10;nXX98cHCx4Nz1y+/cqPEiy+Vazd36pVnv1Lvvj9028sr3a/futW/ffejfmu765/ol/38PwEAAAAA&#10;AJ+wt946enkcp0+c1n75lRvx6k9/Xp/or5TtF27Xz9x+trvTD93Wdtf3udXVvFtL7i+ijlGiO3cM&#10;Sa0P668AAAAAAOBRME0X3JCHx7LX/+uP36z3RmZExIsvlUu/2is7l8d6KT7f3elvdctuu+tL7a5c&#10;rf3eRzt1URd9jYjxnH9rZ6vG009sRxG3AQAAAACYkVPEux/cjVt3Lqjbzxy+KOX4xPbB3siXX7lR&#10;Xvj+bvmD16L0L0TpV6WOO7X2y7G7stX3e3eHbtUtuktl6DJL2TRhu9aIp5/Yjr/40+ux7JVtAAAA&#10;AADutT9M8e8/fTf++41bMZxzdPu57WVZj9iO6COO4nSJ3d3y8ts34tUffViWX/tCWb65VT/ceadc&#10;isdqF8tu76Ooq27R1TJ243Lszj2uHRGlRiz7GsulsA0AAAAAwIz64COtT9++G/GfL75UIiL6D26X&#10;pz+3U/rp8dpNtT62VeqlZak1o9ap1C62uk/swQEAAAAA4Bw3b75z9Lo/eeFGRDwfEZeeeqZEjPH6&#10;L++Wx65OpeR2ubs/lGFa1K4vtZSoqzt3S9nKzKOh3afliU+rDZIAAAAAAMxajx/JPN2VT8qMfOGF&#10;o3enT2zvRsTXIyLiZ9E/d7VEvB8REaUfSln1pXRjKcNYonal1LphujYAAAAAADwEB+H7KGyfrNTf&#10;ioh34p146vrnSt1bzgbsxWLxEJ8OAAAAAADmbZwRci0iHo+IiI/WH3RDKUO3Pq09TCVi9ft4PgAA&#10;AAAAOOWesH3jX98rP756/dQp7dItSkTEcvn7eiwAAAAAAJh331sd9yJif/8hPgkAAAAAANyHfr1n&#10;shyd0H7+O0/mh7/ay4jbRzfluMqo9zbwUiPLML+nsmREyRKZGeM4PoxnBwAAAACgcZkZ5cTPxptO&#10;vLvvE9sAAAAAAPD/gbANAAAAAEBT+o/zpexr9lOXWSKzxOzZcGfBAQAAAAC4X1nXg7Nnr5XImxGx&#10;e/BefgYAAAAAoCnCNgAAAAAATRG2AQAAAABoirANAAAAAEBT7nt5ZI5D5rJmDCUjuvWH0xQl6uw4&#10;75IRWT6ZhwQAAAAA4NGVZd2UNybljFMd2oltAAAAAACaImwDAAAAANAUYRsAAAAAgKYI2wAAAAAA&#10;NEXYBgAAAACgKf1FN+xsLXLYcC0zMyNz/to5GywBAAAAAOCEdW2ezc1RzlxwYhsAAAAAgKYI2wAA&#10;AAAANOXcUSTvvf1mbl29eu+FaczFpS7zbs2MOj+KpEbE/KlxAAAAAAA4UiIiakTmprPYRpEAAAAA&#10;ANAwYRsAAAAAgKYI2wAAAAAANEXYBgAAAACgKRuXRw6vb+Xh1Rz6jG4/lmOXQ1+yxBgREWW9I3J2&#10;RWTNiLQ9EgAAAACAC2RmlNx8Eruc6dBObAMAAAAA0BRhGwAAAACApgjbAAAAAAA0RdgGAAAAAKAp&#10;wjYAAAAAAE3p7/fGrUWfMZ3+LDMzz2yjPL4WUUpI5wAAAAAAXKBGZo3Maf5yqRk3I2L38G4AAAAA&#10;AGiIsA0AAAAAQFPuexTJSYuxy1t7Y9YSmV3OjiIpJ153XfexHg4AAAAAgEfcMEXfR5Rao9Rx9paS&#10;p0diO7ENAAAAAEBThG0AAAAAAJoibAMAAAAA0BRhGwAAAACApjzY8shpyGUpuf7aKjIjc4zZ5ZFZ&#10;Iw7XSo7j/MBvAAAAAAAYx1jH5mnDDSXy8uW7Ry3aiW0AAAAAAJoibAMAAAAA0BRhGwAAAACApgjb&#10;AAAAAAA05cLlkTnsZe50GdGd/nzqskRmyfnlkSUjyvwlAAAAAAA4knnQlDcl5TNbJZ3YBgAAAACg&#10;KcI2AAAAAABNEbYBAAAAAGjKhTO2D20v+1wN48G3xoxcRZaaGTk79SRrRBTdHAAAAACAi2XNyPnc&#10;HHGmQyvPAAAAAAA0RdgGAAAAAKApwjYAAAAAAE0RtgEAAAAAaMq5yyMf//xn88577536LKcuS0wR&#10;EVGyZil1dpp3yYhNY74BAAAAAOBQiYyaEWXTWew8vVbSiW0AAAAAAJoibAMAAAAA0BRhGwAAAACA&#10;pgjbAAAAAAA05dzlkWdtLfrcH9avs+8yh8jM+R2RmesFkgAAAAAAcK6ybsq5qSmf6dBObAMAAAAA&#10;0BRhGwAAAACApgjbAAAAAAA05YFmbB/KqcvoIrJk5oapJymZAwAAAABwHzIism6qzRFRIsuJt/Iz&#10;AAAAAABNEbYBAAAAAGiKsA0AAAAAQFOEbQAAAAAAmnLh8sjcX2Q+2eftW6u8vLWM6Mc8/FrJyLKe&#10;632PmhGZOX8RAAAAAADiYHFkrn/KxqB8eq2kE9sAAAAAADRF2AYAAAAAoCnCNgAAAAAATRG2AQAA&#10;AABoyuzyyDvvvpVPXn763s/HVXbdQQufxsyMzDK/HzJTNQcAAAAA4GI1MkrGfGyOiMjIcup+AAAA&#10;AABoiLANAAAAAEBThG0AAAAAAJoyO2M7ImK4urNxnElMQ0YXUet6zPbcLaXG6aEnAAAAAAAwIzMi&#10;a0bdVKX70yHaiW0AAAAAAJoibAMAAAAA0BRhGwAAAACApgjbAAAAAAA0ZePyyLNyWGX0y8ixy1LG&#10;6Kcu82Cm9+z9my4AAAAAAMBJ9aApb4jKOWSW07cDAAAAAEA7hG0AAAAAAJoibAMAAAAA0BRhGwAA&#10;AACAptz38siIiBj7jC4i+y6j67KsapZSZ8d5l4yoNkgCAAAAAHCOmhElapSsUTbcUzJP7ZV0YhsA&#10;AAAAgKYI2wAAAAAANEXYBgAAAACgKefO2P7Nm7/InfpETL/dn52UXReRwzg/RTur8doAAAAAANyH&#10;PGjKm6JyOZ2bndgGAAAAAKApwjYAAAAAAE0RtgEAAAAAaIqwDQAAAABAU85dHhkRMW3fzYjHTnww&#10;ZEQfOU05TZllwzjvkhGZujkAAAAAAOfLiCiZUTYtj4yaV67eObqqPAMAAAAA0BRhGwAAAACApgjb&#10;AAAAAAA0RdgGAAAAAKApp5dH/tWNjH94afbGXPYZh6O5pzFjjJjqFFnq7DjvTNUcAAAAAICLZWZk&#10;rrvynGkaT73XngEAAAAAaIqwDQAAAABAU4RtAAAAAACa0l98y7FcDBlDOX5fMrPG/IztGpFl7goA&#10;AAAAAByr9aApb5ixnXG6QzuxDQAAAABAU4RtAAAAAACaImwDAAAAANAUYRsAAAAAgKbcszzyX/7p&#10;v/Ibf3Lp1Ge5tciYpoiI2Fr0uR9jZN9lKev9kXO/uJ6d5g0AAAAAADMyImrmxuWRNS2PBAAAAACg&#10;YcI2AAAAAABNEbYBAAAAAGiKsA0AAAAAQFOEbQAAAAAAmiJsAwAAAADQlP7jfCnHLqOPyMzMjJy9&#10;JyNqzl4CAAAAAIBjuW7Km5JyORObndgGAAAAAKApwjYAAAAAAE0RtgEAAAAAaIqwDQAAAABAU+57&#10;eWQO+7m9czljdfxZqTVrXcyO8+4jokYX0UV0Xfc7PygAAAAAAI+eaZqiRkRfF5EbjmKXabQ8EgAA&#10;AACAdgnbAAAAAAA0RdgGAAAAAKAp587YHu9u5dWnr+VvxuPB2nfGVdZYRI5jZh85DePsjO2hixjK&#10;GDlmjHX8hB8bAAAAAIBHwThmZMkYcoxpQ0ouJc3YBgAAAACgXcI2AAAAAABNEbYBAAAAAGiKsA0A&#10;AAAAQFM2Lo/cv/VePhZX5i8uhoxhP+oQGZmzyyNLRtSYvQQAAAAAAEcyIkpm1A1JuURYHgkAAAAA&#10;QLuEbQAAAAAAmiJsAwAAAADQFGEbAAAAAICmbFweedK02r9nZHdOXeaiZub8hsisEfNrJQEAAAAA&#10;4FjmBU25pOWRAAAAAAC0S9gGAAAAAKApwjYAAAAAAE25rxnbERE5LvL2rVV2ZZGxGCMiYsrMKeen&#10;npQ0YxsAAAAAgIvVyMjMmDY05RJhxjYAAAAAAO0StgEAAAAAaIqwDQAAAABAU4RtAAAAAACaMrs8&#10;8tafX8kn3tj8pa2pz/2IqBnr/2aUjKiyOQAAAAAAF8lu3ZQ3Lo9MyyMBAAAAAGiXsA0AAAAAQFOE&#10;bQAAAAAAmiJsAwAAAADQlNnlkfdj0Y+ZNTPr/PLIjDjaK9l13cf9ZwAAAAAAeIStVmNkjaOfWVNY&#10;HgkAAAAAQLuEbQAAAAAAmiJsAwAAAADQlJMztjMiytkb3nv7zZx2PpMRU+SizyxDRiwiIqJkZBly&#10;dsZ27SJyPWg7xnF8GM8OAAAAAEDjMtf7Gmtm5IaUXErma689edSindgGAAAAAKApwjYAAAAAAE0R&#10;tgEAAAAAaIqwDQAAAABAU/qLb1nLJ/cz9pYREXFnXOV+F5FZM7ObXR6ZGVFTNwcAAAAA4Hw1IzK7&#10;yNnaHBFnrijPAAAAAAA0RdgGAAAAAKApwjYAAAAAAE0RtgEAAAAAaMq5yyPHL36Y8cud2WuLqc+y&#10;iCw5P8671Ai7IwEAAAAAuEhGRKkZZdPyyBzj6tVrR1elZwAAAAAAmiJsAwAAAADQFGEbAAAAAICm&#10;nDtj+6wcV7m9s8y9jyL3+4jMzMyYnXqSuZ6LsmkkCgAAAAAARBz05IOfOV1dZsTPjt47sQ0AAAAA&#10;QFOEbQAAAAAAmiJsAwAAAADQFGEbAAAAAICmPNDyyJMWfZc1IyPnx3mXjKiZ0X38ZwMAAAAA4FOg&#10;1oySGXXD8shpNZy64sQ2AAAAAABNEbYBAAAAAGiKsA0AAAAAQFOEbQAAAAAAmrJxeeTeB29nxPWI&#10;iJi293L6bZ/d4vj6/v5+1J0uh2HD8sgaMX8FAAAAAABOyxoxbW7KlkcCAAAAANAuYRsAAAAAgKYI&#10;2wAAAAAANGXjjO1Dj3/+s3nnzq2j97dvrbIuSy5Kl9NqyIw6O/Ukcz0TBQAAAAAAzpMZkZkb9zZm&#10;mrENAAAAAEDDhG0AAAAAAJoibAMAAAAA0BRhGwAAAACAply4PPKkHPqMOq5fL/rMVWaNmB3nXVI1&#10;BwAAAADgYpm5bsqWRwIAAAAA8CgStgEAAAAAaIqwDQAAAABAU4RtAAAAAACa8kDLI+dMdX6cd6nr&#10;gd8AAAAAAHCeGhFZa0ybk7LlkQAAAAAAtEvYBgAAAACgKcI2AAAAAABNOXfG9vD6VsZz69e52s9Y&#10;bkUOfW5fLhkRUTOyZsxOPakZYcQ2AAAAAADn6iKynt+UM83YBgAAAACgYcI2AAAAAABNEbYBAAAA&#10;AGiKsA0AAAAAQFPOXR556PL+MvfjTuTWKuPOMiIichxzysxau/nlkTWiW3bRdesfAAAAAAA4q4uI&#10;rltGrd3G5ZHDOFgeCQAAAABAu4RtAAAAAACaImwDAAAAANAUYRsAAAAAgKZcuDzyN2/+Ird3rs9e&#10;qzVymIbZcd6lRuQwxDAMUeuGid8AAAAAAHyqDeMYwzDElENM0/w9tYblkQAAAAAAtEvYBgAAAACg&#10;KcI2AAAAAABNuXDG9qFpa5EREblc5e1bJePSXmRmZsTsAO2cItJobQAAAAAALlDz/KacNc3YBgAA&#10;AACgXcI2AAAAAABN+T//lEJA8fzBcAAAAABJRU5ErkJgglBLAwQKAAAAAAAAACEAEWILExNIAAAT&#10;SAAAFAAAAGRycy9tZWRpYS9pbWFnZTIucG5niVBORw0KGgoAAAANSUhEUgAABbwAAAcDCAYAAACd&#10;JffHAAAABmJLR0QA/wD/AP+gvaeTAAAACXBIWXMAAA7EAAAOxAGVKw4bAAAgAElEQVR4nOzdP49c&#10;13nH8eece2d3RSpyKDu0rPyBQUBIAFWBKiOFXLhJkZIu8hb8JvYNpGSTF5BCLF2kcWEXcdKosBMh&#10;DgQYRhxLDhOLEGVKuztzz0mxS1l/SFmO8wf66fMBdmdnMXMwc8svHjy3zTkLAAAAAAA+6/r/9wcA&#10;AAAAAID/CYI3AAAAAAAR1t/+iNZ++zMAAAAAAOC328H93wjeHwzc8/Knid4AAAAAAPwWLm84edWa&#10;2/v//E2OaJ/+ppWPovYHAvejt9693apuf+jVp3fuiOAAAAAAAHzM6be+9ZEwfffy4fbd+YHWffWa&#10;Vp82fH/K4N3a+6F7VtXd2+30zr12+vWqev6PW730Ut398Xda1UezNwAAAAAAPN5V5q7bt74x69VX&#10;q974l3n63asgfvubH4jfj8avPzlof4rg3Vq1q2Nfud3qtXutnv/jVjfut79985325299udVXq376&#10;1rPt3tMPW1XVS/+97wYAAAAAwOfIq1V185fX57/Vv9XXHlybrz/7zHzhKz+fdesbs779N7Ne/ED4&#10;nnP+umnvX7PD+yp2z6rTr7/cT+/faPVitXrtvL9aN/qf3vijVl95r73+5tKfvXmoW8e3WlXVTx6+&#10;aZ0JAAAAAACf6Nb1r8xx7WfzS/Vc/egLJ3N75uGs+zdG/eP3x98++9T881v3R52+POuVm/NyEcmc&#10;VxtJHhu9P2HC+yOx+6/+sr3+d//UH5ycLyc31v7c+dK/eOj9p9d7X/att91xa2cXraqqrUeCNwAA&#10;AAAAn2geLmZV1VjmmIej+fQXvzDGu238+4NfjD/Z3t7qjfNRL7476rV7o168Oeubd+fVbu/Hhu0n&#10;THhf7eyu9n7s/u63v798/fnj/vrZ8Xrz2vPLw/1/LP9+fLw8dTgsbbTea/SzftLacmizRp3Uyf/W&#10;NQAAAAAA4DPsrM6qquq4n8w6Osx3t3WOOcf5u7/Yxtkc158Zh/t1q79x41+3Bz99d/vaizerXrs3&#10;atZ8/16Tj5nyfsKE99V09yuvtLr/nf762XF/4eR8+cW14/VsXN+tu7aua1v7RVv3S61t13ob1dtW&#10;vZbtarr7qNphM+kNAAAAAMCHzHWZVRdV2zLn2Obsc8x9jaPd8eFhHbbdcr4/7Mfh4mI7PLy+P7z4&#10;8OHh7vV3x2t37o3T731vPGmf92OC9/vT3a1OX+714s3+6v0b6zPXjtdr4/pu99Rht6vlaL+tuz7G&#10;ri+1tlqWQ43l+vFJ2x+2Vn20wyZ2AwAAAADwceuyzP2+qsY21+PdqG0/ZvVtbHUYow5b3+/XOS4u&#10;5nZxcbEd3v7PdX/t6OLwwsn5qBv3x+Vqk5ofDd6PX2nSWqtXbrf6i2+0+vb3+8mLa7957fnl7MGD&#10;dVfLUa+To3Vux313tGvL2G1brWu15fz8vFfvbRujrW33f3FdAAAAAAD4jJmjaulj1rqbc4w5226b&#10;NbblqO/7tu1b7fph29du283Zx7x29HCcHNZRN34+T+/ca6dV83FrvB+30qRVa+305Zf76bdu9rp/&#10;Y71/49bu7J23j7aj7fho3R2vs5304+V4bOO49b5rrda2jaV69Wq9bbP6o8OesCQcAAAAAIDPmcMH&#10;/l7nmIfZ59Jq1HYY+6UOfev7ZennZ/uLi97m2brMs4tDP//y+bvnP1/W/Tv3Lw4vvPXDrU6/Ny6n&#10;uz+81uTxPXpWnZ5Wvf7mc+3iK1v/g2uzL7Vf2rasfbfutovtqLZx3Fs/brOOWtW6VV9bVa9ttN56&#10;q+XyqPG/d20AAAAAAPgMeX9SeqsavWafNVursdU6+qxD79XHPLSlWvV12fpT1w/Lg7cOP+tPLe9c&#10;bNufPPOg1Z/9Zau7N1t9s9XlWpNf+XjwfrTO5Pkb7YU3HrQfXb/Zfvne2/1413q1dVnGthvrsms1&#10;jlrVUas6GmPs2tKXNqpv1fvSq7ZttuX/4AIBAAAAAPAZ09usrVf1OXtbxqixVVUfVdV7n32t7TC3&#10;w/bO2/ulHS39MPrvHZ+1n957tv3Dj7/Tbtftqrr7sWM/Erzbr240+dJL9fe//E770vFZ6xdP9/Oj&#10;o+WotqVVX1qba6u+jjl2bandGH1XYy5Lr76O1mq21no1090AAAAAAHzMVlV9zppt1hijtdlraVVj&#10;zDZqa63Wp9eT5b3tYrmo/dKf6v2d896/+vTD9odVdXrnztUe7w97wort23X3x3fbradvtC8d/347&#10;n//Rri1r2/a9t5OTpR32S6u+zKWWqlqWmkurtmxjLq1VqzFaW/rjjwYAAAAA4HNuVK82q9qsR7+2&#10;mtX6qKWWbRyW9/ZnS1t7P5lru6jzduOZ59oP/vk/2xtn/9pOv15V36v6aPN+4j0lb189/uThm+2p&#10;42vtfBt9t6teh63VrF5L9Tart5rLqLZUzaVd3qyyVa9Ws6rGbE86HwAAAACAz6neZ/U5x6xZc7ZZ&#10;s3pvo1r1cRhLVfVqS6utt/b0SWv3Z6trVV/+ctW1+y9U1Q8fM9/9hOB9eudOO/3Wzfefv7fu2+9u&#10;12sctnZY931pu7bNy49UvbWq2drlOpTLGN5b1Rit5G4AAAAAAD6qVY1ZreaYNWrU0trYqreqXq23&#10;tar13tt7+4t+eOfQzpZ9O3vzXnvwhfN2VE++e+QTJ7wf+WpV3auqs+XQjlqrde5qbqO1fjXJfbWz&#10;u2pePu/tarK7V1u75A0AAAAAwIfMw7jc4V29qs1WY7beW81WVXO0dhjtMKsd7ar2c2vXDlXvXb33&#10;Z289aC884dxPXLT9gwe/097+vedaVdVJVV1sWzu00WqtWq4i+pitXW7y7h84TuwGAAAAAOATjMvQ&#10;XVW1VK8xZlvbVVde16o2WtXRr17/hV9/5K+d8H6k7bd2tFyu5j6M0Za2tjar9V7V6vLmmTWrVZut&#10;rUurqr/+Tb4bAAAAAACfD23tNQ9VtcyrDdmz+qN56tGvZqvXqm2r435c+3r3+U9z7idOeAMAAAAA&#10;wGeF4A0AAAAAQATBGwAAAACACII3AAAAAAARBG8AAAAAACII3gAAAAAARBC8AQAAAACIIHgDAAAA&#10;ABBB8AYAAAAAIILgDQAAAABABMEbAAAAAIAIgjcAAAAAABEEbwAAAAAAIgjeAAAAAABEELwBAAAA&#10;AIggeAMAAAAAEEHwBgAAAAAgguANAAAAAEAEwRsAAAAAgAiCNwAAAAAAEQRvAAAAAAAiCN4AAAAA&#10;AEQQvAEAAAAAiCB4AwAAAAAQQfAGAAAAACCC4A0AAAAAQATBGwAAAACACII3AAAAAAARBG8AAAAA&#10;ACII3gAAAAAARBC8AQAAAACIIHgDAAAAABBB8AYAAAAAIILgDQAAAABABMEbAAAAAIAIgjcAAAAA&#10;ABEEbwAAAAAAIgjeAAAAAABEELwBAAAAAIggeAMAAAAAEEHwBgAAAAAgguANAAAAAEAEwRsAAAAA&#10;gAiCNwAAAAAAEQRvAAAAAAAiCN4AAAAAAEQQvAEAAAAAiCB4AwAAAAAQQfAGAAAAACCC4A0AAAAA&#10;QATBGwAAAACACII3AAAAAAARBG8AAAAAACII3gAAAAAARBC8AQAAAACIIHgDAAAAABBB8AYAAAAA&#10;IILgDQAAAABABMEbAAAAAIAIgjcAAAAAABEEbwAAAAAAIgjeAAAAAABEELwBAAAAAIggeAMAAAAA&#10;EEHwBgAAAAAgguANAAAAAEAEwRsAAAAAgAiCNwAAAAAAEQRvAAAAAAAiCN4AAAAAAEQQvAEAAAAA&#10;iCB4AwAAAAAQQfAGAAAAACCC4A0AAAAAQATBGwAAAACACII3AAAAAAARBG8AAAAAACII3gAAAAAA&#10;RBC8AQAAAACIIHgDAAAAABBB8AYAAAAAIILgDQAAAABABMEbAAAAAIAIgjcAAAAAABEEbwAAAAAA&#10;IgjeAAAAAABEELwBAAAAAIggeAMAAAAAEEHwBgAAAAAgguANAAAAAEAEwRsAAAAAgAiCNwAAAAAA&#10;EQRvAAAAAAAiCN4AAAAAAEQQvAEAAAAAiCB4AwAAAAAQQfAGAAAAACCC4A0AAAAAQATBGwAAAACA&#10;CII3AAAAAAARBG8AAAAAACII3gAAAAAARBC8AQAAAACIIHgDAAAAABBB8AYAAAAAIILgDQAAAABA&#10;BMEbAAAAAIAIgjcAAAAAABEEbwAAAAAAIgjeAAAAAABEELwBAAAAAIggeAMAAAAAEEHwBgAAAAAg&#10;guANAAAAAEAEwRsAAAAAgAiCNwAAAAAAEQRvAAAAAAAiCN4AAAAAAEQQvAEAAAAAiCB4AwAAAAAQ&#10;QfAGAAAAACCC4A0AAAAAQATBGwAAAACACII3AAAAAAARBG8AAAAAACII3gAAAAAARBC8AQAAAACI&#10;IHgDAAAAABBB8AYAAAAAIILgDQAAAABABMEbAAAAAIAIgjcAAAAAABEEbwAAAAAAIgjeAAAAAABE&#10;ELwBAAAAAIggeAMAAAAAEEHwBgAAAAAgguANAAAAAEAEwRsAAAAAgAiCNwAAAAAAEQRvAAAAAAAi&#10;CN4AAAAAAEQQvAEAAAAAiCB4AwAAAAAQQfAGAAAAACCC4A0AAAAAQATBGwAAAACACII3AAAAAAAR&#10;BG8AAAAAACII3gAAAAAARBC8AQAAAACIIHgDAAAAABBB8AYAAAAAIILgDQAAAABABMEbAAAAAIAI&#10;gjcAAAAAABEEbwAAAAAAIgjeAAAAAABEELwBAAAAAIggeAMAAAAAEEHwBgAAAAAgguANAAAAAEAE&#10;wRsAAAAAgAiCNwAAAAAAEQRvAAAAAAAiCN4AAAAAAEQQvAEAAAAAiCB4AwAAAAAQQfAGAAAAACCC&#10;4A0AAAAAQATBGwAAAACACII3AAAAAAARBG8AAAAAACII3gAAAAAARBC8AQAAAACIIHgDAAAAABBB&#10;8AYAAAAAIILgDQAAAABABMEbAAAAAIAIgjcAAAAAABEEbwAAAAAAIgjeAAAAAABEELwBAAAAAIgg&#10;eAMAAAAAEEHwBgAAAAAgguANAAAAAEAEwRsAAAAAgAiCNwAAAAAAEQRvAAAAAAAiCN4AAAAAAEQQ&#10;vAEAAAAAiCB4AwAAAAAQQfAGAAAAACCC4A0AAAAAQATBGwAAAACACII3AAAAAAARBG8AAAAAACII&#10;3gAAAAAARBC8AQAAAACIIHgDAAAAABBB8AYAAAAAIILgDQAAAABABMEbAAAAAIAIgjcAAAAAABEE&#10;bwAAAAAAIgjeAAAAAABEELwBAAAAAIggeAMAAAAAEEHwBgAAAAAgguANAAAAAEAEwRsAAAAAgAiC&#10;NwAAAAAAEQRvAAAAAAAiCN4AAAAAAEQQvAEAAAAAiCB4AwAAAAAQQfAGAAAAACCC4A0AAAAAQATB&#10;GwAAAACACII3AAAAAAARBG8AAAAAACII3gAAAAAARBC8AQAAAACIIHgDAAAAABBB8AYAAAAAIILg&#10;DQAAAABABMEbAAAAAIAIgjcAAAAAABEEbwAAAAAAIgjeAAAAAABEELwBAAAAAIggeAMAAAAAEEHw&#10;BgAAAAAgguANAAAAAEAEwRsAAAAAgAiCNwAAAAAAEQRvAAAAAAAiCN4AAAAAAEQQvAEAAAAAiCB4&#10;AwAAAAAQQfAGAAAAACCC4A0AAAAAQATBGwAAAACACII3AAAAAAARBG8AAAAAACII3gAAAAAARBC8&#10;AQAAAACIIHgDAAAAABBB8AYAAAAAIILgDQAAAABABMEbAAAAAIAIgjcAAAAAABEEbwAAAAAAIgje&#10;AAAAAABEELwBAAAAAIggeAMAAAAAEEHwBgAAAAAgguANAAAAAEAEwRsAAAAAgAiCNwAAAAAAEQRv&#10;AAAAAAAiCN4AAAAAAEQQvAEAAAAAiCB4AwAAAAAQQfAGAAAAACCC4A0AAAAAQATBGwAAAACACII3&#10;AAAAAAARBG8AAAAAACII3gAAAAAARBC8AQAAAACIIHgDAAAAABBB8AYAAAAAIILgDQAAAABABMEb&#10;AAAAAIAIgjcAAAAAABEEbwAAAAAAIgjeAAAAAABEELwBAAAAAIggeAMAAAAAEEHwBgAAAAAgguAN&#10;AAAAAEAEwRsAAAAAgAiCNwAAAAAAEQRvAAAAAAAiCN4AAAAAAEQQvAEAAAAAiCB4AwAAAAAQQfAG&#10;AAAAACCC4A0AAAAAQATBGwAAAACACII3AAAAAAARBG8AAAAAACII3gAAAAAARBC8AQAAAACIIHgD&#10;AAAAABBB8AYAAAAAIILgDQAAAABABMEbAAAAAIAIgjcAAAAAABEEbwAAAAAAIgjeAAAAAABEELwB&#10;AAAAAIggeAMAAAAAEEHwBgAAAAAgguANAAAAAEAEwRsAAAAAgAiCNwAAAAAAEQRvAAAAAAAiCN4A&#10;AAAAAEQQvAEAAAAAiCB4AwAAAAAQQfAGAAAAACCC4A0AAAAAQATBGwAAAACACII3AAAAAAARBG8A&#10;AAAAACII3gAAAAAARBC8AQAAAACIIHgDAAAAABBB8AYAAAAAIILgDQAAAABABMEbAAAAAIAIgjcA&#10;AAAAABEEbwAAAAAAIgjeAAAAAABEELwBAAAAAIggeAMAAAAAEEHwBgAAAAAgguANAAAAAEAEwRsA&#10;AAAAgAiCNwAAAAAAEQRvAAAAAAAiCN4AAAAAAEQQvAEAAAAAiCB4AwAAAAAQQfAGAAAAACCC4A0A&#10;AAAAQATBGwAAAACACII3AAAAAAARBG8AAAAAACII3gAAAAAARBC8AQAAAACIIHgDAAAAABBB8AYA&#10;AAAAIILgDQAAAABABMEbAAAAAIAIgjcAAAAAABEEbwAAAAAAIgjeAAAAAABEELwBAAAAAIggeAMA&#10;AAAAEEHwBgAAAAAgguANAAAAAEAEwRsAAAAAgAiCNwAAAAAAEQRvAAAAAAAiCN4AAAAAAEQQvAEA&#10;AAAAiCB4AwAAAAAQQfAGAAAAACCC4A0AAAAAQATBGwAAAACACII3AAAAAAARBG8AAAAAACII3gAA&#10;AAAARBC8AQAAAACIIHgDAAAAABBB8AYAAAAAIILgDQAAAABABMEbAAAAAIAIgjcAAAAAABEEbwAA&#10;AAAAIgjeAAAAAABEELwBAAAAAIggeAMAAAAAEEHwBgAAAAAgguANAAAAAEAEwRsAAAAAgAiCNwAA&#10;AAAAEQRvAAAAAAAiCN4AAAAAAEQQvAEAAAAAiCB4AwAAAAAQQfAGAAAAACCC4A0AAAAAQATBGwAA&#10;AACACII3AAAAAAARBG8AAAAAACII3gAAAAAARBC8AQAAAACIIHgDAAAAABBB8AYAAAAAIILgDQAA&#10;AABABMEbAAAAAIAIgjcAAAAAABEEbwAAAAAAIgjeAAAAAABEELwBAAAAAIggeAMAAAAAEEHwBgAA&#10;AAAgguANAAAAAEAEwRsAAAAAgAiCNwAAAAAAEQRvAAAAAAAiCN4AAAAAAEQQvAEAAAAAiCB4AwAA&#10;AAAQQfAGAAAAACCC4A0AAAAAQATBGwAAAACACII3AAAAAAARBG8AAAAAACII3gAAAAAARBC8AQAA&#10;AACIIHgDAAAAABBB8AYAAAAAIILgDQAAAABABMEbAAAAAIAIgjcAAAAAABEEbwAAAAAAIgjeAAAA&#10;AABEELwBAAAAAIggeAMAAAAAEEHwBgAAAAAgguANAAAAAEAEwRsAAAAAgAiCNwAAAAAAEQRvAAAA&#10;AAAiCN4AAAAAAEQQvAEAAAAAiCB4AwAAAAAQQfAGAAAAACCC4A0AAAAAQATBGwAAAACACII3AAAA&#10;AAARBG8AAAAAACII3gAAAAAARBC8AQAAAACIIHgDAAAAABBB8AYAAAAAIILgDQAAAABABMEbAAAA&#10;AIAIgjcAAAAAABEEbwAAAAAAIgjeAAAAAABEELwBAAAAAIggeAMAAAAAEEHwBgAAAAAgguANAAAA&#10;AEAEwRsAAAAAgAiCNwAAAAAAEQRvAAAAAAAiCN4AAAAAAEQQvAEAAAAAiCB4AwAAAAAQQfAGAAAA&#10;ACCC4A0AAAAAQATBGwAAAACACII3AAAAAAARBG8AAAAAACII3gAAAAAARBC8AQAAAACIIHgDAAAA&#10;ABBB8AYAAAAAIILgDQAAAABABMEbAAAAAIAIgjcAAAAAABEEbwAAAAAAIgjeAAAAAABEELwBAAAA&#10;AIggeAMAAAAAEEHwBgAAAAAgguANAAAAAEAEwRsAAAAAgAiCNwAAAAAAEQRvAAAAAAAiCN4AAAAA&#10;AEQQvAEAAAAAiCB4AwAAAAAQQfAGAAAAACCC4A0AAAAAQATBGwAAAACACII3AAAAAAARBG8AAAAA&#10;ACII3gAAAAAARBC8AQAAAACIIHgDAAAAABBB8AYAAAAAIILgDQAAAABABMEbAAAAAIAIgjcAAAAA&#10;ABEEbwAAAAAAIgjeAAAAAABEELwBAAAAAIggeAMAAAAAEEHwBgAAAAAgguANAAAAAEAEwRsAAAAA&#10;gAiCNwAAAAAAEQRvAAAAAAAiCN4AAAAAAEQQvAEAAAAAiCB4AwAAAAAQQfAGAAAAACCC4A0AAAAA&#10;QATBGwAAAACACII3AAAAAAARBG8AAAAAACII3gAAAAAARBC8AQAAAACIIHgDAAAAABBB8AYAAAAA&#10;IILgDQAAAABABMEbAAAAAIAIgjcAAAAAABEEbwAAAAAAIgjeAAAAAABEELwBAAAAAIggeAMAAAAA&#10;EEHwBgAAAAAgguANAAAAAEAEwRsAAAAAgAiCNwAAAAAAEQRvAAAAAAAiCN4AAAAAAEQQvAEAAAAA&#10;iCB4AwAAAAAQQfAGAAAAACCC4A0AAAAAQATBGwAAAACACII3AAAAAAARBG8AAAAAACII3gAAAAAA&#10;RBC8AQAAAACIIHgDAAAAABBB8AYAAAAAIILgDQAAAABABMEbAAAAAIAIgjcAAAAAABEEbwAAAAAA&#10;IgjeAAAAAABEELwBAAAAAIggeAMAAAAAEEHwBgAAAAAgguANAAAAAEAEwRsAAAAAgAiCNwAAAAAA&#10;EQRvAAAAAAAiCN4AAAAAAEQQvAEAAAAAiCB4AwAAAAAQQfAGAAAAACCC4A0AAAAAQATBGwAAAACA&#10;CII3AAAAAAARBG8AAAAAACII3gAAAAAARBC8AQAAAACIIHgDAAAAABBB8AYAAAAAIILgDQAAAABA&#10;BMEbAAAAAIAIgjcAAAAAABEEbwAAAAAAIgjeAAAAAABEELwBAAAAAIggeAMAAAAAEEHwBgAAAAAg&#10;guANAAAAAEAEwRsAAAAAgAiCNwAAAAAAEQRvAAAAAAAiCN4AAAAAAEQQvAEAAAAAiCB4AwAAAAAQ&#10;QfAGAAAAACCC4A0AAAAAQATBGwAAAACACII3AAAAAAARBG8AAAAAACII3gAAAAAARBC8AQAAAACI&#10;IHgDAAAAABBB8AYAAAAAIILgDQAAAABABMEbAAAAAIAIgjcAAAAAABEEbwAAAAAAIgjeAAAAAABE&#10;ELwBAAAAAIggeAMAAAAAEEHwBgAAAAAgguANAAAAAEAEwRsAAAAAgAiCNwAAAAAAEQRvAAAAAAAi&#10;CN7wX+zYgQwAAADAIH/re3yFEQAAAACwILwBAAAAAFgQ3gAAAAAALAhvAAAAAAAWhDcAAAAAAAvC&#10;GwAAAACABeENAAAAAMCC8AYAAAAAYEF4AwAAAACwILwBAAAAAFgQ3gAAAAAALAhvAAAAAAAWhDcA&#10;AAAAAAvCGwAAAACABeENAAAAAMCC8AYAAAAAYEF4AwAAAACwILwBAAAAAFgQ3gAAAAAALAhvAAAA&#10;AAAWhDcAAAAAAAvCGwAAAACABeENAAAAAMCC8AYAAAAAYEF4AwAAAACwILwBAAAAAFgQ3gAAAAAA&#10;LAhvAAAAAAAWhDcAAAAAAAvCGwAAAACABeENAAAAAMCC8AYAAAAAYEF4AwAAAACwILwBAAAAAFgQ&#10;3gAAAAAALAhvAAAAAAAWhDcAAAAAAAvCGwAAAACABeENAAAAAMCC8AYAAAAAYEF4AwAAAACwILwB&#10;AAAAAFgQ3gAAAAAALAhvAAAAAAAWhDcAAAAAAAvCGwAAAACABeENAAAAAMCC8AYAAAAAYEF4AwAA&#10;AACwILwBAAAAAFgQ3gAAAAAALAhvAAAAAAAWhDcAAAAAAAvCGwAAAACABeENAAAAAMCC8AYAAAAA&#10;YEF4AwAAAACwILwBAAAAAFgQ3gAAAAAALAhvAAAAAAAWhDcAAAAAAAvCGwAAAACABeENAAAAAMCC&#10;8AYAAAAAYEF4AwAAAACwILwBAAAAAFgQ3gAAAAAALAhvAAAAAAAWhDcAAAAAAAvCGwAAAACABeEN&#10;AAAAAMCC8AYAAAAAYEF4AwAAAACwILwBAAAAAFgQ3gAAAAAALAhvAAAAAAAWhDcAAAAAAAvCGwAA&#10;AACABeENAAAAAMCC8AYAAAAAYEF4AwAAAACwILwBAAAAAFgQ3gAAAAAALAhvAAAAAAAWhDcAAAAA&#10;AAvCGwAAAACABeENAAAAAMCC8AYAAAAAYEF4AwAAAACwILwBAAAAAFgQ3gAAAAAALAhvAAAAAAAW&#10;hDcAAAAAAAvCGwAAAACABeENAAAAAMCC8AYAAAAAYEF4AwAAAACwILwBAAAAAFgQ3gAAAAAALAhv&#10;AAAAAAAWhDcAAAAAAAvCGwAAAACABeENAAAAAMCC8AYAAAAAYEF4AwAAAACwILwBAAAAAFgQ3gAA&#10;AAAALAhvAAAAAAAWhDcAAAAAAAvCGwAAAACABeENAAAAAMCC8AYAAAAAYEF4AwAAAACwILwBAAAA&#10;AFgQ3gAAAAAALAhvAAAAAAAWhDcAAAAAAAvCGwAAAACABeENAAAAAMCC8AYAAAAAYEF4AwAAAACw&#10;ILwBAAAAAFgQ3gAAAAAALAhvAAAAAAAWhDcAAAAAAAvCGwAAAACABeENAAAAAMCC8AYAAAAAYEF4&#10;AwAAAACwILwBAAAAAFgQ3gAAAAAALAhvAAAAAAAWhDcAAAAAAAvCGwAAAACABeENAAAAAMCC8AYA&#10;AAAAYEF4AwAAAACwILwBAAAAAFgQ3gAAAAAALAhvAAAAAPkon7sAACAASURBVAAWhDcAAAAAAAvC&#10;GwAAAACABeENAAAAAMCC8AYAAAAAYEF4AwAAAACwILwBAAAAAFgQ3gAAAAAALAhvAAAAAAAWhDcA&#10;AAAAAAvCGwAAAACABeENAAAAAMCC8AYAAAAAYEF4AwAAAACwILwBAAAAAFgQ3gAAAAAALAhvAAAA&#10;AAAWhDcAAAAAAAvCGwAAAACABeENAAAAAMCC8AYAAAAAYEF4AwAAAACwILwBAAAAAFgQ3gAAAAAA&#10;LAhvAAAAAAAWhDcAAAAAAAvCGwAAAACABeENAAAAAMCC8AYAAAAAYEF4AwAAAACwILwBAAAAAFgQ&#10;3gAAAAAALAhvAAAAAAAWhDcAAAAAAAvCGwAAAACABeENAAAAAMCC8AYAAAAAYEF4AwAAAACwILwB&#10;AAAAAFgQ3gAAAAAALAhvAAAAAAAWhDcAAAAAAAvCGwAAAACABeENAAAAAMCC8AYAAAAAYEF4AwAA&#10;AACwILwBAAAAAFgQ3gAAAAAALAhvAAAAAAAWhDcAAAAAAAvCGwAAAACABeENAAAAAMCC8AYAAAAA&#10;YEF4AwAAAACwILwBAAAAAFgQ3gAAAAAALAhvAAAAAAAWhDcAAAAAAAvCGwAAAACABeENAAAAAMCC&#10;8AYAAAAAYEF4AwAAAACwILwBAAAAAFgQ3gAAAAAALAhvAAAAAAAWhDcAAAAAAAvCGwAAAACABeEN&#10;AAAAAMCC8AYAAAAAYEF4AwAAAACwILwBAAAAAFgQ3gAAAAAALAhvAAAAAAAWhDcAAAAAAAvCGwAA&#10;AACABeENAAAAAMCC8AYAAAAAYEF4AwAAAACwILwBAAAAAFgQ3gAAAAAALAhvAAAAAAAWhDcAAAAA&#10;AAvCGwAAAACABeENAAAAAMCC8AYAAAAAYEF4AwAAAACwILwBAAAAAFgQ3gAAAAAALAhvAAAAAAAW&#10;hDcAAAAAAAvCGwAAAACABeENAAAAAMCC8AYAAAAAYEF4AwAAAACwILwBAAAAAFgQ3gAAAAAALAhv&#10;AAAAAAAWhDcAAAAAAAvCGwAAAACABeENAAAAAMCC8AYAAAAAYEF4AwAAAACwILwBAAAAAFgQ3gAA&#10;AAAALAhvAAAAAAAWhDcAAAAAAAvCGwAAAACABeENAAAAAMCC8AYAAAAAYEF4AwAAAACwILwBAAAA&#10;AFgQ3gAAAAAALAhvAAAAAAAWhDcAAAAAAAvCGwAAAACABeENAAAAAMCC8AYAAAAAYEF4AwAAAACw&#10;ILwBAAAAAFgQ3gAAAAAALAhvAAAAAAAWhDcAAAAAAAvCGwAAAACABeENAAAAAMCC8AYAAAAAYEF4&#10;AwAAAACwILwBAAAAAFgQ3gAAAAAALAhvAAAAAAAWhDcAAAAAAAvCGwAAAACABeENAAAAAMCC8AYA&#10;AAAAYEF4AwAAAACwILwBAAAAAFgQ3gAAAAAALAhvAAAAAAAWhDcAAAAAAAvCGwAAAACABeENAAAA&#10;AMCC8AYAAAAAYEF4AwAAAACwILwBAAAAAFgQ3gAAAAAALAhvAAAAAAAWhDcAAAAAAAvCGwAAAACA&#10;BeENAAAAAMCC8AYAAAAAYEF4AwAAAACwILwBAAAAAFgQ3gAAAAAALAhvAAAAAAAWhDcAAAAAAAvC&#10;GwAAAACABeENAAAAAMCC8AYAAAAAYEF4AwAAAACwILwBAAAAAFgQ3gAAAAAALAhvAAAAAAAWhDcA&#10;AAAAAAvCGwAAAACABeENAAAAAMCC8AYAAAAAYEF4AwAAAACwILwBAAAAAFgQ3gAAAAAALAhvAAAA&#10;AAAWhDcAAAAAAAvCGwAAAACABeENAAAAAMCC8AYAAAAAYEF4AwAAAACwILwBAAAAAFgQ3gAAAAAA&#10;LAhvAAAAAAAWhDcAAAAAAAvCGwAAAACABeENAAAAAMCC8AYAAAAAYEF4AwAAAACwILwBAAAAAFgQ&#10;3gAAAAAALAhvAAAAAAAWhDcAAAAAAAvCGwAAAACABeENAAAAAMCC8AYAAAAAYEF4AwAAAACwILwB&#10;AAAAAFgQ3gAAAAAALAhvAAAAAAAWhDcAAAAAAAvCGwAAAACABeENAAAAAMCC8AYAAAAAYEF4AwAA&#10;AACwILwBAAAAAFgQ3gAAAAAALAhvAAAAAAAWhDcAAAAAAAvCGwAAAACABeENAAAAAMCC8AYAAAAA&#10;YEF4AwAAAACwILwBAAAAAFgQ3gAAAAAALAhvAAAAAAAWhDcAAAAAAAvCGwAAAACABeENAAAAAMCC&#10;8AYAAAAAYEF4AwAAAACwILwBAAAAAFgQ3gAAAAAALAhvAAAAAAAWhDcAAAAAAAvCGwAAAACABeEN&#10;AAAAAMCC8AYAAAAAYEF4AwAAAACwILwBAAAAAFgQ3gAAAAAALAhvAAAAAAAWhDcAAAAAAAvCGwAA&#10;AACABeENAAAAAMCC8AYAAAAAYEF4AwAAAACwILwBAAAAAFgQ3gAAAAAALAhvAAAAAAAWhDcAAAAA&#10;AAvCGwAAAACABeENAAAAAMCC8AYAAAAAYEF4AwAAAACwILwBAAAAAFgQ3gAAAAAALAhvAAAAAAAW&#10;hDcAAAAAAAvCGwAAAACABeENAAAAAMCC8AYAAAAAYEF4AwAAAACwILwBAAAAAFgQ3gAAAAAALAhv&#10;AAAAAAAWhDcAAAAAAAvCGwAAAACABeENAAAAAMCC8AYAAAAAYEF4AwAAAACwILwBAAAAAFgQ3gAA&#10;AAAALAhvAAAAAAAWhDcAAAAAAAvCGwAAAACABeENAAAAAMCC8AYAAAAAYEF4AwAAAACwILwBAAAA&#10;AFgQ3gAAAAAALAhvAAAAAAAWhDcAAAAAAAvCGwAAAACABeENAAAAAMCC8AYAAAAAYEF4AwAAAACw&#10;ILwBAAAAAFgQ3gAAAAAALAhvAAAAAAAWhDcAAAAAAAvCGwAAAACABeENAAAAAMCC8AYAAAAAYEF4&#10;AwAAAACwILwBAAAAAFgQ3gAAAAAALAhvAAAAAAAWhDcAAAAAAAvCGwAAAACABeENAAAAAMCC8AYA&#10;AAAAYEF4AwAAAACwILwBAAAAAFgQ3gAAAAAALAhvAAAAAAAWhDcAAAAAAAvCGwAAAACABeENAAAA&#10;AMCC8AYAAAAAYEF4AwAAAACwILwBAAAAAFgQ3gAAAAAALAhvAAAAAAAWhDcAAAAAAAvCGwAAAACA&#10;BeENAAAAAMCC8AYAAAAAYEF4AwAAAACwILwBAAAAAFgQ3gAAAAAALAhvAAAAAAAWhDcAAAAAAAvC&#10;GwAAAACABeENAAAAAMCC8AYAAAAAYEF4AwAAAACwILwBAAAAAFgQ3gAAAAAALAhvAAAAAAAWhDcA&#10;AAAAAAvCGwAAAACABeENAAAAAMCC8AYAAAAAYEF4AwAAAACwILwBAAAAAFgQ3gAAAAAALAhvAAAA&#10;AAAWhDcAAAAAAAvCGwAAAACABeENAAAAAMCC8AYAAAAAYEF4AwAAAACwILwBAAAAAFgQ3gAAAAAA&#10;LAhvAAAAAAAWhDcAAAAAAAvCGwAAAACABeENAAAAAMCC8AYAAAAAYEF4AwAAAACwILwBAAAAAFgQ&#10;3gAAAAAALAhvAAAAAAAWhDcAAAAAAAvCGwAAAACABeENAAAAAMCC8AYAAAAAYEF4AwAAAACwILwB&#10;AAAAAFgQ3gAAAAAALAhvAAAAAAAWhDcAAAAAAAvCGwAAAACABeENAAAAAMCC8AYAAAAAYEF4AwAA&#10;AACwILwBAAAAAFgQ3gAAAAAALAhvAAAAAAAWhDcAAAAAAAvCGwAAAACABeENAAAAAMCC8AYAAAAA&#10;YEF4AwAAAACwILwBAAAAAFgQ3gAAAAAALAhvAAAAAAAWhDcAAAAAAAvCGwAAAACABeENAAAAAMCC&#10;8AYAAAAAYEF4AwAAAACwILwBAAAAAFgQ3gAAAAAALAhvAAAAAAAWhDcAAAAAAAvCGwAAAACABeEN&#10;AAAAAMCC8AYAAAAAYEF4AwAAAACwILwBAAAAAFgQ3gAAAAAALAhvAAAAAAAWhDcAAAAAAAvCGwAA&#10;AACABeENAAAAAMCC8AYAAAAAYEF4AwAAAACwILwBAAAAAFgQ3gAAAAAALAhvAAAAAAAWhDcAAAAA&#10;AAvCGwAAAACABeENAAAAAMCC8AYAAAAAYEF4AwAAAACwILwBAAAAAFgQ3gAAAAAALAhvAAAAAAAW&#10;hDcAAAAAAAvCGwAAAACABeENAAAAAMCC8AYAAAAAYEF4AwAAAACwILwBAAAAAFgQ3gAAAAAALAhv&#10;AAAAAAAWhDcAAAAAAAvCGwAAAACABeENAAAAAMCC8AYAAAAAYEF4AwAAAACwILwBAAAAAFgQ3gAA&#10;AAAALAhvAAAAAAAWhDcAAAAAAAvCGwAAAACABeENAAAAAMCC8AYAAAAAYEF4AwAAAACwILwBAAAA&#10;AFgQ3gAAAAAALAhvAAAAAAAWhDcAAAAAAAvCGwAAAACABeENAAAAAMCC8AYAAAAAYEF4AwAAAACw&#10;ILwBAAAAAFgQ3gAAAAAALAhvAAAAAAAWhDcAAAAAAAvCGwAAAACABeENAAAAAMCC8AYAAAAAYEF4&#10;AwAAAACwILwBAAAAAFgQ3gAAAAAALAhvAAAAAAAWhDcAAAAAAAvCGwAAAACABeENAAAAAMCC8AYA&#10;AAAAYEF4AwAAAACwILwBAAAAAFgQ3gAAAAAALAhvAAAAAAAWhDcAAAAAAAvCGwAAAACABeENAAAA&#10;AMCC8AYAAAAAYEF4AwAAAACwILwBAAAAAFgQ3gAAAAAALAhvAAAAAAAWhDcAAAAAAAvCGwAAAACA&#10;BeENAAAAAMCC8AYAAAAAYEF4AwAAAACwILwBAAAAAFgQ3gAAAAAALAhvAAAAAAAWhDcAAAAAAAvC&#10;GwAAAACABeENAAAAAMCC8AYAAAAAYEF4AwAAAACwILwBAAAAAFgQ3gAAAAAALAhvAAAAAAAWhDcA&#10;AAAAAAvCGwAAAACABeENAAAAAMCC8AYAAAAAYEF4AwAAAACwILwBAAAAAFgQ3gAAAAAALAhvAAAA&#10;AAAWhDcAAAAAAAvCGwAAAACABeENAAAAAMCC8AYAAAAAYEF4AwAAAACwILwBAAAAAFgQ3gAAAAAA&#10;LAhvAAAAAAAWhDcAAAAAAAvCGwAAAACABeENAAAAAMCC8AYAAAAAYEF4AwAAAACwILwBAAAAAFgQ&#10;3gAAAAAALAhvAAAAAAAWhDcAAAAAAAvCGwAAAACABeENAAAAAMCC8AYAAAAAYEF4AwAAAACwILwB&#10;AAAAAFgQ3gAAAAAALAhvAAAAAAAWhDcAAAAAAAvCGwAAAACABeENAAAAAMCC8AYAAAAAYEF4AwAA&#10;AACwILwBAAAAAFgQ3gAAAAAALAhvAAAAAAAWhDcAAAAAAAvCGwAAAACABeENAAAAAMCC8AYAAAAA&#10;YEF4AwAAAACwILwBAAAAAFgQ3gAAAAAALAhvAAAAAAAWhDcAAAAAAAvCGwAAAACABeENAAAAAMCC&#10;8AYAAAAAYEF4AwAAAACwILwBAAAAAFgQ3gAAAAAALAhvAAAAAAAWhDcAAAAAAAvCGwAAAACABeEN&#10;AAAAAMCC8AYAAAAAYEF4AwAAAACwILwBAAAAAFgQ3gAAAAAALAhvAAAAAAAWhDcAAAAAAAvCGwAA&#10;AACABeENAAAAAMCC8AYAAAAAYEF4AwAAAACwILwBAAAAAFgQ3gAAAAAALAhvAAAAAAAWhDcAAAAA&#10;AAvCGwAAAACABeENAAAAAMCC8AYAAAAAYEF4AwAAAACwILwBAAAAAFgQ3gAAAAAALAhvAAAAAAAW&#10;hDcAAAAAAAvCGwAAAACABeENAAAAAMCC8AYAAAAAYEF4AwAAAACwILwBAAAAAFgQ3gAAAAAALAhv&#10;AAAAAAAWhDcAAAAAAAvCGwAAAACABeENAAAAAMCC8AYAAAAAYEF4AwAAAACwILwBAAAAAFgQ3gAA&#10;AAAALAhvAAAAAAAWhDcAAAAAAAvCGwAAAACABeENAAAAAMCC8AYAAAAAYEF4AwAAAACwILwBAAAA&#10;AFgQ3gAAAAAALAhvAAAAAAAWhDcAAAAAAAvCGwAAAACABeENAAAAAMCC8AYAAAAAYEF4AwBQe3fP&#10;I9d133H8d+6d2V2RFhXKCmPKUGIYERyAAVK4SZDCLty4SEkXeQFpWOYFZN+E34ILEUjrxoVYuQoS&#10;FwRiOBCcELJkyRChBz7Mzr3npJiVJYrUU2wh9l+fz2IxMzv3nr0z5Rd/nAsAAFCC4A0AAAAAQAmC&#10;NwAAAAAAJQjeAAAAAACUIHgDAAAAAFCC4A0AAAAAQAmCNwAAAAAAJQjeAAAAAACUIHgDAAAAAFCC&#10;4A0AAAAAQAmCNwAAAAAAJQjeAAAAAACUIHgDAAAAAFCC4A0AAAAAQAmCNwAAAAAAJQjeAAAAAACU&#10;IHgDAAAAAFCC4A0AAAAAQAmCNwAAAAAAJQjeAAAAAACUIHgDAAAAAFCC4A0AAAAAQAmCNwAAAAAA&#10;JQjeAAAAAACUIHgDAAAAAFCC4A0AAAAAQAmCNwAAAAAAJQjeAAAAAACUIHgDAAAAAFCC4A0AAAAA&#10;QAmCNwAAAAAAJQjeAAAAAACUIHgDAAAAAFCC4A0AAAAAQAmCNwAAAAAAJQjeAAAAAACUIHgDAAAA&#10;AFCC4A0AAAAAQAmCNwAAAAAAJQjeAAAAAACUIHgDAAAAAFCC4A0AAAAAQAmCNwAAAAAAJQjeAAAA&#10;AACUIHgDAAAAAFCC4A0AAAAAQAmCNwAAAAAAJQjeAAAAAACUIHgDAAAAAFCC4A0AAAAAQAmCNwAA&#10;AAAAJQjeAAAAAACUIHgDAAAAAFCC4A0AAAAAQAmCNwAAAAAAJQjeAAAAAACUIHgDAAAAAFCC4A0A&#10;AAAAQAmCNwAAAAAAJQjeAAAAAACUIHgDAAAAAFCC4A0AAAAAQAmCNwAAAAAAJQjeAAAAAACUIHgD&#10;AAAAAFCC4A0AAAAAQAmCNwAAAAAAJQjeAAAAAACUIHgDAAAAAFCC4A0AAAAAQAmCNwAAAAAAJQje&#10;AAAAAACUIHgDAAAAAFCC4A0AAAAAQAmCNwAAAAAAJQjeAAAAAACUIHgDAAAAAFCC4A0AAAAAQAmC&#10;NwAAAAAAJQjeAAAAAACUIHgDAAAAAFCC4A0AAAAAQAmCNwAAAAAAJQjeAAAAAACUIHgDAAAAAFCC&#10;4A0AAAAAQAmCNwAAAAAAJQjeAAAAAACUIHgDAAAAAFCC4A0AAAAAQAmCNwAAAAAAJQjeAAAAAACU&#10;IHgDAAAAAFCC4A0AAAAAQAmCNwAAAAAAJQjeAAAAAACUIHgDAAAAAFCC4A0AAAAAQAmCNwAAAAAA&#10;JQjeAAAAAACUIHgDAAAAAFCC4A0AAAAAQAmCNwAAAAAAJQjeAAAAAACUIHgDAAAAAFCC4A0AAAAA&#10;QAmCNwAAAAAAJQjeAAAAAACUIHgDAAAAAFCC4A0AAAAAQAmCNwAAAAAAJQjeAAAAAACUIHgDAAAA&#10;AFCC4A0AAAAAQAmCNwAAAAAAJQjeAAAAAACUIHgDAAAAAFCC4A0AAAAAQAmCNwAAAAAAJQjeAAAA&#10;AACUIHgDAAAAAFCC4A0AAAAAQAmCNwAAAAAAJQjeAAAAAACUIHgDAAAAAFCC4A0AAAAAQAmCNwAA&#10;AAAAJQjeAAAAAACUIHgDAAAAAFCC4A0AAAAAQAmCNwAAAAAAJQjeAAAAAACUIHgDAAAAAFCC4A0A&#10;AAAAQAmCNwAAAAAAJQjeAAAAAACUIHgDAAAAAFCC4A0AAAAAQAmCNwAAAAAAJQjeAAAAAACUIHgD&#10;AAAAAFCC4A0AAAAAQAmCNwAAAAAAJQjeAAAAAACUIHgDAAAAAFCC4A0AAAAAQAmCNwAAAAAAJQje&#10;AAAAAACUIHgDAAAAAFCC4A0AAAAAQAmCNwAAAAAAJQjeAAAAAACUIHgDAAAAAFCC4A0AAAAAQAmC&#10;NwAAAAAAJQjeAAAAAACUIHgDAAAAAFCC4A0AAAAAQAmCNwAAAAAAJQjeAAAAAACUIHgDAAAAAFCC&#10;4A0AAAAAQAmCNwAAAAAAJQjeAAAAAACUIHgDAAAAAFCC4A0AAAAAQAmCNwAAAAAAJQjeAAAAAACU&#10;IHgDAAAAAFCC4A0AAAAAQAmCNwAAAAAAJQjeAAAAAACUIHgDAAAAAFCC4A0AAAAAQAmCNwAAAAAA&#10;JQjeAAAAAACUIHgDAAAAAFCC4A0AAAAAQAmCNwAAAAAAJQjeAAAAAACUIHgDAAAAAFCC4A0AAAAA&#10;QAmCNwAAAAAAJQjeAAAAAACUIHgDAAAAAFCC4A0AAAAAQAmCNwAAAAAAJQjeAAAAAACUIHgDAAAA&#10;AFCC4A0AAAAAQAmCNwAAAAAAJQjeAAAAAACUIHgDAAAAAFCC4A0AAAAAQAmCNwAAAAAAJQjeAAAA&#10;AACUIHgDAAAAAFCC4A0AAAAAQAmCNwAAAAAAJQjeAAAAAACUIHgDAAAAAFCC4A0AAAAAQAmCNwAA&#10;AAAAJQjeAAAAAACUIHgDAAAAAFCC4A0AAAAAQAmCNwAAAAAAJQjeAAAAAACUIHgDAAAAAFCC4A0A&#10;AAAAQAmCNwAAAAAAJQjeAAAAAACUIHgDAAAAAFCC4A0AAAAAQAmCNwAAAAAAJQjeAAAAAACUIHgD&#10;AAAAAFCC4A0AAAAAQAmCNwAAAAAAJQjeAAAAAACUIHgDAAAAAFCC4A0AAAAAQAmCNwAAAAAAJQje&#10;AAAAAACUIHgDAAAAAFCC4A0AAAAAQAmCNwAAAAAAJQjeAAAAAACUIHgDAAAAAFCC4A0AAAAAQAmC&#10;NwAAAAAAJQjeAAAAAACUIHgDAAAAAFCC4A0AAAAAQAmCNwAAAAAAJQjeAAAAAACUIHgDAAAAAFCC&#10;4A0AAAAAQAmCNwAAAAAAJQjeAAAAAACUIHgDAAAAAFCC4A0AAAAAQAmCNwAAAAAAJQjeAAAAAACU&#10;IHgDAAAAAFCC4A0AAAAAQAmCNwAAAAAAJQjeAAAAAACUIHgDAAAAAFCC4A0AAAAAQAmCNwAAAAAA&#10;JQjeAAAAAACUIHgDAAAAAFCC4A0AAAAAQAmCNwAAAAAAJQjeAAAAAACUIHgDAAAAAFCC4A0AAAAA&#10;QAmCNwAAAAAAJQjeAAAAAACUIHgDAAAAAFCC4A0AAAAAQAmCNwAAAAAAJQjeAAAAAACUIHgDAAAA&#10;AFCC4A0AAAAAQAmCNwAAAAAAJQjeAAAAAACUIHgDAAAAAFCC4A0AAAAAQAmCNwAAAAAAJQjeAAAA&#10;AACUIHgDAAAAAFCC4A0AAAAAQAmCNwAAAAAAJQjeAAAAAACUIHgDAAAAAFCC4A0AAAAAQAmCNwAA&#10;AAAAJQjeAAAAAACUIHgDAAAAAFCC4A0AAAAAQAmCNwAAAAAAJQjeAAAAAACUIHgDAAAAAFCC4A0A&#10;AAAAQAmCNwAAAAAAJQjeAAAAAACUIHgDAAAAAFCC4A0AAAAAQAmCNwAAAAAAJQjeAAAAAACUIHgD&#10;AAAAAFCC4A0AAAAAQAmCNwAAAAAAJQjeAAAAAACUIHgDAAAAAFCC4A0AAAAAQAmCNwAAAAAAJQje&#10;AAAAAACUIHgDAAAAAFCC4A0AAAAAQAmCNwAAAAAAJQjeAAAAAACUIHgDAAAAAFCC4A0AAAAAQAmC&#10;NwAAAAAAJQjeAAAAAACUIHgDAAAAAFCC4A0AAAAAQAmCNwAAAAAAJQjeAAAAAACUIHgDAAAAAFCC&#10;4A0AAAAAQAmCNwAAAAAAJQjeAAAAAACUIHgDAAAAAFCC4A0AAAAAQAmCNwAAAAAAJQjeAAAAAACU&#10;IHgDAAAAAFCC4A0AAAAAQAmCNwAAAAAAJQjeAAAAAACUIHgDAAAAAFCC4A0AAAAAQAmCNwAAAAAA&#10;JQjeAAAAAACUIHgDAAAAAFCC4A0AAAAAQAmCNwAAAAAAJQjeAAAAAACUIHgDAAAAAFCC4A0AAAAA&#10;QAmCNwAAAAAAJQjeAAAAAACUIHgDAAAAAFCC4A0AAAAAQAmCNwAAAAAAJQjeAAAAAACUIHgDAAAA&#10;AFCC4A0AAAAAQAmCNwAAAAAAJQjeAAAAAACUIHgDAAAAAFCC4A0AAAAAQAmCNwAAAAAAJQjeAAAA&#10;AACUIHgDAAAAAFCC4A0AAAAAQAmCNwAAAAAAJQjeAAAAAACUIHgDAAAAAFCC4A0AAAAAQAmCNwAA&#10;AAAAJQjeAAAAAACUIHgDAAAAAFCC4A0AAAAAQAmCNwAAAAAAJQjeAAAAAACUIHgDAAAAAFCC4A0A&#10;AAAAQAmCNwAAAAAAJQjeAAAAAACUIHgDAAAAAFCC4A0AAAAAQAmCNwAAAAAAJQjeAAAAAACUIHgD&#10;AAAAAFCC4A0AAAAAQAmCNwAAAAAAJQjeAAAAAACUIHgDAAAAAFCC4A0AAAAAQAmCNwAAAAAAJQje&#10;AAAAAACUIHgDAAAAAFCC4A0AAAAAQAmCNwAAAAAAJQjeAAAAAACUIHgDAAAAAFCC4A0AAAAAQAmC&#10;NwAAAAAAJQjeAAAAAACUIHgDAAAAAFCC4A0AAAAAQAmCNwAAAAAAJQjeAAAAAACUIHgDAAAAAFCC&#10;4A0AAAAAQAmCNwAAAAAAJQjeAAAAAACUIHgDAAAAAFCC4A0AAAAAQAmCNwAAAAAAJQjeAAAAAACU&#10;IHgDAAAAAFCC4A0AAAAAQAmCNwAAAAAAJQjeAAAAAACUIHgDAAAAAFCC4A0AAAAAQAmCNwAAAAAA&#10;JQjeAAAAAACUIHgDAAAAAFCC4A0AAAAAQAmCNwAAAAAAJQjeAAAAAACUIHgDAAAAAFCC4A0AAAAA&#10;QAmCNwAAAAAAJQjeAAAAAACUIHgDAAAAAFCC4A0AAAAAQAmCNwAAAAAAJQjeAAAAAACUIHgDAAAA&#10;AFCC4A0AAAAAQAmCNwAAAAAAJQjeAAAAAACUIHgDAAAAAFCC4A0AAAAAQAmCNwAAAAAAJQjeAAAA&#10;AACUIHgDAAAAAFCC4A0AAAAAQAmCNwAAAAAAJQjeAAAAAACUIHgDAAAAAFCC4A0AAAAAQAmCNwAA&#10;AAAAJQjeAAAAAACUIHgDAAAAAFCC4A0AAAAAQAmCOBVI2AAAB5tJREFUNwAAAAAAJQjeAAAAAACU&#10;IHgDAAAAAFCC4A0AAAAAQAmCNwAAAAAAJXzm4D228zg7f76ZpjFPfWTqo/cv6MoAAAAAAPjymd6P&#10;zksyz5/v1E874Jk3Xx+P/XFJ1vWDl2uSTG28/zuW/vg5AAAAAACQZCw9SU/WpK/JNFr6+uRjd9kd&#10;nrz96etuPunNv7n07kieyv3Dv87RPI8xppE5Y24ZfcoYY4zNmEYyRs9I0pL0jOVzfDoAAAAAAL5E&#10;ejK1ZLRkjGQamUbLMnrmMaWnJ2NK2lnyMI+U7K8/e2nkrSev+sTgfXrjxkhuJkl+meSpZTtGW8aY&#10;T8Zm7qOvGUnG4ec8drcko41kHC5yNuQNAAAAAMATrB/E7qkddhSZ2iE7r5nSpiljn7RpTrYjY5lG&#10;8ulT1p844Z0kz1y8OnYP3xzH08noWcd+6WOe2limzZhGxtzSR0sfPb1NSdrU0kab2u/hQwMAAAAA&#10;UM5hgPo8do+RtHbYPKTlsI/IvidzMtY1x31kd7yMS5evjO1bvxn/ntt5MYdj85G5648N3jeT/O17&#10;F8eFC6+OcfKVkSxjZNtHTx+baR29ryNZ07L2Pk0tY50ynY93t9Zt4w0AAAAAwBNMaVnTs/aWtHbY&#10;TKS1TGlp6embKZuRLFMyxnHuZ8mVN18fz5w9GN+/+vQ4/dcHOX3Cuh8TvG/m+je/N3565yd57q2v&#10;5eJzu3Gvb/rxlL452i59yTpv+tJHliTTlLQ2ZSyjT3Nay9TbYY8TAAAAAAB41JgON6xMDlt4H23m&#10;LL1n7T1TP9wt8ixr2pqM7cOcPBz97sWr45WzV/LtR1Z6dMz7I8F7jMN7LTl9Y+zyjfHitbXfeXvT&#10;T04261GWdd1nHenL6Nv91Po0JVmTkTbmKZlGa23T5na4zSUAAAAAADxq7S1HmynL0tNasl+XZCRT&#10;kr7ZZO7Jfllysj3KsnuQPo/+m9deHWfL3XHz8vl9KG/demzdJ094tyT/kjx49tfjZ/99bTzz3NLX&#10;sVv7drOs67LfbNrcx2Gyu0/TmHrWdUybNjIlve2TNk8fvnjxGwAAAADgy26eDuG4JdkvPfP5vt1L&#10;nzJPhzHquSW7Zc2mzRlr0rPJen/fz66ufXf7wrh+93jk8s0nrv+E4H2+Fcm1G+O93BzP3un94Tu9&#10;b/9ku767rMvR5mjfzvo0z2tb08aUrG1dNlOmOXOmlqkt6+H+lUsTugEAAAAAOOi9ZzOm9CSbaUof&#10;PUvvmTOl957epixnI9NmzrouebA8yHw85yvHf7a+cPeVnmv3e27/cuSfbo2MMfKR21Z+7E0rk5u5&#10;fvfy+MVm6ffPjtZtfzAdby7stxlt3k5ZkjH1aV3369K2m7mlz9tpaktfpm3bZFl72mb6+OUBAAAA&#10;APjSWdfD2PV6vv126yPTNhn7kWleknaI3ZskY55zcuFSnrn/P2uOdj3f/N5ILo+0W8l4dP/uJGmH&#10;CP6Yltba6Xe+M127cWW6fu/ClIsXN7m33bw+b442m2kz96Ptvq/b6WQzt6xz60dTm8+mrHPbT70d&#10;Jf/xwXLbL+zLAQAAAADgj8U+SXKWZNunZJ6TsWa0pLc5Y7dm3Y5sd/ss85yzew/z8P6Sd052F759&#10;+e6S22/0nN7qh1tdthweP/AxE96HbU1Ob1wZuf1Gz7UruXPn2fWFF3Z5eC85mud+drTrT+dombKf&#10;23oytadPpt1bu+n4ZE7bp+2Pk+yX8/V2X8x3AwAAAADAH5ftJi3Jsk/GtEvWOUdz0nZL+tgnu03O&#10;jucsbx9i94snu/zi4fGau5dHrl3/8HT3Y9PcHzfhnZxPeeel6y2332i5dmX66Z3Ml1740/lru3na&#10;XH5+vvfqm/P0VJumkza13VFr8749ONu2CxeSB7vl1S/yOwEAAAAA4I/TU8eHWeyx7HM/yclmZCzb&#10;9AfJ0h9m3fR84+I+/3Z3yaWHx3nx7/96e/rPPxqnt271w97dnzt4t3bYQKW1vPRSy+0ftly7MuX2&#10;hSnPH0+3L2+mo9fm6bmrX2+X773W7izTlGeS6cFxe2ylh2eP/Q0AAAAAgC+XcXL0SJDuT+1G3k4u&#10;Xb0y7r75+nh60/tXj9eeu0vP0a7/+J1fj++f/Hk//dHPx+nLt/qhc2c8KXYnnzzhnUej9/mk9z/8&#10;Y8srP2kv374wHV+63/7uK5fbz955um3+4kFLkmvnZ/7nOxdFbgAAAAAAnuivLt0bt8+ff/XhU+Nr&#10;D94dd967OF54563x42d/Pd67+vS4fvuNnms3Rn7wg0PI/oTYnXxq8E4eid4jyc3zae/nv9VuXr7b&#10;rif58Wvvtr/Mi3n1rXdaknz3d/+sAAAAAAAU9vL549efvTT+K7/I968+PW4muX738sivfj5y7cbI&#10;9R+M891LPnYbkw/7DME7OUTv5LfhO0leut6S6zn94Q/b6XefcMrz3zLhDQAAAADA437188fC9OnL&#10;yemNGyO5mVy/eQjdyWeO3clnDt6/Pfzx8P2+z7MMAAAAAAC876Pj07+N3IcXn3mZzxe8Hzn1Q5eg&#10;dgMAAAAA8Lt4vHp/7hX+78EbAAAAAAD+cEz/3xcAAAAAAAC/D4I3AAAAAAAl/C+iIK4rRw0YKgAA&#10;AABJRU5ErkJgglBLAwQKAAAAAAAAACEAVbObACMQAAAjEAAAFQAAAGRycy9tZWRpYS9pbWFnZTMu&#10;anBlZ//Y/+AAEEpGSUYAAQEBAGUAQQAA/9sAQwADAgIDAgIDAwMDBAMDBAUIBQUEBAUKBwcGCAwK&#10;DAwLCgsLDQ4SEA0OEQ4LCxAWEBETFBUVFQwPFxgWFBgSFBUU/9sAQwEDBAQFBAUJBQUJFA0LDRQU&#10;FBQUFBQUFBQUFBQUFBQUFBQUFBQUFBQUFBQUFBQUFBQUFBQUFBQUFBQUFBQUFBQU/8AAEQgAWgCX&#10;AwEiAAIRAQMRAf/EAB8AAAEFAQEBAQEBAAAAAAAAAAABAgMEBQYHCAkKC//EALUQAAIBAwMCBAMF&#10;BQQEAAABfQECAwAEEQUSITFBBhNRYQcicRQygZGhCCNCscEVUtHwJDNicoIJChYXGBkaJSYnKCkq&#10;NDU2Nzg5OkNERUZHSElKU1RVVldYWVpjZGVmZ2hpanN0dXZ3eHl6g4SFhoeIiYqSk5SVlpeYmZqi&#10;o6Slpqeoqaqys7S1tre4ubrCw8TFxsfIycrS09TV1tfY2drh4uPk5ebn6Onq8fLz9PX29/j5+v/E&#10;AB8BAAMBAQEBAQEBAQEAAAAAAAABAgMEBQYHCAkKC//EALURAAIBAgQEAwQHBQQEAAECdwABAgMR&#10;BAUhMQYSQVEHYXETIjKBCBRCkaGxwQkjM1LwFWJy0QoWJDThJfEXGBkaJicoKSo1Njc4OTpDREVG&#10;R0hJSlNUVVZXWFlaY2RlZmdoaWpzdHV2d3h5eoKDhIWGh4iJipKTlJWWl5iZmqKjpKWmp6ipqrKz&#10;tLW2t7i5usLDxMXGx8jJytLT1NXW19jZ2uLj5OXm5+jp6vLz9PX29/j5+v/aAAwDAQACEQMRAD8A&#10;/VOiiigAooooAQjIqpc3kFns8+QJvbau6rO+obmFJ4njkXerfwVnLm5fdAmVsilxg1zSTS6E+ydv&#10;NsvurM/3ov8AZf8A2f8AarpPvJWVOpzFNEMVyszOqfwNtapyeMVjaP8A8fuq/wDX1/7SSp9S1GPT&#10;kXcd7v8AKqJ952ohWXs+aQcvvE9xfQWUPmzPsWrUb7qw7WzkubhLu92+an3IV+ZIv/sq3M7aKcpS&#10;96Q5D6KKSukgWiiigAooooAKKKKACiiigBMcYpOlOrOvL+LTk3S7vmbb8qs9ZylGHvSAbfaat+ys&#10;8k0LJ91oZdtUzaarbr+6uI7hcfduF2v/AN9LQddynyWN7N/2w2f+hUv9sXL/AHdIu/8AgbRL/wCz&#10;150qlGUuaP8A5Lc194RL+V2WK50+RN/y71bzUq3YWCWETrGzeVu+Vd33ais7q+ml2T2i20X/AF33&#10;tTtWeeLTrhrZA90sTtGn+1VXioOr8XKJavlMrSvEVjea/qmnRnZdwPub/a+RfmrUazjimlvtrPLt&#10;25+9tX/ZrwX4bJczeOLVl817hWZrl3/8e3V9FYyoHG3FfMcM5vVz3CzrVocnLKR6WZYOGCqRpwlz&#10;e6ZH2jUZv9RaR26/3riT/wBlWgaZc3XN3ezsv9y3/dL/APFUv9paiifPpDP/ANe86t/6HspTrkyJ&#10;+80u/T/gKN/6C1fR81P/AJec34nne99k1IY/KiVF/h/2qnK1jf8ACQw/xQXaf78D1ro+5d1d1OpT&#10;l8JDjKO5JRRRXSSFFFFABRRRQAUUUUAFQum6pqKAIdlP2UVxvxI8c2vw08B694rurO7v7TRrOW9n&#10;trHZ5rovzPt3Oq7v+BVnypAdlWZqc89tYXE1tBLeSxKzLbxMqvK3935vlr5cb/gol4Cj+Ab/ABbj&#10;8P8AiF/D63yWjaeiWv2tFZ3iWXb5u3ZviZfvV7t8PvivofxH0q0a1P2PWJ9Kg1efQ7iWJru1t593&#10;lebsZ1Xfsf8Aiq7AeQfsyftzeDv2oLvXW8PaBreg2OjxxNc6hrZtYotzttVPlldq+n0r8Yv+CX9h&#10;bap4a8ZWN9BHc2svinwzvhmTcjf6U7J/4+iV+zVQoJbIB+yjatfLPiH/AIKSfATwr4s1Lw7qviye&#10;z1PTrl7W6R9KuNiyo+1/m2V774D+Ivhz4o+GrXxF4V1e21vRbrd5V3atuR9rbXrQDptlPSijctLY&#10;B9FJmlpgFFFFABRRRQAUUUUAFFFMegDk/iB440r4b+EdX8S63OLfS9LtnuJ3H91c/Kv+1X5NfGD9&#10;oX4j+LfCfiq91jxXrlrBrcc//Eisp/3MSMnywKn+wn3/APcdq+j/ANv/AOL58T+LbP4X6VLvsNK8&#10;rVNddH/1s/3re3/4B8srf9sq8z+C3wmn8W/Dj4u+PJIvMtND8N6ppekJt/1l49v/AKRKv+6vyf8A&#10;bV6+ZxWJliMbHB4eXw+9I/WcmyzDZVw/XzzMacZSq+7TjL/0r+ux8/W23/h21re3/nppf/p31Kv0&#10;b/Zw+GXhjxzDrV9r2kQarPFp2gxL5zNs2/2LaN937v8AHX52RWc0P/BMrUb90ZLW4vLG1ik/gaVN&#10;SvXdP97a6NX6ffsmI0Ol+JYmXZMtroisn91v7FtK+mPyd6n52f8ABMPR7HxF4a8a6fqMEd5ZT+JP&#10;DiS20ybkkX7Q/wB6v1S/4Ud4ZjmVY11S203/AJa6PDqtwtjL/vRb9v8AwH7tfkx/wTZ+JXhPwNp3&#10;ipPE3ijSPDztrmiX6f2ncrF5sUErtLs/3Vr9cPh78dPh/wDFaK/l8I+MNH8Qw2LKty9jcq/kb/u7&#10;v96gR+M/h74l/D/4P/Gj432Pifwfea9pkviF/Lt9LsbaVEgie7R7d3l/1UTtLF86fN+6r6u/ZY8L&#10;+CPBXwG0rxB4m+zar4eg/tHxpfRaS0t3b6bayv8AZ0t4mT77ReVvl2f6rZ8/303cL+yJoNp4q/az&#10;+Mmkagslzpt145VLm3SdoknVV1eXY+z7674k+T7rbPmrA8ITWGj6B+1P4T8PTt/whujarcJoaQ/N&#10;Enn2t6l1En+xsiR9v/TJaAPsnxN8QvhB4b+EEvje08VeMPD+j3FnFcedY6tfy3FlFPvS3na1aV9q&#10;syfL8lfKtz8aPi/4J1eJLn4lalqmq6c8V09ol8ksMrffWK4TZ8u9Nm9P4d9dV8VH/wCNbniX1fRP&#10;DSf99RW9J8efhR/ZXgHw18StOth5F1eXWka15X9/7bL9kuP/AEKL/gaV42bxrrDe1oS96J+gcE1s&#10;F/accHmNOMqdf3feivdl9k/QD4R/EbS/iz8PdF8W6Pt+xapBv8v+KJ1+WWJv9pHV1/4DXdjqcivz&#10;u/YU+LbeCviDdeA9RnP9keJW+0aZuKhYL9U3On/bVP8Ax+Jv71foaqZVju6iuvA4qONoRrI8DiHJ&#10;6uRZjVwVRfD8PnHoWKKQdKWu4+eCiiigAoopD0oAYSTjIya81+OnxZ074KfDPW/F98PP+xRYtrT+&#10;O6nf5Yol/wB5q9GA2kHd07etfmh+2z8Xh8Uvi+vhTT5BN4Z8FSbpnX7txqjLtZv+2Kvs/wB53/u1&#10;w47FRwVCVZn0PD2U1M9zKlgqa0k/e8o9TwzTrLxH4q1Xa0h1fxp4j1H5pX+7Pfzv/wCOr/6CqV+s&#10;/wALPhppnws+HWi+D7FVe106DyZGdf8Aj4dv9a7f77s7f8Cr84/2d/iL4U+FHxGl8WeKtP1PU5bK&#10;28nSLfTIFf8Aey/flbc6/wAPyL/vPX0Rqf8AwUZsin/Er+H+qTD+9qF7FF/6Bur5XKMThsLCWIxN&#10;WPtKh+t8bZXmuaYulluV4aX1ahFRj9mPN8/u+8r6x/wTn8Hw+Pm1PQPDthFoy3f9owaTqOtXT6fF&#10;eY/1v2BU2t/u+b92vqnwD4Ki8FaJLCbmfUdRv7hr3UNRuBte5lf+I/3VVVRUT+FERa+NNS/4KH+N&#10;Z2/0HwjoVmn8P2i8ll/9lSsST9vf4oyN/wAePhhP9n7NM3/tWvYln2Xx/wCXp8ZT8OeJJf8ALj/y&#10;aP8AmaOpf8E1Pg7ZX1xaW3wp8b6rbRt8l9beIrUQyr/sh7hX/wDHa774N/sp6N8Lr+10jwf4C1/w&#10;v4fvtYtdU1qXxBqdrdJKtnve3RFildt3n+U//AK4TQP+ChfjexuUbWPCeiapafxf2fPLBL/wHfvW&#10;vZH/AG9/h2fh4fEqte/2l9q+wf8ACNNEn9p+fs37Nm7bt2/N5u/ZXZh8zweK5nTn8J4OYcLZ1lU4&#10;wxOHl73ux+1+VzyTWP8Agn3c2/xE8b6r4c1rxjYQ+Jbx7q8uLTxDBZW9xud32NtiaVdnmute2fB/&#10;9jzwV8JPBV/4YbSoX0zULaewlskZnTZOuyZ2lb55ZWT5N/y/Ku1UX+LwPXP+Cg/j+9ndNJ8NaBol&#10;p/D9rnluptv/AI4tZcf7efxXRuYPDD/7LWUy/wDtWuOWfYCH/L096l4c8SVYc/sP/Jl/mdJd/sSf&#10;E+SO0+H9741bxH8INOlglttOuIoLKa6WL5ore6nRGldE+7X1Wfg1p+pfB/UPAeuE31rqkd0l5NCn&#10;lfvZ3eVnT+7tZ/l/3Vr5NtP+Chvjq3/4/PCegXn/AFxupYv/AIuuq03/AIKNWpIXVfh3qSf3m0++&#10;il/9C2VUc6y+to6phW4F4lwrVRYaWn8tn+p8ga9oOr+BvEepaLfStbeI/Dt9s+0J9+KeJkeK4T/y&#10;FKn+/X6g/s8/F62+NXwq0nxKiCC+ZWt9Rtx1t7qM7ZV/9mX/AGXWvgP9pL4m+E/i/wCMtI8U+GdN&#10;1XTdUng+y6pFqESorov+ql3IzfN95P8AgSf3K2P2P/jH/wAKl+L0OmahP5XhnxUyWk+/5Ugv/u28&#10;v+zv/wBU3+/F/dr57LsVTwWPnhoz5qcvhP0nibKsTn/DtLNK9KUcTQ+L+9Hr/n95+n1FMjp9ffn8&#10;6BRRRQAUh6UtFAHP+IbHUL/QtQttMvE07UJbd0gvWh83yZf4W2fxba+GbP8A4Jg6tZxGCD4x3oRp&#10;WlZn0CB3dmbe7O+/5m3V9/THinRfdNZ1KFOrC1WPMd+ExuLy+XtsHVdOX912Pgb/AIdla9/0WW7/&#10;APCeg/xp3/DsXXP+i0X3/hPQf/F199UDrXF/ZuE/59R+5Hq/6055/wBBlT/wJnwD/wAOxdc/6LRf&#10;f+E9B/8AF1J/w7F1v/otV7/4T0H/AMXX3oWOTyaQMc9TR/ZeE/59R/8AAUbf6y57/wBBs/8AwKX+&#10;Z8Gf8Ox9d/6LTf8A/hPQf/F1U/4da6t/aC3/APwuK6+0+X5Xm/8ACPQbtv8Ad+/X6C0Gqhl+FhtT&#10;j/4CjmlxJnVX4sXU/wDAmfAn/DsbXf8AotN5/wCE9B/8XTP+HYuuf9Fovv8AwnoP/i6+9yxz1NAY&#10;56ml/ZeE/wCfUf8AwFHT/rLnv/QbU/8AApf5nwb/AMOyde/6LTf/APhPQf8AxdH/AA7E1v8A6LTf&#10;/wDhPQf/ABdffNB6VP8AZmE/59R/8BRl/rVnn/QZU/8AAmfAY/4Jh63/ANFnvP8AwnoP/i6juf8A&#10;gmFrlyjxS/Gi72N/c0CDd/6HX3+tOWmsuwsHeNKP/gKIlxLnVSnySxdS3+JnOeCNH1DQfCuk6brW&#10;pf21q1rbJFc6gYvK+0uv8Wyuloor0T53cKKKKAP/2VBLAwQKAAAAAAAAACEAl3f8nJwiAACcIgAA&#10;FAAAAGRycy9tZWRpYS9pbWFnZTQucG5niVBORw0KGgoAAAANSUhEUgAABNYAAAEZCAYAAABb86h5&#10;AAAABmJLR0QA/wD/AP+gvaeTAAAACXBIWXMAAA7EAAAOxAGVKw4bAAAgAElEQVR4nO3d349k533n&#10;989zTvWP4Y8ZDimPTdILLmghdjJrrBUt5CSOY0KBVxdrSYtgW0i8QLJBAN4I2Bv/Aeb+Eb4Ir/Zq&#10;F2DLxiZcIBFiGFwEQRDBDIMkBKJAIaQoIu2RxRkOOdNdVec8Ty5Odc+vHnLmiJyZpl6vQU1Vna7q&#10;OtWXb3yf85TWWgAAAACA+7N42CcAAAAAAJ+Vsv/757K188WM3W769ksZMyZtTFeG1HItLVeyPrjc&#10;/rP/4d37/t0m1gAAAAD4PCn//KXdnD37W2m5mK6cS6tDkiGlW6e2dUpdp3brdJv7Ng5Jv0rKX+Xa&#10;B++2f/LGlXv6HGENAAAAgM+D8spLi1x84t9N3/9OWttKV4bjqFbbOulWSVYpbbqvdZ3STaGtZUgr&#10;Q7a2xhweXkl/5d229z8ffOznCWsAAAAAnHblX3z9CzlT/tPUPJmWmpIhKcM0ndbW6bLMmFX6LDO2&#10;VXJ0W6xSxnVaGVLLkNbG9GNNt6i5dvh++8///Gd3/UxhDQAAAIDTrOx/44vpu3+Y1O20diOqHU+p&#10;jau0LJMssyiHaeXWuFbGaWJtLEOyCWtj1zJ0LXX3IP/Fv3q/nRDRhDUAAAAATq3yp1//jZSyl9Jq&#10;aqlJxpS2TiubSbWyTMsyXT1MLYdp4zKlHGaxvcx6uUrqKmMZ0g/rpI5ZbtX065rFMzV5L1n3LasM&#10;+S//zQe3x7XuIX1nAAAAAPi5lP1/8Csp5T9JKy2ttJRMYe3oVrr1dB21Nk2stTJFta47zPLaMt36&#10;MGOW6VeHGeoyWa2yc3aZ5bhMskqeXaUerPL4hZb/+g/O3PH5JtYAAAAAOG2mnT+ffDkp59JaTdeN&#10;qRnT6pAuq9S2miLa1mHq+jBpB0k9SL9zmOHgMK0ts1qv07ZX2Tk7JD8ek7815upPas4+3/Kj77ec&#10;3boRzq6uS85urdrLf7k+OrR4KN8cAAAAAH4eTz71e2njU0mpKWmZpsdqumwCW9lcZ229Ttoqw9H1&#10;1NbLrMZVtrJK216nO1zn2uGQsRtz+fs1L/x6zdvfa3l6q+UwyQ+SfDHJdpLtdV9KGY6WhAprAAAA&#10;AJwqZf8f/EoWi9+eloAmOfq/tJpWalLHdJsdQce2TtoU19KvMg7TlNpynKLaKkMevzAkGfPj701x&#10;7rmvteTN5N03W55O8n6S575c8ptfTv74+32SIRHWAAAAADhtuq3fmy6jVpLUTVRLTetq0qbrq7Uy&#10;JBlSyhTWdrbWWR+us16ss30wJKsh1/obUe29t2q+/rWa119tubjXkheT8y/e/Kkt71xO8m9KKaW0&#10;1pqwBgAAAMCpUfZfeiLdud9ITUtKSzmeWZsm1sZWU3IjrrUMqcM6GdcZy5Buvc6QIWfPDbl6eXrd&#10;e2/V7J6r+aNXW7691/Kt/btvSvDaXvLH+yWJsAYAAADAafLUF5OWlM0y0JqkbKJaupq+jandmNLG&#10;tIzp6pBShqzrmNYPKesxH45jxp+OuXxYc+2tmt/56q1RbfrNJyv7yWt7JbEUFAAAAIDTpMuvp6st&#10;rSRd2jS51qbptdSW0tW0emNqbWhj+jZmkSGrNqbUMc8/Meb6hZoXUpO0vH6PUS2ZZuPKfkpKEdYA&#10;AAAAOE1+9cbDmnTdtCNoKy1dqRlqS1pNTU0pY7YWY+p6zHqsaWXM4pma66n50fdbtq/X7H51uqba&#10;vUS1I5vXdZ/J1wMAAACAT1l55aVF0p44PlCT1Jq00lJqS6stpdSUrqbU6TbWmrGv6RY1/VBz8H7N&#10;8kctZ7emiPbuq/cW0+44GUtBAQAAADgtfuupJzK2bBZwJl052rggSWnp+pZx3dJvdgitpaaMNV2r&#10;yViz7FvOnG25etBy/oXpve//YPbpmFgDAAAA4LR46vhRKTdNmrXpcastXZmWhbbSUmvLYqdl7Kbb&#10;zmHLY9dbzj7fcu17d06qlZTj+5P+3UZYAwAAAOB0WI/1jmNHR1paxjHHUa3Vlr60LIeWOrSMfcvQ&#10;TzHt8kHND+/yGScEtLuxFBQAAACA02Gr71Lb1bQ8eXysHG04UDdLQ2tLbdPjWlr6YZpiy6rlgyTj&#10;OCY//eTPun2ereT26NaENQAAAABOkfJhsglrNUfBqyWbpaFjkr60rHPyWs3l9smbFby2V7K3P/1s&#10;f69k/7aft/12+yybsAYAAADAadIfPyq3zZW10pJ2I66VsaV2mwNJdvqW1cf85v29uy8D3d8ryf4t&#10;n+caawAAAACcHq39SrryozuOH11rrbtpU4Nhcz92m2m2x1bpP+gzV7v1sbAGAAAAwOnRpSV5Ln35&#10;YHpepmWg3U3ZqyvtlsCWJEOGPL7cOvF3/sn+yZNqdzt+fCoAAAAAcFrUJLX0qdlJy4+n5Z8b3dGO&#10;oKVlHKbloH1pyfZBFjslh+M97/iZvc39zXFtf++WxafCGgAAAACnw7huaW2z82fdTpfnU+pfpbVL&#10;aa2l1XYc2rquJf1Hacvr2bq2m3F9o4Od3zp5A4N7tXm3sAYAAADA6VFKTUpNKTWt1NRyIaU8Mx3v&#10;rqQbL6eUq2mlpctjaYszWSYZupbdg5ZfvfDzRbUjr6TYFRQAAACA06F2LV2rKanT5FpqujJmbDVp&#10;Nd34ZLrtRcbhIKVeS800wbbVtSw3v+Py5eTHSZ7eannxfMvbSb69d2ds2z/h89/eb8nRzqH7zcQa&#10;AAAAAKfDVt+SMqRlSMqQkjFpY5LNrR9T1zVpY7quputqSq15bKtmZ9Wy7luWV1ue3tmEtDdP+JDb&#10;itrN0e3i3i3XaDOxBgAAAMDpUJctZWt9fC211o3pM6ZkndKGtDqklSFp0xTbYmsKa9dXLVe7lq3S&#10;sl609El+kGQ3yRtJLiYnjqidNMl2E2ENAAAAgNNh7Fv6tkq6lpSWo0m1UofUbp0+6wzjkPRDkiHr&#10;1ZiMNauh5uwXavLjlnWXXD3T8rtfanl7vx3Hs2/dtN/na7mn3UMtBQUAAADgdOiHmlaWKe0wpR2m&#10;ZTndyjJ9lklW6ftV6jikH6bJtbQx/VbN4ZWaazs1Z6+0PPv/TtdXO/Kt/Vsn076137K3P4W3j2Fi&#10;DQAAAIDTYblds2gH6buamqS0mtbGtDKkjUPSrzK21XSfdcYM6duY1sb065rdrZbLZ2rePUguJ7n4&#10;8Us9b7+m2u1MrAEAAABwOrQ2psv11OEgGa8nuZ60g6QdpHaHaeMytSyTtkoZ1+mHdcYyJHXM1oWa&#10;q9drzr/YcjHJu69uloB+zFTa3mZy7fZjGybWAAAAADgl2pjaXUtXpmustbQk9XjJZ+nW6cZ1hn6d&#10;xbjKcnudNg7pxulabNsf1Vz7XsvqCy1vJHllE8laa7n5smol5ZarrLXN68pNz99OSmsfP/F2kvIv&#10;f/+5LHZfSMoTWeSx1K6kjOfTMqS0dZJpB4ajXRiSaSeGrtaUrk5jemVz4qVNf4xh+uXDfZ9O0pf7&#10;/xIAAAAAnE6t24SuWtN1Nd2iThsVtDFjGdIP66wW63SrdRaH66zPDTm4POTs80Pee6tm91zN+Rfr&#10;8bRaywltqSWlfOxS0HsOa+VffuOXszP+vaR7IclOUobjkFbbOulW6eo6tVun1PWNsLYe020NqW3a&#10;3nTsaurYcmanZTm09EPLOsmiE8cAAAAAuLu+TB0pSfqupQ0ttWvpxs3U2tkxuTLFtaEM2Tk75LHr&#10;Q/7q8pBxOebdv6n5+tfGvP5qyyupKbkzqk3Hjh7/fGGt7L/0RBZnX0ptfyfppu1LU4aUsglqbZVk&#10;ldJWqd30vGwCWz8MqZuptbHWZGtMHVpKX7PVtSxXydZm2mwU1gAAAAD4GFubfrRcTo/HruXJvuX6&#10;qmW1VaddQ+uY1DFtHJMnxvzNT8esDsd84fyYxy/UvL1fc3Gv5Vv77Tiq3Z7P7qVSlU8Ia+U737iY&#10;Ln+QUkpqq1NQa+tpSq2s0462Mc1y2nEhqym0tVW6bp06TFNtaWPW4zSW1z9ZM15tGfvpg7dXN05A&#10;XAMAAADgbra7lus3Pd9ZtQzd1Jl2DlsOt2v6Vc3WhZpkzNWf1IzLMdt/U/P4V25EtWkDgpOj2pFP&#10;qlQfF9bKn33jqynl35+CWqbrpJW2TivrHAW0VpbpyrTjQsu048K6rbLVVhm6dbbKkGWmLU3P1DHj&#10;qmW5VbNztiWXkqFvGfr7j2m7TwlwAAAAAL+o1pdutKFh0XLm6ZbHrrf89KOWxy+0XP1JzfZHNbu/&#10;XvP291oufqXm8jst51+s2dtvx0tAS9JOiGPl5mur3a1C3S2sle9845sp5TenTQZaTcm0/LO2dbrN&#10;dFrpDpNxmVIOU8th6rBMv4lrQ3djO9Oj8bvFMzXrS236stdaHnum5YMkq4/uP5L96oWWy/f9LgAA&#10;AAA+D5YfbnrS+8n7SR5ftJx9vuXwSsvB+y3nX2x5+3stT2+1/M5Xa15/tR1Pqn1CVLtZud/NC8qf&#10;fuN3UvLVlFJvTKu1IbVM10/ryjKlHqaVw9R6mEV3kLEepmWZMcv0wzqpqwwZkjpmXYY8s1vz049a&#10;Fgc1y8X0gWefv/HBh99vyS8n+eu7nObmZ3+dO192dsv0GgAAAMAvovMv3uhC1y61/PCHydNbLc9+&#10;qeXF8y2vv9ryRpJvb66plhxvVtByjzt63kUppdwS1sqffv03knwr6WrKJqrVNi0BTTdFtWFcZtEd&#10;pNbDpB2k9AcZx8OMWebJssyH63X65TrrDDn3xJjLPx2z80LN4fdbDrbaHV84SX74w/s786c/Iab9&#10;YHP/u18S3QAAAAB+Ebx4vuXNJHkzeffNaUItyS1TakfuYVrtk9wS1sorLy3yd5/8p2nl8Tum1VJW&#10;6ftV6vowtTtMaQdJO8hQD5L+IN0whbXtLLNcrbMuQ848PSQZc/mdesv43bMfE7tePN/yzuWTR+xe&#10;PH/r+948/m/y7psiGgAAAMAvoqOIduQopiWfelA7/lW3hLXv/MOX0o//UVppaa0m3ZhSh7RufbxR&#10;QalTVBvbQbpcvxHW1lNYa8Mqi2fWWX44pI1jLvdDdn9akyRfztTBzr9Zj8/g7bvuu/Dx3tjcf3vv&#10;5D/E3r7IBgAAAPCL4KS61G7bcmDzmk8rqiVTWFskSdl/6Yl0534nNUlKS0lLWkvpatKmW6tjWjck&#10;GVLKOjXrdFknwzrdYp3lOKSWIYvLY3Y+WueJp2ou/yD58rnk9Tdb/kU2IezFm05hv+bi3v3HtYub&#10;+5vr481u/+MBAAAA8Pn0Mbt2JpuY9hmVosX0Qed+I136aVotR2GqJbWlpqbLmLQxfYaMGVLqOmMd&#10;0rd1hjIkh0N2nhly7dKYXFgl55OP0rJ7ruWP3mz59l7Lxdw6Sba/V/JKkpwwXXYUy17bRLfbJ9Bu&#10;j2kn/XnmzcIBAAAAcArdMY32AMauSmst5c+++Y9T6q+llXa8aUHLkNKtU9sqpR2mlsMk19NyPXW4&#10;ntquZ9GuZ9UfZvvaMrmwyuGVZXafqnnvrZrdr9acvzwt+/zWZ7w08zNaKwsAAAAAJymllEV55aVF&#10;fvPc3z6e8KpJSmlTrKotJTWlbDYy2Nz6MqTLkNQxrY7JOB0/eL/l//m/W77+tZo/erXljdy560KS&#10;lLvMk7W0u/7sbm6LagAAAADwIHT5rad+NckiNZkm1soUqrrSktLSLVpqq2m1ptSatGlZ6HDT44Od&#10;mssH65x/seXiV2pef3Va/nlSVEuSkybKjl7XNv/u1c0hzpwaAAAAAA9Ilzo8ccuRmk3cqi1pNXWo&#10;KV09XiJaWs1Ya7bbmNVWTb+ueWa35vyZlmuXWl483/JGpuui3TWQlU8OaTYgAAAAAOAR1iXdE0nN&#10;8aRauSVotWlDgzrtENpKy1hrur5m3ddsr1qGvuWnH7XsHpRc/UnLm2/meFrtk3xSPLvf6TUAAAAA&#10;eEC6tO5cuqN4VTeH27QMNJmWhx7HtTZFtTq01HXLclGz+1TL4kzNe+8lz36p5d0379zB8+h2P+Ze&#10;L61NF4+b+W4AAAAAuCeLtLp7/KxLS605rlqttCm6lZZxc821OrTUrmUrLXmyZX2p5YPUXHjxRlA7&#10;WgZ6e946et5OOPZx5mxqAAAAAACfoe6WZzU5nlQrpaVrLa1N02rdZnKt71oWpWXsWvKzZFi0XLjp&#10;d7yRW2JZ27jlc+4yxXbH6wAAAADgEdWdeLSkpY43vWoT1bpxuq9Dy5N9y9DdGsJePD/tBrpxcyj7&#10;pGh29POfO64VgQ4AAACAz97ixKNHq0HH3DRVNmyerKenHyQ52Nw+TPL4pZac/9gPE7wAAAAA+Lw4&#10;Oawl01LQkpaaljE3ulqXpG4m1Xb6lrNnWw6vtIyrB3G+AAAAAPBIOHkp6O22Fy19mW5HUW1r9ZlM&#10;nx3v6HnrBgc2LgAAAADgkXJvYe0BOTGq3dcvsNwUAAAAgAfj7ktBH7DjqHbLwXuYVGubDGemDQAA&#10;AIAH6JEJa0nuf/lnmz3bBgAAAAA/l4ce1k6cVJvJMlAAAAAAHpSHGtZ+rmuq3TytZhkoAAAAAA/Y&#10;Qwlrt0ypnRTV7mcX0M0rTasBAAAA8CA93KWgt6ewew1qrq0GAAAAwEPWPbRP/jSimiWgAAAAADwk&#10;D3xibfZmBbdPqVkCCgAAAMBD9EAn1j61qHZ0WFQDAAAA4CH59MPa2/ufbuw6KZ4VUQ0AAACAh+vT&#10;CWu7T92YRLu4N38q7aR/N19IrcR11QAAAAB4JDzQpaCf1pSZaTUAAAAAHrYHvnlBa62VUqY9QO8l&#10;j900oSaoAQAAAPCoeKATa3f4pGWdohoAAAAAj6gHPrGW3Ihkx5Nrn/A6AAAAAHjUPJSwduTmcFZK&#10;KUIaAAAAAKfFw10KehNRDQAAAIDT5JEJawAAAABwmghrAAAAADCDsAYAAAAAMwhrAAAAADCDsAYA&#10;AAAAMwhrAAAAADCDsAYAAAAAMwhrAAAAADCDsAYAAAAAMwhrAAAAADCDsAYAAAAAMwhrAAAAADCD&#10;sAYAAAAAMwhrAAAAADCDsAYAAAAAMwhrAAAAADCDsAYAAAAAMwhrAAAAADCDsAYAAAAAMwhrAAAA&#10;ADCDsAYAAAAAMwhrAAAAADCDsAYAAAAAMwhrAAAAADCDsAYAAAAAMwhrAAAAADCDsAYAAAAAMwhr&#10;AAAAADCDsAYAAAAAMwhrAAAAADCDsAYAAAAAMwhrAAAAADCDsAYAAAAAMwhrAAAAADCDsAYAAAAA&#10;MwhrAAAAADCDsAYAAAAAMwhrAAAAADCDsAYAAAAAMwhrAAAAADCDsAYAAAAAMwhrAAAAADCDsAYA&#10;AAAAMwhrAAAAADCDsAYAAAAAMwhrAAAAADCDsAYAAAAAMwhrAAAAADCDsAYAAAAAMwhrAAAAADCD&#10;sAYAAAAAMwhrAAAAADCDsAYAAAAAMwhrAAAAADCDsAYAAAAAMwhrAAAAADCDsAYAAAAAMwhrAAAA&#10;ADCDsAYAAAAAMwhrAAAAADCDsAYAAAAAMwhrAAAAADCDsAYAAAAAMwhrAAAAADCDsAYAAAAAMwhr&#10;AAAAADCDsAYAAAAAMwhrAAAAADCDsAYAAAAAMwhrAAAAADCDsAYAAAAAMwhrAAAAADCDsAYAAAAA&#10;MwhrAAAAADCDsAYAAAAAMwhrAAAAADCDsAYAAAAAMwhrAAAAADCDsAYAAAAAMwhrAAAAADCDsAYA&#10;AAAAMwhrAAAAADCDsAYAAAAAMwhrAAAAADCDsAYAAAAAMwhrAAAAADCDsAYAAAAAMwhrAAAAADCD&#10;sAYAAAAAMwhrAAAAADCDsAYAAAAAMwhrAAAAADCDsAYAAAAAMwhrAAAAADCDsAYAAAAAMwhrAAAA&#10;ADCDsAYAAAAAMwhrAAAAADCDsAYAAAAAMwhrAAAAADCDsAYAAAAAMwhrAAAAADCDsAYAAAAAMwhr&#10;AAAAADCDsAYAAAAAMwhrAAAAADCDsAYAAAAAMwhrAAAAADCDsAYAAAAAMwhrAAAAADCDsAYAAAAA&#10;MwhrAAAAADCDsAYAAAAAMwhrAAAAADCDsAYAAAAAMwhrAAAAADCDsAYAAAAAMwhrAAAAADCDsAYA&#10;AAAAMwhrAAAAADCDsAYAAAAAMwhrAAAAADCDsAYAAAAAMwhrAAAAADCDsAYAAAAAMwhrAAAAADCD&#10;sAYAAAAAMwhrAAAAADCDsAYAAAAAMwhrAAAAADCDsAYAAAAAMwhrAAAAADCDsAYAAAAAMwhrAAAA&#10;ADCDsAYAAAAAMwhrAAAAADCDsAYAAAAAMwhrAAAAADCDsAYAAAAAMwhrAAAAADCDsAYAAAAAMwhr&#10;AAAAADCDsAYAAAAAMwhrAAAAADCDsAYAAAAAMwhrAAAAADCDsAYAAAAAMwhrAAAAADCDsAYAAAAA&#10;MwhrAAAAADCDsAYAAAAA96sJawAAAAAwy+JhnwAAAAAAnCallJKYWAMAAACA+9OmOxNrAAAAAHAP&#10;SiklLUlJSdKENQAAAAC4i6Nln2mbW0lJS1ra6Q9rx1/uJO0BnggAAAAAnz9HfWmaUkte2ysp+y3t&#10;FC4FvaUS3nx/1zfk7uENAAAAAD5JyxTUkuTt/ZKkJqcorN0R1JJbo9nNx/f3bhx/7TM+MQAAAAA+&#10;317ZL8l+8vWXS97+vdbaGy05JWHt+MJwyY2YdnMpTDZf8Mj+jYfPfdnEGgAAAAD34cs37t65XHJx&#10;L3nvrZLXv1vyz360zCvTjx/5sHZHVGuZJtKOSuFzL5fpu24i23tv3RrSDj94kKcLAAAAwGn2/rok&#10;350eb//t5PELU2vaPVdy8cWhtR8er5t8pMNayS1bmE4Taq/slzz3TsnFvZL/8a2Sp/8i+T+eL3n8&#10;Qsnld0p2z01vvrqe3vPLD+nkAQAAADh9zv9ysvvUjcGtqz8puTaU7D47tL3XVje/9JENayWba6rd&#10;PKX29n7J118u+Z/+osu1SyV/51yXq+spql39ScljfcnOC9P7ti9N9+PD+gYAAAAAnCrbT0w96bHr&#10;0/PrPys5+7eSs5fHfOtfH+TlW1/+SIa1G8s/p3G146h2ca/L69/tcvErJYdXuvQ7XV54sctj17vk&#10;+ZL1pS55ryTPJv329IdYjtP94w/t6wAAAABwKhxMd9c3PWl5rqS7fph//OdXW2vt9lc/kmHtxjXV&#10;SslrN0W1t7/X5bkvdLn6kz4vPN/l8od91pe6XO37jEOXnb7L8kzJ4oOS3bZZ/9olq+0ybYIKAAAA&#10;AJ9g3IS1bvFB+8N/fTl/ePLLHrmwdjytVnJbVLs0RbV+p8+Z84tcutSnPNZnK4uk61PS5bEzXbLu&#10;Mo5dsrixFrYMdgYFAAAA4GQ7SbI9PV7Xkux+lMMrP23/5I3Dj3vbIxfWjrUk+5l2/XzvL0qeO3cj&#10;qm19sMjy8UV2xq3kfJ/u+iJjW+Rg6DJ0fbqUpC8ptWRsJf12svWwvxAAAAAAj6zatbR2JdcWf9P+&#10;q3/14b285dENa0lL9kve/b2Wp7+YnH+yJZdarn3UMnyhZutqTc6M6a6VpIzZKklan92+ZtzqMtaS&#10;bqdkJ8lQLQUFAAAA4FalrZJ6kG75UftHf/6z+337IxfWbrkQ3F7G7CVJhod1PgAAAABwku5hnwAA&#10;AAAAnEbCGgAAAADMIKwBAAAAwAzCGgAAAADMIKwBAAAAwAzCGgAAAADMIKwBAAAAwAzCGgAAAADM&#10;IKwBAAAAwAzCGgAAAADMIKwBAAAAwAyLe3rVaigZW0lJSVdLVq2kbZdk+IxPDwAAAAAeTXcPa62V&#10;tLKJaZtjJUlNsp1kTNKPJX/9fsn1g5ILW5/92QIAAADAI+LkpaBHR/ubDx41uK0k28m5zdOzSZ5J&#10;8viF8hmcHwAAAAA8ku4Ma12SlpKun57UVlJbSWkltZ/uu1ry4ViyqLfGtHcui2sAAAAA/ELo7nhW&#10;yxTH2iao9V1SuhtxbawlQyvpa0meSRZDybXhRlD7k31xDQAAAIDPvS7pPjp+VnNrFCutpOZGVCut&#10;pFtME2vrWrL8sGTrQsmzL5Rcfmd670tJ9vZKkpRSRDYAAAAAPpcW6eq11JSUtKN1oEkpySaqlTY9&#10;TlfS0qWOXbpFSWslW+suh1dKxlXJmadL3nur5Lkvl1xMS0nZ/LJ7chThWmv3/B4AAAAAeFi6pH6U&#10;dNPSzySbIDYpZTOp1pW02qXVLn3XpXZdtsYuq+2S3VWXX3qiZPepkrPPl+TLN377/SSyJqoBAAAA&#10;cHp06RYf3XG0ZIppJSXdYgpqXZlurXTJ0GdV+pTSZ9jq8rPDLu/9qMvjF0rOXy55e78cRbV7WQ5q&#10;ySgAAAAAp02X/+3K/5dkSJfpmmpHk2t1swS0DiVdmabUWtclpU/SJ6XP1rrLuOhyZtnl33mh5PD7&#10;3bQc9OWS/b1ytMC0bJx0AqWUKcKViGsAAAAAnBpde+WNISk/uHGky/FGBaUraaXLWDcxLX36o6iW&#10;PussUro+6ftcTp/VE12e/VKX//Mvury9X/LajbiWlpTjxFZKmdaZ3ohqf/yQ/gIAAAAAMEOXJKn5&#10;/tHDaRfQMgW1VruUzRLQpE9pi9S2SNcWGbNIv7VIXxdJv4luW9P9736py8W9G3Fts7j05sh205Hp&#10;Nf/svq7IBgAAAAAP1SJJcu3K/5Unn/qPk/p4Uo529JziWmlTVEv6tDLFtSwW6etWWlsnbZFud5GD&#10;qzXdoiZp+dGVli+sWi7uJZffaXkpLa/tTeFsPyV7+20T3JI/2S95e9/GBQAAAACcKuWoZ5U/+8a/&#10;l9L+flppaa0m3ZhSh7RunbRVklXSDlLaQcZ2kNSD9IvrGcfDZDxI6ipDXWZdhpx5esjhlSG7T9W8&#10;91bNs19quXy+5d1Xb41nz718tNnB0F5p9SF8fwAAAACYZXH86H+/+pf5u0/+B0keT7pp44JWbkyr&#10;9X2ful6kdlvp2pCUIW3cTt+PGduYsWsptWVrSA7eT848nVz9Sc3uuTFJy7vfbXn6i7eGtXe/W3L4&#10;bzdRDQAAAIDTpjt60F55Y8hQ/tvjXUGPr4lWp51Ax0R2M4AAAAIwSURBVLFP67bS1a0k29OtbGfM&#10;Tkp2km476bZTFts58/RW1pe28ivnF3nslxa5+pNFLn5lkdVji+ye67N7rs/qsUV+7d/q8/5/v35I&#10;3x0AAAAAZiu3X9qsfOebv52u/f2UUlNbTTImbUgp05LQVpYp5TDjuEzfHaTWw4zjYWqWWWSZ1FVW&#10;i3W61TqpY9o4ZutCzbVLNY9fuPXDLr9zvb38l8IaAAAAAKdOd/uB9o/+m/8lGf/X1M3EWkqXkmlJ&#10;aM0irW4l43a6sp26mVbr+93sbO2ktt3Urd30bSdtZzeLbidb/U6S7Qyb+7w33XYP1qIaAAAAAKfV&#10;HRNrxz/4zjd/OyW/n7QxyeZWh6RbpbZ1uizTyjLJMm1cTs+zTNoqY7dON64zlmF6fxvTjzVj19Jv&#10;1Vwul9vLr19/kF8UAAAAAD5Ndw1rSVL2v/nr6dofZLqm2jhtWFA3y0KzurE0tK2mqLY5No7r7Oyu&#10;s1wPSca0TVjL9irvrd9t//S/Wz6YrwcAAAAAn42PDWtJUv75S7t58tx/mL7+VsaupNTNjqAZkqxS&#10;6xTZSlsl/SqlrlPrOqVbp5UhfYaM/TpDfS9/+Pql9kkfCAAAAACnwCeGteMX7v/+uZTdv5dSfi2l&#10;PZ6aMaWsU9o6dXPfdZuoVqeo1uVylsOl9D9+t+29vfqMvwsAAAAAPDD3HNZuedP+155Otr6Y0kr6&#10;/peSJGMbk/ZR2uJKxuX1XF285zpqAAAAAHxe/f972NtbapTz0QAAAABJRU5ErkJgglBLAwQKAAAA&#10;AAAAACEACfhCpusDAADrAwAAFAAAAGRycy9tZWRpYS9pbWFnZTUucG5niVBORw0KGgoAAAANSUhE&#10;UgAAACQAAAASCAYAAAAzI3woAAAABmJLR0QA/wD/AP+gvaeTAAAACXBIWXMAAA7EAAAOxAGVKw4b&#10;AAADi0lEQVRIib1VT0gjZxT/zUySaZPUDei2Uls72G1xXYgwQbJQF5WAUCvC9mAXJIUgLMSDF1kP&#10;xZv10EAPPbigmC1ahfSSg7WBiCk2RWLtRhqIikbqbFBKiMWYP3YmY+b10GZZ2mVrYu0H7/K+937f&#10;7/39UCwW9fF4/BYRoVpZXV3tkCTprctgxOPxW6qq6rC0tPTB7u7uu9UCnZ2dvQyAAFC1GJlM5hrL&#10;sqXm5uYd5i8lo6qq3mAwFFHlISKGYRiq1j+Xy72STCYbOavV+mFnZ+f32Wy2xuFwhCoFWlxc7PP5&#10;fPcYhiFBEJ5UQ+bw8PANo9H4e0NDwxFisZiV47jz0dHRzypN9dHR0es8z8u4ZMl6enq+5TjuPBqN&#10;iiAi7O/vv01EUBTFIMsyfxEQTdMYIoLf778LgPr7+7+ulpDT6Zyrr6//tVAoGJ8qE4nEDZvN9ri1&#10;tfXnVCr16osAIpHIbVEUo1tbWy2XmaznBciW66jX61W9Xq9aLJZMXV3d8dra2ns+n+9eKpV6jYiY&#10;nZ2dm4FAoAcAQqGQY3NzU5yenr4PAF6vd9Dr9Q5W2jtExLhcri8XFhYGng7EsyzPz8+54+PjWiKC&#10;y+V6BID8fv/dUqnE1tTUnPI8LxeLRb2iKIb5+fmBUqnEEhHMZnPObDbnKs3K+vq6HQA1NjY+yefz&#10;JiKC7lnGHMeVamtrfwOAvr6+RZ7nlba2tp9YltWcTudXmqaxhULBZLFYMgMDAwtlv7GxsU8rzQ4A&#10;2O32H5eXl7uNRuOZyWQq/CND/5coimJwuVyPtre3b/797j95wO12P3S73Q8vaj85OTkEgDo6Olav&#10;hNBFeygWi1mTyeSbqqrqxsfHx/b29t65EkLBYLA7GAx2v8gmEAi8r9Pp1N7e3m/KI/48udJe0TSN&#10;CYfDd4rFoj6fz5taWlq2PB7Pg/J0Xhkhu92+brfb109OTiyzs7Mf+3y+j4gIHo/nAQCamJj4hIig&#10;qqru37AgyzIvCMJBe3v7D0SEjY2NNkEQDoaGhiaJCDMzM4OCIBxMTU3dJyIMDw9/IQjCQSQSuU1E&#10;6Orq+o5l2ZLZbM4lEokbAMhmsz0mIqysrDhEUYzOzc05LxqcDgAkSRLKu0FRFF6SJCGdTl8HgGw2&#10;WyNJknB6enoNANLp9HVJkgRZll8C/vypNU1jw+Hwnaampl9GRkY+F0VxEwAcDkcoGo3aKtlNfwCI&#10;vJ51Mk+B9wAAAABJRU5ErkJgglBLAwQKAAAAAAAAACEAMCkvs6UEAAClBAAAFAAAAGRycy9tZWRp&#10;YS9pbWFnZTYucG5niVBORw0KGgoAAAANSUhEUgAAACQAAAAbCAYAAAAULC3gAAAABmJLR0QA/wD/&#10;AP+gvaeTAAAACXBIWXMAAA7EAAAOxAGVKw4bAAAERUlEQVRIib2WbUhbZxTHT3Jje5sMJyLO1WRd&#10;idnVuqwojrpFgpFAcCBsnXY6lMCUCWFE3Je5L8L84PwiRkUQqVAXjO8KDmdFcDpfUC5zcc4YrYua&#10;GDWIb5DEaG7u2YeSoqVGk6V94P/pPv9zf+c853kBRITXpenp6U/VavWT9vb2rxEROjs7vyoqKvpl&#10;YmJCfpmHC2EeLMtyTSbTPQAAu90e39bWph4eHs4GABgZGVHp9foim80mAgBYXl5O8vl8xIUA4ayI&#10;3W6/LZfLJyIjI4+tVqvI4XDEdnR05K+vr7+PiLCxsXGnq6vr0fb29rt2u/12VFTUoUwmm7JarSJ/&#10;jLACuVwuvlarrZdIJKvz8/MpgeYuLCx8RFGUWaPRNDmdTkHYgWiaTmMYhkBE8Hq9vOt4/PMYhiFo&#10;mk4LG5DFYrlLkuRJRkbG5NnZWUQwXoZhCIVCMXbjxo3T1dVVCS8cjWy1Wt9LTEw0JyUlLUdERHiD&#10;8RIE4UtOTl46ODiI3tzcvMNBxHAwAQAAInI4HM7/ChiWCun1+iKxWPxvenr6bChALMty5+bmHqys&#10;rFBhqRCfz3czDMPzeDwkl8tlg/Wfnp7eJEnSIxAIXERWVpa8paXlW6FQaI+JidkPBchms4lSUlL+&#10;ysnJ+TUUv8vlegsROVKpdBG0Wm09AGBzc3NpOM+kUMXLzc3tFYlENrlc/kco2QEA1NXVlQMAlJeX&#10;14Xib2ho0B4cHESXlJQ8DktWJEmekCR5EqpfKpX+DQBoNpspHgBARUVFzfj4eObY2FgWn893B5th&#10;VVVVZSiV8Y/6+voymqY/lkgkzwARITMz83cej+ddWlq696Z7xmKx3PVfOS+ujv7+/i+uugwDSaPR&#10;NGk0mqZgfYeHh1FCodAmk8mmjo6O3n4B5BdN02mVlZU/vakeMpvNFEVR5uzs7N9YluVcAHK73bdi&#10;Y2MdAICjo6PKYAL39fU97OvrexiMx+1230J8/mTZ29uLubBkfnV3d+dVV1f/eN3nQ6ja3d19Jz4+&#10;fqumpuYHf2VeCXSevra29vvz5IGkUqmeqlSqp9cF6urqekQQBJOfn9/x8rdXGpRK5SgAYGFhoT6c&#10;PdTT05M7OTmZgfi8X/f396OvBeRwOGLVavWTra2teESExsbG7xwOR+xlPzIajfeNRuP9QDBDQ0Of&#10;AQCKxeI1j8dz87J5V2Y/ODiYAwBIUZSZYRji5TUPJKfTKTAYDAXHx8eRPp+Pm5eX193b2/tlIM+V&#10;Qff29mIKCgoMBoOhABGhuLj4cXJy8j8zMzOfICKYTKakuLi4nYSEhGc7OztxOp2urLW19RtEBJ1O&#10;VwYAWFpa2nzdJILeITKZbAoAcGVl5QNEBKFQaAMABABcXFz8EAAwNTX1T0SE2dnZBwqFYmxgYODz&#10;1wbEsixnbW1N7PP5uCcnJ6RSqRyVSCSrTqdT4PV6eRUVFT8Heyad1394+u78dC6g+QAAAABJRU5E&#10;rkJgglBLAwQUAAYACAAAACEAWQPwo+AAAAANAQAADwAAAGRycy9kb3ducmV2LnhtbEyPQWvCQBCF&#10;74X+h2UKvdVNlIjGbESk7UkK1ULxNmbHJJjdDdk1if++46nevsc83ryXrUfTiJ46XzurIJ5EIMgW&#10;Tte2VPBz+HhbgPABrcbGWVJwIw/r/Pkpw1S7wX5Tvw+l4BDrU1RQhdCmUvqiIoN+4lqyfDu7zmBg&#10;2ZVSdzhwuGnkNIrm0mBt+UOFLW0rKi77q1HwOeCwmcXv/e5y3t6Oh+TrdxeTUq8v42YFItAY/s1w&#10;r8/VIedOJ3e12ouGdZTwlsAwWzDcHfE8XoI4MSXLZAoyz+TjivwPAAD//wMAUEsDBBQABgAIAAAA&#10;IQBfsyx94wAAALYDAAAZAAAAZHJzL19yZWxzL2Uyb0RvYy54bWwucmVsc7zTwUrEMBAG4LvgO4S5&#10;27Td3SKy6V5E2KusDxCSaRptJiGJ4r69ARFcWOstx8ww//9dsj98uoV9YEzWk4CuaYEhKa8tGQEv&#10;p6e7e2ApS9Jy8YQCzpjgMN7e7J9xkbkcpdmGxEoKJQFzzuGB86RmdDI1PiCVzeSjk7k8o+FBqjdp&#10;kPdtO/D4OwPGi0x21ALiUW+Anc6hNP+f7afJKnz06t0h5SsV3LrSXQJlNJgFONRWfg83zWtAA/w6&#10;oq+D6JtAfxq6OoZuzTDUMQxrhl0dw27NsK1j2P4Y+MVvG78AAAD//wMAUEsBAi0AFAAGAAgAAAAh&#10;ANDgc88UAQAARwIAABMAAAAAAAAAAAAAAAAAAAAAAFtDb250ZW50X1R5cGVzXS54bWxQSwECLQAU&#10;AAYACAAAACEAOP0h/9YAAACUAQAACwAAAAAAAAAAAAAAAABFAQAAX3JlbHMvLnJlbHNQSwECLQAU&#10;AAYACAAAACEADzSrLNMKAACkPAAADgAAAAAAAAAAAAAAAABEAgAAZHJzL2Uyb0RvYy54bWxQSwEC&#10;LQAKAAAAAAAAACEAqfiGfmgTAABoEwAAFAAAAAAAAAAAAAAAAABDDQAAZHJzL21lZGlhL2ltYWdl&#10;MS5wbmdQSwECLQAKAAAAAAAAACEAEWILExNIAAATSAAAFAAAAAAAAAAAAAAAAADdIAAAZHJzL21l&#10;ZGlhL2ltYWdlMi5wbmdQSwECLQAKAAAAAAAAACEAVbObACMQAAAjEAAAFQAAAAAAAAAAAAAAAAAi&#10;aQAAZHJzL21lZGlhL2ltYWdlMy5qcGVnUEsBAi0ACgAAAAAAAAAhAJd3/JycIgAAnCIAABQAAAAA&#10;AAAAAAAAAAAAeHkAAGRycy9tZWRpYS9pbWFnZTQucG5nUEsBAi0ACgAAAAAAAAAhAAn4QqbrAwAA&#10;6wMAABQAAAAAAAAAAAAAAAAARpwAAGRycy9tZWRpYS9pbWFnZTUucG5nUEsBAi0ACgAAAAAAAAAh&#10;ADApL7OlBAAApQQAABQAAAAAAAAAAAAAAAAAY6AAAGRycy9tZWRpYS9pbWFnZTYucG5nUEsBAi0A&#10;FAAGAAgAAAAhAFkD8KPgAAAADQEAAA8AAAAAAAAAAAAAAAAAOqUAAGRycy9kb3ducmV2LnhtbFBL&#10;AQItABQABgAIAAAAIQBfsyx94wAAALYDAAAZAAAAAAAAAAAAAAAAAEemAABkcnMvX3JlbHMvZTJv&#10;RG9jLnhtbC5yZWxzUEsFBgAAAAALAAsAxwIAAGGnAAAAAA==&#10;">
                 <v:shapetype id="_x0000_t75" coordsize="21600,21600" o:spt="75" o:preferrelative="t" path="m@4@5l@4@11@9@11@9@5xe" filled="f" stroked="f">
                   <v:stroke joinstyle="miter"/>
                   <v:formulas>
@@ -1890,7 +1890,7 @@
         <w:jc w:val="both"/>
       </w:pPr>
       <w:bookmarkStart w:id="0" w:name="_bookmark1"/>
-      <w:bookmarkStart w:id="1" w:name="_Toc216452170"/>
+      <w:bookmarkStart w:id="1" w:name="_Toc224141733"/>
       <w:bookmarkEnd w:id="0"/>
       <w:r>
         <w:rPr>
@@ -2025,7 +2025,7 @@
           <w:color w:val="0F1115"/>
         </w:rPr>
       </w:pPr>
-      <w:bookmarkStart w:id="2" w:name="_Toc216452171"/>
+      <w:bookmarkStart w:id="2" w:name="_Toc224141734"/>
       <w:r>
         <w:rPr>
           <w:spacing w:val="-2"/>
@@ -3154,61 +3154,37 @@
     </w:p>
     <w:p>
       <w:pPr>
-        <w:spacing w:before="99" w:line="360" w:lineRule="auto"/>
-        <w:ind w:left="1236"/>
-        <w:jc w:val="both"/>
-        <w:rPr>
-          <w:b/>
-          <w:sz w:val="28"/>
-          <w:szCs w:val="28"/>
-        </w:rPr>
+        <w:pStyle w:val="Titre1"/>
       </w:pPr>
       <w:bookmarkStart w:id="4" w:name="_bookmark3"/>
+      <w:bookmarkStart w:id="5" w:name="_Toc224141735"/>
       <w:bookmarkEnd w:id="4"/>
       <w:r>
-        <w:rPr>
-          <w:b/>
-          <w:sz w:val="28"/>
-          <w:szCs w:val="28"/>
-        </w:rPr>
         <w:lastRenderedPageBreak/>
         <w:t>LISTE</w:t>
       </w:r>
       <w:r>
         <w:rPr>
-          <w:b/>
           <w:spacing w:val="-4"/>
-          <w:sz w:val="28"/>
-          <w:szCs w:val="28"/>
-        </w:rPr>
-        <w:t xml:space="preserve"> </w:t>
-      </w:r>
-      <w:r>
-        <w:rPr>
-          <w:b/>
-          <w:sz w:val="28"/>
-          <w:szCs w:val="28"/>
-        </w:rPr>
+        </w:rPr>
+        <w:t xml:space="preserve"> </w:t>
+      </w:r>
+      <w:r>
         <w:t>DES</w:t>
       </w:r>
       <w:r>
         <w:rPr>
-          <w:b/>
           <w:spacing w:val="-6"/>
-          <w:sz w:val="28"/>
-          <w:szCs w:val="28"/>
-        </w:rPr>
-        <w:t xml:space="preserve"> </w:t>
-      </w:r>
-      <w:r>
-        <w:rPr>
-          <w:b/>
+        </w:rPr>
+        <w:t xml:space="preserve"> </w:t>
+      </w:r>
+      <w:r>
+        <w:rPr>
           <w:spacing w:val="-2"/>
-          <w:sz w:val="28"/>
-          <w:szCs w:val="28"/>
         </w:rPr>
         <w:t>FIGURES</w:t>
       </w:r>
+      <w:bookmarkEnd w:id="5"/>
     </w:p>
     <w:p>
       <w:pPr>
@@ -3834,6 +3810,127 @@
           <w:sz w:val="28"/>
           <w:szCs w:val="28"/>
         </w:rPr>
+        <w:t>du tableau de bord</w:t>
+      </w:r>
+      <w:proofErr w:type="gramStart"/>
+      <w:r>
+        <w:rPr>
+          <w:sz w:val="28"/>
+          <w:szCs w:val="28"/>
+        </w:rPr>
+        <w:t>…….</w:t>
+      </w:r>
+      <w:proofErr w:type="gramEnd"/>
+      <w:r>
+        <w:rPr>
+          <w:sz w:val="28"/>
+          <w:szCs w:val="28"/>
+        </w:rPr>
+        <w:t>.</w:t>
+      </w:r>
+      <w:r>
+        <w:rPr>
+          <w:sz w:val="28"/>
+          <w:szCs w:val="28"/>
+        </w:rPr>
+        <w:t>………………………………...</w:t>
+      </w:r>
+      <w:r>
+        <w:rPr>
+          <w:spacing w:val="-5"/>
+          <w:sz w:val="28"/>
+          <w:szCs w:val="28"/>
+        </w:rPr>
+        <w:t>2</w:t>
+      </w:r>
+      <w:r>
+        <w:rPr>
+          <w:spacing w:val="-5"/>
+          <w:sz w:val="28"/>
+          <w:szCs w:val="28"/>
+        </w:rPr>
+        <w:t>7</w:t>
+      </w:r>
+    </w:p>
+    <w:p>
+      <w:pPr>
+        <w:tabs>
+          <w:tab w:val="right" w:leader="dot" w:pos="10297"/>
+        </w:tabs>
+        <w:spacing w:before="161" w:line="360" w:lineRule="auto"/>
+        <w:ind w:left="1236"/>
+        <w:jc w:val="both"/>
+        <w:rPr>
+          <w:spacing w:val="-5"/>
+          <w:sz w:val="28"/>
+          <w:szCs w:val="28"/>
+        </w:rPr>
+      </w:pPr>
+      <w:r>
+        <w:rPr>
+          <w:sz w:val="28"/>
+          <w:szCs w:val="28"/>
+        </w:rPr>
+        <w:t>Figure</w:t>
+      </w:r>
+      <w:r>
+        <w:rPr>
+          <w:spacing w:val="-3"/>
+          <w:sz w:val="28"/>
+          <w:szCs w:val="28"/>
+        </w:rPr>
+        <w:t xml:space="preserve"> </w:t>
+      </w:r>
+      <w:r>
+        <w:rPr>
+          <w:sz w:val="28"/>
+          <w:szCs w:val="28"/>
+        </w:rPr>
+        <w:t>8</w:t>
+      </w:r>
+      <w:r>
+        <w:rPr>
+          <w:spacing w:val="-2"/>
+          <w:sz w:val="28"/>
+          <w:szCs w:val="28"/>
+        </w:rPr>
+        <w:t xml:space="preserve"> </w:t>
+      </w:r>
+      <w:r>
+        <w:rPr>
+          <w:sz w:val="28"/>
+          <w:szCs w:val="28"/>
+        </w:rPr>
+        <w:t>:</w:t>
+      </w:r>
+      <w:r>
+        <w:rPr>
+          <w:spacing w:val="-1"/>
+          <w:sz w:val="28"/>
+          <w:szCs w:val="28"/>
+        </w:rPr>
+        <w:t xml:space="preserve"> </w:t>
+      </w:r>
+      <w:r>
+        <w:rPr>
+          <w:sz w:val="28"/>
+          <w:szCs w:val="28"/>
+        </w:rPr>
+        <w:t>Formulaire</w:t>
+      </w:r>
+      <w:r>
+        <w:rPr>
+          <w:spacing w:val="-3"/>
+          <w:sz w:val="28"/>
+          <w:szCs w:val="28"/>
+        </w:rPr>
+        <w:t xml:space="preserve"> </w:t>
+      </w:r>
+      <w:r>
+        <w:rPr>
+          <w:sz w:val="28"/>
+          <w:szCs w:val="28"/>
+        </w:rPr>
         <w:t xml:space="preserve">du </w:t>
       </w:r>
       <w:r>
@@ -3869,6 +3966,7 @@
         <w:ind w:left="1236"/>
         <w:jc w:val="both"/>
         <w:rPr>
+          <w:spacing w:val="-5"/>
           <w:sz w:val="28"/>
           <w:szCs w:val="28"/>
         </w:rPr>
@@ -3893,188 +3991,210 @@
           <w:sz w:val="28"/>
           <w:szCs w:val="28"/>
         </w:rPr>
+        <w:t>9</w:t>
+      </w:r>
+      <w:r>
+        <w:rPr>
+          <w:sz w:val="28"/>
+          <w:szCs w:val="28"/>
+        </w:rPr>
+        <w:t xml:space="preserve"> : </w:t>
+      </w:r>
+      <w:r>
+        <w:rPr>
+          <w:sz w:val="28"/>
+          <w:szCs w:val="28"/>
+        </w:rPr>
+        <w:t>Formulaire</w:t>
+      </w:r>
+      <w:r>
+        <w:rPr>
+          <w:spacing w:val="-1"/>
+          <w:sz w:val="28"/>
+          <w:szCs w:val="28"/>
+        </w:rPr>
+        <w:t xml:space="preserve"> </w:t>
+      </w:r>
+      <w:r>
+        <w:rPr>
+          <w:sz w:val="28"/>
+          <w:szCs w:val="28"/>
+        </w:rPr>
+        <w:t>pour</w:t>
+      </w:r>
+      <w:r>
+        <w:rPr>
+          <w:spacing w:val="-7"/>
+          <w:sz w:val="28"/>
+          <w:szCs w:val="28"/>
+        </w:rPr>
+        <w:t xml:space="preserve"> </w:t>
+      </w:r>
+      <w:r>
+        <w:rPr>
+          <w:sz w:val="28"/>
+          <w:szCs w:val="28"/>
+        </w:rPr>
+        <w:t>afficher</w:t>
+      </w:r>
+      <w:r>
+        <w:rPr>
+          <w:spacing w:val="-6"/>
+          <w:sz w:val="28"/>
+          <w:szCs w:val="28"/>
+        </w:rPr>
+        <w:t xml:space="preserve"> les demandes</w:t>
+      </w:r>
+      <w:r>
+        <w:rPr>
+          <w:sz w:val="28"/>
+          <w:szCs w:val="28"/>
+        </w:rPr>
+        <w:tab/>
+      </w:r>
+      <w:r>
+        <w:rPr>
+          <w:spacing w:val="-5"/>
+          <w:sz w:val="28"/>
+          <w:szCs w:val="28"/>
+        </w:rPr>
+        <w:t>2</w:t>
+      </w:r>
+      <w:r>
+        <w:rPr>
+          <w:spacing w:val="-5"/>
+          <w:sz w:val="28"/>
+          <w:szCs w:val="28"/>
+        </w:rPr>
         <w:t>8</w:t>
-      </w:r>
-      <w:r>
-        <w:rPr>
-          <w:sz w:val="28"/>
-          <w:szCs w:val="28"/>
-        </w:rPr>
-        <w:t xml:space="preserve"> : </w:t>
-      </w:r>
-      <w:r>
-        <w:rPr>
-          <w:sz w:val="28"/>
-          <w:szCs w:val="28"/>
-        </w:rPr>
-        <w:t>Formulaire</w:t>
-      </w:r>
-      <w:r>
-        <w:rPr>
-          <w:spacing w:val="-1"/>
-          <w:sz w:val="28"/>
-          <w:szCs w:val="28"/>
-        </w:rPr>
-        <w:t xml:space="preserve"> </w:t>
-      </w:r>
-      <w:r>
-        <w:rPr>
-          <w:sz w:val="28"/>
-          <w:szCs w:val="28"/>
-        </w:rPr>
-        <w:t>pour</w:t>
-      </w:r>
-      <w:r>
-        <w:rPr>
-          <w:spacing w:val="-7"/>
-          <w:sz w:val="28"/>
-          <w:szCs w:val="28"/>
-        </w:rPr>
-        <w:t xml:space="preserve"> </w:t>
-      </w:r>
-      <w:r>
-        <w:rPr>
-          <w:sz w:val="28"/>
-          <w:szCs w:val="28"/>
-        </w:rPr>
-        <w:t>afficher</w:t>
-      </w:r>
-      <w:r>
-        <w:rPr>
-          <w:spacing w:val="-6"/>
-          <w:sz w:val="28"/>
-          <w:szCs w:val="28"/>
-        </w:rPr>
-        <w:t xml:space="preserve"> les demandes</w:t>
-      </w:r>
-      <w:r>
-        <w:rPr>
-          <w:sz w:val="28"/>
-          <w:szCs w:val="28"/>
-        </w:rPr>
-        <w:tab/>
-      </w:r>
-      <w:r>
-        <w:rPr>
-          <w:spacing w:val="-5"/>
-          <w:sz w:val="28"/>
-          <w:szCs w:val="28"/>
-        </w:rPr>
-        <w:t>2</w:t>
-      </w:r>
-      <w:r>
-        <w:rPr>
-          <w:spacing w:val="-5"/>
-          <w:sz w:val="28"/>
-          <w:szCs w:val="28"/>
-        </w:rPr>
-        <w:t>7</w:t>
       </w:r>
     </w:p>
     <w:p>
       <w:pPr>
-        <w:pStyle w:val="Titre2"/>
         <w:tabs>
-          <w:tab w:val="left" w:pos="2053"/>
+          <w:tab w:val="right" w:leader="dot" w:pos="10254"/>
         </w:tabs>
-        <w:spacing w:before="163" w:line="360" w:lineRule="auto"/>
-        <w:ind w:left="1235"/>
+        <w:spacing w:before="161" w:line="360" w:lineRule="auto"/>
+        <w:ind w:left="1236"/>
         <w:jc w:val="both"/>
         <w:rPr>
-          <w:b w:val="0"/>
-        </w:rPr>
-      </w:pPr>
-      <w:bookmarkStart w:id="5" w:name="_Toc216452172"/>
-      <w:r>
-        <w:rPr>
-          <w:b w:val="0"/>
+          <w:b/>
+          <w:sz w:val="28"/>
+          <w:szCs w:val="28"/>
+        </w:rPr>
+      </w:pPr>
+      <w:r>
+        <w:rPr>
+          <w:sz w:val="28"/>
+          <w:szCs w:val="28"/>
         </w:rPr>
         <w:t>Figure</w:t>
       </w:r>
       <w:r>
         <w:rPr>
-          <w:b w:val="0"/>
           <w:spacing w:val="-2"/>
-        </w:rPr>
-        <w:t xml:space="preserve"> </w:t>
-      </w:r>
-      <w:r>
-        <w:rPr>
-          <w:b w:val="0"/>
+          <w:sz w:val="28"/>
+          <w:szCs w:val="28"/>
+        </w:rPr>
+        <w:t xml:space="preserve"> </w:t>
+      </w:r>
+      <w:r>
+        <w:rPr>
+          <w:sz w:val="28"/>
+          <w:szCs w:val="28"/>
+        </w:rPr>
+        <w:t>10</w:t>
+      </w:r>
+      <w:r>
+        <w:rPr>
+          <w:sz w:val="28"/>
+          <w:szCs w:val="28"/>
+        </w:rPr>
+        <w:t xml:space="preserve"> : </w:t>
+      </w:r>
+      <w:r>
+        <w:rPr>
+          <w:sz w:val="28"/>
+          <w:szCs w:val="28"/>
+        </w:rPr>
+        <w:t>Formulaire</w:t>
+      </w:r>
+      <w:r>
+        <w:rPr>
+          <w:spacing w:val="-6"/>
+          <w:sz w:val="28"/>
+          <w:szCs w:val="28"/>
+        </w:rPr>
+        <w:t xml:space="preserve"> </w:t>
+      </w:r>
+      <w:r>
+        <w:rPr>
+          <w:sz w:val="28"/>
+          <w:szCs w:val="28"/>
+        </w:rPr>
+        <w:t>pour</w:t>
+      </w:r>
+      <w:r>
+        <w:rPr>
+          <w:spacing w:val="-6"/>
+          <w:sz w:val="28"/>
+          <w:szCs w:val="28"/>
+        </w:rPr>
+        <w:t xml:space="preserve"> </w:t>
+      </w:r>
+      <w:r>
+        <w:rPr>
+          <w:sz w:val="28"/>
+          <w:szCs w:val="28"/>
+        </w:rPr>
+        <w:t>effectuer</w:t>
+      </w:r>
+      <w:r>
+        <w:rPr>
+          <w:spacing w:val="-6"/>
+          <w:sz w:val="28"/>
+          <w:szCs w:val="28"/>
+        </w:rPr>
+        <w:t xml:space="preserve"> </w:t>
+      </w:r>
+      <w:r>
+        <w:rPr>
+          <w:sz w:val="28"/>
+          <w:szCs w:val="28"/>
+        </w:rPr>
+        <w:t>une demande de congé……………</w:t>
+      </w:r>
+      <w:proofErr w:type="gramStart"/>
+      <w:r>
+        <w:rPr>
+          <w:sz w:val="28"/>
+          <w:szCs w:val="28"/>
+        </w:rPr>
+        <w:t>…….</w:t>
+      </w:r>
+      <w:proofErr w:type="gramEnd"/>
+      <w:r>
+        <w:rPr>
+          <w:sz w:val="28"/>
+          <w:szCs w:val="28"/>
+        </w:rPr>
+        <w:t>.</w:t>
+      </w:r>
+      <w:r>
+        <w:rPr>
+          <w:spacing w:val="-5"/>
+          <w:sz w:val="28"/>
+          <w:szCs w:val="28"/>
+        </w:rPr>
+        <w:t>2</w:t>
+      </w:r>
+      <w:r>
+        <w:rPr>
+          <w:spacing w:val="-5"/>
+          <w:sz w:val="28"/>
+          <w:szCs w:val="28"/>
         </w:rPr>
         <w:t>9</w:t>
-      </w:r>
-      <w:r>
-        <w:rPr>
-          <w:b w:val="0"/>
-        </w:rPr>
-        <w:t xml:space="preserve"> : </w:t>
-      </w:r>
-      <w:r>
-        <w:rPr>
-          <w:b w:val="0"/>
-        </w:rPr>
-        <w:t>Formulaire</w:t>
-      </w:r>
-      <w:r>
-        <w:rPr>
-          <w:b w:val="0"/>
-          <w:spacing w:val="-6"/>
-        </w:rPr>
-        <w:t xml:space="preserve"> </w:t>
-      </w:r>
-      <w:r>
-        <w:rPr>
-          <w:b w:val="0"/>
-        </w:rPr>
-        <w:t>pour</w:t>
-      </w:r>
-      <w:r>
-        <w:rPr>
-          <w:b w:val="0"/>
-          <w:spacing w:val="-6"/>
-        </w:rPr>
-        <w:t xml:space="preserve"> </w:t>
-      </w:r>
-      <w:r>
-        <w:rPr>
-          <w:b w:val="0"/>
-        </w:rPr>
-        <w:t>effectuer</w:t>
-      </w:r>
-      <w:r>
-        <w:rPr>
-          <w:b w:val="0"/>
-          <w:spacing w:val="-6"/>
-        </w:rPr>
-        <w:t xml:space="preserve"> </w:t>
-      </w:r>
-      <w:r>
-        <w:rPr>
-          <w:b w:val="0"/>
-        </w:rPr>
-        <w:t>une demande de congé………………….</w:t>
-      </w:r>
-      <w:r>
-        <w:rPr>
-          <w:b w:val="0"/>
-        </w:rPr>
-        <w:t>.</w:t>
-      </w:r>
-      <w:r>
-        <w:rPr>
-          <w:b w:val="0"/>
-          <w:spacing w:val="-5"/>
-        </w:rPr>
-        <w:t>2</w:t>
-      </w:r>
-      <w:bookmarkEnd w:id="5"/>
-      <w:r>
-        <w:rPr>
-          <w:b w:val="0"/>
-          <w:spacing w:val="-5"/>
-        </w:rPr>
-        <w:t>8</w:t>
       </w:r>
     </w:p>
     <w:p>
@@ -4094,7 +4214,7 @@
     </w:p>
     <w:bookmarkStart w:id="6" w:name="_bookmark4" w:displacedByCustomXml="next"/>
     <w:bookmarkEnd w:id="6" w:displacedByCustomXml="next"/>
-    <w:bookmarkStart w:id="7" w:name="_Toc216452173" w:displacedByCustomXml="next"/>
+    <w:bookmarkStart w:id="7" w:name="_Toc224141736" w:displacedByCustomXml="next"/>
     <w:sdt>
       <w:sdtPr>
         <w:rPr>
@@ -4143,7 +4263,11 @@
               <w:b w:val="0"/>
               <w:bCs w:val="0"/>
               <w:noProof/>
-              <w:lang w:val="en-US"/>
+              <w:kern w:val="2"/>
+              <w:sz w:val="24"/>
+              <w:szCs w:val="24"/>
+              <w:lang w:val="fr-BI" w:eastAsia="fr-BI"/>
+              <w14:ligatures w14:val="standardContextual"/>
             </w:rPr>
           </w:pPr>
           <w:r>
@@ -4170,7 +4294,7 @@
             </w:rPr>
             <w:fldChar w:fldCharType="separate"/>
           </w:r>
-          <w:hyperlink w:anchor="_Toc216452170" w:history="1">
+          <w:hyperlink w:anchor="_Toc224141733" w:history="1">
             <w:r>
               <w:rPr>
                 <w:rStyle w:val="Lienhypertexte"/>
@@ -4198,7 +4322,7 @@
                 <w:noProof/>
                 <w:webHidden/>
               </w:rPr>
-              <w:instrText xml:space="preserve"> PAGEREF _Toc216452170 \h </w:instrText>
+              <w:instrText xml:space="preserve"> PAGEREF _Toc224141733 \h </w:instrText>
             </w:r>
             <w:r>
               <w:rPr>
@@ -4240,10 +4364,14 @@
               <w:b w:val="0"/>
               <w:bCs w:val="0"/>
               <w:noProof/>
-              <w:lang w:val="en-US"/>
+              <w:kern w:val="2"/>
+              <w:sz w:val="24"/>
+              <w:szCs w:val="24"/>
+              <w:lang w:val="fr-BI" w:eastAsia="fr-BI"/>
+              <w14:ligatures w14:val="standardContextual"/>
             </w:rPr>
           </w:pPr>
-          <w:hyperlink w:anchor="_Toc216452171" w:history="1">
+          <w:hyperlink w:anchor="_Toc224141734" w:history="1">
             <w:r>
               <w:rPr>
                 <w:rStyle w:val="Lienhypertexte"/>
@@ -4271,7 +4399,7 @@
                 <w:noProof/>
                 <w:webHidden/>
               </w:rPr>
-              <w:instrText xml:space="preserve"> PAGEREF _Toc216452171 \h </w:instrText>
+              <w:instrText xml:space="preserve"> PAGEREF _Toc224141734 \h </w:instrText>
             </w:r>
             <w:r>
               <w:rPr>
@@ -4292,146 +4420,6 @@
                 <w:webHidden/>
               </w:rPr>
               <w:t>3</w:t>
-            </w:r>
-            <w:r>
-              <w:rPr>
-                <w:noProof/>
-                <w:webHidden/>
-              </w:rPr>
-              <w:fldChar w:fldCharType="end"/>
-            </w:r>
-          </w:hyperlink>
-        </w:p>
-        <w:p>
-          <w:pPr>
-            <w:pStyle w:val="TM2"/>
-            <w:tabs>
-              <w:tab w:val="right" w:leader="dot" w:pos="11340"/>
-            </w:tabs>
-            <w:rPr>
-              <w:rFonts w:asciiTheme="minorHAnsi" w:eastAsiaTheme="minorEastAsia" w:hAnsiTheme="minorHAnsi" w:cstheme="minorBidi"/>
-              <w:b w:val="0"/>
-              <w:bCs w:val="0"/>
-              <w:noProof/>
-              <w:lang w:val="en-US"/>
-            </w:rPr>
-          </w:pPr>
-          <w:hyperlink w:anchor="_Toc216452172" w:history="1">
-            <w:r>
-              <w:rPr>
-                <w:rStyle w:val="Lienhypertexte"/>
-                <w:noProof/>
-              </w:rPr>
-              <w:t>Figure</w:t>
-            </w:r>
-            <w:r>
-              <w:rPr>
-                <w:rStyle w:val="Lienhypertexte"/>
-                <w:noProof/>
-                <w:spacing w:val="-2"/>
-              </w:rPr>
-              <w:t xml:space="preserve"> </w:t>
-            </w:r>
-            <w:r>
-              <w:rPr>
-                <w:rStyle w:val="Lienhypertexte"/>
-                <w:noProof/>
-              </w:rPr>
-              <w:t>9 : Formulaire</w:t>
-            </w:r>
-            <w:r>
-              <w:rPr>
-                <w:rStyle w:val="Lienhypertexte"/>
-                <w:noProof/>
-                <w:spacing w:val="-6"/>
-              </w:rPr>
-              <w:t xml:space="preserve"> </w:t>
-            </w:r>
-            <w:r>
-              <w:rPr>
-                <w:rStyle w:val="Lienhypertexte"/>
-                <w:noProof/>
-              </w:rPr>
-              <w:t>pour</w:t>
-            </w:r>
-            <w:r>
-              <w:rPr>
-                <w:rStyle w:val="Lienhypertexte"/>
-                <w:noProof/>
-                <w:spacing w:val="-6"/>
-              </w:rPr>
-              <w:t xml:space="preserve"> </w:t>
-            </w:r>
-            <w:r>
-              <w:rPr>
-                <w:rStyle w:val="Lienhypertexte"/>
-                <w:noProof/>
-              </w:rPr>
-              <w:t>effectuer</w:t>
-            </w:r>
-            <w:r>
-              <w:rPr>
-                <w:rStyle w:val="Lienhypertexte"/>
-                <w:noProof/>
-                <w:spacing w:val="-6"/>
-              </w:rPr>
-              <w:t xml:space="preserve"> </w:t>
-            </w:r>
-            <w:r>
-              <w:rPr>
-                <w:rStyle w:val="Lienhypertexte"/>
-                <w:noProof/>
-              </w:rPr>
-              <w:t>une demande de congé………………….</w:t>
-            </w:r>
-            <w:r>
-              <w:rPr>
-                <w:rStyle w:val="Lienhypertexte"/>
-                <w:noProof/>
-                <w:spacing w:val="-5"/>
-              </w:rPr>
-              <w:t>27</w:t>
-            </w:r>
-            <w:r>
-              <w:rPr>
-                <w:noProof/>
-                <w:webHidden/>
-              </w:rPr>
-              <w:tab/>
-            </w:r>
-            <w:r>
-              <w:rPr>
-                <w:noProof/>
-                <w:webHidden/>
-              </w:rPr>
-              <w:fldChar w:fldCharType="begin"/>
-            </w:r>
-            <w:r>
-              <w:rPr>
-                <w:noProof/>
-                <w:webHidden/>
-              </w:rPr>
-              <w:instrText xml:space="preserve"> PAGEREF _Toc216452172 \h </w:instrText>
-            </w:r>
-            <w:r>
-              <w:rPr>
-                <w:noProof/>
-                <w:webHidden/>
-              </w:rPr>
-            </w:r>
-            <w:r>
-              <w:rPr>
-                <w:noProof/>
-                <w:webHidden/>
-              </w:rPr>
-              <w:fldChar w:fldCharType="separate"/>
-            </w:r>
-            <w:r>
-              <w:rPr>
-                <w:noProof/>
-                <w:webHidden/>
-              </w:rPr>
-              <w:t>5</w:t>
             </w:r>
             <w:r>
               <w:rPr>
@@ -4453,16 +4441,51 @@
               <w:b w:val="0"/>
               <w:bCs w:val="0"/>
               <w:noProof/>
-              <w:lang w:val="en-US"/>
+              <w:kern w:val="2"/>
+              <w:sz w:val="24"/>
+              <w:szCs w:val="24"/>
+              <w:lang w:val="fr-BI" w:eastAsia="fr-BI"/>
+              <w14:ligatures w14:val="standardContextual"/>
             </w:rPr>
           </w:pPr>
-          <w:hyperlink w:anchor="_Toc216452173" w:history="1">
+          <w:hyperlink w:anchor="_Toc224141735" w:history="1">
             <w:r>
               <w:rPr>
                 <w:rStyle w:val="Lienhypertexte"/>
                 <w:noProof/>
               </w:rPr>
-              <w:t>Table des matières</w:t>
+              <w:t>LISTE</w:t>
+            </w:r>
+            <w:r>
+              <w:rPr>
+                <w:rStyle w:val="Lienhypertexte"/>
+                <w:noProof/>
+                <w:spacing w:val="-4"/>
+              </w:rPr>
+              <w:t xml:space="preserve"> </w:t>
+            </w:r>
+            <w:r>
+              <w:rPr>
+                <w:rStyle w:val="Lienhypertexte"/>
+                <w:noProof/>
+              </w:rPr>
+              <w:t>DES</w:t>
+            </w:r>
+            <w:r>
+              <w:rPr>
+                <w:rStyle w:val="Lienhypertexte"/>
+                <w:noProof/>
+                <w:spacing w:val="-6"/>
+              </w:rPr>
+              <w:t xml:space="preserve"> </w:t>
+            </w:r>
+            <w:r>
+              <w:rPr>
+                <w:rStyle w:val="Lienhypertexte"/>
+                <w:noProof/>
+                <w:spacing w:val="-2"/>
+              </w:rPr>
+              <w:t>FIGURES</w:t>
             </w:r>
             <w:r>
               <w:rPr>
@@ -4483,7 +4506,7 @@
                 <w:noProof/>
                 <w:webHidden/>
               </w:rPr>
-              <w:instrText xml:space="preserve"> PAGEREF _Toc216452173 \h </w:instrText>
+              <w:instrText xml:space="preserve"> PAGEREF _Toc224141735 \h </w:instrText>
             </w:r>
             <w:r>
               <w:rPr>
@@ -4503,7 +4526,7 @@
                 <w:noProof/>
                 <w:webHidden/>
               </w:rPr>
-              <w:t>6</w:t>
+              <w:t>5</w:t>
             </w:r>
             <w:r>
               <w:rPr>
@@ -4525,15 +4548,95 @@
               <w:b w:val="0"/>
               <w:bCs w:val="0"/>
               <w:noProof/>
-              <w:lang w:val="en-US"/>
+              <w:kern w:val="2"/>
+              <w:sz w:val="24"/>
+              <w:szCs w:val="24"/>
+              <w:lang w:val="fr-BI" w:eastAsia="fr-BI"/>
+              <w14:ligatures w14:val="standardContextual"/>
             </w:rPr>
           </w:pPr>
-          <w:hyperlink w:anchor="_Toc216452174" w:history="1">
+          <w:hyperlink w:anchor="_Toc224141736" w:history="1">
             <w:r>
               <w:rPr>
                 <w:rStyle w:val="Lienhypertexte"/>
                 <w:noProof/>
               </w:rPr>
+              <w:t>Table des matières</w:t>
+            </w:r>
+            <w:r>
+              <w:rPr>
+                <w:noProof/>
+                <w:webHidden/>
+              </w:rPr>
+              <w:tab/>
+            </w:r>
+            <w:r>
+              <w:rPr>
+                <w:noProof/>
+                <w:webHidden/>
+              </w:rPr>
+              <w:fldChar w:fldCharType="begin"/>
+            </w:r>
+            <w:r>
+              <w:rPr>
+                <w:noProof/>
+                <w:webHidden/>
+              </w:rPr>
+              <w:instrText xml:space="preserve"> PAGEREF _Toc224141736 \h </w:instrText>
+            </w:r>
+            <w:r>
+              <w:rPr>
+                <w:noProof/>
+                <w:webHidden/>
+              </w:rPr>
+            </w:r>
+            <w:r>
+              <w:rPr>
+                <w:noProof/>
+                <w:webHidden/>
+              </w:rPr>
+              <w:fldChar w:fldCharType="separate"/>
+            </w:r>
+            <w:r>
+              <w:rPr>
+                <w:noProof/>
+                <w:webHidden/>
+              </w:rPr>
+              <w:t>6</w:t>
+            </w:r>
+            <w:r>
+              <w:rPr>
+                <w:noProof/>
+                <w:webHidden/>
+              </w:rPr>
+              <w:fldChar w:fldCharType="end"/>
+            </w:r>
+          </w:hyperlink>
+        </w:p>
+        <w:p>
+          <w:pPr>
+            <w:pStyle w:val="TM1"/>
+            <w:tabs>
+              <w:tab w:val="right" w:leader="dot" w:pos="11340"/>
+            </w:tabs>
+            <w:rPr>
+              <w:rFonts w:asciiTheme="minorHAnsi" w:eastAsiaTheme="minorEastAsia" w:hAnsiTheme="minorHAnsi" w:cstheme="minorBidi"/>
+              <w:b w:val="0"/>
+              <w:bCs w:val="0"/>
+              <w:noProof/>
+              <w:kern w:val="2"/>
+              <w:sz w:val="24"/>
+              <w:szCs w:val="24"/>
+              <w:lang w:val="fr-BI" w:eastAsia="fr-BI"/>
+              <w14:ligatures w14:val="standardContextual"/>
+            </w:rPr>
+          </w:pPr>
+          <w:hyperlink w:anchor="_Toc224141737" w:history="1">
+            <w:r>
+              <w:rPr>
+                <w:rStyle w:val="Lienhypertexte"/>
+                <w:noProof/>
+              </w:rPr>
               <w:t>INTRODUCTION</w:t>
             </w:r>
             <w:r>
@@ -4571,7 +4674,7 @@
                 <w:noProof/>
                 <w:webHidden/>
               </w:rPr>
-              <w:instrText xml:space="preserve"> PAGEREF _Toc216452174 \h </w:instrText>
+              <w:instrText xml:space="preserve"> PAGEREF _Toc224141737 \h </w:instrText>
             </w:r>
             <w:r>
               <w:rPr>
@@ -4614,10 +4717,14 @@
               <w:b w:val="0"/>
               <w:bCs w:val="0"/>
               <w:noProof/>
-              <w:lang w:val="en-US"/>
+              <w:kern w:val="2"/>
+              <w:sz w:val="24"/>
+              <w:szCs w:val="24"/>
+              <w:lang w:val="fr-BI" w:eastAsia="fr-BI"/>
+              <w14:ligatures w14:val="standardContextual"/>
             </w:rPr>
           </w:pPr>
-          <w:hyperlink w:anchor="_Toc216452175" w:history="1">
+          <w:hyperlink w:anchor="_Toc224141738" w:history="1">
             <w:r>
               <w:rPr>
                 <w:rStyle w:val="Lienhypertexte"/>
@@ -4632,7 +4739,11 @@
                 <w:b w:val="0"/>
                 <w:bCs w:val="0"/>
                 <w:noProof/>
-                <w:lang w:val="en-US"/>
+                <w:kern w:val="2"/>
+                <w:sz w:val="24"/>
+                <w:szCs w:val="24"/>
+                <w:lang w:val="fr-BI" w:eastAsia="fr-BI"/>
+                <w14:ligatures w14:val="standardContextual"/>
               </w:rPr>
               <w:tab/>
             </w:r>
@@ -4663,7 +4774,7 @@
                 <w:noProof/>
                 <w:webHidden/>
               </w:rPr>
-              <w:instrText xml:space="preserve"> PAGEREF _Toc216452175 \h </w:instrText>
+              <w:instrText xml:space="preserve"> PAGEREF _Toc224141738 \h </w:instrText>
             </w:r>
             <w:r>
               <w:rPr>
@@ -4706,10 +4817,14 @@
               <w:b w:val="0"/>
               <w:bCs w:val="0"/>
               <w:noProof/>
-              <w:lang w:val="en-US"/>
+              <w:kern w:val="2"/>
+              <w:sz w:val="24"/>
+              <w:szCs w:val="24"/>
+              <w:lang w:val="fr-BI" w:eastAsia="fr-BI"/>
+              <w14:ligatures w14:val="standardContextual"/>
             </w:rPr>
           </w:pPr>
-          <w:hyperlink w:anchor="_Toc216452176" w:history="1">
+          <w:hyperlink w:anchor="_Toc224141739" w:history="1">
             <w:r>
               <w:rPr>
                 <w:rStyle w:val="Lienhypertexte"/>
@@ -4724,7 +4839,11 @@
                 <w:b w:val="0"/>
                 <w:bCs w:val="0"/>
                 <w:noProof/>
-                <w:lang w:val="en-US"/>
+                <w:kern w:val="2"/>
+                <w:sz w:val="24"/>
+                <w:szCs w:val="24"/>
+                <w:lang w:val="fr-BI" w:eastAsia="fr-BI"/>
+                <w14:ligatures w14:val="standardContextual"/>
               </w:rPr>
               <w:tab/>
             </w:r>
@@ -4755,7 +4874,7 @@
                 <w:noProof/>
                 <w:webHidden/>
               </w:rPr>
-              <w:instrText xml:space="preserve"> PAGEREF _Toc216452176 \h </w:instrText>
+              <w:instrText xml:space="preserve"> PAGEREF _Toc224141739 \h </w:instrText>
             </w:r>
             <w:r>
               <w:rPr>
@@ -4798,10 +4917,14 @@
               <w:b w:val="0"/>
               <w:bCs w:val="0"/>
               <w:noProof/>
-              <w:lang w:val="en-US"/>
+              <w:kern w:val="2"/>
+              <w:sz w:val="24"/>
+              <w:szCs w:val="24"/>
+              <w:lang w:val="fr-BI" w:eastAsia="fr-BI"/>
+              <w14:ligatures w14:val="standardContextual"/>
             </w:rPr>
           </w:pPr>
-          <w:hyperlink w:anchor="_Toc216452177" w:history="1">
+          <w:hyperlink w:anchor="_Toc224141740" w:history="1">
             <w:r>
               <w:rPr>
                 <w:rStyle w:val="Lienhypertexte"/>
@@ -4816,7 +4939,11 @@
                 <w:b w:val="0"/>
                 <w:bCs w:val="0"/>
                 <w:noProof/>
-                <w:lang w:val="en-US"/>
+                <w:kern w:val="2"/>
+                <w:sz w:val="24"/>
+                <w:szCs w:val="24"/>
+                <w:lang w:val="fr-BI" w:eastAsia="fr-BI"/>
+                <w14:ligatures w14:val="standardContextual"/>
               </w:rPr>
               <w:tab/>
             </w:r>
@@ -4847,7 +4974,7 @@
                 <w:noProof/>
                 <w:webHidden/>
               </w:rPr>
-              <w:instrText xml:space="preserve"> PAGEREF _Toc216452177 \h </w:instrText>
+              <w:instrText xml:space="preserve"> PAGEREF _Toc224141740 \h </w:instrText>
             </w:r>
             <w:r>
               <w:rPr>
@@ -4890,10 +5017,14 @@
               <w:b w:val="0"/>
               <w:bCs w:val="0"/>
               <w:noProof/>
-              <w:lang w:val="en-US"/>
+              <w:kern w:val="2"/>
+              <w:sz w:val="24"/>
+              <w:szCs w:val="24"/>
+              <w:lang w:val="fr-BI" w:eastAsia="fr-BI"/>
+              <w14:ligatures w14:val="standardContextual"/>
             </w:rPr>
           </w:pPr>
-          <w:hyperlink w:anchor="_Toc216452178" w:history="1">
+          <w:hyperlink w:anchor="_Toc224141741" w:history="1">
             <w:r>
               <w:rPr>
                 <w:rStyle w:val="Lienhypertexte"/>
@@ -4908,7 +5039,11 @@
                 <w:b w:val="0"/>
                 <w:bCs w:val="0"/>
                 <w:noProof/>
-                <w:lang w:val="en-US"/>
+                <w:kern w:val="2"/>
+                <w:sz w:val="24"/>
+                <w:szCs w:val="24"/>
+                <w:lang w:val="fr-BI" w:eastAsia="fr-BI"/>
+                <w14:ligatures w14:val="standardContextual"/>
               </w:rPr>
               <w:tab/>
             </w:r>
@@ -4969,7 +5104,7 @@
                 <w:noProof/>
                 <w:webHidden/>
               </w:rPr>
-              <w:instrText xml:space="preserve"> PAGEREF _Toc216452178 \h </w:instrText>
+              <w:instrText xml:space="preserve"> PAGEREF _Toc224141741 \h </w:instrText>
             </w:r>
             <w:r>
               <w:rPr>
@@ -5012,10 +5147,14 @@
               <w:b w:val="0"/>
               <w:bCs w:val="0"/>
               <w:noProof/>
-              <w:lang w:val="en-US"/>
+              <w:kern w:val="2"/>
+              <w:sz w:val="24"/>
+              <w:szCs w:val="24"/>
+              <w:lang w:val="fr-BI" w:eastAsia="fr-BI"/>
+              <w14:ligatures w14:val="standardContextual"/>
             </w:rPr>
           </w:pPr>
-          <w:hyperlink w:anchor="_Toc216452179" w:history="1">
+          <w:hyperlink w:anchor="_Toc224141742" w:history="1">
             <w:r>
               <w:rPr>
                 <w:rStyle w:val="Lienhypertexte"/>
@@ -5030,7 +5169,11 @@
                 <w:b w:val="0"/>
                 <w:bCs w:val="0"/>
                 <w:noProof/>
-                <w:lang w:val="en-US"/>
+                <w:kern w:val="2"/>
+                <w:sz w:val="24"/>
+                <w:szCs w:val="24"/>
+                <w:lang w:val="fr-BI" w:eastAsia="fr-BI"/>
+                <w14:ligatures w14:val="standardContextual"/>
               </w:rPr>
               <w:tab/>
             </w:r>
@@ -5091,7 +5234,7 @@
                 <w:noProof/>
                 <w:webHidden/>
               </w:rPr>
-              <w:instrText xml:space="preserve"> PAGEREF _Toc216452179 \h </w:instrText>
+              <w:instrText xml:space="preserve"> PAGEREF _Toc224141742 \h </w:instrText>
             </w:r>
             <w:r>
               <w:rPr>
@@ -5134,10 +5277,14 @@
               <w:b w:val="0"/>
               <w:bCs w:val="0"/>
               <w:noProof/>
-              <w:lang w:val="en-US"/>
+              <w:kern w:val="2"/>
+              <w:sz w:val="24"/>
+              <w:szCs w:val="24"/>
+              <w:lang w:val="fr-BI" w:eastAsia="fr-BI"/>
+              <w14:ligatures w14:val="standardContextual"/>
             </w:rPr>
           </w:pPr>
-          <w:hyperlink w:anchor="_Toc216452180" w:history="1">
+          <w:hyperlink w:anchor="_Toc224141743" w:history="1">
             <w:r>
               <w:rPr>
                 <w:rStyle w:val="Lienhypertexte"/>
@@ -5152,7 +5299,11 @@
                 <w:b w:val="0"/>
                 <w:bCs w:val="0"/>
                 <w:noProof/>
-                <w:lang w:val="en-US"/>
+                <w:kern w:val="2"/>
+                <w:sz w:val="24"/>
+                <w:szCs w:val="24"/>
+                <w:lang w:val="fr-BI" w:eastAsia="fr-BI"/>
+                <w14:ligatures w14:val="standardContextual"/>
               </w:rPr>
               <w:tab/>
             </w:r>
@@ -5228,7 +5379,7 @@
                 <w:noProof/>
                 <w:webHidden/>
               </w:rPr>
-              <w:instrText xml:space="preserve"> PAGEREF _Toc216452180 \h </w:instrText>
+              <w:instrText xml:space="preserve"> PAGEREF _Toc224141743 \h </w:instrText>
             </w:r>
             <w:r>
               <w:rPr>
@@ -5271,10 +5422,14 @@
               <w:b w:val="0"/>
               <w:bCs w:val="0"/>
               <w:noProof/>
-              <w:lang w:val="en-US"/>
+              <w:kern w:val="2"/>
+              <w:sz w:val="24"/>
+              <w:szCs w:val="24"/>
+              <w:lang w:val="fr-BI" w:eastAsia="fr-BI"/>
+              <w14:ligatures w14:val="standardContextual"/>
             </w:rPr>
           </w:pPr>
-          <w:hyperlink w:anchor="_Toc216452181" w:history="1">
+          <w:hyperlink w:anchor="_Toc224141744" w:history="1">
             <w:r>
               <w:rPr>
                 <w:rStyle w:val="Lienhypertexte"/>
@@ -5289,7 +5444,11 @@
                 <w:b w:val="0"/>
                 <w:bCs w:val="0"/>
                 <w:noProof/>
-                <w:lang w:val="en-US"/>
+                <w:kern w:val="2"/>
+                <w:sz w:val="24"/>
+                <w:szCs w:val="24"/>
+                <w:lang w:val="fr-BI" w:eastAsia="fr-BI"/>
+                <w14:ligatures w14:val="standardContextual"/>
               </w:rPr>
               <w:tab/>
             </w:r>
@@ -5350,7 +5509,7 @@
                 <w:noProof/>
                 <w:webHidden/>
               </w:rPr>
-              <w:instrText xml:space="preserve"> PAGEREF _Toc216452181 \h </w:instrText>
+              <w:instrText xml:space="preserve"> PAGEREF _Toc224141744 \h </w:instrText>
             </w:r>
             <w:r>
               <w:rPr>
@@ -5392,10 +5551,14 @@
               <w:b w:val="0"/>
               <w:bCs w:val="0"/>
               <w:noProof/>
-              <w:lang w:val="en-US"/>
+              <w:kern w:val="2"/>
+              <w:sz w:val="24"/>
+              <w:szCs w:val="24"/>
+              <w:lang w:val="fr-BI" w:eastAsia="fr-BI"/>
+              <w14:ligatures w14:val="standardContextual"/>
             </w:rPr>
           </w:pPr>
-          <w:hyperlink w:anchor="_Toc216452182" w:history="1">
+          <w:hyperlink w:anchor="_Toc224141745" w:history="1">
             <w:r>
               <w:rPr>
                 <w:rStyle w:val="Lienhypertexte"/>
@@ -5482,7 +5645,7 @@
                 <w:noProof/>
                 <w:webHidden/>
               </w:rPr>
-              <w:instrText xml:space="preserve"> PAGEREF _Toc216452182 \h </w:instrText>
+              <w:instrText xml:space="preserve"> PAGEREF _Toc224141745 \h </w:instrText>
             </w:r>
             <w:r>
               <w:rPr>
@@ -5503,6 +5666,418 @@
                 <w:webHidden/>
               </w:rPr>
               <w:t>11</w:t>
+            </w:r>
+            <w:r>
+              <w:rPr>
+                <w:noProof/>
+                <w:webHidden/>
+              </w:rPr>
+              <w:fldChar w:fldCharType="end"/>
+            </w:r>
+          </w:hyperlink>
+        </w:p>
+        <w:p>
+          <w:pPr>
+            <w:pStyle w:val="TM2"/>
+            <w:tabs>
+              <w:tab w:val="left" w:pos="2375"/>
+              <w:tab w:val="right" w:leader="dot" w:pos="11340"/>
+            </w:tabs>
+            <w:rPr>
+              <w:rFonts w:asciiTheme="minorHAnsi" w:eastAsiaTheme="minorEastAsia" w:hAnsiTheme="minorHAnsi" w:cstheme="minorBidi"/>
+              <w:b w:val="0"/>
+              <w:bCs w:val="0"/>
+              <w:noProof/>
+              <w:kern w:val="2"/>
+              <w:sz w:val="24"/>
+              <w:szCs w:val="24"/>
+              <w:lang w:val="fr-BI" w:eastAsia="fr-BI"/>
+              <w14:ligatures w14:val="standardContextual"/>
+            </w:rPr>
+          </w:pPr>
+          <w:hyperlink w:anchor="_Toc224141746" w:history="1">
+            <w:r>
+              <w:rPr>
+                <w:rStyle w:val="Lienhypertexte"/>
+                <w:noProof/>
+                <w:w w:val="99"/>
+              </w:rPr>
+              <w:t>I.0.</w:t>
+            </w:r>
+            <w:r>
+              <w:rPr>
+                <w:rFonts w:asciiTheme="minorHAnsi" w:eastAsiaTheme="minorEastAsia" w:hAnsiTheme="minorHAnsi" w:cstheme="minorBidi"/>
+                <w:b w:val="0"/>
+                <w:bCs w:val="0"/>
+                <w:noProof/>
+                <w:kern w:val="2"/>
+                <w:sz w:val="24"/>
+                <w:szCs w:val="24"/>
+                <w:lang w:val="fr-BI" w:eastAsia="fr-BI"/>
+                <w14:ligatures w14:val="standardContextual"/>
+              </w:rPr>
+              <w:tab/>
+            </w:r>
+            <w:r>
+              <w:rPr>
+                <w:rStyle w:val="Lienhypertexte"/>
+                <w:noProof/>
+                <w:spacing w:val="-2"/>
+              </w:rPr>
+              <w:t>Introduction</w:t>
+            </w:r>
+            <w:r>
+              <w:rPr>
+                <w:noProof/>
+                <w:webHidden/>
+              </w:rPr>
+              <w:tab/>
+            </w:r>
+            <w:r>
+              <w:rPr>
+                <w:noProof/>
+                <w:webHidden/>
+              </w:rPr>
+              <w:fldChar w:fldCharType="begin"/>
+            </w:r>
+            <w:r>
+              <w:rPr>
+                <w:noProof/>
+                <w:webHidden/>
+              </w:rPr>
+              <w:instrText xml:space="preserve"> PAGEREF _Toc224141746 \h </w:instrText>
+            </w:r>
+            <w:r>
+              <w:rPr>
+                <w:noProof/>
+                <w:webHidden/>
+              </w:rPr>
+            </w:r>
+            <w:r>
+              <w:rPr>
+                <w:noProof/>
+                <w:webHidden/>
+              </w:rPr>
+              <w:fldChar w:fldCharType="separate"/>
+            </w:r>
+            <w:r>
+              <w:rPr>
+                <w:noProof/>
+                <w:webHidden/>
+              </w:rPr>
+              <w:t>11</w:t>
+            </w:r>
+            <w:r>
+              <w:rPr>
+                <w:noProof/>
+                <w:webHidden/>
+              </w:rPr>
+              <w:fldChar w:fldCharType="end"/>
+            </w:r>
+          </w:hyperlink>
+        </w:p>
+        <w:p>
+          <w:pPr>
+            <w:pStyle w:val="TM2"/>
+            <w:tabs>
+              <w:tab w:val="left" w:pos="2375"/>
+              <w:tab w:val="right" w:leader="dot" w:pos="11340"/>
+            </w:tabs>
+            <w:rPr>
+              <w:rFonts w:asciiTheme="minorHAnsi" w:eastAsiaTheme="minorEastAsia" w:hAnsiTheme="minorHAnsi" w:cstheme="minorBidi"/>
+              <w:b w:val="0"/>
+              <w:bCs w:val="0"/>
+              <w:noProof/>
+              <w:kern w:val="2"/>
+              <w:sz w:val="24"/>
+              <w:szCs w:val="24"/>
+              <w:lang w:val="fr-BI" w:eastAsia="fr-BI"/>
+              <w14:ligatures w14:val="standardContextual"/>
+            </w:rPr>
+          </w:pPr>
+          <w:hyperlink w:anchor="_Toc224141747" w:history="1">
+            <w:r>
+              <w:rPr>
+                <w:rStyle w:val="Lienhypertexte"/>
+                <w:noProof/>
+                <w:w w:val="99"/>
+              </w:rPr>
+              <w:t>I.1.</w:t>
+            </w:r>
+            <w:r>
+              <w:rPr>
+                <w:rFonts w:asciiTheme="minorHAnsi" w:eastAsiaTheme="minorEastAsia" w:hAnsiTheme="minorHAnsi" w:cstheme="minorBidi"/>
+                <w:b w:val="0"/>
+                <w:bCs w:val="0"/>
+                <w:noProof/>
+                <w:kern w:val="2"/>
+                <w:sz w:val="24"/>
+                <w:szCs w:val="24"/>
+                <w:lang w:val="fr-BI" w:eastAsia="fr-BI"/>
+                <w14:ligatures w14:val="standardContextual"/>
+              </w:rPr>
+              <w:tab/>
+            </w:r>
+            <w:r>
+              <w:rPr>
+                <w:rStyle w:val="Lienhypertexte"/>
+                <w:noProof/>
+              </w:rPr>
+              <w:t>Situation</w:t>
+            </w:r>
+            <w:r>
+              <w:rPr>
+                <w:rStyle w:val="Lienhypertexte"/>
+                <w:noProof/>
+                <w:spacing w:val="-17"/>
+              </w:rPr>
+              <w:t xml:space="preserve"> </w:t>
+            </w:r>
+            <w:r>
+              <w:rPr>
+                <w:rStyle w:val="Lienhypertexte"/>
+                <w:noProof/>
+              </w:rPr>
+              <w:t>géographique</w:t>
+            </w:r>
+            <w:r>
+              <w:rPr>
+                <w:noProof/>
+                <w:webHidden/>
+              </w:rPr>
+              <w:tab/>
+            </w:r>
+            <w:r>
+              <w:rPr>
+                <w:noProof/>
+                <w:webHidden/>
+              </w:rPr>
+              <w:fldChar w:fldCharType="begin"/>
+            </w:r>
+            <w:r>
+              <w:rPr>
+                <w:noProof/>
+                <w:webHidden/>
+              </w:rPr>
+              <w:instrText xml:space="preserve"> PAGEREF _Toc224141747 \h </w:instrText>
+            </w:r>
+            <w:r>
+              <w:rPr>
+                <w:noProof/>
+                <w:webHidden/>
+              </w:rPr>
+            </w:r>
+            <w:r>
+              <w:rPr>
+                <w:noProof/>
+                <w:webHidden/>
+              </w:rPr>
+              <w:fldChar w:fldCharType="separate"/>
+            </w:r>
+            <w:r>
+              <w:rPr>
+                <w:noProof/>
+                <w:webHidden/>
+              </w:rPr>
+              <w:t>11</w:t>
+            </w:r>
+            <w:r>
+              <w:rPr>
+                <w:noProof/>
+                <w:webHidden/>
+              </w:rPr>
+              <w:fldChar w:fldCharType="end"/>
+            </w:r>
+          </w:hyperlink>
+        </w:p>
+        <w:p>
+          <w:pPr>
+            <w:pStyle w:val="TM2"/>
+            <w:tabs>
+              <w:tab w:val="left" w:pos="2375"/>
+              <w:tab w:val="right" w:leader="dot" w:pos="11340"/>
+            </w:tabs>
+            <w:rPr>
+              <w:rFonts w:asciiTheme="minorHAnsi" w:eastAsiaTheme="minorEastAsia" w:hAnsiTheme="minorHAnsi" w:cstheme="minorBidi"/>
+              <w:b w:val="0"/>
+              <w:bCs w:val="0"/>
+              <w:noProof/>
+              <w:kern w:val="2"/>
+              <w:sz w:val="24"/>
+              <w:szCs w:val="24"/>
+              <w:lang w:val="fr-BI" w:eastAsia="fr-BI"/>
+              <w14:ligatures w14:val="standardContextual"/>
+            </w:rPr>
+          </w:pPr>
+          <w:hyperlink w:anchor="_Toc224141748" w:history="1">
+            <w:r>
+              <w:rPr>
+                <w:rStyle w:val="Lienhypertexte"/>
+                <w:noProof/>
+                <w:w w:val="99"/>
+              </w:rPr>
+              <w:t>I.2.</w:t>
+            </w:r>
+            <w:r>
+              <w:rPr>
+                <w:rFonts w:asciiTheme="minorHAnsi" w:eastAsiaTheme="minorEastAsia" w:hAnsiTheme="minorHAnsi" w:cstheme="minorBidi"/>
+                <w:b w:val="0"/>
+                <w:bCs w:val="0"/>
+                <w:noProof/>
+                <w:kern w:val="2"/>
+                <w:sz w:val="24"/>
+                <w:szCs w:val="24"/>
+                <w:lang w:val="fr-BI" w:eastAsia="fr-BI"/>
+                <w14:ligatures w14:val="standardContextual"/>
+              </w:rPr>
+              <w:tab/>
+            </w:r>
+            <w:r>
+              <w:rPr>
+                <w:rStyle w:val="Lienhypertexte"/>
+                <w:noProof/>
+              </w:rPr>
+              <w:t>Historique</w:t>
+            </w:r>
+            <w:r>
+              <w:rPr>
+                <w:noProof/>
+                <w:webHidden/>
+              </w:rPr>
+              <w:tab/>
+            </w:r>
+            <w:r>
+              <w:rPr>
+                <w:noProof/>
+                <w:webHidden/>
+              </w:rPr>
+              <w:fldChar w:fldCharType="begin"/>
+            </w:r>
+            <w:r>
+              <w:rPr>
+                <w:noProof/>
+                <w:webHidden/>
+              </w:rPr>
+              <w:instrText xml:space="preserve"> PAGEREF _Toc224141748 \h </w:instrText>
+            </w:r>
+            <w:r>
+              <w:rPr>
+                <w:noProof/>
+                <w:webHidden/>
+              </w:rPr>
+            </w:r>
+            <w:r>
+              <w:rPr>
+                <w:noProof/>
+                <w:webHidden/>
+              </w:rPr>
+              <w:fldChar w:fldCharType="separate"/>
+            </w:r>
+            <w:r>
+              <w:rPr>
+                <w:noProof/>
+                <w:webHidden/>
+              </w:rPr>
+              <w:t>11</w:t>
+            </w:r>
+            <w:r>
+              <w:rPr>
+                <w:noProof/>
+                <w:webHidden/>
+              </w:rPr>
+              <w:fldChar w:fldCharType="end"/>
+            </w:r>
+          </w:hyperlink>
+        </w:p>
+        <w:p>
+          <w:pPr>
+            <w:pStyle w:val="TM2"/>
+            <w:tabs>
+              <w:tab w:val="left" w:pos="2375"/>
+              <w:tab w:val="right" w:leader="dot" w:pos="11340"/>
+            </w:tabs>
+            <w:rPr>
+              <w:rFonts w:asciiTheme="minorHAnsi" w:eastAsiaTheme="minorEastAsia" w:hAnsiTheme="minorHAnsi" w:cstheme="minorBidi"/>
+              <w:b w:val="0"/>
+              <w:bCs w:val="0"/>
+              <w:noProof/>
+              <w:kern w:val="2"/>
+              <w:sz w:val="24"/>
+              <w:szCs w:val="24"/>
+              <w:lang w:val="fr-BI" w:eastAsia="fr-BI"/>
+              <w14:ligatures w14:val="standardContextual"/>
+            </w:rPr>
+          </w:pPr>
+          <w:hyperlink w:anchor="_Toc224141749" w:history="1">
+            <w:r>
+              <w:rPr>
+                <w:rStyle w:val="Lienhypertexte"/>
+                <w:noProof/>
+                <w:w w:val="99"/>
+              </w:rPr>
+              <w:t>I.3.</w:t>
+            </w:r>
+            <w:r>
+              <w:rPr>
+                <w:rFonts w:asciiTheme="minorHAnsi" w:eastAsiaTheme="minorEastAsia" w:hAnsiTheme="minorHAnsi" w:cstheme="minorBidi"/>
+                <w:b w:val="0"/>
+                <w:bCs w:val="0"/>
+                <w:noProof/>
+                <w:kern w:val="2"/>
+                <w:sz w:val="24"/>
+                <w:szCs w:val="24"/>
+                <w:lang w:val="fr-BI" w:eastAsia="fr-BI"/>
+                <w14:ligatures w14:val="standardContextual"/>
+              </w:rPr>
+              <w:tab/>
+            </w:r>
+            <w:r>
+              <w:rPr>
+                <w:rStyle w:val="Lienhypertexte"/>
+                <w:noProof/>
+              </w:rPr>
+              <w:t>Mission</w:t>
+            </w:r>
+            <w:r>
+              <w:rPr>
+                <w:noProof/>
+                <w:webHidden/>
+              </w:rPr>
+              <w:tab/>
+            </w:r>
+            <w:r>
+              <w:rPr>
+                <w:noProof/>
+                <w:webHidden/>
+              </w:rPr>
+              <w:fldChar w:fldCharType="begin"/>
+            </w:r>
+            <w:r>
+              <w:rPr>
+                <w:noProof/>
+                <w:webHidden/>
+              </w:rPr>
+              <w:instrText xml:space="preserve"> PAGEREF _Toc224141749 \h </w:instrText>
+            </w:r>
+            <w:r>
+              <w:rPr>
+                <w:noProof/>
+                <w:webHidden/>
+              </w:rPr>
+            </w:r>
+            <w:r>
+              <w:rPr>
+                <w:noProof/>
+                <w:webHidden/>
+              </w:rPr>
+              <w:fldChar w:fldCharType="separate"/>
+            </w:r>
+            <w:r>
+              <w:rPr>
+                <w:noProof/>
+                <w:webHidden/>
+              </w:rPr>
+              <w:t>12</w:t>
             </w:r>
             <w:r>
               <w:rPr>
@@ -5525,17 +6100,22 @@
               <w:b w:val="0"/>
               <w:bCs w:val="0"/>
               <w:noProof/>
-              <w:lang w:val="en-US"/>
+              <w:kern w:val="2"/>
+              <w:sz w:val="24"/>
+              <w:szCs w:val="24"/>
+              <w:lang w:val="fr-BI" w:eastAsia="fr-BI"/>
+              <w14:ligatures w14:val="standardContextual"/>
             </w:rPr>
           </w:pPr>
-          <w:hyperlink w:anchor="_Toc216452183" w:history="1">
+          <w:hyperlink w:anchor="_Toc224141750" w:history="1">
             <w:r>
               <w:rPr>
                 <w:rStyle w:val="Lienhypertexte"/>
                 <w:noProof/>
+                <w:spacing w:val="-3"/>
                 <w:w w:val="99"/>
               </w:rPr>
-              <w:t>I.0.</w:t>
+              <w:t>I.5.</w:t>
             </w:r>
             <w:r>
               <w:rPr>
@@ -5543,7 +6123,11 @@
                 <w:b w:val="0"/>
                 <w:bCs w:val="0"/>
                 <w:noProof/>
-                <w:lang w:val="en-US"/>
+                <w:kern w:val="2"/>
+                <w:sz w:val="24"/>
+                <w:szCs w:val="24"/>
+                <w:lang w:val="fr-BI" w:eastAsia="fr-BI"/>
+                <w14:ligatures w14:val="standardContextual"/>
               </w:rPr>
               <w:tab/>
             </w:r>
@@ -5551,9 +6135,39 @@
               <w:rPr>
                 <w:rStyle w:val="Lienhypertexte"/>
                 <w:noProof/>
-                <w:spacing w:val="-2"/>
-              </w:rPr>
-              <w:t>Introduction</w:t>
+              </w:rPr>
+              <w:t>Organigramme</w:t>
+            </w:r>
+            <w:r>
+              <w:rPr>
+                <w:rStyle w:val="Lienhypertexte"/>
+                <w:noProof/>
+                <w:spacing w:val="-11"/>
+              </w:rPr>
+              <w:t xml:space="preserve"> </w:t>
+            </w:r>
+            <w:r>
+              <w:rPr>
+                <w:rStyle w:val="Lienhypertexte"/>
+                <w:noProof/>
+              </w:rPr>
+              <w:t>de</w:t>
+            </w:r>
+            <w:r>
+              <w:rPr>
+                <w:rStyle w:val="Lienhypertexte"/>
+                <w:noProof/>
+                <w:spacing w:val="-12"/>
+              </w:rPr>
+              <w:t xml:space="preserve"> </w:t>
+            </w:r>
+            <w:r>
+              <w:rPr>
+                <w:rStyle w:val="Lienhypertexte"/>
+                <w:noProof/>
+                <w:spacing w:val="-5"/>
+              </w:rPr>
+              <w:t>la MUTEC</w:t>
             </w:r>
             <w:r>
               <w:rPr>
@@ -5574,7 +6188,7 @@
                 <w:noProof/>
                 <w:webHidden/>
               </w:rPr>
-              <w:instrText xml:space="preserve"> PAGEREF _Toc216452183 \h </w:instrText>
+              <w:instrText xml:space="preserve"> PAGEREF _Toc224141750 \h </w:instrText>
             </w:r>
             <w:r>
               <w:rPr>
@@ -5594,7 +6208,7 @@
                 <w:noProof/>
                 <w:webHidden/>
               </w:rPr>
-              <w:t>11</w:t>
+              <w:t>13</w:t>
             </w:r>
             <w:r>
               <w:rPr>
@@ -5617,17 +6231,22 @@
               <w:b w:val="0"/>
               <w:bCs w:val="0"/>
               <w:noProof/>
-              <w:lang w:val="en-US"/>
+              <w:kern w:val="2"/>
+              <w:sz w:val="24"/>
+              <w:szCs w:val="24"/>
+              <w:lang w:val="fr-BI" w:eastAsia="fr-BI"/>
+              <w14:ligatures w14:val="standardContextual"/>
             </w:rPr>
           </w:pPr>
-          <w:hyperlink w:anchor="_Toc216452184" w:history="1">
+          <w:hyperlink w:anchor="_Toc224141751" w:history="1">
             <w:r>
               <w:rPr>
                 <w:rStyle w:val="Lienhypertexte"/>
                 <w:noProof/>
+                <w:spacing w:val="-3"/>
                 <w:w w:val="99"/>
               </w:rPr>
-              <w:t>I.1.</w:t>
+              <w:t>I.6.</w:t>
             </w:r>
             <w:r>
               <w:rPr>
@@ -5635,7 +6254,11 @@
                 <w:b w:val="0"/>
                 <w:bCs w:val="0"/>
                 <w:noProof/>
-                <w:lang w:val="en-US"/>
+                <w:kern w:val="2"/>
+                <w:sz w:val="24"/>
+                <w:szCs w:val="24"/>
+                <w:lang w:val="fr-BI" w:eastAsia="fr-BI"/>
+                <w14:ligatures w14:val="standardContextual"/>
               </w:rPr>
               <w:tab/>
             </w:r>
@@ -5644,22 +6267,7 @@
                 <w:rStyle w:val="Lienhypertexte"/>
                 <w:noProof/>
               </w:rPr>
-              <w:t>Situation</w:t>
-            </w:r>
-            <w:r>
-              <w:rPr>
-                <w:rStyle w:val="Lienhypertexte"/>
-                <w:noProof/>
-                <w:spacing w:val="-17"/>
-              </w:rPr>
-              <w:t xml:space="preserve"> </w:t>
-            </w:r>
-            <w:r>
-              <w:rPr>
-                <w:rStyle w:val="Lienhypertexte"/>
-                <w:noProof/>
-              </w:rPr>
-              <w:t>géographique</w:t>
+              <w:t>Analyse de l’existant</w:t>
             </w:r>
             <w:r>
               <w:rPr>
@@ -5680,7 +6288,7 @@
                 <w:noProof/>
                 <w:webHidden/>
               </w:rPr>
-              <w:instrText xml:space="preserve"> PAGEREF _Toc216452184 \h </w:instrText>
+              <w:instrText xml:space="preserve"> PAGEREF _Toc224141751 \h </w:instrText>
             </w:r>
             <w:r>
               <w:rPr>
@@ -5700,7 +6308,7 @@
                 <w:noProof/>
                 <w:webHidden/>
               </w:rPr>
-              <w:t>11</w:t>
+              <w:t>14</w:t>
             </w:r>
             <w:r>
               <w:rPr>
@@ -5723,17 +6331,22 @@
               <w:b w:val="0"/>
               <w:bCs w:val="0"/>
               <w:noProof/>
-              <w:lang w:val="en-US"/>
+              <w:kern w:val="2"/>
+              <w:sz w:val="24"/>
+              <w:szCs w:val="24"/>
+              <w:lang w:val="fr-BI" w:eastAsia="fr-BI"/>
+              <w14:ligatures w14:val="standardContextual"/>
             </w:rPr>
           </w:pPr>
-          <w:hyperlink w:anchor="_Toc216452185" w:history="1">
+          <w:hyperlink w:anchor="_Toc224141752" w:history="1">
             <w:r>
               <w:rPr>
                 <w:rStyle w:val="Lienhypertexte"/>
                 <w:noProof/>
+                <w:spacing w:val="-3"/>
                 <w:w w:val="99"/>
               </w:rPr>
-              <w:t>I.2.</w:t>
+              <w:t>I.7.</w:t>
             </w:r>
             <w:r>
               <w:rPr>
@@ -5741,7 +6354,11 @@
                 <w:b w:val="0"/>
                 <w:bCs w:val="0"/>
                 <w:noProof/>
-                <w:lang w:val="en-US"/>
+                <w:kern w:val="2"/>
+                <w:sz w:val="24"/>
+                <w:szCs w:val="24"/>
+                <w:lang w:val="fr-BI" w:eastAsia="fr-BI"/>
+                <w14:ligatures w14:val="standardContextual"/>
               </w:rPr>
               <w:tab/>
             </w:r>
@@ -5750,7 +6367,15 @@
                 <w:rStyle w:val="Lienhypertexte"/>
                 <w:noProof/>
               </w:rPr>
-              <w:t>Historique</w:t>
+              <w:t>Critique de l</w:t>
+            </w:r>
+            <w:r>
+              <w:rPr>
+                <w:rStyle w:val="Lienhypertexte"/>
+                <w:noProof/>
+                <w:lang w:val="en-GB"/>
+              </w:rPr>
+              <w:t>’existant</w:t>
             </w:r>
             <w:r>
               <w:rPr>
@@ -5771,7 +6396,7 @@
                 <w:noProof/>
                 <w:webHidden/>
               </w:rPr>
-              <w:instrText xml:space="preserve"> PAGEREF _Toc216452185 \h </w:instrText>
+              <w:instrText xml:space="preserve"> PAGEREF _Toc224141752 \h </w:instrText>
             </w:r>
             <w:r>
               <w:rPr>
@@ -5791,7 +6416,7 @@
                 <w:noProof/>
                 <w:webHidden/>
               </w:rPr>
-              <w:t>11</w:t>
+              <w:t>14</w:t>
             </w:r>
             <w:r>
               <w:rPr>
@@ -5814,17 +6439,22 @@
               <w:b w:val="0"/>
               <w:bCs w:val="0"/>
               <w:noProof/>
-              <w:lang w:val="en-US"/>
+              <w:kern w:val="2"/>
+              <w:sz w:val="24"/>
+              <w:szCs w:val="24"/>
+              <w:lang w:val="fr-BI" w:eastAsia="fr-BI"/>
+              <w14:ligatures w14:val="standardContextual"/>
             </w:rPr>
           </w:pPr>
-          <w:hyperlink w:anchor="_Toc216452186" w:history="1">
+          <w:hyperlink w:anchor="_Toc224141753" w:history="1">
             <w:r>
               <w:rPr>
                 <w:rStyle w:val="Lienhypertexte"/>
                 <w:noProof/>
+                <w:spacing w:val="-3"/>
                 <w:w w:val="99"/>
               </w:rPr>
-              <w:t>I.3.</w:t>
+              <w:t>I.8.</w:t>
             </w:r>
             <w:r>
               <w:rPr>
@@ -5832,7 +6462,11 @@
                 <w:b w:val="0"/>
                 <w:bCs w:val="0"/>
                 <w:noProof/>
-                <w:lang w:val="en-US"/>
+                <w:kern w:val="2"/>
+                <w:sz w:val="24"/>
+                <w:szCs w:val="24"/>
+                <w:lang w:val="fr-BI" w:eastAsia="fr-BI"/>
+                <w14:ligatures w14:val="standardContextual"/>
               </w:rPr>
               <w:tab/>
             </w:r>
@@ -5840,8 +6474,25 @@
               <w:rPr>
                 <w:rStyle w:val="Lienhypertexte"/>
                 <w:noProof/>
-              </w:rPr>
-              <w:t>Mission</w:t>
+                <w:spacing w:val="-2"/>
+              </w:rPr>
+              <w:t>Solutions</w:t>
+            </w:r>
+            <w:r>
+              <w:rPr>
+                <w:rStyle w:val="Lienhypertexte"/>
+                <w:noProof/>
+                <w:spacing w:val="-3"/>
+              </w:rPr>
+              <w:t xml:space="preserve"> </w:t>
+            </w:r>
+            <w:r>
+              <w:rPr>
+                <w:rStyle w:val="Lienhypertexte"/>
+                <w:noProof/>
+                <w:spacing w:val="-2"/>
+              </w:rPr>
+              <w:t>proposées</w:t>
             </w:r>
             <w:r>
               <w:rPr>
@@ -5862,7 +6513,7 @@
                 <w:noProof/>
                 <w:webHidden/>
               </w:rPr>
-              <w:instrText xml:space="preserve"> PAGEREF _Toc216452186 \h </w:instrText>
+              <w:instrText xml:space="preserve"> PAGEREF _Toc224141753 \h </w:instrText>
             </w:r>
             <w:r>
               <w:rPr>
@@ -5882,7 +6533,7 @@
                 <w:noProof/>
                 <w:webHidden/>
               </w:rPr>
-              <w:t>12</w:t>
+              <w:t>14</w:t>
             </w:r>
             <w:r>
               <w:rPr>
@@ -5905,10 +6556,14 @@
               <w:b w:val="0"/>
               <w:bCs w:val="0"/>
               <w:noProof/>
-              <w:lang w:val="en-US"/>
+              <w:kern w:val="2"/>
+              <w:sz w:val="24"/>
+              <w:szCs w:val="24"/>
+              <w:lang w:val="fr-BI" w:eastAsia="fr-BI"/>
+              <w14:ligatures w14:val="standardContextual"/>
             </w:rPr>
           </w:pPr>
-          <w:hyperlink w:anchor="_Toc216452187" w:history="1">
+          <w:hyperlink w:anchor="_Toc224141754" w:history="1">
             <w:r>
               <w:rPr>
                 <w:rStyle w:val="Lienhypertexte"/>
@@ -5916,7 +6571,7 @@
                 <w:spacing w:val="-3"/>
                 <w:w w:val="99"/>
               </w:rPr>
-              <w:t>I.5.</w:t>
+              <w:t>I.9.</w:t>
             </w:r>
             <w:r>
               <w:rPr>
@@ -5924,7 +6579,11 @@
                 <w:b w:val="0"/>
                 <w:bCs w:val="0"/>
                 <w:noProof/>
-                <w:lang w:val="en-US"/>
+                <w:kern w:val="2"/>
+                <w:sz w:val="24"/>
+                <w:szCs w:val="24"/>
+                <w:lang w:val="fr-BI" w:eastAsia="fr-BI"/>
+                <w14:ligatures w14:val="standardContextual"/>
               </w:rPr>
               <w:tab/>
             </w:r>
@@ -5933,38 +6592,7 @@
                 <w:rStyle w:val="Lienhypertexte"/>
                 <w:noProof/>
               </w:rPr>
-              <w:t>Organigramme</w:t>
-            </w:r>
-            <w:r>
-              <w:rPr>
-                <w:rStyle w:val="Lienhypertexte"/>
-                <w:noProof/>
-                <w:spacing w:val="-11"/>
-              </w:rPr>
-              <w:t xml:space="preserve"> </w:t>
-            </w:r>
-            <w:r>
-              <w:rPr>
-                <w:rStyle w:val="Lienhypertexte"/>
-                <w:noProof/>
-              </w:rPr>
-              <w:t>de</w:t>
-            </w:r>
-            <w:r>
-              <w:rPr>
-                <w:rStyle w:val="Lienhypertexte"/>
-                <w:noProof/>
-                <w:spacing w:val="-12"/>
-              </w:rPr>
-              <w:t xml:space="preserve"> </w:t>
-            </w:r>
-            <w:r>
-              <w:rPr>
-                <w:rStyle w:val="Lienhypertexte"/>
-                <w:noProof/>
-                <w:spacing w:val="-5"/>
-              </w:rPr>
-              <w:t>la MUTEC</w:t>
+              <w:t>Conclusion</w:t>
             </w:r>
             <w:r>
               <w:rPr>
@@ -5985,400 +6613,7 @@
                 <w:noProof/>
                 <w:webHidden/>
               </w:rPr>
-              <w:instrText xml:space="preserve"> PAGEREF _Toc216452187 \h </w:instrText>
-            </w:r>
-            <w:r>
-              <w:rPr>
-                <w:noProof/>
-                <w:webHidden/>
-              </w:rPr>
-            </w:r>
-            <w:r>
-              <w:rPr>
-                <w:noProof/>
-                <w:webHidden/>
-              </w:rPr>
-              <w:fldChar w:fldCharType="separate"/>
-            </w:r>
-            <w:r>
-              <w:rPr>
-                <w:noProof/>
-                <w:webHidden/>
-              </w:rPr>
-              <w:t>13</w:t>
-            </w:r>
-            <w:r>
-              <w:rPr>
-                <w:noProof/>
-                <w:webHidden/>
-              </w:rPr>
-              <w:fldChar w:fldCharType="end"/>
-            </w:r>
-          </w:hyperlink>
-        </w:p>
-        <w:p>
-          <w:pPr>
-            <w:pStyle w:val="TM2"/>
-            <w:tabs>
-              <w:tab w:val="left" w:pos="1897"/>
-              <w:tab w:val="right" w:leader="dot" w:pos="11340"/>
-            </w:tabs>
-            <w:rPr>
-              <w:rFonts w:asciiTheme="minorHAnsi" w:eastAsiaTheme="minorEastAsia" w:hAnsiTheme="minorHAnsi" w:cstheme="minorBidi"/>
-              <w:b w:val="0"/>
-              <w:bCs w:val="0"/>
-              <w:noProof/>
-              <w:lang w:val="en-US"/>
-            </w:rPr>
-          </w:pPr>
-          <w:hyperlink w:anchor="_Toc216452188" w:history="1">
-            <w:r>
-              <w:rPr>
-                <w:rStyle w:val="Lienhypertexte"/>
-                <w:noProof/>
-                <w:spacing w:val="-3"/>
-                <w:w w:val="99"/>
-              </w:rPr>
-              <w:t>I.6.</w:t>
-            </w:r>
-            <w:r>
-              <w:rPr>
-                <w:rFonts w:asciiTheme="minorHAnsi" w:eastAsiaTheme="minorEastAsia" w:hAnsiTheme="minorHAnsi" w:cstheme="minorBidi"/>
-                <w:b w:val="0"/>
-                <w:bCs w:val="0"/>
-                <w:noProof/>
-                <w:lang w:val="en-US"/>
-              </w:rPr>
-              <w:tab/>
-            </w:r>
-            <w:r>
-              <w:rPr>
-                <w:rStyle w:val="Lienhypertexte"/>
-                <w:noProof/>
-              </w:rPr>
-              <w:t>Analyse de l’existant</w:t>
-            </w:r>
-            <w:r>
-              <w:rPr>
-                <w:noProof/>
-                <w:webHidden/>
-              </w:rPr>
-              <w:tab/>
-            </w:r>
-            <w:r>
-              <w:rPr>
-                <w:noProof/>
-                <w:webHidden/>
-              </w:rPr>
-              <w:fldChar w:fldCharType="begin"/>
-            </w:r>
-            <w:r>
-              <w:rPr>
-                <w:noProof/>
-                <w:webHidden/>
-              </w:rPr>
-              <w:instrText xml:space="preserve"> PAGEREF _Toc216452188 \h </w:instrText>
-            </w:r>
-            <w:r>
-              <w:rPr>
-                <w:noProof/>
-                <w:webHidden/>
-              </w:rPr>
-            </w:r>
-            <w:r>
-              <w:rPr>
-                <w:noProof/>
-                <w:webHidden/>
-              </w:rPr>
-              <w:fldChar w:fldCharType="separate"/>
-            </w:r>
-            <w:r>
-              <w:rPr>
-                <w:noProof/>
-                <w:webHidden/>
-              </w:rPr>
-              <w:t>14</w:t>
-            </w:r>
-            <w:r>
-              <w:rPr>
-                <w:noProof/>
-                <w:webHidden/>
-              </w:rPr>
-              <w:fldChar w:fldCharType="end"/>
-            </w:r>
-          </w:hyperlink>
-        </w:p>
-        <w:p>
-          <w:pPr>
-            <w:pStyle w:val="TM2"/>
-            <w:tabs>
-              <w:tab w:val="left" w:pos="1897"/>
-              <w:tab w:val="right" w:leader="dot" w:pos="11340"/>
-            </w:tabs>
-            <w:rPr>
-              <w:rFonts w:asciiTheme="minorHAnsi" w:eastAsiaTheme="minorEastAsia" w:hAnsiTheme="minorHAnsi" w:cstheme="minorBidi"/>
-              <w:b w:val="0"/>
-              <w:bCs w:val="0"/>
-              <w:noProof/>
-              <w:lang w:val="en-US"/>
-            </w:rPr>
-          </w:pPr>
-          <w:hyperlink w:anchor="_Toc216452189" w:history="1">
-            <w:r>
-              <w:rPr>
-                <w:rStyle w:val="Lienhypertexte"/>
-                <w:noProof/>
-                <w:spacing w:val="-3"/>
-                <w:w w:val="99"/>
-              </w:rPr>
-              <w:t>I.7.</w:t>
-            </w:r>
-            <w:r>
-              <w:rPr>
-                <w:rFonts w:asciiTheme="minorHAnsi" w:eastAsiaTheme="minorEastAsia" w:hAnsiTheme="minorHAnsi" w:cstheme="minorBidi"/>
-                <w:b w:val="0"/>
-                <w:bCs w:val="0"/>
-                <w:noProof/>
-                <w:lang w:val="en-US"/>
-              </w:rPr>
-              <w:tab/>
-            </w:r>
-            <w:r>
-              <w:rPr>
-                <w:rStyle w:val="Lienhypertexte"/>
-                <w:noProof/>
-              </w:rPr>
-              <w:t>Critique de l</w:t>
-            </w:r>
-            <w:r>
-              <w:rPr>
-                <w:rStyle w:val="Lienhypertexte"/>
-                <w:noProof/>
-                <w:lang w:val="en-GB"/>
-              </w:rPr>
-              <w:t>’existant</w:t>
-            </w:r>
-            <w:r>
-              <w:rPr>
-                <w:noProof/>
-                <w:webHidden/>
-              </w:rPr>
-              <w:tab/>
-            </w:r>
-            <w:r>
-              <w:rPr>
-                <w:noProof/>
-                <w:webHidden/>
-              </w:rPr>
-              <w:fldChar w:fldCharType="begin"/>
-            </w:r>
-            <w:r>
-              <w:rPr>
-                <w:noProof/>
-                <w:webHidden/>
-              </w:rPr>
-              <w:instrText xml:space="preserve"> PAGEREF _Toc216452189 \h </w:instrText>
-            </w:r>
-            <w:r>
-              <w:rPr>
-                <w:noProof/>
-                <w:webHidden/>
-              </w:rPr>
-            </w:r>
-            <w:r>
-              <w:rPr>
-                <w:noProof/>
-                <w:webHidden/>
-              </w:rPr>
-              <w:fldChar w:fldCharType="separate"/>
-            </w:r>
-            <w:r>
-              <w:rPr>
-                <w:noProof/>
-                <w:webHidden/>
-              </w:rPr>
-              <w:t>14</w:t>
-            </w:r>
-            <w:r>
-              <w:rPr>
-                <w:noProof/>
-                <w:webHidden/>
-              </w:rPr>
-              <w:fldChar w:fldCharType="end"/>
-            </w:r>
-          </w:hyperlink>
-        </w:p>
-        <w:p>
-          <w:pPr>
-            <w:pStyle w:val="TM2"/>
-            <w:tabs>
-              <w:tab w:val="left" w:pos="1897"/>
-              <w:tab w:val="right" w:leader="dot" w:pos="11340"/>
-            </w:tabs>
-            <w:rPr>
-              <w:rFonts w:asciiTheme="minorHAnsi" w:eastAsiaTheme="minorEastAsia" w:hAnsiTheme="minorHAnsi" w:cstheme="minorBidi"/>
-              <w:b w:val="0"/>
-              <w:bCs w:val="0"/>
-              <w:noProof/>
-              <w:lang w:val="en-US"/>
-            </w:rPr>
-          </w:pPr>
-          <w:hyperlink w:anchor="_Toc216452190" w:history="1">
-            <w:r>
-              <w:rPr>
-                <w:rStyle w:val="Lienhypertexte"/>
-                <w:noProof/>
-                <w:spacing w:val="-3"/>
-                <w:w w:val="99"/>
-              </w:rPr>
-              <w:t>I.8.</w:t>
-            </w:r>
-            <w:r>
-              <w:rPr>
-                <w:rFonts w:asciiTheme="minorHAnsi" w:eastAsiaTheme="minorEastAsia" w:hAnsiTheme="minorHAnsi" w:cstheme="minorBidi"/>
-                <w:b w:val="0"/>
-                <w:bCs w:val="0"/>
-                <w:noProof/>
-                <w:lang w:val="en-US"/>
-              </w:rPr>
-              <w:tab/>
-            </w:r>
-            <w:r>
-              <w:rPr>
-                <w:rStyle w:val="Lienhypertexte"/>
-                <w:noProof/>
-                <w:spacing w:val="-2"/>
-              </w:rPr>
-              <w:t>Solutions</w:t>
-            </w:r>
-            <w:r>
-              <w:rPr>
-                <w:rStyle w:val="Lienhypertexte"/>
-                <w:noProof/>
-                <w:spacing w:val="-3"/>
-              </w:rPr>
-              <w:t xml:space="preserve"> </w:t>
-            </w:r>
-            <w:r>
-              <w:rPr>
-                <w:rStyle w:val="Lienhypertexte"/>
-                <w:noProof/>
-                <w:spacing w:val="-2"/>
-              </w:rPr>
-              <w:t>proposées</w:t>
-            </w:r>
-            <w:r>
-              <w:rPr>
-                <w:noProof/>
-                <w:webHidden/>
-              </w:rPr>
-              <w:tab/>
-            </w:r>
-            <w:r>
-              <w:rPr>
-                <w:noProof/>
-                <w:webHidden/>
-              </w:rPr>
-              <w:fldChar w:fldCharType="begin"/>
-            </w:r>
-            <w:r>
-              <w:rPr>
-                <w:noProof/>
-                <w:webHidden/>
-              </w:rPr>
-              <w:instrText xml:space="preserve"> PAGEREF _Toc216452190 \h </w:instrText>
-            </w:r>
-            <w:r>
-              <w:rPr>
-                <w:noProof/>
-                <w:webHidden/>
-              </w:rPr>
-            </w:r>
-            <w:r>
-              <w:rPr>
-                <w:noProof/>
-                <w:webHidden/>
-              </w:rPr>
-              <w:fldChar w:fldCharType="separate"/>
-            </w:r>
-            <w:r>
-              <w:rPr>
-                <w:noProof/>
-                <w:webHidden/>
-              </w:rPr>
-              <w:t>14</w:t>
-            </w:r>
-            <w:r>
-              <w:rPr>
-                <w:noProof/>
-                <w:webHidden/>
-              </w:rPr>
-              <w:fldChar w:fldCharType="end"/>
-            </w:r>
-          </w:hyperlink>
-        </w:p>
-        <w:p>
-          <w:pPr>
-            <w:pStyle w:val="TM2"/>
-            <w:tabs>
-              <w:tab w:val="left" w:pos="1897"/>
-              <w:tab w:val="right" w:leader="dot" w:pos="11340"/>
-            </w:tabs>
-            <w:rPr>
-              <w:rFonts w:asciiTheme="minorHAnsi" w:eastAsiaTheme="minorEastAsia" w:hAnsiTheme="minorHAnsi" w:cstheme="minorBidi"/>
-              <w:b w:val="0"/>
-              <w:bCs w:val="0"/>
-              <w:noProof/>
-              <w:lang w:val="en-US"/>
-            </w:rPr>
-          </w:pPr>
-          <w:hyperlink w:anchor="_Toc216452191" w:history="1">
-            <w:r>
-              <w:rPr>
-                <w:rStyle w:val="Lienhypertexte"/>
-                <w:noProof/>
-                <w:spacing w:val="-3"/>
-                <w:w w:val="99"/>
-              </w:rPr>
-              <w:t>I.9.</w:t>
-            </w:r>
-            <w:r>
-              <w:rPr>
-                <w:rFonts w:asciiTheme="minorHAnsi" w:eastAsiaTheme="minorEastAsia" w:hAnsiTheme="minorHAnsi" w:cstheme="minorBidi"/>
-                <w:b w:val="0"/>
-                <w:bCs w:val="0"/>
-                <w:noProof/>
-                <w:lang w:val="en-US"/>
-              </w:rPr>
-              <w:tab/>
-            </w:r>
-            <w:r>
-              <w:rPr>
-                <w:rStyle w:val="Lienhypertexte"/>
-                <w:noProof/>
-              </w:rPr>
-              <w:t>Conclusion</w:t>
-            </w:r>
-            <w:r>
-              <w:rPr>
-                <w:noProof/>
-                <w:webHidden/>
-              </w:rPr>
-              <w:tab/>
-            </w:r>
-            <w:r>
-              <w:rPr>
-                <w:noProof/>
-                <w:webHidden/>
-              </w:rPr>
-              <w:fldChar w:fldCharType="begin"/>
-            </w:r>
-            <w:r>
-              <w:rPr>
-                <w:noProof/>
-                <w:webHidden/>
-              </w:rPr>
-              <w:instrText xml:space="preserve"> PAGEREF _Toc216452191 \h </w:instrText>
+              <w:instrText xml:space="preserve"> PAGEREF _Toc224141754 \h </w:instrText>
             </w:r>
             <w:r>
               <w:rPr>
@@ -6420,10 +6655,14 @@
               <w:b w:val="0"/>
               <w:bCs w:val="0"/>
               <w:noProof/>
-              <w:lang w:val="en-US"/>
+              <w:kern w:val="2"/>
+              <w:sz w:val="24"/>
+              <w:szCs w:val="24"/>
+              <w:lang w:val="fr-BI" w:eastAsia="fr-BI"/>
+              <w14:ligatures w14:val="standardContextual"/>
             </w:rPr>
           </w:pPr>
-          <w:hyperlink w:anchor="_Toc216452192" w:history="1">
+          <w:hyperlink w:anchor="_Toc224141755" w:history="1">
             <w:r>
               <w:rPr>
                 <w:rStyle w:val="Lienhypertexte"/>
@@ -6570,7 +6809,7 @@
                 <w:noProof/>
                 <w:webHidden/>
               </w:rPr>
-              <w:instrText xml:space="preserve"> PAGEREF _Toc216452192 \h </w:instrText>
+              <w:instrText xml:space="preserve"> PAGEREF _Toc224141755 \h </w:instrText>
             </w:r>
             <w:r>
               <w:rPr>
@@ -6613,10 +6852,14 @@
               <w:b w:val="0"/>
               <w:bCs w:val="0"/>
               <w:noProof/>
-              <w:lang w:val="en-US"/>
+              <w:kern w:val="2"/>
+              <w:sz w:val="24"/>
+              <w:szCs w:val="24"/>
+              <w:lang w:val="fr-BI" w:eastAsia="fr-BI"/>
+              <w14:ligatures w14:val="standardContextual"/>
             </w:rPr>
           </w:pPr>
-          <w:hyperlink w:anchor="_Toc216452193" w:history="1">
+          <w:hyperlink w:anchor="_Toc224141756" w:history="1">
             <w:r>
               <w:rPr>
                 <w:rStyle w:val="Lienhypertexte"/>
@@ -6631,7 +6874,11 @@
                 <w:b w:val="0"/>
                 <w:bCs w:val="0"/>
                 <w:noProof/>
-                <w:lang w:val="en-US"/>
+                <w:kern w:val="2"/>
+                <w:sz w:val="24"/>
+                <w:szCs w:val="24"/>
+                <w:lang w:val="fr-BI" w:eastAsia="fr-BI"/>
+                <w14:ligatures w14:val="standardContextual"/>
               </w:rPr>
               <w:tab/>
             </w:r>
@@ -6662,7 +6909,7 @@
                 <w:noProof/>
                 <w:webHidden/>
               </w:rPr>
-              <w:instrText xml:space="preserve"> PAGEREF _Toc216452193 \h </w:instrText>
+              <w:instrText xml:space="preserve"> PAGEREF _Toc224141756 \h </w:instrText>
             </w:r>
             <w:r>
               <w:rPr>
@@ -6705,10 +6952,14 @@
               <w:b w:val="0"/>
               <w:bCs w:val="0"/>
               <w:noProof/>
-              <w:lang w:val="en-US"/>
+              <w:kern w:val="2"/>
+              <w:sz w:val="24"/>
+              <w:szCs w:val="24"/>
+              <w:lang w:val="fr-BI" w:eastAsia="fr-BI"/>
+              <w14:ligatures w14:val="standardContextual"/>
             </w:rPr>
           </w:pPr>
-          <w:hyperlink w:anchor="_Toc216452194" w:history="1">
+          <w:hyperlink w:anchor="_Toc224141757" w:history="1">
             <w:r>
               <w:rPr>
                 <w:rStyle w:val="Lienhypertexte"/>
@@ -6723,7 +6974,11 @@
                 <w:b w:val="0"/>
                 <w:bCs w:val="0"/>
                 <w:noProof/>
-                <w:lang w:val="en-US"/>
+                <w:kern w:val="2"/>
+                <w:sz w:val="24"/>
+                <w:szCs w:val="24"/>
+                <w:lang w:val="fr-BI" w:eastAsia="fr-BI"/>
+                <w14:ligatures w14:val="standardContextual"/>
               </w:rPr>
               <w:tab/>
             </w:r>
@@ -6799,7 +7054,7 @@
                 <w:noProof/>
                 <w:webHidden/>
               </w:rPr>
-              <w:instrText xml:space="preserve"> PAGEREF _Toc216452194 \h </w:instrText>
+              <w:instrText xml:space="preserve"> PAGEREF _Toc224141757 \h </w:instrText>
             </w:r>
             <w:r>
               <w:rPr>
@@ -6842,10 +7097,14 @@
               <w:b w:val="0"/>
               <w:bCs w:val="0"/>
               <w:noProof/>
-              <w:lang w:val="en-US"/>
+              <w:kern w:val="2"/>
+              <w:sz w:val="24"/>
+              <w:szCs w:val="24"/>
+              <w:lang w:val="fr-BI" w:eastAsia="fr-BI"/>
+              <w14:ligatures w14:val="standardContextual"/>
             </w:rPr>
           </w:pPr>
-          <w:hyperlink w:anchor="_Toc216452195" w:history="1">
+          <w:hyperlink w:anchor="_Toc224141758" w:history="1">
             <w:r>
               <w:rPr>
                 <w:rStyle w:val="Lienhypertexte"/>
@@ -6860,7 +7119,11 @@
                 <w:b w:val="0"/>
                 <w:bCs w:val="0"/>
                 <w:noProof/>
-                <w:lang w:val="en-US"/>
+                <w:kern w:val="2"/>
+                <w:sz w:val="24"/>
+                <w:szCs w:val="24"/>
+                <w:lang w:val="fr-BI" w:eastAsia="fr-BI"/>
+                <w14:ligatures w14:val="standardContextual"/>
               </w:rPr>
               <w:tab/>
             </w:r>
@@ -6921,7 +7184,7 @@
                 <w:noProof/>
                 <w:webHidden/>
               </w:rPr>
-              <w:instrText xml:space="preserve"> PAGEREF _Toc216452195 \h </w:instrText>
+              <w:instrText xml:space="preserve"> PAGEREF _Toc224141758 \h </w:instrText>
             </w:r>
             <w:r>
               <w:rPr>
@@ -6964,10 +7227,14 @@
               <w:b w:val="0"/>
               <w:bCs w:val="0"/>
               <w:noProof/>
-              <w:lang w:val="en-US"/>
+              <w:kern w:val="2"/>
+              <w:sz w:val="24"/>
+              <w:szCs w:val="24"/>
+              <w:lang w:val="fr-BI" w:eastAsia="fr-BI"/>
+              <w14:ligatures w14:val="standardContextual"/>
             </w:rPr>
           </w:pPr>
-          <w:hyperlink w:anchor="_Toc216452196" w:history="1">
+          <w:hyperlink w:anchor="_Toc224141759" w:history="1">
             <w:r>
               <w:rPr>
                 <w:rStyle w:val="Lienhypertexte"/>
@@ -6982,7 +7249,11 @@
                 <w:b w:val="0"/>
                 <w:bCs w:val="0"/>
                 <w:noProof/>
-                <w:lang w:val="en-US"/>
+                <w:kern w:val="2"/>
+                <w:sz w:val="24"/>
+                <w:szCs w:val="24"/>
+                <w:lang w:val="fr-BI" w:eastAsia="fr-BI"/>
+                <w14:ligatures w14:val="standardContextual"/>
               </w:rPr>
               <w:tab/>
             </w:r>
@@ -7028,7 +7299,7 @@
                 <w:noProof/>
                 <w:webHidden/>
               </w:rPr>
-              <w:instrText xml:space="preserve"> PAGEREF _Toc216452196 \h </w:instrText>
+              <w:instrText xml:space="preserve"> PAGEREF _Toc224141759 \h </w:instrText>
             </w:r>
             <w:r>
               <w:rPr>
@@ -7071,10 +7342,14 @@
               <w:b w:val="0"/>
               <w:bCs w:val="0"/>
               <w:noProof/>
-              <w:lang w:val="en-US"/>
+              <w:kern w:val="2"/>
+              <w:sz w:val="24"/>
+              <w:szCs w:val="24"/>
+              <w:lang w:val="fr-BI" w:eastAsia="fr-BI"/>
+              <w14:ligatures w14:val="standardContextual"/>
             </w:rPr>
           </w:pPr>
-          <w:hyperlink w:anchor="_Toc216452197" w:history="1">
+          <w:hyperlink w:anchor="_Toc224141760" w:history="1">
             <w:r>
               <w:rPr>
                 <w:rStyle w:val="Lienhypertexte"/>
@@ -7089,7 +7364,11 @@
                 <w:b w:val="0"/>
                 <w:bCs w:val="0"/>
                 <w:noProof/>
-                <w:lang w:val="en-US"/>
+                <w:kern w:val="2"/>
+                <w:sz w:val="24"/>
+                <w:szCs w:val="24"/>
+                <w:lang w:val="fr-BI" w:eastAsia="fr-BI"/>
+                <w14:ligatures w14:val="standardContextual"/>
               </w:rPr>
               <w:tab/>
             </w:r>
@@ -7165,7 +7444,7 @@
                 <w:noProof/>
                 <w:webHidden/>
               </w:rPr>
-              <w:instrText xml:space="preserve"> PAGEREF _Toc216452197 \h </w:instrText>
+              <w:instrText xml:space="preserve"> PAGEREF _Toc224141760 \h </w:instrText>
             </w:r>
             <w:r>
               <w:rPr>
@@ -7207,10 +7486,14 @@
               <w:b w:val="0"/>
               <w:bCs w:val="0"/>
               <w:noProof/>
-              <w:lang w:val="en-US"/>
+              <w:kern w:val="2"/>
+              <w:sz w:val="24"/>
+              <w:szCs w:val="24"/>
+              <w:lang w:val="fr-BI" w:eastAsia="fr-BI"/>
+              <w14:ligatures w14:val="standardContextual"/>
             </w:rPr>
           </w:pPr>
-          <w:hyperlink w:anchor="_Toc216452198" w:history="1">
+          <w:hyperlink w:anchor="_Toc224141761" w:history="1">
             <w:r>
               <w:rPr>
                 <w:rStyle w:val="Lienhypertexte"/>
@@ -7237,7 +7520,7 @@
                 <w:noProof/>
                 <w:webHidden/>
               </w:rPr>
-              <w:instrText xml:space="preserve"> PAGEREF _Toc216452198 \h </w:instrText>
+              <w:instrText xml:space="preserve"> PAGEREF _Toc224141761 \h </w:instrText>
             </w:r>
             <w:r>
               <w:rPr>
@@ -7280,10 +7563,14 @@
               <w:b w:val="0"/>
               <w:bCs w:val="0"/>
               <w:noProof/>
-              <w:lang w:val="en-US"/>
+              <w:kern w:val="2"/>
+              <w:sz w:val="24"/>
+              <w:szCs w:val="24"/>
+              <w:lang w:val="fr-BI" w:eastAsia="fr-BI"/>
+              <w14:ligatures w14:val="standardContextual"/>
             </w:rPr>
           </w:pPr>
-          <w:hyperlink w:anchor="_Toc216452199" w:history="1">
+          <w:hyperlink w:anchor="_Toc224141762" w:history="1">
             <w:r>
               <w:rPr>
                 <w:rStyle w:val="Lienhypertexte"/>
@@ -7299,7 +7586,11 @@
                 <w:b w:val="0"/>
                 <w:bCs w:val="0"/>
                 <w:noProof/>
-                <w:lang w:val="en-US"/>
+                <w:kern w:val="2"/>
+                <w:sz w:val="24"/>
+                <w:szCs w:val="24"/>
+                <w:lang w:val="fr-BI" w:eastAsia="fr-BI"/>
+                <w14:ligatures w14:val="standardContextual"/>
               </w:rPr>
               <w:tab/>
             </w:r>
@@ -7375,7 +7666,7 @@
                 <w:noProof/>
                 <w:webHidden/>
               </w:rPr>
-              <w:instrText xml:space="preserve"> PAGEREF _Toc216452199 \h </w:instrText>
+              <w:instrText xml:space="preserve"> PAGEREF _Toc224141762 \h </w:instrText>
             </w:r>
             <w:r>
               <w:rPr>
@@ -7418,10 +7709,14 @@
               <w:b w:val="0"/>
               <w:bCs w:val="0"/>
               <w:noProof/>
-              <w:lang w:val="en-US"/>
+              <w:kern w:val="2"/>
+              <w:sz w:val="24"/>
+              <w:szCs w:val="24"/>
+              <w:lang w:val="fr-BI" w:eastAsia="fr-BI"/>
+              <w14:ligatures w14:val="standardContextual"/>
             </w:rPr>
           </w:pPr>
-          <w:hyperlink w:anchor="_Toc216452200" w:history="1">
+          <w:hyperlink w:anchor="_Toc224141763" w:history="1">
             <w:r>
               <w:rPr>
                 <w:rStyle w:val="Lienhypertexte"/>
@@ -7437,7 +7732,11 @@
                 <w:b w:val="0"/>
                 <w:bCs w:val="0"/>
                 <w:noProof/>
-                <w:lang w:val="en-US"/>
+                <w:kern w:val="2"/>
+                <w:sz w:val="24"/>
+                <w:szCs w:val="24"/>
+                <w:lang w:val="fr-BI" w:eastAsia="fr-BI"/>
+                <w14:ligatures w14:val="standardContextual"/>
               </w:rPr>
               <w:tab/>
             </w:r>
@@ -7513,7 +7812,7 @@
                 <w:noProof/>
                 <w:webHidden/>
               </w:rPr>
-              <w:instrText xml:space="preserve"> PAGEREF _Toc216452200 \h </w:instrText>
+              <w:instrText xml:space="preserve"> PAGEREF _Toc224141763 \h </w:instrText>
             </w:r>
             <w:r>
               <w:rPr>
@@ -7555,10 +7854,14 @@
               <w:b w:val="0"/>
               <w:bCs w:val="0"/>
               <w:noProof/>
-              <w:lang w:val="en-US"/>
+              <w:kern w:val="2"/>
+              <w:sz w:val="24"/>
+              <w:szCs w:val="24"/>
+              <w:lang w:val="fr-BI" w:eastAsia="fr-BI"/>
+              <w14:ligatures w14:val="standardContextual"/>
             </w:rPr>
           </w:pPr>
-          <w:hyperlink w:anchor="_Toc216452201" w:history="1">
+          <w:hyperlink w:anchor="_Toc224141764" w:history="1">
             <w:r>
               <w:rPr>
                 <w:rStyle w:val="Lienhypertexte"/>
@@ -7676,7 +7979,7 @@
                 <w:noProof/>
                 <w:webHidden/>
               </w:rPr>
-              <w:instrText xml:space="preserve"> PAGEREF _Toc216452201 \h </w:instrText>
+              <w:instrText xml:space="preserve"> PAGEREF _Toc224141764 \h </w:instrText>
             </w:r>
             <w:r>
               <w:rPr>
@@ -7719,10 +8022,14 @@
               <w:b w:val="0"/>
               <w:bCs w:val="0"/>
               <w:noProof/>
-              <w:lang w:val="en-US"/>
+              <w:kern w:val="2"/>
+              <w:sz w:val="24"/>
+              <w:szCs w:val="24"/>
+              <w:lang w:val="fr-BI" w:eastAsia="fr-BI"/>
+              <w14:ligatures w14:val="standardContextual"/>
             </w:rPr>
           </w:pPr>
-          <w:hyperlink w:anchor="_Toc216452202" w:history="1">
+          <w:hyperlink w:anchor="_Toc224141765" w:history="1">
             <w:r>
               <w:rPr>
                 <w:rStyle w:val="Lienhypertexte"/>
@@ -7738,7 +8045,11 @@
                 <w:b w:val="0"/>
                 <w:bCs w:val="0"/>
                 <w:noProof/>
-                <w:lang w:val="en-US"/>
+                <w:kern w:val="2"/>
+                <w:sz w:val="24"/>
+                <w:szCs w:val="24"/>
+                <w:lang w:val="fr-BI" w:eastAsia="fr-BI"/>
+                <w14:ligatures w14:val="standardContextual"/>
               </w:rPr>
               <w:tab/>
             </w:r>
@@ -7769,7 +8080,7 @@
                 <w:noProof/>
                 <w:webHidden/>
               </w:rPr>
-              <w:instrText xml:space="preserve"> PAGEREF _Toc216452202 \h </w:instrText>
+              <w:instrText xml:space="preserve"> PAGEREF _Toc224141765 \h </w:instrText>
             </w:r>
             <w:r>
               <w:rPr>
@@ -7812,10 +8123,14 @@
               <w:b w:val="0"/>
               <w:bCs w:val="0"/>
               <w:noProof/>
-              <w:lang w:val="en-US"/>
+              <w:kern w:val="2"/>
+              <w:sz w:val="24"/>
+              <w:szCs w:val="24"/>
+              <w:lang w:val="fr-BI" w:eastAsia="fr-BI"/>
+              <w14:ligatures w14:val="standardContextual"/>
             </w:rPr>
           </w:pPr>
-          <w:hyperlink w:anchor="_Toc216452203" w:history="1">
+          <w:hyperlink w:anchor="_Toc224141766" w:history="1">
             <w:r>
               <w:rPr>
                 <w:rStyle w:val="Lienhypertexte"/>
@@ -7831,7 +8146,11 @@
                 <w:b w:val="0"/>
                 <w:bCs w:val="0"/>
                 <w:noProof/>
-                <w:lang w:val="en-US"/>
+                <w:kern w:val="2"/>
+                <w:sz w:val="24"/>
+                <w:szCs w:val="24"/>
+                <w:lang w:val="fr-BI" w:eastAsia="fr-BI"/>
+                <w14:ligatures w14:val="standardContextual"/>
               </w:rPr>
               <w:tab/>
             </w:r>
@@ -7937,7 +8256,7 @@
                 <w:noProof/>
                 <w:webHidden/>
               </w:rPr>
-              <w:instrText xml:space="preserve"> PAGEREF _Toc216452203 \h </w:instrText>
+              <w:instrText xml:space="preserve"> PAGEREF _Toc224141766 \h </w:instrText>
             </w:r>
             <w:r>
               <w:rPr>
@@ -7980,10 +8299,14 @@
               <w:b w:val="0"/>
               <w:bCs w:val="0"/>
               <w:noProof/>
-              <w:lang w:val="en-US"/>
+              <w:kern w:val="2"/>
+              <w:sz w:val="24"/>
+              <w:szCs w:val="24"/>
+              <w:lang w:val="fr-BI" w:eastAsia="fr-BI"/>
+              <w14:ligatures w14:val="standardContextual"/>
             </w:rPr>
           </w:pPr>
-          <w:hyperlink w:anchor="_Toc216452204" w:history="1">
+          <w:hyperlink w:anchor="_Toc224141767" w:history="1">
             <w:r>
               <w:rPr>
                 <w:rStyle w:val="Lienhypertexte"/>
@@ -7999,7 +8322,11 @@
                 <w:b w:val="0"/>
                 <w:bCs w:val="0"/>
                 <w:noProof/>
-                <w:lang w:val="en-US"/>
+                <w:kern w:val="2"/>
+                <w:sz w:val="24"/>
+                <w:szCs w:val="24"/>
+                <w:lang w:val="fr-BI" w:eastAsia="fr-BI"/>
+                <w14:ligatures w14:val="standardContextual"/>
               </w:rPr>
               <w:tab/>
             </w:r>
@@ -8046,7 +8373,7 @@
                 <w:noProof/>
                 <w:webHidden/>
               </w:rPr>
-              <w:instrText xml:space="preserve"> PAGEREF _Toc216452204 \h </w:instrText>
+              <w:instrText xml:space="preserve"> PAGEREF _Toc224141767 \h </w:instrText>
             </w:r>
             <w:r>
               <w:rPr>
@@ -8089,10 +8416,14 @@
               <w:b w:val="0"/>
               <w:bCs w:val="0"/>
               <w:noProof/>
-              <w:lang w:val="en-US"/>
+              <w:kern w:val="2"/>
+              <w:sz w:val="24"/>
+              <w:szCs w:val="24"/>
+              <w:lang w:val="fr-BI" w:eastAsia="fr-BI"/>
+              <w14:ligatures w14:val="standardContextual"/>
             </w:rPr>
           </w:pPr>
-          <w:hyperlink w:anchor="_Toc216452205" w:history="1">
+          <w:hyperlink w:anchor="_Toc224141768" w:history="1">
             <w:r>
               <w:rPr>
                 <w:rStyle w:val="Lienhypertexte"/>
@@ -8108,7 +8439,11 @@
                 <w:b w:val="0"/>
                 <w:bCs w:val="0"/>
                 <w:noProof/>
-                <w:lang w:val="en-US"/>
+                <w:kern w:val="2"/>
+                <w:sz w:val="24"/>
+                <w:szCs w:val="24"/>
+                <w:lang w:val="fr-BI" w:eastAsia="fr-BI"/>
+                <w14:ligatures w14:val="standardContextual"/>
               </w:rPr>
               <w:tab/>
             </w:r>
@@ -8117,30 +8452,7 @@
                 <w:rStyle w:val="Lienhypertexte"/>
                 <w:noProof/>
               </w:rPr>
-              <w:t>Formulaire</w:t>
-            </w:r>
-            <w:r>
-              <w:rPr>
-                <w:rStyle w:val="Lienhypertexte"/>
-                <w:noProof/>
-                <w:spacing w:val="-10"/>
-              </w:rPr>
-              <w:t xml:space="preserve"> </w:t>
-            </w:r>
-            <w:r>
-              <w:rPr>
-                <w:rStyle w:val="Lienhypertexte"/>
-                <w:noProof/>
-              </w:rPr>
-              <w:t>du calendrier des congé</w:t>
-            </w:r>
-            <w:r>
-              <w:rPr>
-                <w:rStyle w:val="Lienhypertexte"/>
-                <w:noProof/>
-                <w:lang w:val="en-US"/>
-              </w:rPr>
-              <w:t>s</w:t>
+              <w:t>Formulaire du tableau de bord</w:t>
             </w:r>
             <w:r>
               <w:rPr>
@@ -8161,7 +8473,7 @@
                 <w:noProof/>
                 <w:webHidden/>
               </w:rPr>
-              <w:instrText xml:space="preserve"> PAGEREF _Toc216452205 \h </w:instrText>
+              <w:instrText xml:space="preserve"> PAGEREF _Toc224141768 \h </w:instrText>
             </w:r>
             <w:r>
               <w:rPr>
@@ -8204,10 +8516,14 @@
               <w:b w:val="0"/>
               <w:bCs w:val="0"/>
               <w:noProof/>
-              <w:lang w:val="en-US"/>
+              <w:kern w:val="2"/>
+              <w:sz w:val="24"/>
+              <w:szCs w:val="24"/>
+              <w:lang w:val="fr-BI" w:eastAsia="fr-BI"/>
+              <w14:ligatures w14:val="standardContextual"/>
             </w:rPr>
           </w:pPr>
-          <w:hyperlink w:anchor="_Toc216452206" w:history="1">
+          <w:hyperlink w:anchor="_Toc224141769" w:history="1">
             <w:r>
               <w:rPr>
                 <w:rStyle w:val="Lienhypertexte"/>
@@ -8223,75 +8539,64 @@
                 <w:b w:val="0"/>
                 <w:bCs w:val="0"/>
                 <w:noProof/>
+                <w:kern w:val="2"/>
+                <w:sz w:val="24"/>
+                <w:szCs w:val="24"/>
+                <w:lang w:val="fr-BI" w:eastAsia="fr-BI"/>
+                <w14:ligatures w14:val="standardContextual"/>
+              </w:rPr>
+              <w:tab/>
+            </w:r>
+            <w:r>
+              <w:rPr>
+                <w:rStyle w:val="Lienhypertexte"/>
+                <w:noProof/>
+              </w:rPr>
+              <w:t>Formulaire</w:t>
+            </w:r>
+            <w:r>
+              <w:rPr>
+                <w:rStyle w:val="Lienhypertexte"/>
+                <w:noProof/>
+                <w:spacing w:val="-10"/>
+              </w:rPr>
+              <w:t xml:space="preserve"> </w:t>
+            </w:r>
+            <w:r>
+              <w:rPr>
+                <w:rStyle w:val="Lienhypertexte"/>
+                <w:noProof/>
+              </w:rPr>
+              <w:t>du calendrier des congé</w:t>
+            </w:r>
+            <w:r>
+              <w:rPr>
+                <w:rStyle w:val="Lienhypertexte"/>
+                <w:noProof/>
                 <w:lang w:val="en-US"/>
               </w:rPr>
+              <w:t>s</w:t>
+            </w:r>
+            <w:r>
+              <w:rPr>
+                <w:noProof/>
+                <w:webHidden/>
+              </w:rPr>
               <w:tab/>
             </w:r>
             <w:r>
               <w:rPr>
-                <w:rStyle w:val="Lienhypertexte"/>
-                <w:noProof/>
-              </w:rPr>
-              <w:t>Formulaire</w:t>
-            </w:r>
-            <w:r>
-              <w:rPr>
-                <w:rStyle w:val="Lienhypertexte"/>
-                <w:noProof/>
-                <w:spacing w:val="-10"/>
-              </w:rPr>
-              <w:t xml:space="preserve"> </w:t>
-            </w:r>
-            <w:r>
-              <w:rPr>
-                <w:rStyle w:val="Lienhypertexte"/>
-                <w:noProof/>
-              </w:rPr>
-              <w:t>pour</w:t>
-            </w:r>
-            <w:r>
-              <w:rPr>
-                <w:rStyle w:val="Lienhypertexte"/>
-                <w:noProof/>
-                <w:spacing w:val="-10"/>
-              </w:rPr>
-              <w:t xml:space="preserve"> </w:t>
-            </w:r>
-            <w:r>
-              <w:rPr>
-                <w:rStyle w:val="Lienhypertexte"/>
-                <w:noProof/>
-              </w:rPr>
-              <w:t>afficher</w:t>
-            </w:r>
-            <w:r>
-              <w:rPr>
-                <w:rStyle w:val="Lienhypertexte"/>
-                <w:noProof/>
-                <w:spacing w:val="-5"/>
-              </w:rPr>
-              <w:t xml:space="preserve"> les demandes</w:t>
-            </w:r>
-            <w:r>
-              <w:rPr>
                 <w:noProof/>
                 <w:webHidden/>
               </w:rPr>
-              <w:tab/>
+              <w:fldChar w:fldCharType="begin"/>
             </w:r>
             <w:r>
               <w:rPr>
                 <w:noProof/>
                 <w:webHidden/>
               </w:rPr>
-              <w:fldChar w:fldCharType="begin"/>
-            </w:r>
-            <w:r>
-              <w:rPr>
-                <w:noProof/>
-                <w:webHidden/>
-              </w:rPr>
-              <w:instrText xml:space="preserve"> PAGEREF _Toc216452206 \h </w:instrText>
+              <w:instrText xml:space="preserve"> PAGEREF _Toc224141769 \h </w:instrText>
             </w:r>
             <w:r>
               <w:rPr>
@@ -8334,10 +8639,14 @@
               <w:b w:val="0"/>
               <w:bCs w:val="0"/>
               <w:noProof/>
-              <w:lang w:val="en-US"/>
+              <w:kern w:val="2"/>
+              <w:sz w:val="24"/>
+              <w:szCs w:val="24"/>
+              <w:lang w:val="fr-BI" w:eastAsia="fr-BI"/>
+              <w14:ligatures w14:val="standardContextual"/>
             </w:rPr>
           </w:pPr>
-          <w:hyperlink w:anchor="_Toc216452207" w:history="1">
+          <w:hyperlink w:anchor="_Toc224141770" w:history="1">
             <w:r>
               <w:rPr>
                 <w:rStyle w:val="Lienhypertexte"/>
@@ -8353,7 +8662,11 @@
                 <w:b w:val="0"/>
                 <w:bCs w:val="0"/>
                 <w:noProof/>
-                <w:lang w:val="en-US"/>
+                <w:kern w:val="2"/>
+                <w:sz w:val="24"/>
+                <w:szCs w:val="24"/>
+                <w:lang w:val="fr-BI" w:eastAsia="fr-BI"/>
+                <w14:ligatures w14:val="standardContextual"/>
               </w:rPr>
               <w:tab/>
             </w:r>
@@ -8368,6 +8681,144 @@
               <w:rPr>
                 <w:rStyle w:val="Lienhypertexte"/>
                 <w:noProof/>
+                <w:spacing w:val="-10"/>
+              </w:rPr>
+              <w:t xml:space="preserve"> </w:t>
+            </w:r>
+            <w:r>
+              <w:rPr>
+                <w:rStyle w:val="Lienhypertexte"/>
+                <w:noProof/>
+              </w:rPr>
+              <w:t>pour</w:t>
+            </w:r>
+            <w:r>
+              <w:rPr>
+                <w:rStyle w:val="Lienhypertexte"/>
+                <w:noProof/>
+                <w:spacing w:val="-10"/>
+              </w:rPr>
+              <w:t xml:space="preserve"> </w:t>
+            </w:r>
+            <w:r>
+              <w:rPr>
+                <w:rStyle w:val="Lienhypertexte"/>
+                <w:noProof/>
+              </w:rPr>
+              <w:t>afficher</w:t>
+            </w:r>
+            <w:r>
+              <w:rPr>
+                <w:rStyle w:val="Lienhypertexte"/>
+                <w:noProof/>
+                <w:spacing w:val="-5"/>
+              </w:rPr>
+              <w:t xml:space="preserve"> les demandes</w:t>
+            </w:r>
+            <w:r>
+              <w:rPr>
+                <w:noProof/>
+                <w:webHidden/>
+              </w:rPr>
+              <w:tab/>
+            </w:r>
+            <w:r>
+              <w:rPr>
+                <w:noProof/>
+                <w:webHidden/>
+              </w:rPr>
+              <w:fldChar w:fldCharType="begin"/>
+            </w:r>
+            <w:r>
+              <w:rPr>
+                <w:noProof/>
+                <w:webHidden/>
+              </w:rPr>
+              <w:instrText xml:space="preserve"> PAGEREF _Toc224141770 \h </w:instrText>
+            </w:r>
+            <w:r>
+              <w:rPr>
+                <w:noProof/>
+                <w:webHidden/>
+              </w:rPr>
+            </w:r>
+            <w:r>
+              <w:rPr>
+                <w:noProof/>
+                <w:webHidden/>
+              </w:rPr>
+              <w:fldChar w:fldCharType="separate"/>
+            </w:r>
+            <w:r>
+              <w:rPr>
+                <w:noProof/>
+                <w:webHidden/>
+              </w:rPr>
+              <w:t>28</w:t>
+            </w:r>
+            <w:r>
+              <w:rPr>
+                <w:noProof/>
+                <w:webHidden/>
+              </w:rPr>
+              <w:fldChar w:fldCharType="end"/>
+            </w:r>
+          </w:hyperlink>
+        </w:p>
+        <w:p>
+          <w:pPr>
+            <w:pStyle w:val="TM2"/>
+            <w:tabs>
+              <w:tab w:val="left" w:pos="2375"/>
+              <w:tab w:val="right" w:leader="dot" w:pos="11340"/>
+            </w:tabs>
+            <w:rPr>
+              <w:rFonts w:asciiTheme="minorHAnsi" w:eastAsiaTheme="minorEastAsia" w:hAnsiTheme="minorHAnsi" w:cstheme="minorBidi"/>
+              <w:b w:val="0"/>
+              <w:bCs w:val="0"/>
+              <w:noProof/>
+              <w:kern w:val="2"/>
+              <w:sz w:val="24"/>
+              <w:szCs w:val="24"/>
+              <w:lang w:val="fr-BI" w:eastAsia="fr-BI"/>
+              <w14:ligatures w14:val="standardContextual"/>
+            </w:rPr>
+          </w:pPr>
+          <w:hyperlink w:anchor="_Toc224141771" w:history="1">
+            <w:r>
+              <w:rPr>
+                <w:rStyle w:val="Lienhypertexte"/>
+                <w:noProof/>
+                <w:spacing w:val="-5"/>
+                <w:w w:val="99"/>
+              </w:rPr>
+              <w:t>III.3.5</w:t>
+            </w:r>
+            <w:r>
+              <w:rPr>
+                <w:rFonts w:asciiTheme="minorHAnsi" w:eastAsiaTheme="minorEastAsia" w:hAnsiTheme="minorHAnsi" w:cstheme="minorBidi"/>
+                <w:b w:val="0"/>
+                <w:bCs w:val="0"/>
+                <w:noProof/>
+                <w:kern w:val="2"/>
+                <w:sz w:val="24"/>
+                <w:szCs w:val="24"/>
+                <w:lang w:val="fr-BI" w:eastAsia="fr-BI"/>
+                <w14:ligatures w14:val="standardContextual"/>
+              </w:rPr>
+              <w:tab/>
+            </w:r>
+            <w:r>
+              <w:rPr>
+                <w:rStyle w:val="Lienhypertexte"/>
+                <w:noProof/>
+              </w:rPr>
+              <w:t>Formulaire</w:t>
+            </w:r>
+            <w:r>
+              <w:rPr>
+                <w:rStyle w:val="Lienhypertexte"/>
+                <w:noProof/>
                 <w:spacing w:val="-6"/>
               </w:rPr>
               <w:t xml:space="preserve"> </w:t>
@@ -8428,7 +8879,7 @@
                 <w:noProof/>
                 <w:webHidden/>
               </w:rPr>
-              <w:instrText xml:space="preserve"> PAGEREF _Toc216452207 \h </w:instrText>
+              <w:instrText xml:space="preserve"> PAGEREF _Toc224141771 \h </w:instrText>
             </w:r>
             <w:r>
               <w:rPr>
@@ -8471,10 +8922,14 @@
               <w:b w:val="0"/>
               <w:bCs w:val="0"/>
               <w:noProof/>
-              <w:lang w:val="en-US"/>
+              <w:kern w:val="2"/>
+              <w:sz w:val="24"/>
+              <w:szCs w:val="24"/>
+              <w:lang w:val="fr-BI" w:eastAsia="fr-BI"/>
+              <w14:ligatures w14:val="standardContextual"/>
             </w:rPr>
           </w:pPr>
-          <w:hyperlink w:anchor="_Toc216452208" w:history="1">
+          <w:hyperlink w:anchor="_Toc224141772" w:history="1">
             <w:r>
               <w:rPr>
                 <w:rStyle w:val="Lienhypertexte"/>
@@ -8489,7 +8944,11 @@
                 <w:b w:val="0"/>
                 <w:bCs w:val="0"/>
                 <w:noProof/>
-                <w:lang w:val="en-US"/>
+                <w:kern w:val="2"/>
+                <w:sz w:val="24"/>
+                <w:szCs w:val="24"/>
+                <w:lang w:val="fr-BI" w:eastAsia="fr-BI"/>
+                <w14:ligatures w14:val="standardContextual"/>
               </w:rPr>
               <w:tab/>
             </w:r>
@@ -8520,7 +8979,7 @@
                 <w:noProof/>
                 <w:webHidden/>
               </w:rPr>
-              <w:instrText xml:space="preserve"> PAGEREF _Toc216452208 \h </w:instrText>
+              <w:instrText xml:space="preserve"> PAGEREF _Toc224141772 \h </w:instrText>
             </w:r>
             <w:r>
               <w:rPr>
@@ -8540,7 +8999,7 @@
                 <w:noProof/>
                 <w:webHidden/>
               </w:rPr>
-              <w:t>29</w:t>
+              <w:t>30</w:t>
             </w:r>
             <w:r>
               <w:rPr>
@@ -8562,10 +9021,14 @@
               <w:b w:val="0"/>
               <w:bCs w:val="0"/>
               <w:noProof/>
-              <w:lang w:val="en-US"/>
+              <w:kern w:val="2"/>
+              <w:sz w:val="24"/>
+              <w:szCs w:val="24"/>
+              <w:lang w:val="fr-BI" w:eastAsia="fr-BI"/>
+              <w14:ligatures w14:val="standardContextual"/>
             </w:rPr>
           </w:pPr>
-          <w:hyperlink w:anchor="_Toc216452209" w:history="1">
+          <w:hyperlink w:anchor="_Toc224141773" w:history="1">
             <w:r>
               <w:rPr>
                 <w:rStyle w:val="Lienhypertexte"/>
@@ -8608,7 +9071,7 @@
                 <w:noProof/>
                 <w:webHidden/>
               </w:rPr>
-              <w:instrText xml:space="preserve"> PAGEREF _Toc216452209 \h </w:instrText>
+              <w:instrText xml:space="preserve"> PAGEREF _Toc224141773 \h </w:instrText>
             </w:r>
             <w:r>
               <w:rPr>
@@ -8628,7 +9091,7 @@
                 <w:noProof/>
                 <w:webHidden/>
               </w:rPr>
-              <w:t>30</w:t>
+              <w:t>31</w:t>
             </w:r>
             <w:r>
               <w:rPr>
@@ -8650,10 +9113,14 @@
               <w:b w:val="0"/>
               <w:bCs w:val="0"/>
               <w:noProof/>
-              <w:lang w:val="en-US"/>
+              <w:kern w:val="2"/>
+              <w:sz w:val="24"/>
+              <w:szCs w:val="24"/>
+              <w:lang w:val="fr-BI" w:eastAsia="fr-BI"/>
+              <w14:ligatures w14:val="standardContextual"/>
             </w:rPr>
           </w:pPr>
-          <w:hyperlink w:anchor="_Toc216452210" w:history="1">
+          <w:hyperlink w:anchor="_Toc224141774" w:history="1">
             <w:r>
               <w:rPr>
                 <w:rStyle w:val="Lienhypertexte"/>
@@ -8696,7 +9163,7 @@
                 <w:noProof/>
                 <w:webHidden/>
               </w:rPr>
-              <w:instrText xml:space="preserve"> PAGEREF _Toc216452210 \h </w:instrText>
+              <w:instrText xml:space="preserve"> PAGEREF _Toc224141774 \h </w:instrText>
             </w:r>
             <w:r>
               <w:rPr>
@@ -8716,7 +9183,7 @@
                 <w:noProof/>
                 <w:webHidden/>
               </w:rPr>
-              <w:t>31</w:t>
+              <w:t>32</w:t>
             </w:r>
             <w:r>
               <w:rPr>
@@ -8778,7 +9245,7 @@
         <w:jc w:val="both"/>
       </w:pPr>
       <w:bookmarkStart w:id="8" w:name="_bookmark5"/>
-      <w:bookmarkStart w:id="9" w:name="_Toc216452174"/>
+      <w:bookmarkStart w:id="9" w:name="_Toc224141737"/>
       <w:bookmarkEnd w:id="8"/>
       <w:r>
         <w:lastRenderedPageBreak/>
@@ -8824,7 +9291,7 @@
         <w:jc w:val="both"/>
       </w:pPr>
       <w:bookmarkStart w:id="10" w:name="_bookmark6"/>
-      <w:bookmarkStart w:id="11" w:name="_Toc216452175"/>
+      <w:bookmarkStart w:id="11" w:name="_Toc224141738"/>
       <w:bookmarkEnd w:id="10"/>
       <w:r>
         <w:rPr>
@@ -9288,7 +9755,7 @@
         <w:jc w:val="both"/>
       </w:pPr>
       <w:bookmarkStart w:id="12" w:name="_bookmark7"/>
-      <w:bookmarkStart w:id="13" w:name="_Toc216452176"/>
+      <w:bookmarkStart w:id="13" w:name="_Toc224141739"/>
       <w:bookmarkEnd w:id="12"/>
       <w:r>
         <w:rPr>
@@ -9884,7 +10351,7 @@
         <w:jc w:val="both"/>
       </w:pPr>
       <w:bookmarkStart w:id="14" w:name="_bookmark8"/>
-      <w:bookmarkStart w:id="15" w:name="_Toc216452177"/>
+      <w:bookmarkStart w:id="15" w:name="_Toc224141740"/>
       <w:bookmarkEnd w:id="14"/>
       <w:r>
         <w:rPr>
@@ -10587,7 +11054,7 @@
         <w:jc w:val="both"/>
       </w:pPr>
       <w:bookmarkStart w:id="16" w:name="_bookmark9"/>
-      <w:bookmarkStart w:id="17" w:name="_Toc216452178"/>
+      <w:bookmarkStart w:id="17" w:name="_Toc224141741"/>
       <w:bookmarkEnd w:id="16"/>
       <w:r>
         <w:t>Intérêts</w:t>
@@ -10995,7 +11462,7 @@
         <w:jc w:val="both"/>
       </w:pPr>
       <w:bookmarkStart w:id="18" w:name="_bookmark10"/>
-      <w:bookmarkStart w:id="19" w:name="_Toc216452179"/>
+      <w:bookmarkStart w:id="19" w:name="_Toc224141742"/>
       <w:bookmarkEnd w:id="18"/>
       <w:r>
         <w:t>Délimitation</w:t>
@@ -11445,7 +11912,7 @@
         <w:jc w:val="both"/>
       </w:pPr>
       <w:bookmarkStart w:id="20" w:name="_bookmark11"/>
-      <w:bookmarkStart w:id="21" w:name="_Toc216452180"/>
+      <w:bookmarkStart w:id="21" w:name="_Toc224141743"/>
       <w:bookmarkEnd w:id="20"/>
       <w:r>
         <w:t>Méthodologie</w:t>
@@ -12002,7 +12469,7 @@
         <w:jc w:val="both"/>
       </w:pPr>
       <w:bookmarkStart w:id="22" w:name="_bookmark12"/>
-      <w:bookmarkStart w:id="23" w:name="_Toc216452181"/>
+      <w:bookmarkStart w:id="23" w:name="_Toc224141744"/>
       <w:bookmarkEnd w:id="22"/>
       <w:r>
         <w:t>Articulation</w:t>
@@ -12259,7 +12726,7 @@
         <w:jc w:val="both"/>
       </w:pPr>
       <w:bookmarkStart w:id="24" w:name="_bookmark13"/>
-      <w:bookmarkStart w:id="25" w:name="_Toc216452182"/>
+      <w:bookmarkStart w:id="25" w:name="_Toc224141745"/>
       <w:bookmarkEnd w:id="24"/>
       <w:r>
         <w:lastRenderedPageBreak/>
@@ -12321,7 +12788,7 @@
         <w:jc w:val="both"/>
       </w:pPr>
       <w:bookmarkStart w:id="26" w:name="_bookmark14"/>
-      <w:bookmarkStart w:id="27" w:name="_Toc216452183"/>
+      <w:bookmarkStart w:id="27" w:name="_Toc224141746"/>
       <w:bookmarkEnd w:id="26"/>
       <w:r>
         <w:rPr>
@@ -12467,7 +12934,7 @@
       </w:pPr>
       <w:bookmarkStart w:id="28" w:name="_bookmark15"/>
       <w:bookmarkStart w:id="29" w:name="_bookmark17"/>
-      <w:bookmarkStart w:id="30" w:name="_Toc216452184"/>
+      <w:bookmarkStart w:id="30" w:name="_Toc224141747"/>
       <w:bookmarkEnd w:id="28"/>
       <w:bookmarkEnd w:id="29"/>
       <w:r>
@@ -12701,7 +13168,7 @@
         <w:spacing w:line="360" w:lineRule="auto"/>
         <w:jc w:val="both"/>
       </w:pPr>
-      <w:bookmarkStart w:id="31" w:name="_Toc216452185"/>
+      <w:bookmarkStart w:id="31" w:name="_Toc224141748"/>
       <w:r>
         <w:t>Historique</w:t>
       </w:r>
@@ -13583,7 +14050,7 @@
         <w:spacing w:line="360" w:lineRule="auto"/>
       </w:pPr>
       <w:bookmarkStart w:id="33" w:name="_bookmark19"/>
-      <w:bookmarkStart w:id="34" w:name="_Toc216452186"/>
+      <w:bookmarkStart w:id="34" w:name="_Toc224141749"/>
       <w:bookmarkEnd w:id="33"/>
       <w:r>
         <w:t>Mission</w:t>
@@ -13895,7 +14362,7 @@
         <w:jc w:val="both"/>
       </w:pPr>
       <w:bookmarkStart w:id="35" w:name="_bookmark20"/>
-      <w:bookmarkStart w:id="36" w:name="_Toc216452187"/>
+      <w:bookmarkStart w:id="36" w:name="_Toc224141750"/>
       <w:bookmarkEnd w:id="35"/>
       <w:r>
         <w:lastRenderedPageBreak/>
@@ -14274,7 +14741,7 @@
         <w:jc w:val="both"/>
       </w:pPr>
       <w:bookmarkStart w:id="37" w:name="_bookmark21"/>
-      <w:bookmarkStart w:id="38" w:name="_Toc216452188"/>
+      <w:bookmarkStart w:id="38" w:name="_Toc224141751"/>
       <w:bookmarkEnd w:id="37"/>
       <w:r>
         <w:lastRenderedPageBreak/>
@@ -14741,7 +15208,7 @@
         <w:spacing w:line="360" w:lineRule="auto"/>
         <w:jc w:val="both"/>
       </w:pPr>
-      <w:bookmarkStart w:id="39" w:name="_Toc216452189"/>
+      <w:bookmarkStart w:id="39" w:name="_Toc224141752"/>
       <w:r>
         <w:t>Critique de l</w:t>
       </w:r>
@@ -15299,7 +15766,7 @@
         <w:spacing w:line="360" w:lineRule="auto"/>
         <w:jc w:val="both"/>
       </w:pPr>
-      <w:bookmarkStart w:id="40" w:name="_Toc216452190"/>
+      <w:bookmarkStart w:id="40" w:name="_Toc224141753"/>
       <w:r>
         <w:rPr>
           <w:spacing w:val="-2"/>
@@ -16101,7 +16568,7 @@
       <w:bookmarkStart w:id="41" w:name="_bookmark22"/>
       <w:bookmarkStart w:id="42" w:name="_bookmark23"/>
       <w:bookmarkStart w:id="43" w:name="_bookmark24"/>
-      <w:bookmarkStart w:id="44" w:name="_Toc216452191"/>
+      <w:bookmarkStart w:id="44" w:name="_Toc224141754"/>
       <w:bookmarkEnd w:id="41"/>
       <w:bookmarkEnd w:id="42"/>
       <w:bookmarkEnd w:id="43"/>
@@ -16182,7 +16649,7 @@
         <w:jc w:val="both"/>
       </w:pPr>
       <w:bookmarkStart w:id="45" w:name="_bookmark25"/>
-      <w:bookmarkStart w:id="46" w:name="_Toc216452192"/>
+      <w:bookmarkStart w:id="46" w:name="_Toc224141755"/>
       <w:bookmarkEnd w:id="45"/>
       <w:r>
         <w:lastRenderedPageBreak/>
@@ -16280,7 +16747,7 @@
         <w:jc w:val="both"/>
       </w:pPr>
       <w:bookmarkStart w:id="47" w:name="_bookmark26"/>
-      <w:bookmarkStart w:id="48" w:name="_Toc216452193"/>
+      <w:bookmarkStart w:id="48" w:name="_Toc224141756"/>
       <w:bookmarkEnd w:id="47"/>
       <w:r>
         <w:rPr>
@@ -16444,7 +16911,7 @@
         <w:jc w:val="both"/>
       </w:pPr>
       <w:bookmarkStart w:id="50" w:name="_bookmark28"/>
-      <w:bookmarkStart w:id="51" w:name="_Toc216452194"/>
+      <w:bookmarkStart w:id="51" w:name="_Toc224141757"/>
       <w:bookmarkEnd w:id="50"/>
       <w:r>
         <w:t>Diagramme</w:t>
@@ -18121,7 +18588,7 @@
         <w:jc w:val="both"/>
       </w:pPr>
       <w:bookmarkStart w:id="52" w:name="_bookmark29"/>
-      <w:bookmarkStart w:id="53" w:name="_Toc216452195"/>
+      <w:bookmarkStart w:id="53" w:name="_Toc224141758"/>
       <w:bookmarkEnd w:id="52"/>
       <w:r>
         <w:t>Diagramme</w:t>
@@ -19565,7 +20032,7 @@
         <w:jc w:val="both"/>
       </w:pPr>
       <w:bookmarkStart w:id="54" w:name="_bookmark30"/>
-      <w:bookmarkStart w:id="55" w:name="_Toc216452196"/>
+      <w:bookmarkStart w:id="55" w:name="_Toc224141759"/>
       <w:bookmarkEnd w:id="54"/>
       <w:r>
         <w:t>Diagramme</w:t>
@@ -20558,7 +21025,7 @@
         <w:jc w:val="both"/>
       </w:pPr>
       <w:bookmarkStart w:id="56" w:name="_bookmark31"/>
-      <w:bookmarkStart w:id="57" w:name="_Toc216452197"/>
+      <w:bookmarkStart w:id="57" w:name="_Toc224141760"/>
       <w:bookmarkEnd w:id="56"/>
       <w:r>
         <w:t>Présentation</w:t>
@@ -20602,7 +21069,7 @@
         <w:jc w:val="both"/>
       </w:pPr>
       <w:bookmarkStart w:id="58" w:name="_bookmark32"/>
-      <w:bookmarkStart w:id="59" w:name="_Toc216452198"/>
+      <w:bookmarkStart w:id="59" w:name="_Toc224141761"/>
       <w:bookmarkEnd w:id="58"/>
       <w:r>
         <w:t>II.3.1</w:t>
@@ -21970,7 +22437,7 @@
           <w:b w:val="0"/>
         </w:rPr>
       </w:pPr>
-      <w:bookmarkStart w:id="60" w:name="_Toc216452199"/>
+      <w:bookmarkStart w:id="60" w:name="_Toc224141762"/>
       <w:r>
         <w:t>Aspect</w:t>
       </w:r>
@@ -22511,7 +22978,7 @@
         <w:spacing w:line="360" w:lineRule="auto"/>
         <w:jc w:val="both"/>
       </w:pPr>
-      <w:bookmarkStart w:id="62" w:name="_Toc216452200"/>
+      <w:bookmarkStart w:id="62" w:name="_Toc224141763"/>
       <w:r>
         <w:lastRenderedPageBreak/>
         <w:t>Aspect</w:t>
@@ -23252,7 +23719,7 @@
         <w:jc w:val="both"/>
       </w:pPr>
       <w:bookmarkStart w:id="64" w:name="_bookmark35"/>
-      <w:bookmarkStart w:id="65" w:name="_Toc216452201"/>
+      <w:bookmarkStart w:id="65" w:name="_Toc224141764"/>
       <w:bookmarkEnd w:id="64"/>
       <w:r>
         <w:lastRenderedPageBreak/>
@@ -23343,7 +23810,7 @@
         <w:jc w:val="both"/>
       </w:pPr>
       <w:bookmarkStart w:id="66" w:name="_bookmark36"/>
-      <w:bookmarkStart w:id="67" w:name="_Toc216452202"/>
+      <w:bookmarkStart w:id="67" w:name="_Toc224141765"/>
       <w:bookmarkEnd w:id="66"/>
       <w:r>
         <w:rPr>
@@ -23589,7 +24056,7 @@
         <w:jc w:val="both"/>
       </w:pPr>
       <w:bookmarkStart w:id="68" w:name="_bookmark37"/>
-      <w:bookmarkStart w:id="69" w:name="_Toc216452203"/>
+      <w:bookmarkStart w:id="69" w:name="_Toc224141766"/>
       <w:bookmarkEnd w:id="68"/>
       <w:r>
         <w:t>Présentation</w:t>
@@ -25184,7 +25651,7 @@
         <w:jc w:val="both"/>
       </w:pPr>
       <w:bookmarkStart w:id="71" w:name="_bookmark39"/>
-      <w:bookmarkStart w:id="72" w:name="_Toc216452204"/>
+      <w:bookmarkStart w:id="72" w:name="_Toc224141767"/>
       <w:bookmarkEnd w:id="71"/>
       <w:r>
         <w:rPr>
@@ -25234,13 +25701,12 @@
       <w:r>
         <w:rPr>
           <w:noProof/>
-          <w:lang w:val="en-US"/>
         </w:rPr>
         <w:drawing>
-          <wp:inline distT="0" distB="0" distL="0" distR="0" wp14:anchorId="030B3864" wp14:editId="0C45D23E">
-            <wp:extent cx="5149850" cy="6170295"/>
-            <wp:effectExtent l="0" t="0" r="0" b="1905"/>
-            <wp:docPr id="32" name="Picture 32"/>
+          <wp:inline distT="0" distB="0" distL="0" distR="0" wp14:anchorId="01CF267C" wp14:editId="45F16C21">
+            <wp:extent cx="4899660" cy="4541520"/>
+            <wp:effectExtent l="0" t="0" r="0" b="0"/>
+            <wp:docPr id="960937378" name="Image 9"/>
             <wp:cNvGraphicFramePr>
               <a:graphicFrameLocks xmlns:a="http://schemas.openxmlformats.org/drawingml/2006/main" noChangeAspect="1"/>
             </wp:cNvGraphicFramePr>
@@ -25248,11 +25714,17 @@
               <a:graphicData uri="http://schemas.openxmlformats.org/drawingml/2006/picture">
                 <pic:pic xmlns:pic="http://schemas.openxmlformats.org/drawingml/2006/picture">
                   <pic:nvPicPr>
-                    <pic:cNvPr id="1" name=""/>
+                    <pic:cNvPr id="960937378" name="Image 960937378"/>
                     <pic:cNvPicPr/>
                   </pic:nvPicPr>
                   <pic:blipFill>
-                    <a:blip r:embed="rId41"/>
+                    <a:blip r:embed="rId41">
+                      <a:extLst>
+                        <a:ext uri="{28A0092B-C50C-407E-A947-70E740481C1C}">
+                          <a14:useLocalDpi xmlns:a14="http://schemas.microsoft.com/office/drawing/2010/main" val="0"/>
+                        </a:ext>
+                      </a:extLst>
+                    </a:blip>
                     <a:stretch>
                       <a:fillRect/>
                     </a:stretch>
@@ -25260,7 +25732,7 @@
                   <pic:spPr>
                     <a:xfrm>
                       <a:off x="0" y="0"/>
-                      <a:ext cx="5149850" cy="6170295"/>
+                      <a:ext cx="4900088" cy="4541917"/>
                     </a:xfrm>
                     <a:prstGeom prst="rect">
                       <a:avLst/>
@@ -25754,48 +26226,27 @@
         <w:jc w:val="both"/>
       </w:pPr>
       <w:bookmarkStart w:id="73" w:name="_bookmark40"/>
-      <w:bookmarkStart w:id="74" w:name="_Toc216452205"/>
+      <w:bookmarkStart w:id="74" w:name="_Toc224141768"/>
       <w:bookmarkEnd w:id="73"/>
       <w:r>
         <w:lastRenderedPageBreak/>
-        <w:t>Formulaire</w:t>
-      </w:r>
-      <w:r>
-        <w:rPr>
-          <w:spacing w:val="-10"/>
-        </w:rPr>
-        <w:t xml:space="preserve"> </w:t>
-      </w:r>
-      <w:r>
-        <w:t xml:space="preserve">du </w:t>
-      </w:r>
-      <w:r>
-        <w:t>calendrier des congé</w:t>
-      </w:r>
-      <w:r>
-        <w:rPr>
-          <w:lang w:val="en-US"/>
-        </w:rPr>
-        <w:t>s</w:t>
+        <w:t>Formulaire du tableau de bord</w:t>
       </w:r>
       <w:bookmarkEnd w:id="74"/>
     </w:p>
     <w:p>
       <w:pPr>
-        <w:spacing w:line="360" w:lineRule="auto"/>
-        <w:ind w:left="1134" w:firstLine="142"/>
-        <w:jc w:val="both"/>
+        <w:jc w:val="right"/>
       </w:pPr>
       <w:r>
         <w:rPr>
           <w:noProof/>
-          <w:lang w:val="en-US"/>
         </w:rPr>
         <w:drawing>
-          <wp:inline distT="0" distB="0" distL="0" distR="0" wp14:anchorId="6F24C870" wp14:editId="21CAC65B">
-            <wp:extent cx="6159500" cy="2411730"/>
-            <wp:effectExtent l="0" t="0" r="0" b="7620"/>
-            <wp:docPr id="26" name="Picture 26"/>
+          <wp:inline distT="0" distB="0" distL="0" distR="0" wp14:anchorId="6482DEA8" wp14:editId="7305D5CC">
+            <wp:extent cx="6393180" cy="3441065"/>
+            <wp:effectExtent l="0" t="0" r="7620" b="6985"/>
+            <wp:docPr id="1873915479" name="Image 12"/>
             <wp:cNvGraphicFramePr>
               <a:graphicFrameLocks xmlns:a="http://schemas.openxmlformats.org/drawingml/2006/main" noChangeAspect="1"/>
             </wp:cNvGraphicFramePr>
@@ -25803,11 +26254,17 @@
               <a:graphicData uri="http://schemas.openxmlformats.org/drawingml/2006/picture">
                 <pic:pic xmlns:pic="http://schemas.openxmlformats.org/drawingml/2006/picture">
                   <pic:nvPicPr>
-                    <pic:cNvPr id="1" name=""/>
+                    <pic:cNvPr id="1873915479" name="Image 1873915479"/>
                     <pic:cNvPicPr/>
                   </pic:nvPicPr>
                   <pic:blipFill>
-                    <a:blip r:embed="rId42"/>
+                    <a:blip r:embed="rId42" cstate="print">
+                      <a:extLst>
+                        <a:ext uri="{28A0092B-C50C-407E-A947-70E740481C1C}">
+                          <a14:useLocalDpi xmlns:a14="http://schemas.microsoft.com/office/drawing/2010/main" val="0"/>
+                        </a:ext>
+                      </a:extLst>
+                    </a:blip>
                     <a:stretch>
                       <a:fillRect/>
                     </a:stretch>
@@ -25815,7 +26272,7 @@
                   <pic:spPr>
                     <a:xfrm>
                       <a:off x="0" y="0"/>
-                      <a:ext cx="6159500" cy="2411730"/>
+                      <a:ext cx="6393180" cy="3441065"/>
                     </a:xfrm>
                     <a:prstGeom prst="rect">
                       <a:avLst/>
@@ -25868,95 +26325,43 @@
       <w:r>
         <w:rPr>
           <w:b/>
-          <w:spacing w:val="-1"/>
-          <w:sz w:val="28"/>
-          <w:szCs w:val="28"/>
-        </w:rPr>
-        <w:t xml:space="preserve"> </w:t>
-      </w:r>
-      <w:r>
-        <w:rPr>
-          <w:b/>
-          <w:sz w:val="28"/>
-          <w:szCs w:val="28"/>
-        </w:rPr>
-        <w:t xml:space="preserve">: Formulaire </w:t>
-      </w:r>
-      <w:r>
-        <w:rPr>
-          <w:b/>
-          <w:sz w:val="28"/>
-          <w:szCs w:val="28"/>
-        </w:rPr>
-        <w:t>d</w:t>
-      </w:r>
-      <w:r>
-        <w:rPr>
-          <w:b/>
-          <w:sz w:val="28"/>
-          <w:szCs w:val="28"/>
-        </w:rPr>
-        <w:t>u calendrier des congés</w:t>
+          <w:sz w:val="28"/>
+          <w:szCs w:val="28"/>
+        </w:rPr>
+        <w:t xml:space="preserve"> : Formulaire d</w:t>
+      </w:r>
+      <w:r>
+        <w:rPr>
+          <w:b/>
+          <w:sz w:val="28"/>
+          <w:szCs w:val="28"/>
+        </w:rPr>
+        <w:t xml:space="preserve">u </w:t>
+      </w:r>
+      <w:r>
+        <w:rPr>
+          <w:b/>
+          <w:sz w:val="28"/>
+          <w:szCs w:val="28"/>
+        </w:rPr>
+        <w:t>tableau de bord</w:t>
       </w:r>
     </w:p>
     <w:p>
       <w:pPr>
-        <w:spacing w:before="261" w:line="360" w:lineRule="auto"/>
         <w:ind w:left="1236"/>
         <w:jc w:val="both"/>
         <w:rPr>
-          <w:spacing w:val="-2"/>
-          <w:sz w:val="28"/>
-          <w:szCs w:val="28"/>
-        </w:rPr>
-      </w:pPr>
-      <w:r>
-        <w:rPr>
-          <w:spacing w:val="-2"/>
-          <w:sz w:val="28"/>
-          <w:szCs w:val="28"/>
-        </w:rPr>
-        <w:t>Sur</w:t>
-      </w:r>
-      <w:r>
-        <w:rPr>
-          <w:spacing w:val="-2"/>
-          <w:sz w:val="28"/>
-          <w:szCs w:val="28"/>
-        </w:rPr>
-        <w:t xml:space="preserve"> ce</w:t>
-      </w:r>
-      <w:r>
-        <w:rPr>
-          <w:spacing w:val="-2"/>
-          <w:sz w:val="28"/>
-          <w:szCs w:val="28"/>
-        </w:rPr>
-        <w:t xml:space="preserve">tte page </w:t>
-      </w:r>
-      <w:r>
-        <w:rPr>
-          <w:spacing w:val="-2"/>
-          <w:sz w:val="28"/>
-          <w:szCs w:val="28"/>
-        </w:rPr>
-        <w:t xml:space="preserve">se trouve </w:t>
-      </w:r>
-      <w:r>
-        <w:rPr>
-          <w:spacing w:val="-2"/>
-          <w:sz w:val="28"/>
-          <w:szCs w:val="28"/>
-        </w:rPr>
-        <w:t>un calendrier des congés prises pour une meilleure visibilité</w:t>
-      </w:r>
-      <w:r>
-        <w:rPr>
-          <w:spacing w:val="-2"/>
-          <w:sz w:val="28"/>
-          <w:szCs w:val="28"/>
-        </w:rPr>
-        <w:t>.</w:t>
+          <w:sz w:val="28"/>
+          <w:szCs w:val="28"/>
+        </w:rPr>
+      </w:pPr>
+      <w:r>
+        <w:rPr>
+          <w:sz w:val="28"/>
+          <w:szCs w:val="28"/>
+        </w:rPr>
+        <w:t>Sur cette page se trouve les tableaux de bord qui peuvent servir dans l’analyse et à la prise de décision.</w:t>
       </w:r>
     </w:p>
     <w:p>
@@ -25973,7 +26378,7 @@
         <w:ind w:left="2053" w:hanging="817"/>
         <w:jc w:val="both"/>
       </w:pPr>
-      <w:bookmarkStart w:id="75" w:name="_Toc216452206"/>
+      <w:bookmarkStart w:id="75" w:name="_Toc224141769"/>
       <w:r>
         <w:t>Formulaire</w:t>
       </w:r>
@@ -25984,38 +26389,14 @@
         <w:t xml:space="preserve"> </w:t>
       </w:r>
       <w:r>
-        <w:t>pour</w:t>
-      </w:r>
-      <w:r>
-        <w:rPr>
-          <w:spacing w:val="-10"/>
-        </w:rPr>
-        <w:t xml:space="preserve"> </w:t>
-      </w:r>
-      <w:r>
-        <w:t>afficher</w:t>
-      </w:r>
-      <w:r>
-        <w:rPr>
-          <w:spacing w:val="-5"/>
-        </w:rPr>
-        <w:t xml:space="preserve"> </w:t>
-      </w:r>
-      <w:r>
-        <w:rPr>
-          <w:spacing w:val="-5"/>
-        </w:rPr>
-        <w:t>les</w:t>
-      </w:r>
-      <w:r>
-        <w:rPr>
-          <w:spacing w:val="-5"/>
-        </w:rPr>
-        <w:t xml:space="preserve"> demande</w:t>
-      </w:r>
-      <w:r>
-        <w:rPr>
-          <w:spacing w:val="-5"/>
+        <w:t xml:space="preserve">du </w:t>
+      </w:r>
+      <w:r>
+        <w:t>calendrier des congé</w:t>
+      </w:r>
+      <w:r>
+        <w:rPr>
+          <w:lang w:val="en-US"/>
         </w:rPr>
         <w:t>s</w:t>
       </w:r>
@@ -26023,9 +26404,8 @@
     </w:p>
     <w:p>
       <w:pPr>
-        <w:pStyle w:val="Corpsdetexte"/>
         <w:spacing w:line="360" w:lineRule="auto"/>
-        <w:ind w:right="-58"/>
+        <w:ind w:left="1134" w:firstLine="142"/>
         <w:jc w:val="both"/>
       </w:pPr>
       <w:r>
@@ -26034,10 +26414,10 @@
           <w:lang w:val="en-US"/>
         </w:rPr>
         <w:drawing>
-          <wp:inline distT="0" distB="0" distL="0" distR="0" wp14:anchorId="0DD32BC9" wp14:editId="5573ED2D">
-            <wp:extent cx="6286500" cy="2971800"/>
-            <wp:effectExtent l="0" t="0" r="0" b="0"/>
-            <wp:docPr id="34" name="Picture 34"/>
+          <wp:inline distT="0" distB="0" distL="0" distR="0" wp14:anchorId="6F24C870" wp14:editId="7C469CDD">
+            <wp:extent cx="6159500" cy="3307080"/>
+            <wp:effectExtent l="0" t="0" r="0" b="7620"/>
+            <wp:docPr id="26" name="Picture 26"/>
             <wp:cNvGraphicFramePr>
               <a:graphicFrameLocks xmlns:a="http://schemas.openxmlformats.org/drawingml/2006/main" noChangeAspect="1"/>
             </wp:cNvGraphicFramePr>
@@ -26057,7 +26437,7 @@
                   <pic:spPr>
                     <a:xfrm>
                       <a:off x="0" y="0"/>
-                      <a:ext cx="6286500" cy="2971800"/>
+                      <a:ext cx="6159500" cy="3307080"/>
                     </a:xfrm>
                     <a:prstGeom prst="rect">
                       <a:avLst/>
@@ -26105,16 +26485,246 @@
           <w:sz w:val="28"/>
           <w:szCs w:val="28"/>
         </w:rPr>
-        <w:t>7</w:t>
-      </w:r>
-      <w:r>
-        <w:rPr>
-          <w:b/>
-          <w:spacing w:val="-1"/>
-          <w:sz w:val="28"/>
-          <w:szCs w:val="28"/>
-        </w:rPr>
-        <w:t xml:space="preserve"> </w:t>
+        <w:t xml:space="preserve">7 </w:t>
+      </w:r>
+      <w:r>
+        <w:rPr>
+          <w:b/>
+          <w:sz w:val="28"/>
+          <w:szCs w:val="28"/>
+        </w:rPr>
+        <w:t xml:space="preserve">: Formulaire </w:t>
+      </w:r>
+      <w:r>
+        <w:rPr>
+          <w:b/>
+          <w:sz w:val="28"/>
+          <w:szCs w:val="28"/>
+        </w:rPr>
+        <w:t>d</w:t>
+      </w:r>
+      <w:r>
+        <w:rPr>
+          <w:b/>
+          <w:sz w:val="28"/>
+          <w:szCs w:val="28"/>
+        </w:rPr>
+        <w:t>u calendrier des congés</w:t>
+      </w:r>
+    </w:p>
+    <w:p>
+      <w:pPr>
+        <w:spacing w:before="261" w:line="360" w:lineRule="auto"/>
+        <w:ind w:left="1236"/>
+        <w:jc w:val="both"/>
+        <w:rPr>
+          <w:spacing w:val="-2"/>
+          <w:sz w:val="28"/>
+          <w:szCs w:val="28"/>
+        </w:rPr>
+      </w:pPr>
+      <w:r>
+        <w:rPr>
+          <w:spacing w:val="-2"/>
+          <w:sz w:val="28"/>
+          <w:szCs w:val="28"/>
+        </w:rPr>
+        <w:t>Sur</w:t>
+      </w:r>
+      <w:r>
+        <w:rPr>
+          <w:spacing w:val="-2"/>
+          <w:sz w:val="28"/>
+          <w:szCs w:val="28"/>
+        </w:rPr>
+        <w:t xml:space="preserve"> ce</w:t>
+      </w:r>
+      <w:r>
+        <w:rPr>
+          <w:spacing w:val="-2"/>
+          <w:sz w:val="28"/>
+          <w:szCs w:val="28"/>
+        </w:rPr>
+        <w:t xml:space="preserve">tte page </w:t>
+      </w:r>
+      <w:r>
+        <w:rPr>
+          <w:spacing w:val="-2"/>
+          <w:sz w:val="28"/>
+          <w:szCs w:val="28"/>
+        </w:rPr>
+        <w:t xml:space="preserve">se trouve </w:t>
+      </w:r>
+      <w:r>
+        <w:rPr>
+          <w:spacing w:val="-2"/>
+          <w:sz w:val="28"/>
+          <w:szCs w:val="28"/>
+        </w:rPr>
+        <w:t>un calendrier des congés prises pour une meilleure visibilité</w:t>
+      </w:r>
+      <w:r>
+        <w:rPr>
+          <w:spacing w:val="-2"/>
+          <w:sz w:val="28"/>
+          <w:szCs w:val="28"/>
+        </w:rPr>
+        <w:t>.</w:t>
+      </w:r>
+    </w:p>
+    <w:p>
+      <w:pPr>
+        <w:pStyle w:val="Titre2"/>
+        <w:numPr>
+          <w:ilvl w:val="2"/>
+          <w:numId w:val="7"/>
+        </w:numPr>
+        <w:tabs>
+          <w:tab w:val="left" w:pos="2053"/>
+        </w:tabs>
+        <w:spacing w:after="21" w:line="360" w:lineRule="auto"/>
+        <w:ind w:left="2053" w:hanging="817"/>
+        <w:jc w:val="both"/>
+      </w:pPr>
+      <w:bookmarkStart w:id="76" w:name="_Toc224141770"/>
+      <w:r>
+        <w:lastRenderedPageBreak/>
+        <w:t>Formulaire</w:t>
+      </w:r>
+      <w:r>
+        <w:rPr>
+          <w:spacing w:val="-10"/>
+        </w:rPr>
+        <w:t xml:space="preserve"> </w:t>
+      </w:r>
+      <w:r>
+        <w:t>pour</w:t>
+      </w:r>
+      <w:r>
+        <w:rPr>
+          <w:spacing w:val="-10"/>
+        </w:rPr>
+        <w:t xml:space="preserve"> </w:t>
+      </w:r>
+      <w:r>
+        <w:t>afficher</w:t>
+      </w:r>
+      <w:r>
+        <w:rPr>
+          <w:spacing w:val="-5"/>
+        </w:rPr>
+        <w:t xml:space="preserve"> </w:t>
+      </w:r>
+      <w:r>
+        <w:rPr>
+          <w:spacing w:val="-5"/>
+        </w:rPr>
+        <w:t>les</w:t>
+      </w:r>
+      <w:r>
+        <w:rPr>
+          <w:spacing w:val="-5"/>
+        </w:rPr>
+        <w:t xml:space="preserve"> demande</w:t>
+      </w:r>
+      <w:r>
+        <w:rPr>
+          <w:spacing w:val="-5"/>
+        </w:rPr>
+        <w:t>s</w:t>
+      </w:r>
+      <w:bookmarkEnd w:id="76"/>
+    </w:p>
+    <w:p>
+      <w:pPr>
+        <w:pStyle w:val="Corpsdetexte"/>
+        <w:spacing w:line="360" w:lineRule="auto"/>
+        <w:ind w:right="-58"/>
+        <w:jc w:val="both"/>
+      </w:pPr>
+      <w:r>
+        <w:rPr>
+          <w:noProof/>
+        </w:rPr>
+        <w:drawing>
+          <wp:inline distT="0" distB="0" distL="0" distR="0" wp14:anchorId="0823342A" wp14:editId="49F3EBF0">
+            <wp:extent cx="6353810" cy="2994660"/>
+            <wp:effectExtent l="0" t="0" r="8890" b="0"/>
+            <wp:docPr id="453900470" name="Image 10"/>
+            <wp:cNvGraphicFramePr>
+              <a:graphicFrameLocks xmlns:a="http://schemas.openxmlformats.org/drawingml/2006/main" noChangeAspect="1"/>
+            </wp:cNvGraphicFramePr>
+            <a:graphic xmlns:a="http://schemas.openxmlformats.org/drawingml/2006/main">
+              <a:graphicData uri="http://schemas.openxmlformats.org/drawingml/2006/picture">
+                <pic:pic xmlns:pic="http://schemas.openxmlformats.org/drawingml/2006/picture">
+                  <pic:nvPicPr>
+                    <pic:cNvPr id="453900470" name="Image 453900470"/>
+                    <pic:cNvPicPr/>
+                  </pic:nvPicPr>
+                  <pic:blipFill>
+                    <a:blip r:embed="rId44">
+                      <a:extLst>
+                        <a:ext uri="{28A0092B-C50C-407E-A947-70E740481C1C}">
+                          <a14:useLocalDpi xmlns:a14="http://schemas.microsoft.com/office/drawing/2010/main" val="0"/>
+                        </a:ext>
+                      </a:extLst>
+                    </a:blip>
+                    <a:stretch>
+                      <a:fillRect/>
+                    </a:stretch>
+                  </pic:blipFill>
+                  <pic:spPr>
+                    <a:xfrm>
+                      <a:off x="0" y="0"/>
+                      <a:ext cx="6353810" cy="2994660"/>
+                    </a:xfrm>
+                    <a:prstGeom prst="rect">
+                      <a:avLst/>
+                    </a:prstGeom>
+                  </pic:spPr>
+                </pic:pic>
+              </a:graphicData>
+            </a:graphic>
+          </wp:inline>
+        </w:drawing>
+      </w:r>
+    </w:p>
+    <w:p>
+      <w:pPr>
+        <w:spacing w:before="261" w:line="360" w:lineRule="auto"/>
+        <w:ind w:left="1236"/>
+        <w:jc w:val="both"/>
+        <w:rPr>
+          <w:b/>
+          <w:spacing w:val="-2"/>
+          <w:sz w:val="28"/>
+          <w:szCs w:val="28"/>
+        </w:rPr>
+      </w:pPr>
+      <w:r>
+        <w:rPr>
+          <w:b/>
+          <w:sz w:val="28"/>
+          <w:szCs w:val="28"/>
+        </w:rPr>
+        <w:t>Figure</w:t>
+      </w:r>
+      <w:r>
+        <w:rPr>
+          <w:b/>
+          <w:spacing w:val="-3"/>
+          <w:sz w:val="28"/>
+          <w:szCs w:val="28"/>
+        </w:rPr>
+        <w:t xml:space="preserve"> </w:t>
+      </w:r>
+      <w:r>
+        <w:rPr>
+          <w:b/>
+          <w:sz w:val="28"/>
+          <w:szCs w:val="28"/>
+        </w:rPr>
+        <w:t xml:space="preserve">8 </w:t>
       </w:r>
       <w:r>
         <w:rPr>
@@ -26286,11 +26896,10 @@
         <w:ind w:left="2053" w:hanging="817"/>
         <w:jc w:val="both"/>
       </w:pPr>
-      <w:bookmarkStart w:id="76" w:name="_bookmark41"/>
-      <w:bookmarkStart w:id="77" w:name="_Toc216452207"/>
-      <w:bookmarkEnd w:id="76"/>
-      <w:r>
-        <w:lastRenderedPageBreak/>
+      <w:bookmarkStart w:id="77" w:name="_bookmark41"/>
+      <w:bookmarkStart w:id="78" w:name="_Toc224141771"/>
+      <w:bookmarkEnd w:id="77"/>
+      <w:r>
         <w:t>Formulaire</w:t>
       </w:r>
       <w:r>
@@ -26320,7 +26929,7 @@
       <w:r>
         <w:t>une demande de congé</w:t>
       </w:r>
-      <w:bookmarkEnd w:id="77"/>
+      <w:bookmarkEnd w:id="78"/>
     </w:p>
     <w:p>
       <w:pPr>
@@ -26329,13 +26938,12 @@
       <w:r>
         <w:rPr>
           <w:noProof/>
-          <w:lang w:val="en-US"/>
         </w:rPr>
         <w:drawing>
-          <wp:inline distT="0" distB="0" distL="0" distR="0" wp14:anchorId="16294F95" wp14:editId="35891695">
-            <wp:extent cx="6477000" cy="2437765"/>
-            <wp:effectExtent l="0" t="0" r="0" b="635"/>
-            <wp:docPr id="35" name="Picture 35"/>
+          <wp:inline distT="0" distB="0" distL="0" distR="0" wp14:anchorId="41FCDE3B" wp14:editId="30C28010">
+            <wp:extent cx="6155690" cy="2743200"/>
+            <wp:effectExtent l="0" t="0" r="0" b="0"/>
+            <wp:docPr id="1684492009" name="Image 11"/>
             <wp:cNvGraphicFramePr>
               <a:graphicFrameLocks xmlns:a="http://schemas.openxmlformats.org/drawingml/2006/main" noChangeAspect="1"/>
             </wp:cNvGraphicFramePr>
@@ -26343,11 +26951,17 @@
               <a:graphicData uri="http://schemas.openxmlformats.org/drawingml/2006/picture">
                 <pic:pic xmlns:pic="http://schemas.openxmlformats.org/drawingml/2006/picture">
                   <pic:nvPicPr>
-                    <pic:cNvPr id="1" name=""/>
+                    <pic:cNvPr id="1684492009" name="Image 1684492009"/>
                     <pic:cNvPicPr/>
                   </pic:nvPicPr>
                   <pic:blipFill>
-                    <a:blip r:embed="rId44"/>
+                    <a:blip r:embed="rId45">
+                      <a:extLst>
+                        <a:ext uri="{28A0092B-C50C-407E-A947-70E740481C1C}">
+                          <a14:useLocalDpi xmlns:a14="http://schemas.microsoft.com/office/drawing/2010/main" val="0"/>
+                        </a:ext>
+                      </a:extLst>
+                    </a:blip>
                     <a:stretch>
                       <a:fillRect/>
                     </a:stretch>
@@ -26355,7 +26969,7 @@
                   <pic:spPr>
                     <a:xfrm>
                       <a:off x="0" y="0"/>
-                      <a:ext cx="6477000" cy="2437765"/>
+                      <a:ext cx="6155690" cy="2743200"/>
                     </a:xfrm>
                     <a:prstGeom prst="rect">
                       <a:avLst/>
@@ -26402,7 +27016,15 @@
           <w:sz w:val="28"/>
           <w:szCs w:val="28"/>
         </w:rPr>
-        <w:t>8 :</w:t>
+        <w:t>9</w:t>
+      </w:r>
+      <w:r>
+        <w:rPr>
+          <w:b/>
+          <w:sz w:val="28"/>
+          <w:szCs w:val="28"/>
+        </w:rPr>
+        <w:t xml:space="preserve"> :</w:t>
       </w:r>
       <w:r>
         <w:rPr>
@@ -26568,7 +27190,15 @@
           <w:sz w:val="28"/>
           <w:szCs w:val="28"/>
         </w:rPr>
-        <w:t>à une demande de congé, d’effectuer sa demande tout en remplissant les informations nécessaires</w:t>
+        <w:t xml:space="preserve">à une demande </w:t>
+      </w:r>
+      <w:r>
+        <w:rPr>
+          <w:sz w:val="28"/>
+          <w:szCs w:val="28"/>
+        </w:rPr>
+        <w:lastRenderedPageBreak/>
+        <w:t>de congé, d’effectuer sa demande tout en remplissant les informations nécessaires</w:t>
       </w:r>
       <w:r>
         <w:rPr>
@@ -26666,11 +27296,11 @@
         <w:ind w:left="1841" w:hanging="605"/>
         <w:jc w:val="both"/>
       </w:pPr>
-      <w:bookmarkStart w:id="78" w:name="_bookmark42"/>
-      <w:bookmarkStart w:id="79" w:name="_bookmark49"/>
-      <w:bookmarkStart w:id="80" w:name="_Toc216452208"/>
-      <w:bookmarkEnd w:id="78"/>
+      <w:bookmarkStart w:id="79" w:name="_bookmark42"/>
+      <w:bookmarkStart w:id="80" w:name="_bookmark49"/>
+      <w:bookmarkStart w:id="81" w:name="_Toc224141772"/>
       <w:bookmarkEnd w:id="79"/>
+      <w:bookmarkEnd w:id="80"/>
       <w:r>
         <w:rPr>
           <w:spacing w:val="-2"/>
@@ -26678,7 +27308,7 @@
         <w:lastRenderedPageBreak/>
         <w:t>CONCLUSION</w:t>
       </w:r>
-      <w:bookmarkEnd w:id="80"/>
+      <w:bookmarkEnd w:id="81"/>
     </w:p>
     <w:p>
       <w:pPr>
@@ -26835,9 +27465,9 @@
         <w:spacing w:line="360" w:lineRule="auto"/>
         <w:jc w:val="both"/>
       </w:pPr>
-      <w:bookmarkStart w:id="81" w:name="_bookmark50"/>
-      <w:bookmarkStart w:id="82" w:name="_Toc216452209"/>
-      <w:bookmarkEnd w:id="81"/>
+      <w:bookmarkStart w:id="82" w:name="_bookmark50"/>
+      <w:bookmarkStart w:id="83" w:name="_Toc224141773"/>
+      <w:bookmarkEnd w:id="82"/>
       <w:r>
         <w:lastRenderedPageBreak/>
         <w:t>CONCLUSION</w:t>
@@ -26854,7 +27484,7 @@
         </w:rPr>
         <w:t>GENERALE</w:t>
       </w:r>
-      <w:bookmarkEnd w:id="82"/>
+      <w:bookmarkEnd w:id="83"/>
     </w:p>
     <w:p>
       <w:pPr>
@@ -27962,9 +28592,9 @@
           <w:b w:val="0"/>
         </w:rPr>
       </w:pPr>
-      <w:bookmarkStart w:id="83" w:name="_bookmark51"/>
-      <w:bookmarkStart w:id="84" w:name="_Toc216452210"/>
-      <w:bookmarkEnd w:id="83"/>
+      <w:bookmarkStart w:id="84" w:name="_bookmark51"/>
+      <w:bookmarkStart w:id="85" w:name="_Toc224141774"/>
+      <w:bookmarkEnd w:id="84"/>
       <w:r>
         <w:lastRenderedPageBreak/>
         <w:t>REFERENCES</w:t>
@@ -27981,7 +28611,7 @@
         </w:rPr>
         <w:t>BIBLIOGRAPHIQUES</w:t>
       </w:r>
-      <w:bookmarkEnd w:id="84"/>
+      <w:bookmarkEnd w:id="85"/>
     </w:p>
     <w:p>
       <w:pPr>
@@ -28482,7 +29112,7 @@
           <w:szCs w:val="28"/>
         </w:rPr>
       </w:pPr>
-      <w:hyperlink r:id="rId45">
+      <w:hyperlink r:id="rId46">
         <w:r>
           <w:rPr>
             <w:color w:val="0000FF"/>
@@ -28494,7 +29124,7 @@
           <w:t>https://www.commentcamarche.net/forum/affich</w:t>
         </w:r>
       </w:hyperlink>
-      <w:hyperlink r:id="rId46">
+      <w:hyperlink r:id="rId47">
         <w:r>
           <w:rPr>
             <w:spacing w:val="-2"/>
@@ -28504,7 +29134,7 @@
           <w:t>-</w:t>
         </w:r>
       </w:hyperlink>
-      <w:hyperlink r:id="rId47">
+      <w:hyperlink r:id="rId48">
         <w:r>
           <w:rPr>
             <w:spacing w:val="-2"/>
@@ -28514,7 +29144,7 @@
           <w:t>29529225</w:t>
         </w:r>
       </w:hyperlink>
-      <w:hyperlink r:id="rId48">
+      <w:hyperlink r:id="rId49">
         <w:r>
           <w:rPr>
             <w:spacing w:val="-2"/>
@@ -28524,7 +29154,7 @@
           <w:t>-</w:t>
         </w:r>
       </w:hyperlink>
-      <w:hyperlink r:id="rId49">
+      <w:hyperlink r:id="rId50">
         <w:r>
           <w:rPr>
             <w:spacing w:val="-2"/>
@@ -28680,7 +29310,7 @@
       <mc:AlternateContent>
         <mc:Choice Requires="wps">
           <w:drawing>
-            <wp:anchor distT="0" distB="0" distL="0" distR="0" simplePos="0" relativeHeight="251659776" behindDoc="1" locked="0" layoutInCell="1" allowOverlap="1" wp14:anchorId="29FEC59C" wp14:editId="2DEFB329">
+            <wp:anchor distT="0" distB="0" distL="0" distR="0" simplePos="0" relativeHeight="251660288" behindDoc="1" locked="0" layoutInCell="1" allowOverlap="1" wp14:anchorId="29FEC59C" wp14:editId="2DEFB329">
               <wp:simplePos x="0" y="0"/>
               <wp:positionH relativeFrom="page">
                 <wp:posOffset>3666744</wp:posOffset>
@@ -28774,7 +29404,7 @@
               <v:stroke joinstyle="miter"/>
               <v:path gradientshapeok="t" o:connecttype="rect"/>
             </v:shapetype>
-            <v:shape id="Textbox 15" o:spid="_x0000_s1026" type="#_x0000_t202" style="position:absolute;margin-left:288.7pt;margin-top:40.65pt;width:19pt;height:15.3pt;z-index:-251656704;visibility:visible;mso-wrap-style:square;mso-wrap-distance-left:0;mso-wrap-distance-top:0;mso-wrap-distance-right:0;mso-wrap-distance-bottom:0;mso-position-horizontal:absolute;mso-position-horizontal-relative:page;mso-position-vertical:absolute;mso-position-vertical-relative:page;v-text-anchor:top" o:gfxdata="UEsDBBQABgAIAAAAIQC2gziS/gAAAOEBAAATAAAAW0NvbnRlbnRfVHlwZXNdLnhtbJSRQU7DMBBF&#10;90jcwfIWJU67QAgl6YK0S0CoHGBkTxKLZGx5TGhvj5O2G0SRWNoz/78nu9wcxkFMGNg6quQqL6RA&#10;0s5Y6ir5vt9lD1JwBDIwOMJKHpHlpr69KfdHjyxSmriSfYz+USnWPY7AufNIadK6MEJMx9ApD/oD&#10;OlTrorhX2lFEilmcO2RdNtjC5xDF9pCuTyYBB5bi6bQ4syoJ3g9WQ0ymaiLzg5KdCXlKLjvcW893&#10;SUOqXwnz5DrgnHtJTxOsQfEKIT7DmDSUCaxw7Rqn8787ZsmRM9e2VmPeBN4uqYvTtW7jvijg9N/y&#10;JsXecLq0q+WD6m8AAAD//wMAUEsDBBQABgAIAAAAIQA4/SH/1gAAAJQBAAALAAAAX3JlbHMvLnJl&#10;bHOkkMFqwzAMhu+DvYPRfXGawxijTi+j0GvpHsDYimMaW0Yy2fr2M4PBMnrbUb/Q94l/f/hMi1qR&#10;JVI2sOt6UJgd+ZiDgffL8ekFlFSbvV0oo4EbChzGx4f9GRdb25HMsYhqlCwG5lrLq9biZkxWOiqY&#10;22YiTra2kYMu1l1tQD30/bPm3wwYN0x18gb45AdQl1tp5j/sFB2T0FQ7R0nTNEV3j6o9feQzro1i&#10;OWA14Fm+Q8a1a8+Bvu/d/dMb2JY5uiPbhG/ktn4cqGU/er3pcvwCAAD//wMAUEsDBBQABgAIAAAA&#10;IQBmQF9xkwEAABoDAAAOAAAAZHJzL2Uyb0RvYy54bWysUsGO0zAQvSPxD5bv1El3hSBqugJWIKQV&#10;IO3yAa5jNxGxx8y4Tfr3jL1pi+CGuNhjz/jNe2+8uZv9KI4WaYDQynpVSWGDgW4I+1Z+f/r46o0U&#10;lHTo9AjBtvJkSd5tX77YTLGxa+hh7CwKBgnUTLGVfUqxUYpMb72mFUQbOOkAvU58xL3qUE+M7ke1&#10;rqrXagLsIoKxRHx7/5yU24LvnDXpq3NkkxhbydxSWbGsu7yq7UY3e9SxH8xCQ/8DC6+HwE0vUPc6&#10;aXHA4S8oPxgEApdWBrwC5wZjiwZWU1d/qHnsdbRFC5tD8WIT/T9Y8+X4GL+hSPN7mHmARQTFBzA/&#10;iL1RU6RmqcmeUkNcnYXODn3eWYLgh+zt6eKnnZMwfLm+rW8qzhhO1W9vb+rit7o+jkjpkwUvctBK&#10;5HEVAvr4QCm31825ZOHy3D4TSfNu5pIc7qA7sYaJx9hK+nnQaKUYPwf2Kc/8HOA52J0DTOMHKD8j&#10;Swnw7pDADaXzFXfpzAMohJbPkif8+7lUXb/09hcAAAD//wMAUEsDBBQABgAIAAAAIQBoMR0F4AAA&#10;AAoBAAAPAAAAZHJzL2Rvd25yZXYueG1sTI/BTsMwDIbvSLxD5EncWBpg3dY1nSYEJyREVw4c0yZr&#10;ozVOabKtvD3mNI62P/3+/nw7uZ6dzRisRwlingAz2HhtsZXwWb3er4CFqFCr3qOR8GMCbIvbm1xl&#10;2l+wNOd9bBmFYMiUhC7GIeM8NJ1xKsz9YJBuBz86FWkcW65HdaFw1/OHJEm5UxbpQ6cG89yZ5rg/&#10;OQm7Lyxf7Pd7/VEeSltV6wTf0qOUd7NptwEWzRSvMPzpkzoU5FT7E+rAegmL5fKJUAkr8QiMgFQs&#10;aFETKcQaeJHz/xWKXwAAAP//AwBQSwECLQAUAAYACAAAACEAtoM4kv4AAADhAQAAEwAAAAAAAAAA&#10;AAAAAAAAAAAAW0NvbnRlbnRfVHlwZXNdLnhtbFBLAQItABQABgAIAAAAIQA4/SH/1gAAAJQBAAAL&#10;AAAAAAAAAAAAAAAAAC8BAABfcmVscy8ucmVsc1BLAQItABQABgAIAAAAIQBmQF9xkwEAABoDAAAO&#10;AAAAAAAAAAAAAAAAAC4CAABkcnMvZTJvRG9jLnhtbFBLAQItABQABgAIAAAAIQBoMR0F4AAAAAoB&#10;AAAPAAAAAAAAAAAAAAAAAO0DAABkcnMvZG93bnJldi54bWxQSwUGAAAAAAQABADzAAAA+gQAAAAA&#10;" filled="f" stroked="f">
+            <v:shape id="Textbox 15" o:spid="_x0000_s1026" type="#_x0000_t202" style="position:absolute;margin-left:288.7pt;margin-top:40.65pt;width:19pt;height:15.3pt;z-index:-251656192;visibility:visible;mso-wrap-style:square;mso-wrap-distance-left:0;mso-wrap-distance-top:0;mso-wrap-distance-right:0;mso-wrap-distance-bottom:0;mso-position-horizontal:absolute;mso-position-horizontal-relative:page;mso-position-vertical:absolute;mso-position-vertical-relative:page;v-text-anchor:top" o:gfxdata="UEsDBBQABgAIAAAAIQC2gziS/gAAAOEBAAATAAAAW0NvbnRlbnRfVHlwZXNdLnhtbJSRQU7DMBBF&#10;90jcwfIWJU67QAgl6YK0S0CoHGBkTxKLZGx5TGhvj5O2G0SRWNoz/78nu9wcxkFMGNg6quQqL6RA&#10;0s5Y6ir5vt9lD1JwBDIwOMJKHpHlpr69KfdHjyxSmriSfYz+USnWPY7AufNIadK6MEJMx9ApD/oD&#10;OlTrorhX2lFEilmcO2RdNtjC5xDF9pCuTyYBB5bi6bQ4syoJ3g9WQ0ymaiLzg5KdCXlKLjvcW893&#10;SUOqXwnz5DrgnHtJTxOsQfEKIT7DmDSUCaxw7Rqn8787ZsmRM9e2VmPeBN4uqYvTtW7jvijg9N/y&#10;JsXecLq0q+WD6m8AAAD//wMAUEsDBBQABgAIAAAAIQA4/SH/1gAAAJQBAAALAAAAX3JlbHMvLnJl&#10;bHOkkMFqwzAMhu+DvYPRfXGawxijTi+j0GvpHsDYimMaW0Yy2fr2M4PBMnrbUb/Q94l/f/hMi1qR&#10;JVI2sOt6UJgd+ZiDgffL8ekFlFSbvV0oo4EbChzGx4f9GRdb25HMsYhqlCwG5lrLq9biZkxWOiqY&#10;22YiTra2kYMu1l1tQD30/bPm3wwYN0x18gb45AdQl1tp5j/sFB2T0FQ7R0nTNEV3j6o9feQzro1i&#10;OWA14Fm+Q8a1a8+Bvu/d/dMb2JY5uiPbhG/ktn4cqGU/er3pcvwCAAD//wMAUEsDBBQABgAIAAAA&#10;IQBmQF9xkwEAABoDAAAOAAAAZHJzL2Uyb0RvYy54bWysUsGO0zAQvSPxD5bv1El3hSBqugJWIKQV&#10;IO3yAa5jNxGxx8y4Tfr3jL1pi+CGuNhjz/jNe2+8uZv9KI4WaYDQynpVSWGDgW4I+1Z+f/r46o0U&#10;lHTo9AjBtvJkSd5tX77YTLGxa+hh7CwKBgnUTLGVfUqxUYpMb72mFUQbOOkAvU58xL3qUE+M7ke1&#10;rqrXagLsIoKxRHx7/5yU24LvnDXpq3NkkxhbydxSWbGsu7yq7UY3e9SxH8xCQ/8DC6+HwE0vUPc6&#10;aXHA4S8oPxgEApdWBrwC5wZjiwZWU1d/qHnsdbRFC5tD8WIT/T9Y8+X4GL+hSPN7mHmARQTFBzA/&#10;iL1RU6RmqcmeUkNcnYXODn3eWYLgh+zt6eKnnZMwfLm+rW8qzhhO1W9vb+rit7o+jkjpkwUvctBK&#10;5HEVAvr4QCm31825ZOHy3D4TSfNu5pIc7qA7sYaJx9hK+nnQaKUYPwf2Kc/8HOA52J0DTOMHKD8j&#10;Swnw7pDADaXzFXfpzAMohJbPkif8+7lUXb/09hcAAAD//wMAUEsDBBQABgAIAAAAIQBoMR0F4AAA&#10;AAoBAAAPAAAAZHJzL2Rvd25yZXYueG1sTI/BTsMwDIbvSLxD5EncWBpg3dY1nSYEJyREVw4c0yZr&#10;ozVOabKtvD3mNI62P/3+/nw7uZ6dzRisRwlingAz2HhtsZXwWb3er4CFqFCr3qOR8GMCbIvbm1xl&#10;2l+wNOd9bBmFYMiUhC7GIeM8NJ1xKsz9YJBuBz86FWkcW65HdaFw1/OHJEm5UxbpQ6cG89yZ5rg/&#10;OQm7Lyxf7Pd7/VEeSltV6wTf0qOUd7NptwEWzRSvMPzpkzoU5FT7E+rAegmL5fKJUAkr8QiMgFQs&#10;aFETKcQaeJHz/xWKXwAAAP//AwBQSwECLQAUAAYACAAAACEAtoM4kv4AAADhAQAAEwAAAAAAAAAA&#10;AAAAAAAAAAAAW0NvbnRlbnRfVHlwZXNdLnhtbFBLAQItABQABgAIAAAAIQA4/SH/1gAAAJQBAAAL&#10;AAAAAAAAAAAAAAAAAC8BAABfcmVscy8ucmVsc1BLAQItABQABgAIAAAAIQBmQF9xkwEAABoDAAAO&#10;AAAAAAAAAAAAAAAAAC4CAABkcnMvZTJvRG9jLnhtbFBLAQItABQABgAIAAAAIQBoMR0F4AAAAAoB&#10;AAAPAAAAAAAAAAAAAAAAAO0DAABkcnMvZG93bnJldi54bWxQSwUGAAAAAAQABADzAAAA+gQAAAAA&#10;" filled="f" stroked="f">
               <v:textbox inset="0,0,0,0">
                 <w:txbxContent>
                   <w:p>
@@ -32469,6 +33099,7 @@
     <w:name w:val="Normal"/>
     <w:uiPriority w:val="1"/>
     <w:qFormat/>
+    <w:rsid w:val="00FF0FEC"/>
     <w:rPr>
       <w:rFonts w:ascii="Times New Roman" w:eastAsia="Times New Roman" w:hAnsi="Times New Roman" w:cs="Times New Roman"/>
       <w:lang w:val="fr-FR"/>
@@ -32511,7 +33142,6 @@
   <w:style w:type="character" w:default="1" w:styleId="Policepardfaut">
     <w:name w:val="Default Paragraph Font"/>
     <w:uiPriority w:val="1"/>
-    <w:semiHidden/>
     <w:unhideWhenUsed/>
   </w:style>
   <w:style w:type="table" w:default="1" w:styleId="TableauNormal">
